--- a/downloads/teacher/ai-2-week-08.docx
+++ b/downloads/teacher/ai-2-week-08.docx
@@ -3006,6 +3006,396 @@
         <w:t>Give Transparent Book Recommender metadata labels explicit definitions and boundary examples for reviewers.</w:t>
       </w:r>
     </w:p>
+    <w:p>
+      <w:pPr>
+        <w:pStyle w:val="Heading1"/>
+      </w:pPr>
+      <w:r>
+        <w:t>07. Prepare, teach and assess</w:t>
+      </w:r>
+    </w:p>
+    <w:p>
+      <w:r>
+        <w:t>Teaching target: Apply a category definition using explicit evidence and boundary rules</w:t>
+      </w:r>
+    </w:p>
+    <w:p>
+      <w:r>
+        <w:t>Prepare the labelled worked-case picture, the matching workbook, fictional input cards and a place for individual responses. No paid AI account is required for the paper reasoning activities.</w:t>
+      </w:r>
+    </w:p>
+    <w:tbl>
+      <w:tblPr>
+        <w:tblStyle w:val="LightShading-Accent1"/>
+        <w:tblW w:type="auto" w:w="0"/>
+        <w:tblLook w:firstColumn="1" w:firstRow="1" w:lastColumn="0" w:lastRow="0" w:noHBand="0" w:noVBand="1" w:val="04A0"/>
+      </w:tblPr>
+      <w:tblGrid>
+        <w:gridCol w:w="3408"/>
+        <w:gridCol w:w="3408"/>
+        <w:gridCol w:w="3408"/>
+      </w:tblGrid>
+      <w:tr>
+        <w:trPr>
+          <w:tblHeader/>
+        </w:trPr>
+        <w:tc>
+          <w:tcPr>
+            <w:tcW w:type="dxa" w:w="3408"/>
+          </w:tcPr>
+          <w:p>
+            <w:r>
+              <w:t>Session</w:t>
+            </w:r>
+          </w:p>
+        </w:tc>
+        <w:tc>
+          <w:tcPr>
+            <w:tcW w:type="dxa" w:w="3408"/>
+          </w:tcPr>
+          <w:p>
+            <w:r>
+              <w:t>Plan</w:t>
+            </w:r>
+          </w:p>
+        </w:tc>
+        <w:tc>
+          <w:tcPr>
+            <w:tcW w:type="dxa" w:w="3408"/>
+          </w:tcPr>
+          <w:p>
+            <w:r>
+              <w:t>Resources</w:t>
+            </w:r>
+          </w:p>
+        </w:tc>
+      </w:tr>
+      <w:tr>
+        <w:tc>
+          <w:tcPr>
+            <w:tcW w:type="dxa" w:w="3408"/>
+          </w:tcPr>
+          <w:p>
+            <w:r>
+              <w:t>Session 1 · Understand · 45 min</w:t>
+            </w:r>
+          </w:p>
+        </w:tc>
+        <w:tc>
+          <w:tcPr>
+            <w:tcW w:type="dxa" w:w="3408"/>
+          </w:tcPr>
+          <w:p>
+            <w:r>
+              <w:t>0–7: recall and prerequisite; 7–15: inspect the concrete case and predict; 15–30: teacher models the worked trace; 30–40: learners explain a step using the text and visual; 40–45: check the core idea.</w:t>
+            </w:r>
+          </w:p>
+        </w:tc>
+        <w:tc>
+          <w:tcPr>
+            <w:tcW w:type="dxa" w:w="3408"/>
+          </w:tcPr>
+          <w:p>
+            <w:r>
+              <w:t>Sections 1–6; record the brief recall in the workbook.</w:t>
+            </w:r>
+          </w:p>
+        </w:tc>
+      </w:tr>
+      <w:tr>
+        <w:tc>
+          <w:tcPr>
+            <w:tcW w:type="dxa" w:w="3408"/>
+          </w:tcPr>
+          <w:p>
+            <w:r>
+              <w:t>Session 2 · Practise · 45 min</w:t>
+            </w:r>
+          </w:p>
+        </w:tc>
+        <w:tc>
+          <w:tcPr>
+            <w:tcW w:type="dxa" w:w="3408"/>
+          </w:tcPr>
+          <w:p>
+            <w:r>
+              <w:t>0–5: retrieve the procedure; 5–15: W2 completion practice; 15–23: explain and check with a partner; 23–30: each learner answers the misconception check; 30–40: targeted reteaching or a harder variation; 40–45: prepare the investigation.</w:t>
+            </w:r>
+          </w:p>
+        </w:tc>
+        <w:tc>
+          <w:tcPr>
+            <w:tcW w:type="dxa" w:w="3408"/>
+          </w:tcPr>
+          <w:p>
+            <w:r>
+              <w:t>Sections 7–10; use the matching workbook W2 and misconception check.</w:t>
+            </w:r>
+          </w:p>
+        </w:tc>
+      </w:tr>
+      <w:tr>
+        <w:tc>
+          <w:tcPr>
+            <w:tcW w:type="dxa" w:w="3408"/>
+          </w:tcPr>
+          <w:p>
+            <w:r>
+              <w:t>Session 3 · Investigate and transfer · 45 min</w:t>
+            </w:r>
+          </w:p>
+        </w:tc>
+        <w:tc>
+          <w:tcPr>
+            <w:tcW w:type="dxa" w:w="3408"/>
+          </w:tcPr>
+          <w:p>
+            <w:r>
+              <w:t>0–5: retrieve the decision rule; 5–20: investigate or trace; 20–30: start the independent case; 30–38: connect the project; 38–43: act on feedback; 43–45: plan the return check.</w:t>
+            </w:r>
+          </w:p>
+        </w:tc>
+        <w:tc>
+          <w:tcPr>
+            <w:tcW w:type="dxa" w:w="3408"/>
+          </w:tcPr>
+          <w:p>
+            <w:r>
+              <w:t>Sections 9 and 11–14. Give extra time to finish the full task set; use Section 15 when the week includes a coding lab.</w:t>
+            </w:r>
+          </w:p>
+        </w:tc>
+      </w:tr>
+    </w:tbl>
+    <w:p>
+      <w:r>
+        <w:t>Before class, solve the supported practice: A helper says Label a card ready if it looks nice. Explain why this can lead to inconsistent labels. Replace it with an instruction that another person can apply using the calendar policy, including what to do about a blank field.</w:t>
+      </w:r>
+    </w:p>
+    <w:p>
+      <w:r>
+        <w:t>Reasoned practice answer: Looks nice has no agreed observable criterion and can invite different preferences. A usable replacement checks for a known day outside whole numbers 1 to 30 or a known room other than A/B and labels revise; otherwise any blank or unreadable required field gives review; otherwise label ready. Accept equivalent wording that preserves all criteria and priority.</w:t>
+      </w:r>
+    </w:p>
+    <w:p>
+      <w:r>
+        <w:t>Check every learner before discussion: Use the worked case for Categories and operational labels. Proposed explanation: “A blank is the same as a failing value”. Decide whether this explanation is supported. Point to the step or supplied fact that decides; explain your repair if needed.</w:t>
+      </w:r>
+    </w:p>
+    <w:p>
+      <w:r>
+        <w:t>Misconception repair: Contrast unreadable day with day 0. One is unknown; the other is known to violate the stated range.</w:t>
+      </w:r>
+    </w:p>
+    <w:p>
+      <w:r>
+        <w:t>Support: read the exact case aloud, enlarge the labelled picture, supply input cards and model only the first deciding step. Accept a spoken explanation or drawing; retain the reasoning goal.</w:t>
+      </w:r>
+    </w:p>
+    <w:p>
+      <w:r>
+        <w:t>Extension: Change the documented policy to fewer than 80 instead. Require a prediction and a reason before comparing. Expected result: A’s original labels now match; B must change its equality behavior. Reason: The authoritative definition changed, not the physical books.</w:t>
+      </w:r>
+    </w:p>
+    <w:p>
+      <w:r>
+        <w:t>Independent assessment: withhold the reserved answer until the learner has attempted the new case. Record support separately from correctness.</w:t>
+      </w:r>
+    </w:p>
+    <w:tbl>
+      <w:tblPr>
+        <w:tblStyle w:val="LightShading-Accent1"/>
+        <w:tblW w:type="auto" w:w="0"/>
+        <w:tblLook w:firstColumn="1" w:firstRow="1" w:lastColumn="0" w:lastRow="0" w:noHBand="0" w:noVBand="1" w:val="04A0"/>
+      </w:tblPr>
+      <w:tblGrid>
+        <w:gridCol w:w="2556"/>
+        <w:gridCol w:w="2556"/>
+        <w:gridCol w:w="2556"/>
+        <w:gridCol w:w="2556"/>
+      </w:tblGrid>
+      <w:tr>
+        <w:trPr>
+          <w:tblHeader/>
+        </w:trPr>
+        <w:tc>
+          <w:tcPr>
+            <w:tcW w:type="dxa" w:w="2556"/>
+          </w:tcPr>
+          <w:p>
+            <w:r>
+              <w:t>Criterion</w:t>
+            </w:r>
+          </w:p>
+        </w:tc>
+        <w:tc>
+          <w:tcPr>
+            <w:tcW w:type="dxa" w:w="2556"/>
+          </w:tcPr>
+          <w:p>
+            <w:r>
+              <w:t>Not yet</w:t>
+            </w:r>
+          </w:p>
+        </w:tc>
+        <w:tc>
+          <w:tcPr>
+            <w:tcW w:type="dxa" w:w="2556"/>
+          </w:tcPr>
+          <w:p>
+            <w:r>
+              <w:t>With support</w:t>
+            </w:r>
+          </w:p>
+        </w:tc>
+        <w:tc>
+          <w:tcPr>
+            <w:tcW w:type="dxa" w:w="2556"/>
+          </w:tcPr>
+          <w:p>
+            <w:r>
+              <w:t>Independent</w:t>
+            </w:r>
+          </w:p>
+        </w:tc>
+      </w:tr>
+      <w:tr>
+        <w:tc>
+          <w:tcPr>
+            <w:tcW w:type="dxa" w:w="2556"/>
+          </w:tcPr>
+          <w:p>
+            <w:r>
+              <w:t>Explanation</w:t>
+            </w:r>
+          </w:p>
+        </w:tc>
+        <w:tc>
+          <w:tcPr>
+            <w:tcW w:type="dxa" w:w="2556"/>
+          </w:tcPr>
+          <w:p>
+            <w:r>
+              <w:t>Names an answer without a deciding fact</w:t>
+            </w:r>
+          </w:p>
+        </w:tc>
+        <w:tc>
+          <w:tcPr>
+            <w:tcW w:type="dxa" w:w="2556"/>
+          </w:tcPr>
+          <w:p>
+            <w:r>
+              <w:t>Uses a hint to link fact and decision</w:t>
+            </w:r>
+          </w:p>
+        </w:tc>
+        <w:tc>
+          <w:tcPr>
+            <w:tcW w:type="dxa" w:w="2556"/>
+          </w:tcPr>
+          <w:p>
+            <w:r>
+              <w:t>Explains the deciding fact in own words</w:t>
+            </w:r>
+          </w:p>
+        </w:tc>
+      </w:tr>
+      <w:tr>
+        <w:tc>
+          <w:tcPr>
+            <w:tcW w:type="dxa" w:w="2556"/>
+          </w:tcPr>
+          <w:p>
+            <w:r>
+              <w:t>Trace or test</w:t>
+            </w:r>
+          </w:p>
+        </w:tc>
+        <w:tc>
+          <w:tcPr>
+            <w:tcW w:type="dxa" w:w="2556"/>
+          </w:tcPr>
+          <w:p>
+            <w:r>
+              <w:t>Cannot connect input and result</w:t>
+            </w:r>
+          </w:p>
+        </w:tc>
+        <w:tc>
+          <w:tcPr>
+            <w:tcW w:type="dxa" w:w="2556"/>
+          </w:tcPr>
+          <w:p>
+            <w:r>
+              <w:t>Completes steps with prompts</w:t>
+            </w:r>
+          </w:p>
+        </w:tc>
+        <w:tc>
+          <w:tcPr>
+            <w:tcW w:type="dxa" w:w="2556"/>
+          </w:tcPr>
+          <w:p>
+            <w:r>
+              <w:t>Traces or tests a changed case accurately</w:t>
+            </w:r>
+          </w:p>
+        </w:tc>
+      </w:tr>
+      <w:tr>
+        <w:tc>
+          <w:tcPr>
+            <w:tcW w:type="dxa" w:w="2556"/>
+          </w:tcPr>
+          <w:p>
+            <w:r>
+              <w:t>Limits and revision</w:t>
+            </w:r>
+          </w:p>
+        </w:tc>
+        <w:tc>
+          <w:tcPr>
+            <w:tcW w:type="dxa" w:w="2556"/>
+          </w:tcPr>
+          <w:p>
+            <w:r>
+              <w:t>Claims more than evidence supports</w:t>
+            </w:r>
+          </w:p>
+        </w:tc>
+        <w:tc>
+          <w:tcPr>
+            <w:tcW w:type="dxa" w:w="2556"/>
+          </w:tcPr>
+          <w:p>
+            <w:r>
+              <w:t>Names a limit after a prompt</w:t>
+            </w:r>
+          </w:p>
+        </w:tc>
+        <w:tc>
+          <w:tcPr>
+            <w:tcW w:type="dxa" w:w="2556"/>
+          </w:tcPr>
+          <w:p>
+            <w:r>
+              <w:t>States a defensible limit and useful next test</w:t>
+            </w:r>
+          </w:p>
+        </w:tc>
+      </w:tr>
+    </w:tbl>
+    <w:p>
+      <w:r>
+        <w:t>Project checkpoint: Make a transparent first version. Keep a trace of how one input becomes an output; explain the rule or learned component.</w:t>
+      </w:r>
+    </w:p>
+    <w:p>
+      <w:r>
+        <w:t>Use the weekly teacher answer for topic-specific reasoning. A saved progress tick is an activity record; judge mastery from the learner’s explanation and evidence.</w:t>
+      </w:r>
+    </w:p>
     <w:sectPr>
       <w:pgSz w:w="12240" w:h="15840"/>
       <w:pgMar w:top="936" w:right="1008" w:bottom="936" w:left="1008" w:header="720" w:footer="720" w:gutter="0"/>

--- a/downloads/teacher/ai-2-week-08.docx
+++ b/downloads/teacher/ai-2-week-08.docx
@@ -3396,6 +3396,39 @@
         <w:t>Use the weekly teacher answer for topic-specific reasoning. A saved progress tick is an activity record; judge mastery from the learner’s explanation and evidence.</w:t>
       </w:r>
     </w:p>
+    <w:p>
+      <w:pPr>
+        <w:pStyle w:val="Heading1"/>
+      </w:pPr>
+      <w:r>
+        <w:t>08. Use feedback, labs and repair paths</w:t>
+      </w:r>
+    </w:p>
+    <w:p>
+      <w:r>
+        <w:t>Use the two formative questions as supported practice, not as independent mastery scores. Discuss the deciding evidence rather than accepting a guessed selection.</w:t>
+      </w:r>
+    </w:p>
+    <w:p>
+      <w:r>
+        <w:t>The feedback comes from the reviewed public worked case. Do not reveal the separately reserved independent teacher answer until the learner has attempted that case.</w:t>
+      </w:r>
+    </w:p>
+    <w:p>
+      <w:r>
+        <w:t>Ask students to predict before running code. Preserve errors and actual outputs; collect a changed test and an explanation. The branch-boundary and indexing lessons deliberately include failure cases.</w:t>
+      </w:r>
+    </w:p>
+    <w:p>
+      <w:r>
+        <w:t>Use the earlier worked-explanation links to address a specific missing building block, then return to the current question. Adapt this suggestion after observing the learner; it is not an automatic diagnosis.</w:t>
+      </w:r>
+    </w:p>
+    <w:p>
+      <w:r>
+        <w:t>Collect the completed-work portfolio as evidence. Record support separately from correctness, and assess explanation, trace/test and limitations. Progress ticks and quiz selections alone do not establish mastery.</w:t>
+      </w:r>
+    </w:p>
     <w:sectPr>
       <w:pgSz w:w="12240" w:h="15840"/>
       <w:pgMar w:top="936" w:right="1008" w:bottom="936" w:left="1008" w:header="720" w:footer="720" w:gutter="0"/>

--- a/downloads/teacher/ai-2-week-08.docx
+++ b/downloads/teacher/ai-2-week-08.docx
@@ -29,6 +29,11 @@
       </w:r>
     </w:p>
     <w:p>
+      <w:r>
+        <w:t>Prepare Operational Labels: check the target, prerequisites, resources and adaptable teaching schedule.</w:t>
+      </w:r>
+    </w:p>
+    <w:p>
       <w:pPr>
         <w:pStyle w:val="Heading3"/>
       </w:pPr>
@@ -37,8 +42,38 @@
       </w:r>
     </w:p>
     <w:p>
-      <w:r>
-        <w:t>Primary target: Apply a category definition using explicit evidence and boundary rules</w:t>
+      <w:pPr>
+        <w:spacing w:line="336" w:lineRule="auto" w:after="180"/>
+      </w:pPr>
+      <w:r>
+        <w:rPr>
+          <w:b w:val="0"/>
+        </w:rPr>
+        <w:t xml:space="preserve">Primary target: Apply a </w:t>
+      </w:r>
+      <w:r>
+        <w:rPr>
+          <w:b/>
+        </w:rPr>
+        <w:t>category</w:t>
+      </w:r>
+      <w:r>
+        <w:rPr>
+          <w:b w:val="0"/>
+        </w:rPr>
+        <w:t xml:space="preserve"> definition using explicit </w:t>
+      </w:r>
+      <w:r>
+        <w:rPr>
+          <w:b/>
+        </w:rPr>
+        <w:t>evidence</w:t>
+      </w:r>
+      <w:r>
+        <w:rPr>
+          <w:b w:val="0"/>
+        </w:rPr>
+        <w:t xml:space="preserve"> and boundary rules</w:t>
       </w:r>
     </w:p>
     <w:tbl>
@@ -185,12 +220,47 @@
       </w:tr>
     </w:tbl>
     <w:p>
-      <w:r>
-        <w:t>This is a starting allocation of 135 minutes, not a validated duration. Preserve all named topics. Schedule extra time for connected examples, the full investigation, independent cases and project building. Repeated copies of a case share one recorded attempt; they are not new evidence.</w:t>
-      </w:r>
-    </w:p>
-    <w:p>
-      <w:r>
+      <w:pPr>
+        <w:spacing w:line="336" w:lineRule="auto" w:after="180"/>
+      </w:pPr>
+      <w:r>
+        <w:rPr>
+          <w:b w:val="0"/>
+        </w:rPr>
+        <w:t>This is a starting allocation of 135 minutes, not a validated duration. Preserve all named topics. Schedule extra time for connected examples, the full investigation, independent cases and project building.</w:t>
+      </w:r>
+    </w:p>
+    <w:p>
+      <w:pPr>
+        <w:spacing w:line="336" w:lineRule="auto" w:after="180"/>
+      </w:pPr>
+      <w:r>
+        <w:rPr>
+          <w:b w:val="0"/>
+        </w:rPr>
+        <w:t xml:space="preserve">Repeated copies of a case share one recorded attempt; they are not new </w:t>
+      </w:r>
+      <w:r>
+        <w:rPr>
+          <w:b/>
+        </w:rPr>
+        <w:t>evidence</w:t>
+      </w:r>
+      <w:r>
+        <w:rPr>
+          <w:b w:val="0"/>
+        </w:rPr>
+        <w:t>.</w:t>
+      </w:r>
+    </w:p>
+    <w:p>
+      <w:pPr>
+        <w:spacing w:line="336" w:lineRule="auto" w:after="180"/>
+      </w:pPr>
+      <w:r>
+        <w:rPr>
+          <w:b w:val="0"/>
+        </w:rPr>
         <w:t>Case exposure check: this source example appears in ai-1/7, ai-2/8. Reuse a familiar case for recall or modelling; verify that the case used to assess transfer has not already received feedback.</w:t>
       </w:r>
     </w:p>
@@ -211,17 +281,35 @@
       </w:r>
     </w:p>
     <w:p>
-      <w:r>
+      <w:pPr>
+        <w:spacing w:line="336" w:lineRule="auto" w:after="180"/>
+      </w:pPr>
+      <w:r>
+        <w:rPr>
+          <w:b w:val="0"/>
+        </w:rPr>
         <w:t>Without opening the old lesson, explain one key idea from Rows Columns and Data Types. Give an example and a mistake that the idea helps you avoid.</w:t>
       </w:r>
     </w:p>
     <w:p>
-      <w:r>
+      <w:pPr>
+        <w:spacing w:line="336" w:lineRule="auto" w:after="180"/>
+      </w:pPr>
+      <w:r>
+        <w:rPr>
+          <w:b w:val="0"/>
+        </w:rPr>
         <w:t>Look for: Specify a table schema</w:t>
       </w:r>
     </w:p>
     <w:p>
-      <w:r>
+      <w:pPr>
+        <w:spacing w:line="336" w:lineRule="auto" w:after="180"/>
+      </w:pPr>
+      <w:r>
+        <w:rPr>
+          <w:b w:val="0"/>
+        </w:rPr>
         <w:t>Reference example, not the only acceptable wording: activity: nonempty text; minutes: integer from 0 to 60 inclusive.</w:t>
       </w:r>
     </w:p>
@@ -234,17 +322,35 @@
       </w:r>
     </w:p>
     <w:p>
-      <w:r>
+      <w:pPr>
+        <w:spacing w:line="336" w:lineRule="auto" w:after="180"/>
+      </w:pPr>
+      <w:r>
+        <w:rPr>
+          <w:b w:val="0"/>
+        </w:rPr>
         <w:t>Without opening the old lesson, explain one key idea from Loops and Stopping. Give an example and a mistake that the idea helps you avoid.</w:t>
       </w:r>
     </w:p>
     <w:p>
-      <w:r>
+      <w:pPr>
+        <w:spacing w:line="336" w:lineRule="auto" w:after="180"/>
+      </w:pPr>
+      <w:r>
+        <w:rPr>
+          <w:b w:val="0"/>
+        </w:rPr>
         <w:t>Look for: Trace variable values before and after each loop iteration</w:t>
       </w:r>
     </w:p>
     <w:p>
-      <w:r>
+      <w:pPr>
+        <w:spacing w:line="336" w:lineRule="auto" w:after="180"/>
+      </w:pPr>
+      <w:r>
+        <w:rPr>
+          <w:b w:val="0"/>
+        </w:rPr>
         <w:t>Reference example, not the only acceptable wording: 2, 3 and 4; the stop value is excluded. The body runs three times.</w:t>
       </w:r>
     </w:p>
@@ -257,22 +363,46 @@
       </w:r>
     </w:p>
     <w:p>
-      <w:r>
+      <w:pPr>
+        <w:spacing w:line="336" w:lineRule="auto" w:after="180"/>
+      </w:pPr>
+      <w:r>
+        <w:rPr>
+          <w:b w:val="0"/>
+        </w:rPr>
         <w:t>Without opening the old lesson, explain one key idea from Decompose a Goal. Give an example and a mistake that the idea helps you avoid.</w:t>
       </w:r>
     </w:p>
     <w:p>
-      <w:r>
+      <w:pPr>
+        <w:spacing w:line="336" w:lineRule="auto" w:after="180"/>
+      </w:pPr>
+      <w:r>
+        <w:rPr>
+          <w:b w:val="0"/>
+        </w:rPr>
         <w:t>Look for: Distinguish a function definition from a function call</w:t>
       </w:r>
     </w:p>
     <w:p>
-      <w:r>
+      <w:pPr>
+        <w:spacing w:line="336" w:lineRule="auto" w:after="180"/>
+      </w:pPr>
+      <w:r>
+        <w:rPr>
+          <w:b w:val="0"/>
+        </w:rPr>
         <w:t>Reference example, not the only acceptable wording: Name show_remaining; parameters capacity and used. Arguments 15 and 6 match capacity = 15 and used = 6. Expected printed result 9.</w:t>
       </w:r>
     </w:p>
     <w:p>
-      <w:r>
+      <w:pPr>
+        <w:spacing w:line="336" w:lineRule="auto" w:after="180"/>
+      </w:pPr>
+      <w:r>
+        <w:rPr>
+          <w:b w:val="0"/>
+        </w:rPr>
         <w:t>Use the student module and workbook section with this exact week title. The worked case, independent question and answers below form one aligned lesson sequence.</w:t>
       </w:r>
     </w:p>
@@ -285,8 +415,38 @@
       </w:r>
     </w:p>
     <w:p>
-      <w:r>
-        <w:t>Two labelers use 'short' to mean pages&lt;100 and pages&lt;=100. They disagree only on 100-page books. Write a shared definition and explain how to repair the existing labels.</w:t>
+      <w:pPr>
+        <w:spacing w:line="336" w:lineRule="auto" w:after="180"/>
+      </w:pPr>
+      <w:r>
+        <w:rPr>
+          <w:b w:val="0"/>
+        </w:rPr>
+        <w:t xml:space="preserve">Two </w:t>
+      </w:r>
+      <w:r>
+        <w:rPr>
+          <w:b/>
+        </w:rPr>
+        <w:t>label</w:t>
+      </w:r>
+      <w:r>
+        <w:rPr>
+          <w:b w:val="0"/>
+        </w:rPr>
+        <w:t xml:space="preserve">ers use 'short' to mean pages&lt;100 and pages&lt;=100. They disagree only on 100-page books. Write a shared definition and explain how to repair the existing </w:t>
+      </w:r>
+      <w:r>
+        <w:rPr>
+          <w:b/>
+        </w:rPr>
+        <w:t>label</w:t>
+      </w:r>
+      <w:r>
+        <w:rPr>
+          <w:b w:val="0"/>
+        </w:rPr>
+        <w:t>s.</w:t>
       </w:r>
     </w:p>
     <w:p>
@@ -298,8 +458,26 @@
       </w:r>
     </w:p>
     <w:p>
-      <w:r>
-        <w:t>A label is reliable only when different people can apply its definition consistently.</w:t>
+      <w:pPr>
+        <w:spacing w:line="336" w:lineRule="auto" w:after="180"/>
+      </w:pPr>
+      <w:r>
+        <w:rPr>
+          <w:b w:val="0"/>
+        </w:rPr>
+        <w:t xml:space="preserve">A </w:t>
+      </w:r>
+      <w:r>
+        <w:rPr>
+          <w:b/>
+        </w:rPr>
+        <w:t>label</w:t>
+      </w:r>
+      <w:r>
+        <w:rPr>
+          <w:b w:val="0"/>
+        </w:rPr>
+        <w:t xml:space="preserve"> is reliable only when different people can apply its definition consistently.</w:t>
       </w:r>
     </w:p>
     <w:tbl>
@@ -435,12 +613,38 @@
       </w:r>
     </w:p>
     <w:p>
-      <w:r>
+      <w:pPr>
+        <w:spacing w:line="336" w:lineRule="auto" w:after="180"/>
+      </w:pPr>
+      <w:r>
+        <w:rPr>
+          <w:b w:val="0"/>
+        </w:rPr>
         <w:t>Use the supplied scenario, student illustrations and blank paper. For numeric work, offer counters or a calculator after learners show the setup. Fictional records are supplied; personal data and paid accounts are unnecessary.</w:t>
       </w:r>
     </w:p>
     <w:p>
-      <w:r>
+      <w:pPr>
+        <w:pStyle w:val="Heading3"/>
+      </w:pPr>
+      <w:r>
+        <w:t>Alternative compact allocation</w:t>
+      </w:r>
+    </w:p>
+    <w:p>
+      <w:r>
+        <w:t>This compact option is not the full-week schedule. Use the main teaching cycle and allow extra sessions for the investigation, independent work and project.</w:t>
+      </w:r>
+    </w:p>
+    <w:p>
+      <w:pPr>
+        <w:spacing w:line="336" w:lineRule="auto" w:after="180"/>
+        <w:shd w:fill="F1F6F8"/>
+      </w:pPr>
+      <w:r>
+        <w:rPr>
+          <w:b w:val="0"/>
+        </w:rPr>
         <w:t>Allow 80 minutes: recall 8; explanation 12; worked demonstration 15; guided practice 20; independent assessment 15; project and reflection 10. Extend the lab into a second session when needed.</w:t>
       </w:r>
     </w:p>
@@ -453,8 +657,90 @@
       </w:r>
     </w:p>
     <w:p>
-      <w:r>
-        <w:t>This lesson establishes labels as task-dependent records produced under a guide. Use fictional event and equipment forms rather than categories about classmates. The three categories deliberately separate known failures from unknown information, with known failure taking priority. A ready label checks a representation; it does not establish truth, quality, safety or permission. Agreement is useful evidence about consistency, but shared mistakes can produce high agreement.</w:t>
+      <w:pPr>
+        <w:spacing w:line="336" w:lineRule="auto" w:after="180"/>
+      </w:pPr>
+      <w:r>
+        <w:rPr>
+          <w:b w:val="0"/>
+        </w:rPr>
+        <w:t xml:space="preserve">This lesson establishes </w:t>
+      </w:r>
+      <w:r>
+        <w:rPr>
+          <w:b/>
+        </w:rPr>
+        <w:t>label</w:t>
+      </w:r>
+      <w:r>
+        <w:rPr>
+          <w:b w:val="0"/>
+        </w:rPr>
+        <w:t>s as task-dependent records produced under a guide. Use fictional event and equipment forms rather than categories about classmates.</w:t>
+      </w:r>
+    </w:p>
+    <w:p>
+      <w:pPr>
+        <w:spacing w:line="336" w:lineRule="auto" w:after="180"/>
+      </w:pPr>
+      <w:r>
+        <w:rPr>
+          <w:b w:val="0"/>
+        </w:rPr>
+        <w:t xml:space="preserve">The three categories deliberately separate known failures from unknown information, with known failure taking priority. A ready </w:t>
+      </w:r>
+      <w:r>
+        <w:rPr>
+          <w:b/>
+        </w:rPr>
+        <w:t>label</w:t>
+      </w:r>
+      <w:r>
+        <w:rPr>
+          <w:b w:val="0"/>
+        </w:rPr>
+        <w:t xml:space="preserve"> checks a representation; it does not establish truth, quality, safety or permission.</w:t>
+      </w:r>
+    </w:p>
+    <w:p>
+      <w:pPr>
+        <w:spacing w:line="336" w:lineRule="auto" w:after="180"/>
+      </w:pPr>
+      <w:r>
+        <w:rPr>
+          <w:b/>
+        </w:rPr>
+        <w:t>Agreement</w:t>
+      </w:r>
+      <w:r>
+        <w:rPr>
+          <w:b w:val="0"/>
+        </w:rPr>
+        <w:t xml:space="preserve"> is useful </w:t>
+      </w:r>
+      <w:r>
+        <w:rPr>
+          <w:b/>
+        </w:rPr>
+        <w:t>evidence</w:t>
+      </w:r>
+      <w:r>
+        <w:rPr>
+          <w:b w:val="0"/>
+        </w:rPr>
+        <w:t xml:space="preserve"> about consistency, but shared mistakes can produce high </w:t>
+      </w:r>
+      <w:r>
+        <w:rPr>
+          <w:b/>
+        </w:rPr>
+        <w:t>agreement</w:t>
+      </w:r>
+      <w:r>
+        <w:rPr>
+          <w:b w:val="0"/>
+        </w:rPr>
+        <w:t>.</w:t>
       </w:r>
     </w:p>
     <w:p>
@@ -466,22 +752,70 @@
       </w:r>
     </w:p>
     <w:p>
-      <w:r>
-        <w:t>The missing word is information the representation does not establish. Filling it without evidence adds an assumption; a later stage should preserve the uncertainty or request a check.</w:t>
-      </w:r>
-    </w:p>
-    <w:p>
-      <w:r>
+      <w:pPr>
+        <w:spacing w:line="336" w:lineRule="auto" w:after="180"/>
+      </w:pPr>
+      <w:r>
+        <w:rPr>
+          <w:b w:val="0"/>
+        </w:rPr>
+        <w:t xml:space="preserve">The missing word is information the representation does not establish. Filling it without </w:t>
+      </w:r>
+      <w:r>
+        <w:rPr>
+          <w:b/>
+        </w:rPr>
+        <w:t>evidence</w:t>
+      </w:r>
+      <w:r>
+        <w:rPr>
+          <w:b w:val="0"/>
+        </w:rPr>
+        <w:t xml:space="preserve"> adds an assumption; a later stage should preserve the uncertainty or request a check.</w:t>
+      </w:r>
+    </w:p>
+    <w:p>
+      <w:pPr>
+        <w:spacing w:line="336" w:lineRule="auto" w:after="180"/>
+      </w:pPr>
+      <w:r>
+        <w:rPr>
+          <w:b w:val="0"/>
+        </w:rPr>
         <w:t>Paper calendar cards with the four worked field combinations and the printed policy</w:t>
       </w:r>
     </w:p>
     <w:p>
-      <w:r>
-        <w:t>A second set of cards labelled independently by partners before discussion</w:t>
-      </w:r>
-    </w:p>
-    <w:p>
-      <w:r>
+      <w:pPr>
+        <w:spacing w:line="336" w:lineRule="auto" w:after="180"/>
+      </w:pPr>
+      <w:r>
+        <w:rPr>
+          <w:b w:val="0"/>
+        </w:rPr>
+        <w:t xml:space="preserve">A second set of cards </w:t>
+      </w:r>
+      <w:r>
+        <w:rPr>
+          <w:b/>
+        </w:rPr>
+        <w:t>label</w:t>
+      </w:r>
+      <w:r>
+        <w:rPr>
+          <w:b w:val="0"/>
+        </w:rPr>
+        <w:t>led independently by partners before discussion</w:t>
+      </w:r>
+    </w:p>
+    <w:p>
+      <w:pPr>
+        <w:spacing w:line="336" w:lineRule="auto" w:after="180"/>
+      </w:pPr>
+      <w:r>
+        <w:rPr>
+          <w:b w:val="0"/>
+        </w:rPr>
         <w:t>The equipment-request cases on a separate sheet for independent assessment; no accounts or personal data are required</w:t>
       </w:r>
     </w:p>
@@ -494,12 +828,60 @@
       </w:r>
     </w:p>
     <w:p>
-      <w:r>
-        <w:t>By the end, I can resolve label disagreement by checking an operational definition at equality.</w:t>
-      </w:r>
-    </w:p>
-    <w:p>
-      <w:r>
+      <w:pPr>
+        <w:spacing w:line="336" w:lineRule="auto" w:after="180"/>
+      </w:pPr>
+      <w:r>
+        <w:rPr>
+          <w:b w:val="0"/>
+        </w:rPr>
+        <w:t xml:space="preserve">By the end, I can resolve </w:t>
+      </w:r>
+      <w:r>
+        <w:rPr>
+          <w:b/>
+        </w:rPr>
+        <w:t>label</w:t>
+      </w:r>
+      <w:r>
+        <w:rPr>
+          <w:b w:val="0"/>
+        </w:rPr>
+        <w:t xml:space="preserve"> </w:t>
+      </w:r>
+      <w:r>
+        <w:rPr>
+          <w:b/>
+        </w:rPr>
+        <w:t>disagreement</w:t>
+      </w:r>
+      <w:r>
+        <w:rPr>
+          <w:b w:val="0"/>
+        </w:rPr>
+        <w:t xml:space="preserve"> by checking an </w:t>
+      </w:r>
+      <w:r>
+        <w:rPr>
+          <w:b/>
+        </w:rPr>
+        <w:t>operational definition</w:t>
+      </w:r>
+      <w:r>
+        <w:rPr>
+          <w:b w:val="0"/>
+        </w:rPr>
+        <w:t xml:space="preserve"> at equality.</w:t>
+      </w:r>
+    </w:p>
+    <w:p>
+      <w:pPr>
+        <w:spacing w:line="336" w:lineRule="auto" w:after="180"/>
+      </w:pPr>
+      <w:r>
+        <w:rPr>
+          <w:b w:val="0"/>
+        </w:rPr>
         <w:t>This added worked case illustrates the week’s main idea. Retain all original and connected topics; schedule its practice within the teaching cycle.</w:t>
       </w:r>
     </w:p>
@@ -512,61 +894,251 @@
       </w:r>
     </w:p>
     <w:p>
+      <w:r>
+        <w:t>Model Operational Labels using the supplied case, labelled mechanism and reasoning. Make the scope of each conclusion explicit.</w:t>
+      </w:r>
+    </w:p>
+    <w:p>
+      <w:pPr>
+        <w:spacing w:line="336" w:lineRule="auto" w:after="180"/>
+      </w:pPr>
+      <w:r>
+        <w:rPr>
+          <w:b/>
+        </w:rPr>
+        <w:t>Input</w:t>
+      </w:r>
+      <w:r>
+        <w:rPr>
+          <w:b w:val="0"/>
+        </w:rPr>
+        <w:t xml:space="preserve"> → </w:t>
+      </w:r>
+      <w:r>
+        <w:rPr>
+          <w:b/>
+        </w:rPr>
+        <w:t>Process</w:t>
+      </w:r>
+      <w:r>
+        <w:rPr>
+          <w:b w:val="0"/>
+        </w:rPr>
+        <w:t xml:space="preserve"> → </w:t>
+      </w:r>
+      <w:r>
+        <w:rPr>
+          <w:b/>
+        </w:rPr>
+        <w:t>Output</w:t>
+      </w:r>
+    </w:p>
+    <w:p>
+      <w:pPr>
+        <w:spacing w:line="336" w:lineRule="auto" w:after="180"/>
+      </w:pPr>
+      <w:r>
+        <w:rPr>
+          <w:b w:val="0"/>
+        </w:rPr>
+        <w:t>Trace the information. At each stage, ask what changed and how you could test it.</w:t>
+      </w:r>
+    </w:p>
+    <w:p>
+      <w:pPr>
+        <w:spacing w:line="336" w:lineRule="auto" w:after="180"/>
+      </w:pPr>
+      <w:r>
+        <w:rPr>
+          <w:b w:val="0"/>
+        </w:rPr>
+        <w:t>Which stage could fail even when the other two are correct? Explain:</w:t>
+      </w:r>
+    </w:p>
+    <w:p>
+      <w:pPr>
+        <w:spacing w:line="336" w:lineRule="auto" w:after="180"/>
+      </w:pPr>
+      <w:r>
+        <w:rPr>
+          <w:b w:val="0"/>
+        </w:rPr>
+        <w:t xml:space="preserve">Predict first. Then check each step. A correct answer without visible reasoning is incomplete </w:t>
+      </w:r>
+      <w:r>
+        <w:rPr>
+          <w:b/>
+        </w:rPr>
+        <w:t>evidence</w:t>
+      </w:r>
+      <w:r>
+        <w:rPr>
+          <w:b w:val="0"/>
+        </w:rPr>
+        <w:t>.</w:t>
+      </w:r>
+    </w:p>
+    <w:p>
+      <w:pPr>
+        <w:spacing w:line="336" w:lineRule="auto" w:after="180"/>
+        <w:shd w:fill="F4F9FC"/>
+      </w:pPr>
+      <w:r>
+        <w:rPr>
+          <w:b w:val="0"/>
+        </w:rPr>
+        <w:t xml:space="preserve">1. Weak </w:t>
+      </w:r>
+      <w:r>
+        <w:rPr>
+          <w:b/>
+        </w:rPr>
+        <w:t>label</w:t>
+      </w:r>
+      <w:r>
+        <w:rPr>
+          <w:b w:val="0"/>
+        </w:rPr>
+        <w:t>: ‘easy book.’</w:t>
+      </w:r>
+    </w:p>
+    <w:p>
+      <w:pPr>
+        <w:spacing w:line="336" w:lineRule="auto" w:after="180"/>
+        <w:shd w:fill="F4F9FC"/>
+      </w:pPr>
+      <w:r>
+        <w:rPr>
+          <w:b w:val="0"/>
+        </w:rPr>
+        <w:t>2. Operational rule: easy for this reader if difficulty level ≤ 2 and unfamiliar words per page ≤ 3.</w:t>
+      </w:r>
+    </w:p>
+    <w:p>
+      <w:pPr>
+        <w:spacing w:line="336" w:lineRule="auto" w:after="180"/>
+        <w:shd w:fill="F4F9FC"/>
+      </w:pPr>
+      <w:r>
+        <w:rPr>
+          <w:b w:val="0"/>
+        </w:rPr>
+        <w:t xml:space="preserve">3. Two </w:t>
+      </w:r>
+      <w:r>
+        <w:rPr>
+          <w:b/>
+        </w:rPr>
+        <w:t>label</w:t>
+      </w:r>
+      <w:r>
+        <w:rPr>
+          <w:b w:val="0"/>
+        </w:rPr>
+        <w:t>ers test the same 8 books.</w:t>
+      </w:r>
+    </w:p>
+    <w:p>
+      <w:pPr>
+        <w:spacing w:line="336" w:lineRule="auto" w:after="180"/>
+        <w:shd w:fill="F4F9FC"/>
+      </w:pPr>
+      <w:r>
+        <w:rPr>
+          <w:b w:val="0"/>
+        </w:rPr>
+        <w:t xml:space="preserve">4. </w:t>
+      </w:r>
+      <w:r>
+        <w:rPr>
+          <w:b/>
+        </w:rPr>
+        <w:t>Agreement</w:t>
+      </w:r>
+      <w:r>
+        <w:rPr>
+          <w:b w:val="0"/>
+        </w:rPr>
+        <w:t xml:space="preserve"> of 7/8 identifies one </w:t>
+      </w:r>
+      <w:r>
+        <w:rPr>
+          <w:b/>
+        </w:rPr>
+        <w:t>disagreement</w:t>
+      </w:r>
+      <w:r>
+        <w:rPr>
+          <w:b w:val="0"/>
+        </w:rPr>
+        <w:t xml:space="preserve"> to review. Check the source, each </w:t>
+      </w:r>
+      <w:r>
+        <w:rPr>
+          <w:b/>
+        </w:rPr>
+        <w:t>annotator</w:t>
+      </w:r>
+      <w:r>
+        <w:rPr>
+          <w:b w:val="0"/>
+        </w:rPr>
+        <w:t xml:space="preserve">’s application and the </w:t>
+      </w:r>
+      <w:r>
+        <w:rPr>
+          <w:b/>
+        </w:rPr>
+        <w:t>label</w:t>
+      </w:r>
+      <w:r>
+        <w:rPr>
+          <w:b w:val="0"/>
+        </w:rPr>
+        <w:t xml:space="preserve"> rule before choosing a repair.</w:t>
+      </w:r>
+    </w:p>
+    <w:p>
+      <w:pPr>
+        <w:spacing w:line="336" w:lineRule="auto" w:after="180"/>
+      </w:pPr>
+      <w:r>
+        <w:rPr>
+          <w:b w:val="0"/>
+        </w:rPr>
+        <w:t>Recalculate, retrace, or restate the reasoning in your own representation:</w:t>
+      </w:r>
+    </w:p>
+    <w:p>
+      <w:pPr>
+        <w:spacing w:line="336" w:lineRule="auto" w:after="180"/>
+        <w:shd w:fill="F5F1FB"/>
+      </w:pPr>
+      <w:r>
+        <w:rPr>
+          <w:b w:val="0"/>
+        </w:rPr>
+        <w:t xml:space="preserve">CHECK Did the </w:t>
+      </w:r>
+      <w:r>
+        <w:rPr>
+          <w:b/>
+        </w:rPr>
+        <w:t>evidence</w:t>
+      </w:r>
+      <w:r>
+        <w:rPr>
+          <w:b w:val="0"/>
+        </w:rPr>
+        <w:t xml:space="preserve"> answer the exact question? Did the total, path, or source record stay consistent?</w:t>
+      </w:r>
+    </w:p>
+    <w:p>
       <w:pPr>
         <w:pStyle w:val="Heading3"/>
       </w:pPr>
       <w:r>
-        <w:t>Explain the mechanism</w:t>
-      </w:r>
-    </w:p>
-    <w:p>
-      <w:r>
-        <w:t>Input → Process → Output</w:t>
-      </w:r>
-    </w:p>
-    <w:p>
-      <w:r>
-        <w:t>Trace the information. At each stage, ask what changed and how you could test it.</w:t>
-      </w:r>
-    </w:p>
-    <w:p>
-      <w:r>
-        <w:t>Which stage could fail even when the other two are correct? Explain:</w:t>
-      </w:r>
-    </w:p>
-    <w:p>
-      <w:r>
-        <w:t>Predict first. Then check each step. A correct answer without visible reasoning is incomplete evidence.</w:t>
-      </w:r>
-    </w:p>
-    <w:p>
-      <w:r>
-        <w:t>1. Weak label: ‘easy book.’</w:t>
-      </w:r>
-    </w:p>
-    <w:p>
-      <w:r>
-        <w:t>2. Operational rule: easy for this reader if difficulty level ≤ 2 and unfamiliar words per page ≤ 3.</w:t>
-      </w:r>
-    </w:p>
-    <w:p>
-      <w:r>
-        <w:t>3. Two labelers test the same 8 books.</w:t>
-      </w:r>
-    </w:p>
-    <w:p>
-      <w:r>
-        <w:t>4. Agreement of 7/8 identifies one disagreement to review. Check the source, each annotator’s application and the label rule before choosing a repair.</w:t>
-      </w:r>
-    </w:p>
-    <w:p>
-      <w:r>
-        <w:t>Recalculate, retrace, or restate the reasoning in your own representation:</w:t>
-      </w:r>
-    </w:p>
-    <w:p>
-      <w:r>
-        <w:t>CHECK Did the evidence answer the exact question? Did the total, path, or source record stay consistent?</w:t>
+        <w:t>Concrete teaching case</w:t>
       </w:r>
     </w:p>
     <w:p>
@@ -574,17 +1146,31 @@
         <w:pStyle w:val="Heading3"/>
       </w:pPr>
       <w:r>
-        <w:t>Concrete teaching case</w:t>
-      </w:r>
-    </w:p>
-    <w:p>
-      <w:r>
-        <w:t>Short means fewer than 100 pages. Two annotators disagree about a 100-page book.</w:t>
-      </w:r>
-    </w:p>
-    <w:p>
-      <w:r>
-        <w:t>Resolve the label.</w:t>
+        <w:t>The teaching case</w:t>
+      </w:r>
+    </w:p>
+    <w:p>
+      <w:pPr>
+        <w:spacing w:line="336" w:lineRule="auto" w:after="180"/>
+        <w:shd w:fill="F1F6FC"/>
+      </w:pPr>
+      <w:r>
+        <w:rPr>
+          <w:b w:val="0"/>
+        </w:rPr>
+        <w:t xml:space="preserve">Short means fewer than 100 pages. Two </w:t>
+      </w:r>
+      <w:r>
+        <w:rPr>
+          <w:b/>
+        </w:rPr>
+        <w:t>annotator</w:t>
+      </w:r>
+      <w:r>
+        <w:rPr>
+          <w:b w:val="0"/>
+        </w:rPr>
+        <w:t>s disagree about a 100-page book.</w:t>
       </w:r>
     </w:p>
     <w:p>
@@ -592,45 +1178,311 @@
         <w:pStyle w:val="Heading3"/>
       </w:pPr>
       <w:r>
+        <w:t>The teaching case</w:t>
+      </w:r>
+    </w:p>
+    <w:p>
+      <w:pPr>
+        <w:spacing w:line="336" w:lineRule="auto" w:after="180"/>
+        <w:shd w:fill="F1F6FC"/>
+      </w:pPr>
+      <w:r>
+        <w:rPr>
+          <w:b w:val="0"/>
+        </w:rPr>
+        <w:t xml:space="preserve">Resolve the </w:t>
+      </w:r>
+      <w:r>
+        <w:rPr>
+          <w:b/>
+        </w:rPr>
+        <w:t>label</w:t>
+      </w:r>
+      <w:r>
+        <w:rPr>
+          <w:b w:val="0"/>
+        </w:rPr>
+        <w:t>.</w:t>
+      </w:r>
+    </w:p>
+    <w:p>
+      <w:pPr>
+        <w:pStyle w:val="Heading3"/>
+      </w:pPr>
+      <w:r>
         <w:t>Exact explanation to model</w:t>
       </w:r>
     </w:p>
     <w:p>
-      <w:r>
-        <w:t>It is not Short under the stated definition. Agree operational boundaries before labelling.</w:t>
-      </w:r>
-    </w:p>
-    <w:p>
       <w:pPr>
         <w:pStyle w:val="Heading3"/>
       </w:pPr>
       <w:r>
+        <w:t>Why the result follows</w:t>
+      </w:r>
+    </w:p>
+    <w:p>
+      <w:pPr>
+        <w:spacing w:line="336" w:lineRule="auto" w:after="180"/>
+        <w:shd w:fill="F1F6FC"/>
+      </w:pPr>
+      <w:r>
+        <w:rPr>
+          <w:b w:val="0"/>
+        </w:rPr>
+        <w:t xml:space="preserve">It is not Short under the stated definition. Agree operational boundaries before </w:t>
+      </w:r>
+      <w:r>
+        <w:rPr>
+          <w:b/>
+        </w:rPr>
+        <w:t>label</w:t>
+      </w:r>
+      <w:r>
+        <w:rPr>
+          <w:b w:val="0"/>
+        </w:rPr>
+        <w:t>ling.</w:t>
+      </w:r>
+    </w:p>
+    <w:p>
+      <w:pPr>
+        <w:pStyle w:val="Heading3"/>
+      </w:pPr>
+      <w:r>
         <w:t>Explain the added worked example</w:t>
       </w:r>
     </w:p>
     <w:p>
-      <w:r>
-        <w:t>Two students are sorting fictional event cards for a classroom calendar. Their first instruction is Put the good cards together. Mina calls a colourful card good. Theo calls a plain card good because its room is easy to read. They disagree even though both followed a reasonable interpretation of the word good.</w:t>
-      </w:r>
-    </w:p>
-    <w:p>
-      <w:r>
-        <w:t>A category is useful for a task when people can tell what evidence makes an example belong to it. An operational definition states the observations or checks to perform. For this paper exercise, we will check two printed fields: an event day and a room code. The task is to check the record against a classroom policy, not to judge the quality of the event or the person who wrote it.</w:t>
-      </w:r>
-    </w:p>
-    <w:p>
-      <w:r>
-        <w:t>Labels depend on the definition in use. A model fitted to labels can learn the distinctions those labels encode, including mistakes and inconsistencies. Before asking a model to copy a label, ask whether people have a clear, useful guide for assigning it.</w:t>
-      </w:r>
-    </w:p>
-    <w:p>
-      <w:r>
-        <w:t>Our fictional calendar accepts a whole-number day from 1 through 30, including both endpoints, and exactly one room code, A or B. The month is already fixed for this exercise. A blank or unreadable field counts as unknown. The categories are revise, review and ready. Use the checks in the order shown.</w:t>
-      </w:r>
-    </w:p>
-    <w:p>
-      <w:r>
-        <w:t>Known failure and unknown are different. Day 31 is known and outside the accepted range, so the card needs revision. An unreadable day might be valid or invalid; without another known failure, it needs review. Never silently turn a blank into zero just to make a comparison possible.</w:t>
+      <w:pPr>
+        <w:pStyle w:val="Heading3"/>
+      </w:pPr>
+      <w:r>
+        <w:t>Explain the added worked example · 1</w:t>
+      </w:r>
+    </w:p>
+    <w:p>
+      <w:pPr>
+        <w:spacing w:line="336" w:lineRule="auto" w:after="180"/>
+      </w:pPr>
+      <w:r>
+        <w:rPr>
+          <w:b w:val="0"/>
+        </w:rPr>
+        <w:t>Two students are sorting fictional event cards for a classroom calendar. Their first instruction is Put the good cards together. Mina calls a colourful card good. Theo calls a plain card good because its room is easy to read.</w:t>
+      </w:r>
+    </w:p>
+    <w:p>
+      <w:pPr>
+        <w:spacing w:line="336" w:lineRule="auto" w:after="180"/>
+      </w:pPr>
+      <w:r>
+        <w:rPr>
+          <w:b w:val="0"/>
+        </w:rPr>
+        <w:t>They disagree even though both followed a reasonable interpretation of the word good.</w:t>
+      </w:r>
+    </w:p>
+    <w:p>
+      <w:pPr>
+        <w:pStyle w:val="Heading3"/>
+      </w:pPr>
+      <w:r>
+        <w:t>Explain the added worked example · 2</w:t>
+      </w:r>
+    </w:p>
+    <w:p>
+      <w:pPr>
+        <w:spacing w:line="336" w:lineRule="auto" w:after="180"/>
+      </w:pPr>
+      <w:r>
+        <w:rPr>
+          <w:b w:val="0"/>
+        </w:rPr>
+        <w:t xml:space="preserve">A </w:t>
+      </w:r>
+      <w:r>
+        <w:rPr>
+          <w:b/>
+        </w:rPr>
+        <w:t>category</w:t>
+      </w:r>
+      <w:r>
+        <w:rPr>
+          <w:b w:val="0"/>
+        </w:rPr>
+        <w:t xml:space="preserve"> is useful for a task when people can tell what </w:t>
+      </w:r>
+      <w:r>
+        <w:rPr>
+          <w:b/>
+        </w:rPr>
+        <w:t>evidence</w:t>
+      </w:r>
+      <w:r>
+        <w:rPr>
+          <w:b w:val="0"/>
+        </w:rPr>
+        <w:t xml:space="preserve"> makes an example belong to it. An </w:t>
+      </w:r>
+      <w:r>
+        <w:rPr>
+          <w:b/>
+        </w:rPr>
+        <w:t>operational definition</w:t>
+      </w:r>
+      <w:r>
+        <w:rPr>
+          <w:b w:val="0"/>
+        </w:rPr>
+        <w:t xml:space="preserve"> states the </w:t>
+      </w:r>
+      <w:r>
+        <w:rPr>
+          <w:b/>
+        </w:rPr>
+        <w:t>observation</w:t>
+      </w:r>
+      <w:r>
+        <w:rPr>
+          <w:b w:val="0"/>
+        </w:rPr>
+        <w:t>s or checks to perform.</w:t>
+      </w:r>
+    </w:p>
+    <w:p>
+      <w:pPr>
+        <w:spacing w:line="336" w:lineRule="auto" w:after="180"/>
+      </w:pPr>
+      <w:r>
+        <w:rPr>
+          <w:b w:val="0"/>
+        </w:rPr>
+        <w:t>For this paper exercise, we will check two printed fields: an event day and a room code. The task is to check the record against a classroom policy, not to judge the quality of the event or the person who wrote it.</w:t>
+      </w:r>
+    </w:p>
+    <w:p>
+      <w:pPr>
+        <w:spacing w:line="336" w:lineRule="auto" w:after="180"/>
+      </w:pPr>
+      <w:r>
+        <w:rPr>
+          <w:b/>
+        </w:rPr>
+        <w:t>Label</w:t>
+      </w:r>
+      <w:r>
+        <w:rPr>
+          <w:b w:val="0"/>
+        </w:rPr>
+        <w:t xml:space="preserve">s depend on the definition in use. A model fitted to </w:t>
+      </w:r>
+      <w:r>
+        <w:rPr>
+          <w:b/>
+        </w:rPr>
+        <w:t>label</w:t>
+      </w:r>
+      <w:r>
+        <w:rPr>
+          <w:b w:val="0"/>
+        </w:rPr>
+        <w:t xml:space="preserve">s can learn the distinctions those </w:t>
+      </w:r>
+      <w:r>
+        <w:rPr>
+          <w:b/>
+        </w:rPr>
+        <w:t>label</w:t>
+      </w:r>
+      <w:r>
+        <w:rPr>
+          <w:b w:val="0"/>
+        </w:rPr>
+        <w:t>s encode, including mistakes and inconsistencies.</w:t>
+      </w:r>
+    </w:p>
+    <w:p>
+      <w:pPr>
+        <w:spacing w:line="336" w:lineRule="auto" w:after="180"/>
+      </w:pPr>
+      <w:r>
+        <w:rPr>
+          <w:b w:val="0"/>
+        </w:rPr>
+        <w:t xml:space="preserve">Before asking a model to copy a </w:t>
+      </w:r>
+      <w:r>
+        <w:rPr>
+          <w:b/>
+        </w:rPr>
+        <w:t>label</w:t>
+      </w:r>
+      <w:r>
+        <w:rPr>
+          <w:b w:val="0"/>
+        </w:rPr>
+        <w:t>, ask whether people have a clear, useful guide for assigning it.</w:t>
+      </w:r>
+    </w:p>
+    <w:p>
+      <w:pPr>
+        <w:pStyle w:val="Heading3"/>
+      </w:pPr>
+      <w:r>
+        <w:t>Explain the added worked example · 3</w:t>
+      </w:r>
+    </w:p>
+    <w:p>
+      <w:pPr>
+        <w:spacing w:line="336" w:lineRule="auto" w:after="180"/>
+      </w:pPr>
+      <w:r>
+        <w:rPr>
+          <w:b w:val="0"/>
+        </w:rPr>
+        <w:t>Our fictional calendar accepts a whole-number day from 1 through 30, including both endpoints, and exactly one room code, A or B. The month is already fixed for this exercise. A blank or unreadable field counts as unknown.</w:t>
+      </w:r>
+    </w:p>
+    <w:p>
+      <w:pPr>
+        <w:spacing w:line="336" w:lineRule="auto" w:after="180"/>
+      </w:pPr>
+      <w:r>
+        <w:rPr>
+          <w:b w:val="0"/>
+        </w:rPr>
+        <w:t>The categories are revise, review and ready. Use the checks in the order shown.</w:t>
+      </w:r>
+    </w:p>
+    <w:p>
+      <w:pPr>
+        <w:pStyle w:val="Heading3"/>
+      </w:pPr>
+      <w:r>
+        <w:t>Explain the added worked example · 4</w:t>
+      </w:r>
+    </w:p>
+    <w:p>
+      <w:pPr>
+        <w:spacing w:line="336" w:lineRule="auto" w:after="180"/>
+      </w:pPr>
+      <w:r>
+        <w:rPr>
+          <w:b w:val="0"/>
+        </w:rPr>
+        <w:t>Known failure and unknown are different. Day 31 is known and outside the accepted range, so the card needs revision. An unreadable day might be valid or invalid; without another known failure, it needs review.</w:t>
+      </w:r>
+    </w:p>
+    <w:p>
+      <w:pPr>
+        <w:spacing w:line="336" w:lineRule="auto" w:after="180"/>
+      </w:pPr>
+      <w:r>
+        <w:rPr>
+          <w:b w:val="0"/>
+        </w:rPr>
+        <w:t>Never silently turn a blank into zero just to make a comparison possible.</w:t>
       </w:r>
     </w:p>
     <w:p>
@@ -796,8 +1648,37 @@
       </w:r>
     </w:p>
     <w:p>
-      <w:r>
-        <w:t>Use the complete worked example below before asking learners to complete W2. Reveal a small part, invite a prediction, then explain the deciding step. These teacher notes contain solutions; do not reveal the independent case answer during modelling.</w:t>
+      <w:pPr>
+        <w:spacing w:line="336" w:lineRule="auto" w:after="180"/>
+      </w:pPr>
+      <w:r>
+        <w:rPr>
+          <w:b w:val="0"/>
+        </w:rPr>
+        <w:t xml:space="preserve">Use the complete worked example below before asking learners to complete W2. Reveal a small part, invite a </w:t>
+      </w:r>
+      <w:r>
+        <w:rPr>
+          <w:b/>
+        </w:rPr>
+        <w:t>prediction</w:t>
+      </w:r>
+      <w:r>
+        <w:rPr>
+          <w:b w:val="0"/>
+        </w:rPr>
+        <w:t>, then explain the deciding step.</w:t>
+      </w:r>
+    </w:p>
+    <w:p>
+      <w:pPr>
+        <w:spacing w:line="336" w:lineRule="auto" w:after="180"/>
+      </w:pPr>
+      <w:r>
+        <w:rPr>
+          <w:b w:val="0"/>
+        </w:rPr>
+        <w:t>These teacher notes contain solutions; do not reveal the independent case answer during modelling.</w:t>
       </w:r>
     </w:p>
     <w:tbl>
@@ -815,6 +1696,38 @@
         <w:trPr>
           <w:tblHeader/>
         </w:trPr>
+        <w:tc>
+          <w:tcPr>
+            <w:tcW w:type="dxa" w:w="3408"/>
+          </w:tcPr>
+          <w:p>
+            <w:r>
+              <w:t>Card fields</w:t>
+            </w:r>
+          </w:p>
+        </w:tc>
+        <w:tc>
+          <w:tcPr>
+            <w:tcW w:type="dxa" w:w="3408"/>
+          </w:tcPr>
+          <w:p>
+            <w:r>
+              <w:t>Relevant evidence</w:t>
+            </w:r>
+          </w:p>
+        </w:tc>
+        <w:tc>
+          <w:tcPr>
+            <w:tcW w:type="dxa" w:w="3408"/>
+          </w:tcPr>
+          <w:p>
+            <w:r>
+              <w:t>Label and reason</w:t>
+            </w:r>
+          </w:p>
+        </w:tc>
+      </w:tr>
+      <w:tr>
         <w:tc>
           <w:tcPr>
             <w:tcW w:type="dxa" w:w="3408"/>
@@ -944,13 +1857,47 @@
       </w:tr>
     </w:tbl>
     <w:p>
-      <w:r>
-        <w:t>For the last card, first read only what is known: day 31. Compare it with the allowed range and record a failure. The guide therefore selects revise before the missing-room check. Checking the room later could reveal another problem, but it cannot make day 31 satisfy this policy.</w:t>
-      </w:r>
-    </w:p>
-    <w:p>
-      <w:r>
-        <w:t>A clear explanation cites the particular criterion. Saying It looks wrong is not enough. Write Day 31 exceeds the accepted maximum of 30 instead. That explanation lets another person reproduce the check and challenge it if the recorded value or policy is different.</w:t>
+      <w:pPr>
+        <w:spacing w:line="336" w:lineRule="auto" w:after="180"/>
+      </w:pPr>
+      <w:r>
+        <w:rPr>
+          <w:b w:val="0"/>
+        </w:rPr>
+        <w:t>For the last card, first read only what is known: day 31. Compare it with the allowed range and record a failure. The guide therefore selects revise before the missing-room check.</w:t>
+      </w:r>
+    </w:p>
+    <w:p>
+      <w:pPr>
+        <w:spacing w:line="336" w:lineRule="auto" w:after="180"/>
+      </w:pPr>
+      <w:r>
+        <w:rPr>
+          <w:b w:val="0"/>
+        </w:rPr>
+        <w:t>Checking the room later could reveal another problem, but it cannot make day 31 satisfy this policy.</w:t>
+      </w:r>
+    </w:p>
+    <w:p>
+      <w:pPr>
+        <w:spacing w:line="336" w:lineRule="auto" w:after="180"/>
+      </w:pPr>
+      <w:r>
+        <w:rPr>
+          <w:b w:val="0"/>
+        </w:rPr>
+        <w:t>A clear explanation cites the particular criterion. Saying It looks wrong is not enough. Write Day 31 exceeds the accepted maximum of 30 instead.</w:t>
+      </w:r>
+    </w:p>
+    <w:p>
+      <w:pPr>
+        <w:spacing w:line="336" w:lineRule="auto" w:after="180"/>
+      </w:pPr>
+      <w:r>
+        <w:rPr>
+          <w:b w:val="0"/>
+        </w:rPr>
+        <w:t>That explanation lets another person reproduce the check and challenge it if the recorded value or policy is different.</w:t>
       </w:r>
     </w:p>
     <w:tbl>
@@ -1056,7 +2003,13 @@
       </w:tr>
     </w:tbl>
     <w:p>
-      <w:r>
+      <w:pPr>
+        <w:spacing w:line="336" w:lineRule="auto" w:after="180"/>
+      </w:pPr>
+      <w:r>
+        <w:rPr>
+          <w:b w:val="0"/>
+        </w:rPr>
         <w:t>Use the diagram and verbal explanation together. Ask learners to match a sentence to a specific visual step; do not assign learners fixed visual or auditory learning styles.</w:t>
       </w:r>
     </w:p>
@@ -1069,8 +2022,26 @@
       </w:r>
     </w:p>
     <w:p>
-      <w:r>
-        <w:t>Two fictional catalogue reviewers label books compact or extended.</w:t>
+      <w:pPr>
+        <w:spacing w:line="336" w:lineRule="auto" w:after="180"/>
+      </w:pPr>
+      <w:r>
+        <w:rPr>
+          <w:b w:val="0"/>
+        </w:rPr>
+        <w:t xml:space="preserve">Two fictional catalogue reviewers </w:t>
+      </w:r>
+      <w:r>
+        <w:rPr>
+          <w:b/>
+        </w:rPr>
+        <w:t>label</w:t>
+      </w:r>
+      <w:r>
+        <w:rPr>
+          <w:b w:val="0"/>
+        </w:rPr>
+        <w:t xml:space="preserve"> books compact or extended.</w:t>
       </w:r>
     </w:p>
     <w:p>
@@ -1082,12 +2053,42 @@
       </w:r>
     </w:p>
     <w:p>
-      <w:r>
+      <w:pPr>
+        <w:pStyle w:val="Heading3"/>
+      </w:pPr>
+      <w:r>
+        <w:t>Supplied facts</w:t>
+      </w:r>
+    </w:p>
+    <w:p>
+      <w:pPr>
+        <w:spacing w:line="336" w:lineRule="auto" w:after="180"/>
+        <w:shd w:fill="F1F6FC"/>
+      </w:pPr>
+      <w:r>
+        <w:rPr>
+          <w:b w:val="0"/>
+        </w:rPr>
         <w:t>Agreed policy: compact means at most 80 pages; extended means more than 80.</w:t>
       </w:r>
     </w:p>
     <w:p>
-      <w:r>
+      <w:pPr>
+        <w:pStyle w:val="Heading3"/>
+      </w:pPr>
+      <w:r>
+        <w:t>Supplied facts</w:t>
+      </w:r>
+    </w:p>
+    <w:p>
+      <w:pPr>
+        <w:spacing w:line="336" w:lineRule="auto" w:after="180"/>
+        <w:shd w:fill="F1F6FC"/>
+      </w:pPr>
+      <w:r>
+        <w:rPr>
+          <w:b w:val="0"/>
+        </w:rPr>
         <w:t>Reviewer A uses pages&lt;80; reviewer B uses pages&lt;=80. Inspect books of 79,80,81 pages.</w:t>
       </w:r>
     </w:p>
@@ -1309,43 +2310,172 @@
       </w:r>
     </w:p>
     <w:p>
-      <w:r>
-        <w:t>The reviewers agree on two of three examples, but that fraction does not decide which definition to keep. The documented policy decides the equality case. Repairing A’s implementation aligns its labels with the agreed meaning. Rechecking 79 and 81 ensures the boundary fix preserves adjacent decisions.</w:t>
-      </w:r>
-    </w:p>
-    <w:p>
       <w:pPr>
         <w:pStyle w:val="Heading3"/>
       </w:pPr>
       <w:r>
+        <w:t>Why the result follows</w:t>
+      </w:r>
+    </w:p>
+    <w:p>
+      <w:pPr>
+        <w:spacing w:line="336" w:lineRule="auto" w:after="180"/>
+        <w:shd w:fill="F1F6FC"/>
+      </w:pPr>
+      <w:r>
+        <w:rPr>
+          <w:b w:val="0"/>
+        </w:rPr>
+        <w:t xml:space="preserve">The reviewers agree on two of three examples, but that fraction does not decide which definition to keep. The documented policy decides the equality case. Repairing A’s implementation aligns its </w:t>
+      </w:r>
+      <w:r>
+        <w:rPr>
+          <w:b/>
+        </w:rPr>
+        <w:t>label</w:t>
+      </w:r>
+      <w:r>
+        <w:rPr>
+          <w:b w:val="0"/>
+        </w:rPr>
+        <w:t>s with the agreed meaning.</w:t>
+      </w:r>
+    </w:p>
+    <w:p>
+      <w:pPr>
+        <w:spacing w:line="336" w:lineRule="auto" w:after="180"/>
+        <w:shd w:fill="F1F6FC"/>
+      </w:pPr>
+      <w:r>
+        <w:rPr>
+          <w:b w:val="0"/>
+        </w:rPr>
+        <w:t>Rechecking 79 and 81 ensures the boundary fix preserves adjacent decisions.</w:t>
+      </w:r>
+    </w:p>
+    <w:p>
+      <w:pPr>
+        <w:pStyle w:val="Heading3"/>
+      </w:pPr>
+      <w:r>
         <w:t>What this example does not establish</w:t>
       </w:r>
     </w:p>
     <w:p>
-      <w:r>
-        <w:t>A shared definition improves consistency but does not prove the category captures every learner’s needs.</w:t>
-      </w:r>
-    </w:p>
-    <w:p>
       <w:pPr>
         <w:pStyle w:val="Heading3"/>
       </w:pPr>
       <w:r>
+        <w:t>Keep the stated limit</w:t>
+      </w:r>
+    </w:p>
+    <w:p>
+      <w:pPr>
+        <w:spacing w:line="336" w:lineRule="auto" w:after="180"/>
+        <w:shd w:fill="FFF5E6"/>
+      </w:pPr>
+      <w:r>
+        <w:rPr>
+          <w:b w:val="0"/>
+        </w:rPr>
+        <w:t xml:space="preserve">A shared definition improves consistency but does not prove the </w:t>
+      </w:r>
+      <w:r>
+        <w:rPr>
+          <w:b/>
+        </w:rPr>
+        <w:t>category</w:t>
+      </w:r>
+      <w:r>
+        <w:rPr>
+          <w:b w:val="0"/>
+        </w:rPr>
+        <w:t xml:space="preserve"> captures every learner’s needs.</w:t>
+      </w:r>
+    </w:p>
+    <w:p>
+      <w:pPr>
+        <w:pStyle w:val="Heading3"/>
+      </w:pPr>
+      <w:r>
         <w:t>Change one thing in the pictured case</w:t>
       </w:r>
     </w:p>
     <w:p>
-      <w:r>
+      <w:pPr>
+        <w:pStyle w:val="Heading3"/>
+      </w:pPr>
+      <w:r>
+        <w:t>Change one thing</w:t>
+      </w:r>
+    </w:p>
+    <w:p>
+      <w:pPr>
+        <w:spacing w:line="336" w:lineRule="auto" w:after="180"/>
+        <w:shd w:fill="F5F1FB"/>
+      </w:pPr>
+      <w:r>
+        <w:rPr>
+          <w:b w:val="0"/>
+        </w:rPr>
         <w:t>Change: Change the documented policy to fewer than 80 instead.</w:t>
       </w:r>
     </w:p>
     <w:p>
-      <w:r>
-        <w:t>Prediction: A’s original labels now match; B must change its equality behavior.</w:t>
-      </w:r>
-    </w:p>
-    <w:p>
-      <w:r>
+      <w:pPr>
+        <w:pStyle w:val="Heading3"/>
+      </w:pPr>
+      <w:r>
+        <w:t>Predicted result</w:t>
+      </w:r>
+    </w:p>
+    <w:p>
+      <w:pPr>
+        <w:spacing w:line="336" w:lineRule="auto" w:after="180"/>
+        <w:shd w:fill="F1F6FC"/>
+      </w:pPr>
+      <w:r>
+        <w:rPr>
+          <w:b/>
+        </w:rPr>
+        <w:t>Prediction</w:t>
+      </w:r>
+      <w:r>
+        <w:rPr>
+          <w:b w:val="0"/>
+        </w:rPr>
+        <w:t xml:space="preserve">: A’s original </w:t>
+      </w:r>
+      <w:r>
+        <w:rPr>
+          <w:b/>
+        </w:rPr>
+        <w:t>label</w:t>
+      </w:r>
+      <w:r>
+        <w:rPr>
+          <w:b w:val="0"/>
+        </w:rPr>
+        <w:t>s now match; B must change its equality behavior.</w:t>
+      </w:r>
+    </w:p>
+    <w:p>
+      <w:pPr>
+        <w:pStyle w:val="Heading3"/>
+      </w:pPr>
+      <w:r>
+        <w:t>Why the result follows</w:t>
+      </w:r>
+    </w:p>
+    <w:p>
+      <w:pPr>
+        <w:spacing w:line="336" w:lineRule="auto" w:after="180"/>
+        <w:shd w:fill="F1F6FC"/>
+      </w:pPr>
+      <w:r>
+        <w:rPr>
+          <w:b w:val="0"/>
+        </w:rPr>
         <w:t>Reason: The authoritative definition changed, not the physical books.</w:t>
       </w:r>
     </w:p>
@@ -1358,8 +2488,57 @@
       </w:r>
     </w:p>
     <w:p>
-      <w:r>
-        <w:t>Cover the result. Ask learners to name the inputs and predict the next step. Uncover one step, connect the icon to the actual procedure, and explain its evidence. Then change the supplied condition and compare. The picture is a representation; it does not document execution of a real AI model.</w:t>
+      <w:pPr>
+        <w:pStyle w:val="Heading3"/>
+      </w:pPr>
+      <w:r>
+        <w:t>Ask while showing the picture · 5</w:t>
+      </w:r>
+    </w:p>
+    <w:p>
+      <w:pPr>
+        <w:spacing w:line="336" w:lineRule="auto" w:after="180"/>
+      </w:pPr>
+      <w:r>
+        <w:rPr>
+          <w:b w:val="0"/>
+        </w:rPr>
+        <w:t xml:space="preserve">Cover the result. Ask learners to name the </w:t>
+      </w:r>
+      <w:r>
+        <w:rPr>
+          <w:b/>
+        </w:rPr>
+        <w:t>input</w:t>
+      </w:r>
+      <w:r>
+        <w:rPr>
+          <w:b w:val="0"/>
+        </w:rPr>
+        <w:t xml:space="preserve">s and predict the next step. Uncover one step, connect the icon to the actual procedure, and explain its </w:t>
+      </w:r>
+      <w:r>
+        <w:rPr>
+          <w:b/>
+        </w:rPr>
+        <w:t>evidence</w:t>
+      </w:r>
+      <w:r>
+        <w:rPr>
+          <w:b w:val="0"/>
+        </w:rPr>
+        <w:t>. Then change the supplied condition and compare.</w:t>
+      </w:r>
+    </w:p>
+    <w:p>
+      <w:pPr>
+        <w:spacing w:line="336" w:lineRule="auto" w:after="180"/>
+      </w:pPr>
+      <w:r>
+        <w:rPr>
+          <w:b w:val="0"/>
+        </w:rPr>
+        <w:t>The picture is a representation; it does not document execution of a real AI model.</w:t>
       </w:r>
     </w:p>
     <w:p>
@@ -1371,11 +2550,16 @@
       </w:r>
     </w:p>
     <w:p>
+      <w:r>
+        <w:t>Demonstrate Operational Labels, reduce support deliberately and check individual reasoning before discussing answers.</w:t>
+      </w:r>
+    </w:p>
+    <w:p>
       <w:pPr>
         <w:pStyle w:val="Heading3"/>
       </w:pPr>
       <w:r>
-        <w:t>Demonstrate and guide practice</w:t>
+        <w:t>Board sequence</w:t>
       </w:r>
     </w:p>
     <w:p>
@@ -1383,27 +2567,31 @@
         <w:pStyle w:val="Heading3"/>
       </w:pPr>
       <w:r>
-        <w:t>Board sequence</w:t>
-      </w:r>
-    </w:p>
-    <w:p>
-      <w:r>
-        <w:t>Write the given facts: Short means fewer than 100 pages. Two annotators disagree about a 100-page book.</w:t>
-      </w:r>
-    </w:p>
-    <w:p>
-      <w:r>
-        <w:t>Write the question to explain: Resolve the label.</w:t>
-      </w:r>
-    </w:p>
-    <w:p>
-      <w:r>
-        <w:t>Reveal after predictions: It is not Short under the stated definition. Agree operational boundaries before labelling.</w:t>
-      </w:r>
-    </w:p>
-    <w:p>
-      <w:r>
-        <w:t>Keep for an independent attempt: Use a clear label rule: short means 80 pages or fewer. Two judges label an 80-page book differently. What shared instruction resolves this disagreement?</w:t>
+        <w:t>1. Put the facts on the board</w:t>
+      </w:r>
+    </w:p>
+    <w:p>
+      <w:pPr>
+        <w:spacing w:line="336" w:lineRule="auto" w:after="180"/>
+        <w:shd w:fill="F4F9FC"/>
+      </w:pPr>
+      <w:r>
+        <w:rPr>
+          <w:b w:val="0"/>
+        </w:rPr>
+        <w:t xml:space="preserve">Write the given facts: Short means fewer than 100 pages. Two </w:t>
+      </w:r>
+      <w:r>
+        <w:rPr>
+          <w:b/>
+        </w:rPr>
+        <w:t>annotator</w:t>
+      </w:r>
+      <w:r>
+        <w:rPr>
+          <w:b w:val="0"/>
+        </w:rPr>
+        <w:t>s disagree about a 100-page book.</w:t>
       </w:r>
     </w:p>
     <w:p>
@@ -1411,27 +2599,213 @@
         <w:pStyle w:val="Heading3"/>
       </w:pPr>
       <w:r>
+        <w:t>2. State the decision to explain</w:t>
+      </w:r>
+    </w:p>
+    <w:p>
+      <w:pPr>
+        <w:spacing w:line="336" w:lineRule="auto" w:after="180"/>
+        <w:shd w:fill="F4F9FC"/>
+      </w:pPr>
+      <w:r>
+        <w:rPr>
+          <w:b w:val="0"/>
+        </w:rPr>
+        <w:t xml:space="preserve">Write the question to explain: Resolve the </w:t>
+      </w:r>
+      <w:r>
+        <w:rPr>
+          <w:b/>
+        </w:rPr>
+        <w:t>label</w:t>
+      </w:r>
+      <w:r>
+        <w:rPr>
+          <w:b w:val="0"/>
+        </w:rPr>
+        <w:t>.</w:t>
+      </w:r>
+    </w:p>
+    <w:p>
+      <w:pPr>
+        <w:pStyle w:val="Heading3"/>
+      </w:pPr>
+      <w:r>
+        <w:t>3. Reveal the worked reasoning</w:t>
+      </w:r>
+    </w:p>
+    <w:p>
+      <w:pPr>
+        <w:spacing w:line="336" w:lineRule="auto" w:after="180"/>
+        <w:shd w:fill="F1F6FC"/>
+      </w:pPr>
+      <w:r>
+        <w:rPr>
+          <w:b w:val="0"/>
+        </w:rPr>
+        <w:t xml:space="preserve">Reveal after </w:t>
+      </w:r>
+      <w:r>
+        <w:rPr>
+          <w:b/>
+        </w:rPr>
+        <w:t>prediction</w:t>
+      </w:r>
+      <w:r>
+        <w:rPr>
+          <w:b w:val="0"/>
+        </w:rPr>
+        <w:t xml:space="preserve">s: It is not Short under the stated definition. Agree operational boundaries before </w:t>
+      </w:r>
+      <w:r>
+        <w:rPr>
+          <w:b/>
+        </w:rPr>
+        <w:t>label</w:t>
+      </w:r>
+      <w:r>
+        <w:rPr>
+          <w:b w:val="0"/>
+        </w:rPr>
+        <w:t>ling.</w:t>
+      </w:r>
+    </w:p>
+    <w:p>
+      <w:pPr>
+        <w:pStyle w:val="Heading3"/>
+      </w:pPr>
+      <w:r>
+        <w:t>Hold back the independent task</w:t>
+      </w:r>
+    </w:p>
+    <w:p>
+      <w:pPr>
+        <w:spacing w:line="336" w:lineRule="auto" w:after="180"/>
+        <w:shd w:fill="F5F1FB"/>
+      </w:pPr>
+      <w:r>
+        <w:rPr>
+          <w:b w:val="0"/>
+        </w:rPr>
+        <w:t xml:space="preserve">Keep for an independent attempt: Use a clear </w:t>
+      </w:r>
+      <w:r>
+        <w:rPr>
+          <w:b/>
+        </w:rPr>
+        <w:t>label</w:t>
+      </w:r>
+      <w:r>
+        <w:rPr>
+          <w:b w:val="0"/>
+        </w:rPr>
+        <w:t xml:space="preserve"> rule: short means 80 pages or fewer. Two judges </w:t>
+      </w:r>
+      <w:r>
+        <w:rPr>
+          <w:b/>
+        </w:rPr>
+        <w:t>label</w:t>
+      </w:r>
+      <w:r>
+        <w:rPr>
+          <w:b w:val="0"/>
+        </w:rPr>
+        <w:t xml:space="preserve"> an 80-page book differently. What shared instruction resolves this </w:t>
+      </w:r>
+      <w:r>
+        <w:rPr>
+          <w:b/>
+        </w:rPr>
+        <w:t>disagreement</w:t>
+      </w:r>
+      <w:r>
+        <w:rPr>
+          <w:b w:val="0"/>
+        </w:rPr>
+        <w:t>?</w:t>
+      </w:r>
+    </w:p>
+    <w:p>
+      <w:pPr>
+        <w:pStyle w:val="Heading3"/>
+      </w:pPr>
+      <w:r>
         <w:t>Classroom dialogue</w:t>
       </w:r>
     </w:p>
     <w:p>
-      <w:r>
+      <w:pPr>
+        <w:pStyle w:val="Heading3"/>
+      </w:pPr>
+      <w:r>
+        <w:t>Ask the class</w:t>
+      </w:r>
+    </w:p>
+    <w:p>
+      <w:pPr>
+        <w:spacing w:line="336" w:lineRule="auto" w:after="180"/>
+        <w:shd w:fill="F5F1FB"/>
+      </w:pPr>
+      <w:r>
+        <w:rPr>
+          <w:b w:val="0"/>
+        </w:rPr>
         <w:t>Ask: Which facts are given, and which would we have to assume? Learners mark relevant details before discussing answers.</w:t>
       </w:r>
     </w:p>
     <w:p>
-      <w:r>
+      <w:pPr>
+        <w:pStyle w:val="Heading3"/>
+      </w:pPr>
+      <w:r>
+        <w:t>Language to model</w:t>
+      </w:r>
+    </w:p>
+    <w:p>
+      <w:pPr>
+        <w:spacing w:line="336" w:lineRule="auto" w:after="180"/>
+        <w:shd w:fill="F1F6F8"/>
+      </w:pPr>
+      <w:r>
+        <w:rPr>
+          <w:b w:val="0"/>
+        </w:rPr>
         <w:t>Say: Predict first. Show the rule, information path or calculation that would produce the result. A correct guess is not yet an explanation.</w:t>
       </w:r>
     </w:p>
     <w:p>
-      <w:r>
+      <w:pPr>
+        <w:spacing w:line="336" w:lineRule="auto" w:after="180"/>
+      </w:pPr>
+      <w:r>
+        <w:rPr>
+          <w:b w:val="0"/>
+        </w:rPr>
         <w:t>Reveal reasoning one step at a time. Explain why a tempting alternative fails. Write units and denominators for arithmetic, trace conditions for decisions, and identify supporting sources for claims.</w:t>
       </w:r>
     </w:p>
     <w:p>
-      <w:r>
-        <w:t>In pairs, one learner solves while the other checks evidence; exchange roles. Remove the worked answer before independent assessment.</w:t>
+      <w:pPr>
+        <w:spacing w:line="336" w:lineRule="auto" w:after="180"/>
+      </w:pPr>
+      <w:r>
+        <w:rPr>
+          <w:b w:val="0"/>
+        </w:rPr>
+        <w:t xml:space="preserve">In pairs, one learner solves while the other checks </w:t>
+      </w:r>
+      <w:r>
+        <w:rPr>
+          <w:b/>
+        </w:rPr>
+        <w:t>evidence</w:t>
+      </w:r>
+      <w:r>
+        <w:rPr>
+          <w:b w:val="0"/>
+        </w:rPr>
+        <w:t>; exchange roles. Remove the worked answer before independent assessment.</w:t>
       </w:r>
     </w:p>
     <w:p>
@@ -1443,8 +2817,72 @@
       </w:r>
     </w:p>
     <w:p>
-      <w:r>
-        <w:t>Day 0 room A is revise because 0 falls below the accepted minimum of 1; the known day needs correction. Day 18 with a blank room is review because the known day passes and the room is unknown; the missing evidence must be checked. Two people labelling everything ready establishes agreement only. They may share a mistake, ignore the criteria or work from inaccurate records. Correct field checks also do not confirm the event or its permission.</w:t>
+      <w:pPr>
+        <w:spacing w:line="336" w:lineRule="auto" w:after="180"/>
+      </w:pPr>
+      <w:r>
+        <w:rPr>
+          <w:b w:val="0"/>
+        </w:rPr>
+        <w:t>Day 0 room A is revise because 0 falls below the accepted minimum of 1; the known day needs correction.</w:t>
+      </w:r>
+    </w:p>
+    <w:p>
+      <w:pPr>
+        <w:spacing w:line="336" w:lineRule="auto" w:after="180"/>
+      </w:pPr>
+      <w:r>
+        <w:rPr>
+          <w:b w:val="0"/>
+        </w:rPr>
+        <w:t xml:space="preserve">Day 18 with a blank room is review because the known day passes and the room is unknown; the missing </w:t>
+      </w:r>
+      <w:r>
+        <w:rPr>
+          <w:b/>
+        </w:rPr>
+        <w:t>evidence</w:t>
+      </w:r>
+      <w:r>
+        <w:rPr>
+          <w:b w:val="0"/>
+        </w:rPr>
+        <w:t xml:space="preserve"> must be checked. Two people </w:t>
+      </w:r>
+      <w:r>
+        <w:rPr>
+          <w:b/>
+        </w:rPr>
+        <w:t>label</w:t>
+      </w:r>
+      <w:r>
+        <w:rPr>
+          <w:b w:val="0"/>
+        </w:rPr>
+        <w:t xml:space="preserve">ling everything ready establishes </w:t>
+      </w:r>
+      <w:r>
+        <w:rPr>
+          <w:b/>
+        </w:rPr>
+        <w:t>agreement</w:t>
+      </w:r>
+      <w:r>
+        <w:rPr>
+          <w:b w:val="0"/>
+        </w:rPr>
+        <w:t xml:space="preserve"> only.</w:t>
+      </w:r>
+    </w:p>
+    <w:p>
+      <w:pPr>
+        <w:spacing w:line="336" w:lineRule="auto" w:after="180"/>
+      </w:pPr>
+      <w:r>
+        <w:rPr>
+          <w:b w:val="0"/>
+        </w:rPr>
+        <w:t>They may share a mistake, ignore the criteria or work from inaccurate records. Correct field checks also do not confirm the event or its permission.</w:t>
       </w:r>
     </w:p>
     <w:p>
@@ -1676,41 +3114,245 @@
       </w:r>
     </w:p>
     <w:p>
-      <w:r>
-        <w:t>Completion task: A helper says Label a card ready if it looks nice. Explain why this can lead to inconsistent labels. Replace it with an instruction that another person can apply using the calendar policy, including what to do about a blank field.</w:t>
-      </w:r>
-    </w:p>
-    <w:p>
-      <w:r>
-        <w:t>Teacher check: Looks nice has no agreed observable criterion and can invite different preferences. A usable replacement checks for a known day outside whole numbers 1 to 30 or a known room other than A/B and labels revise; otherwise any blank or unreadable required field gives review; otherwise label ready. Accept equivalent wording that preserves all criteria and priority.</w:t>
-      </w:r>
-    </w:p>
-    <w:p>
-      <w:r>
-        <w:t>Start by identifying the given inputs together. Leave the intermediate steps blank. If needed, model one step, then withdraw that help on the next step. Move to a full trace only when the partial trace is understood. For partners, alternate explainer and checker; collect a response from every learner before discussion.</w:t>
-      </w:r>
-    </w:p>
-    <w:p>
       <w:pPr>
         <w:pStyle w:val="Heading3"/>
       </w:pPr>
       <w:r>
+        <w:t>Completion practice</w:t>
+      </w:r>
+    </w:p>
+    <w:p>
+      <w:pPr>
+        <w:spacing w:line="336" w:lineRule="auto" w:after="180"/>
+        <w:shd w:fill="F5F1FB"/>
+      </w:pPr>
+      <w:r>
+        <w:rPr>
+          <w:b w:val="0"/>
+        </w:rPr>
+        <w:t xml:space="preserve">Completion task: A helper says </w:t>
+      </w:r>
+      <w:r>
+        <w:rPr>
+          <w:b/>
+        </w:rPr>
+        <w:t>Label</w:t>
+      </w:r>
+      <w:r>
+        <w:rPr>
+          <w:b w:val="0"/>
+        </w:rPr>
+        <w:t xml:space="preserve"> a card ready if it looks nice. Explain why this can lead to inconsistent </w:t>
+      </w:r>
+      <w:r>
+        <w:rPr>
+          <w:b/>
+        </w:rPr>
+        <w:t>label</w:t>
+      </w:r>
+      <w:r>
+        <w:rPr>
+          <w:b w:val="0"/>
+        </w:rPr>
+        <w:t>s.</w:t>
+      </w:r>
+    </w:p>
+    <w:p>
+      <w:pPr>
+        <w:spacing w:line="336" w:lineRule="auto" w:after="180"/>
+        <w:shd w:fill="F5F1FB"/>
+      </w:pPr>
+      <w:r>
+        <w:rPr>
+          <w:b w:val="0"/>
+        </w:rPr>
+        <w:t>Replace it with an instruction that another person can apply using the calendar policy, including what to do about a blank field.</w:t>
+      </w:r>
+    </w:p>
+    <w:p>
+      <w:pPr>
+        <w:pStyle w:val="Heading3"/>
+      </w:pPr>
+      <w:r>
+        <w:t>Reasoning to listen for</w:t>
+      </w:r>
+    </w:p>
+    <w:p>
+      <w:pPr>
+        <w:spacing w:line="336" w:lineRule="auto" w:after="180"/>
+        <w:shd w:fill="F1F6FC"/>
+      </w:pPr>
+      <w:r>
+        <w:rPr>
+          <w:b w:val="0"/>
+        </w:rPr>
+        <w:t>Teacher check: Looks nice has no agreed observable criterion and can invite different preferences.</w:t>
+      </w:r>
+    </w:p>
+    <w:p>
+      <w:pPr>
+        <w:spacing w:line="336" w:lineRule="auto" w:after="180"/>
+        <w:shd w:fill="F1F6FC"/>
+      </w:pPr>
+      <w:r>
+        <w:rPr>
+          <w:b w:val="0"/>
+        </w:rPr>
+        <w:t xml:space="preserve">A usable replacement checks for a known day outside whole numbers 1 to 30 or a known room other than A/B and </w:t>
+      </w:r>
+      <w:r>
+        <w:rPr>
+          <w:b/>
+        </w:rPr>
+        <w:t>label</w:t>
+      </w:r>
+      <w:r>
+        <w:rPr>
+          <w:b w:val="0"/>
+        </w:rPr>
+        <w:t xml:space="preserve">s revise; otherwise any blank or unreadable required field gives review; otherwise </w:t>
+      </w:r>
+      <w:r>
+        <w:rPr>
+          <w:b/>
+        </w:rPr>
+        <w:t>label</w:t>
+      </w:r>
+      <w:r>
+        <w:rPr>
+          <w:b w:val="0"/>
+        </w:rPr>
+        <w:t xml:space="preserve"> ready.</w:t>
+      </w:r>
+    </w:p>
+    <w:p>
+      <w:pPr>
+        <w:spacing w:line="336" w:lineRule="auto" w:after="180"/>
+        <w:shd w:fill="F1F6FC"/>
+      </w:pPr>
+      <w:r>
+        <w:rPr>
+          <w:b w:val="0"/>
+        </w:rPr>
+        <w:t>Accept equivalent wording that preserves all criteria and priority.</w:t>
+      </w:r>
+    </w:p>
+    <w:p>
+      <w:pPr>
+        <w:spacing w:line="336" w:lineRule="auto" w:after="180"/>
+      </w:pPr>
+      <w:r>
+        <w:rPr>
+          <w:b w:val="0"/>
+        </w:rPr>
+        <w:t xml:space="preserve">Start by identifying the given </w:t>
+      </w:r>
+      <w:r>
+        <w:rPr>
+          <w:b/>
+        </w:rPr>
+        <w:t>input</w:t>
+      </w:r>
+      <w:r>
+        <w:rPr>
+          <w:b w:val="0"/>
+        </w:rPr>
+        <w:t>s together. Leave the intermediate steps blank. If needed, model one step, then withdraw that help on the next step. Move to a full trace only when the partial trace is understood.</w:t>
+      </w:r>
+    </w:p>
+    <w:p>
+      <w:pPr>
+        <w:spacing w:line="336" w:lineRule="auto" w:after="180"/>
+      </w:pPr>
+      <w:r>
+        <w:rPr>
+          <w:b w:val="0"/>
+        </w:rPr>
+        <w:t>For partners, alternate explainer and checker; collect a response from every learner before discussion.</w:t>
+      </w:r>
+    </w:p>
+    <w:p>
+      <w:pPr>
+        <w:pStyle w:val="Heading3"/>
+      </w:pPr>
+      <w:r>
         <w:t>Individual reasoning check</w:t>
       </w:r>
     </w:p>
     <w:p>
-      <w:r>
-        <w:t>Use the worked case for Categories and operational labels. Proposed explanation: “A blank is the same as a failing value”. Decide whether this explanation is supported. Point to the step or supplied fact that decides; explain your repair if needed.</w:t>
-      </w:r>
-    </w:p>
-    <w:p>
-      <w:r>
+      <w:pPr>
+        <w:spacing w:line="336" w:lineRule="auto" w:after="180"/>
+      </w:pPr>
+      <w:r>
+        <w:rPr>
+          <w:b w:val="0"/>
+        </w:rPr>
+        <w:t xml:space="preserve">Use the worked case for Categories and operational </w:t>
+      </w:r>
+      <w:r>
+        <w:rPr>
+          <w:b/>
+        </w:rPr>
+        <w:t>label</w:t>
+      </w:r>
+      <w:r>
+        <w:rPr>
+          <w:b w:val="0"/>
+        </w:rPr>
+        <w:t>s. Proposed explanation: “A blank is the same as a failing value”. Decide whether this explanation is supported.</w:t>
+      </w:r>
+    </w:p>
+    <w:p>
+      <w:pPr>
+        <w:spacing w:line="336" w:lineRule="auto" w:after="180"/>
+      </w:pPr>
+      <w:r>
+        <w:rPr>
+          <w:b w:val="0"/>
+        </w:rPr>
+        <w:t>Point to the step or supplied fact that decides; explain your repair if needed.</w:t>
+      </w:r>
+    </w:p>
+    <w:p>
+      <w:pPr>
+        <w:pStyle w:val="Heading3"/>
+      </w:pPr>
+      <w:r>
+        <w:t>Expected repair</w:t>
+      </w:r>
+    </w:p>
+    <w:p>
+      <w:pPr>
+        <w:spacing w:line="336" w:lineRule="auto" w:after="180"/>
+        <w:shd w:fill="F1F6FC"/>
+      </w:pPr>
+      <w:r>
+        <w:rPr>
+          <w:b w:val="0"/>
+        </w:rPr>
         <w:t>Expected correction: Contrast unreadable day with day 0. One is unknown; the other is known to violate the stated range.</w:t>
       </w:r>
     </w:p>
     <w:p>
-      <w:r>
-        <w:t>Collect explanations, not only yes/no votes. If a misunderstanding is common, re-model the relevant step for the class. If it affects a few learners, give a short targeted group explanation while others solve a more demanding variation.</w:t>
+      <w:pPr>
+        <w:spacing w:line="336" w:lineRule="auto" w:after="180"/>
+      </w:pPr>
+      <w:r>
+        <w:rPr>
+          <w:b w:val="0"/>
+        </w:rPr>
+        <w:t>Collect explanations, not only yes/no votes. If a misunderstanding is common, re-model the relevant step for the class.</w:t>
+      </w:r>
+    </w:p>
+    <w:p>
+      <w:pPr>
+        <w:spacing w:line="336" w:lineRule="auto" w:after="180"/>
+      </w:pPr>
+      <w:r>
+        <w:rPr>
+          <w:b w:val="0"/>
+        </w:rPr>
+        <w:t>If it affects a few learners, give a short targeted group explanation while others solve a more demanding variation.</w:t>
       </w:r>
     </w:p>
     <w:p>
@@ -1722,8 +3364,27 @@
       </w:r>
     </w:p>
     <w:p>
-      <w:r>
-        <w:t>Why can we not resolve the disagreement merely by taking a majority of reviewers?</w:t>
+      <w:pPr>
+        <w:spacing w:line="336" w:lineRule="auto" w:after="180"/>
+        <w:shd w:fill="F5F1FB"/>
+      </w:pPr>
+      <w:r>
+        <w:rPr>
+          <w:b w:val="0"/>
+        </w:rPr>
+        <w:t xml:space="preserve">Why can we not resolve the </w:t>
+      </w:r>
+      <w:r>
+        <w:rPr>
+          <w:b/>
+        </w:rPr>
+        <w:t>disagreement</w:t>
+      </w:r>
+      <w:r>
+        <w:rPr>
+          <w:b w:val="0"/>
+        </w:rPr>
+        <w:t xml:space="preserve"> merely by taking a majority of reviewers?</w:t>
       </w:r>
     </w:p>
     <w:p>
@@ -1735,18 +3396,96 @@
       </w:r>
     </w:p>
     <w:p>
-      <w:r>
-        <w:t>A vote does not apply the agreed operational definition. The policy includes 80, so the original correct label there is compact.</w:t>
-      </w:r>
-    </w:p>
-    <w:p>
-      <w:r>
-        <w:t>Changed-case reasoning: A’s original labels now match; B must change its equality behavior. The authoritative definition changed, not the physical books.</w:t>
-      </w:r>
-    </w:p>
-    <w:p>
-      <w:r>
-        <w:t>Collect each learner’s explanation before discussion. Use the first missing connection between input, deciding step and result to choose support. This question is worked-case practice, not fresh mastery evidence.</w:t>
+      <w:pPr>
+        <w:spacing w:line="336" w:lineRule="auto" w:after="180"/>
+      </w:pPr>
+      <w:r>
+        <w:rPr>
+          <w:b w:val="0"/>
+        </w:rPr>
+        <w:t xml:space="preserve">A vote does not apply the agreed </w:t>
+      </w:r>
+      <w:r>
+        <w:rPr>
+          <w:b/>
+        </w:rPr>
+        <w:t>operational definition</w:t>
+      </w:r>
+      <w:r>
+        <w:rPr>
+          <w:b w:val="0"/>
+        </w:rPr>
+        <w:t xml:space="preserve">. The policy includes 80, so the original correct </w:t>
+      </w:r>
+      <w:r>
+        <w:rPr>
+          <w:b/>
+        </w:rPr>
+        <w:t>label</w:t>
+      </w:r>
+      <w:r>
+        <w:rPr>
+          <w:b w:val="0"/>
+        </w:rPr>
+        <w:t xml:space="preserve"> there is compact.</w:t>
+      </w:r>
+    </w:p>
+    <w:p>
+      <w:pPr>
+        <w:spacing w:line="336" w:lineRule="auto" w:after="180"/>
+      </w:pPr>
+      <w:r>
+        <w:rPr>
+          <w:b w:val="0"/>
+        </w:rPr>
+        <w:t xml:space="preserve">Changed-case reasoning: A’s original </w:t>
+      </w:r>
+      <w:r>
+        <w:rPr>
+          <w:b/>
+        </w:rPr>
+        <w:t>label</w:t>
+      </w:r>
+      <w:r>
+        <w:rPr>
+          <w:b w:val="0"/>
+        </w:rPr>
+        <w:t>s now match; B must change its equality behavior. The authoritative definition changed, not the physical books.</w:t>
+      </w:r>
+    </w:p>
+    <w:p>
+      <w:pPr>
+        <w:spacing w:line="336" w:lineRule="auto" w:after="180"/>
+      </w:pPr>
+      <w:r>
+        <w:rPr>
+          <w:b w:val="0"/>
+        </w:rPr>
+        <w:t xml:space="preserve">Collect each learner’s explanation before discussion. Use the first missing connection between </w:t>
+      </w:r>
+      <w:r>
+        <w:rPr>
+          <w:b/>
+        </w:rPr>
+        <w:t>input</w:t>
+      </w:r>
+      <w:r>
+        <w:rPr>
+          <w:b w:val="0"/>
+        </w:rPr>
+        <w:t xml:space="preserve">, deciding step and result to choose support. This question is worked-case practice, not fresh mastery </w:t>
+      </w:r>
+      <w:r>
+        <w:rPr>
+          <w:b/>
+        </w:rPr>
+        <w:t>evidence</w:t>
+      </w:r>
+      <w:r>
+        <w:rPr>
+          <w:b w:val="0"/>
+        </w:rPr>
+        <w:t>.</w:t>
       </w:r>
     </w:p>
     <w:p>
@@ -1758,54 +3497,129 @@
       </w:r>
     </w:p>
     <w:p>
+      <w:r>
+        <w:t>Run the Operational Labels investigation and use the first unsupported step to choose a teaching response.</w:t>
+      </w:r>
+    </w:p>
+    <w:p>
+      <w:pPr>
+        <w:spacing w:line="336" w:lineRule="auto" w:after="180"/>
+      </w:pPr>
+      <w:r>
+        <w:rPr>
+          <w:b w:val="0"/>
+        </w:rPr>
+        <w:t>Words You Can Use to Reason</w:t>
+      </w:r>
+    </w:p>
+    <w:p>
+      <w:pPr>
+        <w:spacing w:line="336" w:lineRule="auto" w:after="180"/>
+      </w:pPr>
+      <w:r>
+        <w:rPr>
+          <w:b w:val="0"/>
+        </w:rPr>
+        <w:t>A definition matters when you can recognize the idea, use it, and contrast it with a near-miss.</w:t>
+      </w:r>
+    </w:p>
+    <w:p>
+      <w:pPr>
+        <w:spacing w:line="336" w:lineRule="auto" w:after="180"/>
+      </w:pPr>
+      <w:r>
+        <w:rPr>
+          <w:b w:val="0"/>
+        </w:rPr>
+        <w:t>Predict → Test → Record → Explain</w:t>
+      </w:r>
+    </w:p>
+    <w:p>
+      <w:pPr>
+        <w:spacing w:line="336" w:lineRule="auto" w:after="180"/>
+      </w:pPr>
+      <w:r>
+        <w:rPr>
+          <w:b w:val="0"/>
+        </w:rPr>
+        <w:t>Keep expected and actual results separate. Surprises are useful data when recorded honestly.</w:t>
+      </w:r>
+    </w:p>
+    <w:p>
+      <w:pPr>
+        <w:spacing w:line="336" w:lineRule="auto" w:after="180"/>
+      </w:pPr>
+      <w:r>
+        <w:rPr>
+          <w:b w:val="0"/>
+        </w:rPr>
+        <w:t xml:space="preserve">Pairs </w:t>
+      </w:r>
+      <w:r>
+        <w:rPr>
+          <w:b/>
+        </w:rPr>
+        <w:t>label</w:t>
+      </w:r>
+      <w:r>
+        <w:rPr>
+          <w:b w:val="0"/>
+        </w:rPr>
+        <w:t xml:space="preserve"> the same cards independently, compare, calculate matches/total, discuss </w:t>
+      </w:r>
+      <w:r>
+        <w:rPr>
+          <w:b/>
+        </w:rPr>
+        <w:t>disagreement</w:t>
+      </w:r>
+      <w:r>
+        <w:rPr>
+          <w:b w:val="0"/>
+        </w:rPr>
+        <w:t>s, and revise only the unclear rule.</w:t>
+      </w:r>
+    </w:p>
+    <w:p>
+      <w:pPr>
+        <w:spacing w:line="336" w:lineRule="auto" w:after="180"/>
+        <w:shd w:fill="F5F1FB"/>
+      </w:pPr>
+      <w:r>
+        <w:rPr>
+          <w:b w:val="0"/>
+        </w:rPr>
+        <w:t>What did the hardest test teach you that the normal test did not?</w:t>
+      </w:r>
+    </w:p>
+    <w:p>
       <w:pPr>
         <w:pStyle w:val="Heading3"/>
       </w:pPr>
       <w:r>
-        <w:t>Run the weekly evidence lab</w:t>
-      </w:r>
-    </w:p>
-    <w:p>
-      <w:r>
-        <w:t>Words You Can Use to Reason</w:t>
-      </w:r>
-    </w:p>
-    <w:p>
-      <w:r>
-        <w:t>A definition matters when you can recognize the idea, use it, and contrast it with a near-miss.</w:t>
-      </w:r>
-    </w:p>
-    <w:p>
-      <w:r>
-        <w:t>Predict → Test → Record → Explain</w:t>
-      </w:r>
-    </w:p>
-    <w:p>
-      <w:r>
-        <w:t>Keep expected and actual results separate. Surprises are useful data when recorded honestly.</w:t>
-      </w:r>
-    </w:p>
-    <w:p>
-      <w:r>
-        <w:t>Pairs label the same cards independently, compare, calculate matches/total, discuss disagreements, and revise only the unclear rule.</w:t>
-      </w:r>
-    </w:p>
-    <w:p>
-      <w:r>
-        <w:t>What did the hardest test teach you that the normal test did not?</w:t>
-      </w:r>
-    </w:p>
-    <w:p>
-      <w:pPr>
-        <w:pStyle w:val="Heading3"/>
-      </w:pPr>
-      <w:r>
         <w:t>Make the lab runnable</w:t>
       </w:r>
     </w:p>
     <w:p>
-      <w:r>
-        <w:t>Use the concrete case as the shared normal case and the independent question as a second case. Each pair creates a boundary or missing-information case and predicts its result before testing. Keep the expected result separate from an observed mistake.</w:t>
+      <w:pPr>
+        <w:spacing w:line="336" w:lineRule="auto" w:after="180"/>
+      </w:pPr>
+      <w:r>
+        <w:rPr>
+          <w:b w:val="0"/>
+        </w:rPr>
+        <w:t>Use the concrete case as the shared normal case and the independent question as a second case. Each pair creates a boundary or missing-information case and predicts its result before testing.</w:t>
+      </w:r>
+    </w:p>
+    <w:p>
+      <w:pPr>
+        <w:spacing w:line="336" w:lineRule="auto" w:after="180"/>
+      </w:pPr>
+      <w:r>
+        <w:rPr>
+          <w:b w:val="0"/>
+        </w:rPr>
+        <w:t>Keep the expected result separate from an observed mistake.</w:t>
       </w:r>
     </w:p>
     <w:tbl>
@@ -1963,8 +3777,25 @@
       </w:r>
     </w:p>
     <w:p>
-      <w:r>
-        <w:t>For guessing, return to given facts and request a trace. For vocabulary without application, use one example and one non-example. For arithmetic errors, check the setup before the calculation. Finish with a different uncoached case before recording mastery.</w:t>
+      <w:pPr>
+        <w:spacing w:line="336" w:lineRule="auto" w:after="180"/>
+      </w:pPr>
+      <w:r>
+        <w:rPr>
+          <w:b w:val="0"/>
+        </w:rPr>
+        <w:t>For guessing, return to given facts and request a trace. For vocabulary without application, use one example and one non-example. For arithmetic errors, check the setup before the calculation.</w:t>
+      </w:r>
+    </w:p>
+    <w:p>
+      <w:pPr>
+        <w:spacing w:line="336" w:lineRule="auto" w:after="180"/>
+      </w:pPr>
+      <w:r>
+        <w:rPr>
+          <w:b w:val="0"/>
+        </w:rPr>
+        <w:t>Finish with a different uncoached case before recording mastery.</w:t>
       </w:r>
     </w:p>
     <w:p>
@@ -1976,23 +3807,113 @@
       </w:r>
     </w:p>
     <w:p>
-      <w:r>
+      <w:pPr>
+        <w:spacing w:line="336" w:lineRule="auto" w:after="180"/>
+      </w:pPr>
+      <w:r>
+        <w:rPr>
+          <w:b w:val="0"/>
+        </w:rPr>
         <w:t>A blank is the same as a failing value: Contrast unreadable day with day 0. One is unknown; the other is known to violate the stated range.</w:t>
       </w:r>
     </w:p>
     <w:p>
-      <w:r>
+      <w:pPr>
+        <w:spacing w:line="336" w:lineRule="auto" w:after="180"/>
+      </w:pPr>
+      <w:r>
+        <w:rPr>
+          <w:b w:val="0"/>
+        </w:rPr>
         <w:t>Review must win whenever any field is missing: Trace the guide in order for day 31 with a blank room. The known failure already selects revise under this policy.</w:t>
       </w:r>
     </w:p>
     <w:p>
-      <w:r>
-        <w:t>Agreement proves the labels are true: Give two annotators the same mistaken exclusive-boundary interpretation. Their agreement can coexist with incorrect labels.</w:t>
-      </w:r>
-    </w:p>
-    <w:p>
-      <w:r>
-        <w:t>A category describes the whole person or event: Return to the task scope. Ready checks two printed fields under one policy, not the worth of a person or the reality of an event.</w:t>
+      <w:pPr>
+        <w:spacing w:line="336" w:lineRule="auto" w:after="180"/>
+      </w:pPr>
+      <w:r>
+        <w:rPr>
+          <w:b/>
+        </w:rPr>
+        <w:t>Agreement</w:t>
+      </w:r>
+      <w:r>
+        <w:rPr>
+          <w:b w:val="0"/>
+        </w:rPr>
+        <w:t xml:space="preserve"> proves the </w:t>
+      </w:r>
+      <w:r>
+        <w:rPr>
+          <w:b/>
+        </w:rPr>
+        <w:t>label</w:t>
+      </w:r>
+      <w:r>
+        <w:rPr>
+          <w:b w:val="0"/>
+        </w:rPr>
+        <w:t xml:space="preserve">s are true: Give two </w:t>
+      </w:r>
+      <w:r>
+        <w:rPr>
+          <w:b/>
+        </w:rPr>
+        <w:t>annotator</w:t>
+      </w:r>
+      <w:r>
+        <w:rPr>
+          <w:b w:val="0"/>
+        </w:rPr>
+        <w:t xml:space="preserve">s the same mistaken exclusive-boundary interpretation. Their </w:t>
+      </w:r>
+      <w:r>
+        <w:rPr>
+          <w:b/>
+        </w:rPr>
+        <w:t>agreement</w:t>
+      </w:r>
+      <w:r>
+        <w:rPr>
+          <w:b w:val="0"/>
+        </w:rPr>
+        <w:t xml:space="preserve"> can coexist with incorrect </w:t>
+      </w:r>
+      <w:r>
+        <w:rPr>
+          <w:b/>
+        </w:rPr>
+        <w:t>label</w:t>
+      </w:r>
+      <w:r>
+        <w:rPr>
+          <w:b w:val="0"/>
+        </w:rPr>
+        <w:t>s.</w:t>
+      </w:r>
+    </w:p>
+    <w:p>
+      <w:pPr>
+        <w:spacing w:line="336" w:lineRule="auto" w:after="180"/>
+      </w:pPr>
+      <w:r>
+        <w:rPr>
+          <w:b w:val="0"/>
+        </w:rPr>
+        <w:t xml:space="preserve">A </w:t>
+      </w:r>
+      <w:r>
+        <w:rPr>
+          <w:b/>
+        </w:rPr>
+        <w:t>category</w:t>
+      </w:r>
+      <w:r>
+        <w:rPr>
+          <w:b w:val="0"/>
+        </w:rPr>
+        <w:t xml:space="preserve"> describes the whole person or event: Return to the task scope. Ready checks two printed fields under one policy, not the worth of a person or the reality of an event.</w:t>
       </w:r>
     </w:p>
     <w:p>
@@ -2150,8 +4071,25 @@
       </w:tr>
     </w:tbl>
     <w:p>
-      <w:r>
-        <w:t>Offer an oral explanation, drawing, enlarged visual or fewer examples when that removes a reading/writing barrier. Keep the same reasoning goal. Stretch secure learners by changing a boundary or assumption and asking them to defend the effect, not simply by assigning more of the same questions.</w:t>
+      <w:pPr>
+        <w:spacing w:line="336" w:lineRule="auto" w:after="180"/>
+      </w:pPr>
+      <w:r>
+        <w:rPr>
+          <w:b w:val="0"/>
+        </w:rPr>
+        <w:t>Offer an oral explanation, drawing, enlarged visual or fewer examples when that removes a reading/writing barrier. Keep the same reasoning goal.</w:t>
+      </w:r>
+    </w:p>
+    <w:p>
+      <w:pPr>
+        <w:spacing w:line="336" w:lineRule="auto" w:after="180"/>
+      </w:pPr>
+      <w:r>
+        <w:rPr>
+          <w:b w:val="0"/>
+        </w:rPr>
+        <w:t>Stretch secure learners by changing a boundary or assumption and asking them to defend the effect, not simply by assigning more of the same questions.</w:t>
       </w:r>
     </w:p>
     <w:p>
@@ -2163,11 +4101,16 @@
       </w:r>
     </w:p>
     <w:p>
+      <w:r>
+        <w:t>Use the Operational Labels questions, teacher keys and criteria after the relevant attempts. Previously discussed cases are practice; protect the separately selected independent task.</w:t>
+      </w:r>
+    </w:p>
+    <w:p>
       <w:pPr>
         <w:pStyle w:val="Heading3"/>
       </w:pPr>
       <w:r>
-        <w:t>Assess and explain the answers</w:t>
+        <w:t>Worked case answer</w:t>
       </w:r>
     </w:p>
     <w:p>
@@ -2175,12 +4118,31 @@
         <w:pStyle w:val="Heading3"/>
       </w:pPr>
       <w:r>
-        <w:t>Worked case answer</w:t>
-      </w:r>
-    </w:p>
-    <w:p>
-      <w:r>
-        <w:t>It is not Short under the stated definition. Agree operational boundaries before labelling.</w:t>
+        <w:t>Teacher key · Worked case answer</w:t>
+      </w:r>
+    </w:p>
+    <w:p>
+      <w:pPr>
+        <w:spacing w:line="336" w:lineRule="auto" w:after="180"/>
+        <w:shd w:fill="F1F6FC"/>
+      </w:pPr>
+      <w:r>
+        <w:rPr>
+          <w:b w:val="0"/>
+        </w:rPr>
+        <w:t xml:space="preserve">It is not Short under the stated definition. Agree operational boundaries before </w:t>
+      </w:r>
+      <w:r>
+        <w:rPr>
+          <w:b/>
+        </w:rPr>
+        <w:t>label</w:t>
+      </w:r>
+      <w:r>
+        <w:rPr>
+          <w:b w:val="0"/>
+        </w:rPr>
+        <w:t>ling.</w:t>
       </w:r>
     </w:p>
     <w:p>
@@ -2192,21 +4154,111 @@
       </w:r>
     </w:p>
     <w:p>
-      <w:r>
-        <w:t>Use a clear label rule: short means 80 pages or fewer. Two judges label an 80-page book differently. What shared instruction resolves this disagreement?</w:t>
-      </w:r>
-    </w:p>
-    <w:p>
       <w:pPr>
         <w:pStyle w:val="Heading3"/>
       </w:pPr>
       <w:r>
+        <w:t>Independent question · withhold the key</w:t>
+      </w:r>
+    </w:p>
+    <w:p>
+      <w:pPr>
+        <w:spacing w:line="336" w:lineRule="auto" w:after="180"/>
+        <w:shd w:fill="F5F1FB"/>
+      </w:pPr>
+      <w:r>
+        <w:rPr>
+          <w:b w:val="0"/>
+        </w:rPr>
+        <w:t xml:space="preserve">Use a clear </w:t>
+      </w:r>
+      <w:r>
+        <w:rPr>
+          <w:b/>
+        </w:rPr>
+        <w:t>label</w:t>
+      </w:r>
+      <w:r>
+        <w:rPr>
+          <w:b w:val="0"/>
+        </w:rPr>
+        <w:t xml:space="preserve"> rule: short means 80 pages or fewer. Two judges </w:t>
+      </w:r>
+      <w:r>
+        <w:rPr>
+          <w:b/>
+        </w:rPr>
+        <w:t>label</w:t>
+      </w:r>
+      <w:r>
+        <w:rPr>
+          <w:b w:val="0"/>
+        </w:rPr>
+        <w:t xml:space="preserve"> an 80-page book differently. What shared instruction resolves this </w:t>
+      </w:r>
+      <w:r>
+        <w:rPr>
+          <w:b/>
+        </w:rPr>
+        <w:t>disagreement</w:t>
+      </w:r>
+      <w:r>
+        <w:rPr>
+          <w:b w:val="0"/>
+        </w:rPr>
+        <w:t>?</w:t>
+      </w:r>
+    </w:p>
+    <w:p>
+      <w:pPr>
+        <w:pStyle w:val="Heading3"/>
+      </w:pPr>
+      <w:r>
         <w:t>Expected independent answer</w:t>
       </w:r>
     </w:p>
     <w:p>
-      <w:r>
-        <w:t>Both should label it short because the written definition includes 80. Applying the same operational definition makes the judgement reproducible.</w:t>
+      <w:pPr>
+        <w:pStyle w:val="Heading3"/>
+      </w:pPr>
+      <w:r>
+        <w:t>Teacher key · Expected independent answer</w:t>
+      </w:r>
+    </w:p>
+    <w:p>
+      <w:pPr>
+        <w:spacing w:line="336" w:lineRule="auto" w:after="180"/>
+        <w:shd w:fill="F1F6FC"/>
+      </w:pPr>
+      <w:r>
+        <w:rPr>
+          <w:b w:val="0"/>
+        </w:rPr>
+        <w:t xml:space="preserve">Both should </w:t>
+      </w:r>
+      <w:r>
+        <w:rPr>
+          <w:b/>
+        </w:rPr>
+        <w:t>label</w:t>
+      </w:r>
+      <w:r>
+        <w:rPr>
+          <w:b w:val="0"/>
+        </w:rPr>
+        <w:t xml:space="preserve"> it short because the written definition includes 80. Applying the same </w:t>
+      </w:r>
+      <w:r>
+        <w:rPr>
+          <w:b/>
+        </w:rPr>
+        <w:t>operational definition</w:t>
+      </w:r>
+      <w:r>
+        <w:rPr>
+          <w:b w:val="0"/>
+        </w:rPr>
+        <w:t xml:space="preserve"> makes the judgement reproducible.</w:t>
       </w:r>
     </w:p>
     <w:p>
@@ -2444,8 +4496,25 @@
       </w:tr>
     </w:tbl>
     <w:p>
-      <w:r>
-        <w:t>Use 6/8 as a classroom checkpoint, with 2 required for both Result and Reasoning. This is a proposed teaching rule, not a validated certification threshold. Do not count a coached answer as independent mastery; correct unsafe or unsupported claims regardless of total.</w:t>
+      <w:pPr>
+        <w:spacing w:line="336" w:lineRule="auto" w:after="180"/>
+      </w:pPr>
+      <w:r>
+        <w:rPr>
+          <w:b w:val="0"/>
+        </w:rPr>
+        <w:t>Use 6/8 as a classroom checkpoint, with 2 required for both Result and Reasoning. This is a proposed teaching rule, not a validated certification threshold.</w:t>
+      </w:r>
+    </w:p>
+    <w:p>
+      <w:pPr>
+        <w:spacing w:line="336" w:lineRule="auto" w:after="180"/>
+      </w:pPr>
+      <w:r>
+        <w:rPr>
+          <w:b w:val="0"/>
+        </w:rPr>
+        <w:t>Do not count a coached answer as independent mastery; correct unsafe or unsupported claims regardless of total.</w:t>
       </w:r>
     </w:p>
     <w:p>
@@ -2457,8 +4526,50 @@
       </w:r>
     </w:p>
     <w:p>
-      <w:r>
-        <w:t>Ask the learner to find the evidence that challenges this claim: “A category name alone guarantees consistent labels.” Keep the first attempt and an uncoached retry separate.</w:t>
+      <w:pPr>
+        <w:spacing w:line="336" w:lineRule="auto" w:after="180"/>
+      </w:pPr>
+      <w:r>
+        <w:rPr>
+          <w:b w:val="0"/>
+        </w:rPr>
+        <w:t xml:space="preserve">Ask the learner to find the </w:t>
+      </w:r>
+      <w:r>
+        <w:rPr>
+          <w:b/>
+        </w:rPr>
+        <w:t>evidence</w:t>
+      </w:r>
+      <w:r>
+        <w:rPr>
+          <w:b w:val="0"/>
+        </w:rPr>
+        <w:t xml:space="preserve"> that challenges this claim: “A </w:t>
+      </w:r>
+      <w:r>
+        <w:rPr>
+          <w:b/>
+        </w:rPr>
+        <w:t>category</w:t>
+      </w:r>
+      <w:r>
+        <w:rPr>
+          <w:b w:val="0"/>
+        </w:rPr>
+        <w:t xml:space="preserve"> name alone guarantees consistent </w:t>
+      </w:r>
+      <w:r>
+        <w:rPr>
+          <w:b/>
+        </w:rPr>
+        <w:t>label</w:t>
+      </w:r>
+      <w:r>
+        <w:rPr>
+          <w:b w:val="0"/>
+        </w:rPr>
+        <w:t>s.” Keep the first attempt and an uncoached retry separate.</w:t>
       </w:r>
     </w:p>
     <w:p>
@@ -2470,15 +4581,78 @@
       </w:r>
     </w:p>
     <w:p>
-      <w:r>
-        <w:t>Choose and document one boundary, such as short means fewer than 100 pages. Review all 100-page records under that rule, preserve old labels and record the correction. Do not average categorical labels or count the disagreement as random noise before inspecting definitions.</w:t>
-      </w:r>
-    </w:p>
-    <w:p>
       <w:pPr>
         <w:pStyle w:val="Heading3"/>
       </w:pPr>
       <w:r>
+        <w:t>Teacher key · Original transfer answer</w:t>
+      </w:r>
+    </w:p>
+    <w:p>
+      <w:pPr>
+        <w:spacing w:line="336" w:lineRule="auto" w:after="180"/>
+        <w:shd w:fill="F1F6FC"/>
+      </w:pPr>
+      <w:r>
+        <w:rPr>
+          <w:b w:val="0"/>
+        </w:rPr>
+        <w:t xml:space="preserve">Choose and document one boundary, such as short means fewer than 100 pages. Review all 100-page records under that rule, preserve old </w:t>
+      </w:r>
+      <w:r>
+        <w:rPr>
+          <w:b/>
+        </w:rPr>
+        <w:t>label</w:t>
+      </w:r>
+      <w:r>
+        <w:rPr>
+          <w:b w:val="0"/>
+        </w:rPr>
+        <w:t>s and record the correction.</w:t>
+      </w:r>
+    </w:p>
+    <w:p>
+      <w:pPr>
+        <w:spacing w:line="336" w:lineRule="auto" w:after="180"/>
+        <w:shd w:fill="F1F6FC"/>
+      </w:pPr>
+      <w:r>
+        <w:rPr>
+          <w:b w:val="0"/>
+        </w:rPr>
+        <w:t xml:space="preserve">Do not average categorical </w:t>
+      </w:r>
+      <w:r>
+        <w:rPr>
+          <w:b/>
+        </w:rPr>
+        <w:t>label</w:t>
+      </w:r>
+      <w:r>
+        <w:rPr>
+          <w:b w:val="0"/>
+        </w:rPr>
+        <w:t xml:space="preserve">s or count the </w:t>
+      </w:r>
+      <w:r>
+        <w:rPr>
+          <w:b/>
+        </w:rPr>
+        <w:t>disagreement</w:t>
+      </w:r>
+      <w:r>
+        <w:rPr>
+          <w:b w:val="0"/>
+        </w:rPr>
+        <w:t xml:space="preserve"> as random noise before inspecting definitions.</w:t>
+      </w:r>
+    </w:p>
+    <w:p>
+      <w:pPr>
+        <w:pStyle w:val="Heading3"/>
+      </w:pPr>
+      <w:r>
         <w:t>Explanations for the additional workbook examples</w:t>
       </w:r>
     </w:p>
@@ -2491,111 +4665,765 @@
       </w:r>
     </w:p>
     <w:p>
-      <w:r>
-        <w:t>The calendar policy accepts whole-number days 1 through 30 inclusive and a room code A or B. Check known failures first, then unknown fields, then readiness. Label these cards and give evidence: day 30 room B; day 31 room A; day 14 room unreadable; day 31 room unreadable.</w:t>
-      </w:r>
-    </w:p>
-    <w:p>
-      <w:r>
-        <w:t>In order: ready because both known fields pass; revise because 31 exceeds 30; review because the known day passes but the room is unknown; revise because the known day failure has priority over the unknown room. Equality at 30 is accepted.</w:t>
-      </w:r>
-    </w:p>
-    <w:p>
       <w:pPr>
         <w:pStyle w:val="Heading3"/>
       </w:pPr>
       <w:r>
+        <w:t>Workbook question · W1</w:t>
+      </w:r>
+    </w:p>
+    <w:p>
+      <w:pPr>
+        <w:spacing w:line="336" w:lineRule="auto" w:after="180"/>
+        <w:shd w:fill="F5F1FB"/>
+      </w:pPr>
+      <w:r>
+        <w:rPr>
+          <w:b w:val="0"/>
+        </w:rPr>
+        <w:t>The calendar policy accepts whole-number days 1 through 30 inclusive and a room code A or B. Check known failures first, then unknown fields, then readiness.</w:t>
+      </w:r>
+    </w:p>
+    <w:p>
+      <w:pPr>
+        <w:spacing w:line="336" w:lineRule="auto" w:after="180"/>
+        <w:shd w:fill="F5F1FB"/>
+      </w:pPr>
+      <w:r>
+        <w:rPr>
+          <w:b/>
+        </w:rPr>
+        <w:t>Label</w:t>
+      </w:r>
+      <w:r>
+        <w:rPr>
+          <w:b w:val="0"/>
+        </w:rPr>
+        <w:t xml:space="preserve"> these cards and give </w:t>
+      </w:r>
+      <w:r>
+        <w:rPr>
+          <w:b/>
+        </w:rPr>
+        <w:t>evidence</w:t>
+      </w:r>
+      <w:r>
+        <w:rPr>
+          <w:b w:val="0"/>
+        </w:rPr>
+        <w:t>: day 30 room B; day 31 room A; day 14 room unreadable; day 31 room unreadable.</w:t>
+      </w:r>
+    </w:p>
+    <w:p>
+      <w:pPr>
+        <w:pStyle w:val="Heading3"/>
+      </w:pPr>
+      <w:r>
+        <w:t>Teacher reasoning · W1</w:t>
+      </w:r>
+    </w:p>
+    <w:p>
+      <w:pPr>
+        <w:spacing w:line="336" w:lineRule="auto" w:after="180"/>
+        <w:shd w:fill="F1F6FC"/>
+      </w:pPr>
+      <w:r>
+        <w:rPr>
+          <w:b w:val="0"/>
+        </w:rPr>
+        <w:t>In order: ready because both known fields pass; revise because 31 exceeds 30; review because the known day passes but the room is unknown; revise because the known day failure has priority over the unknown room.</w:t>
+      </w:r>
+    </w:p>
+    <w:p>
+      <w:pPr>
+        <w:spacing w:line="336" w:lineRule="auto" w:after="180"/>
+        <w:shd w:fill="F1F6FC"/>
+      </w:pPr>
+      <w:r>
+        <w:rPr>
+          <w:b w:val="0"/>
+        </w:rPr>
+        <w:t>Equality at 30 is accepted.</w:t>
+      </w:r>
+    </w:p>
+    <w:p>
+      <w:pPr>
+        <w:pStyle w:val="Heading3"/>
+      </w:pPr>
+      <w:r>
         <w:t>W2 Replace a vague instruction</w:t>
       </w:r>
     </w:p>
     <w:p>
-      <w:r>
-        <w:t>A helper says Label a card ready if it looks nice. Explain why this can lead to inconsistent labels. Replace it with an instruction that another person can apply using the calendar policy, including what to do about a blank field.</w:t>
-      </w:r>
-    </w:p>
-    <w:p>
-      <w:r>
-        <w:t>Looks nice has no agreed observable criterion and can invite different preferences. A usable replacement checks for a known day outside whole numbers 1 to 30 or a known room other than A/B and labels revise; otherwise any blank or unreadable required field gives review; otherwise label ready. Accept equivalent wording that preserves all criteria and priority.</w:t>
-      </w:r>
-    </w:p>
-    <w:p>
       <w:pPr>
         <w:pStyle w:val="Heading3"/>
       </w:pPr>
       <w:r>
+        <w:t>Workbook question · W2</w:t>
+      </w:r>
+    </w:p>
+    <w:p>
+      <w:pPr>
+        <w:spacing w:line="336" w:lineRule="auto" w:after="180"/>
+        <w:shd w:fill="F5F1FB"/>
+      </w:pPr>
+      <w:r>
+        <w:rPr>
+          <w:b w:val="0"/>
+        </w:rPr>
+        <w:t xml:space="preserve">A helper says </w:t>
+      </w:r>
+      <w:r>
+        <w:rPr>
+          <w:b/>
+        </w:rPr>
+        <w:t>Label</w:t>
+      </w:r>
+      <w:r>
+        <w:rPr>
+          <w:b w:val="0"/>
+        </w:rPr>
+        <w:t xml:space="preserve"> a card ready if it looks nice. Explain why this can lead to inconsistent </w:t>
+      </w:r>
+      <w:r>
+        <w:rPr>
+          <w:b/>
+        </w:rPr>
+        <w:t>label</w:t>
+      </w:r>
+      <w:r>
+        <w:rPr>
+          <w:b w:val="0"/>
+        </w:rPr>
+        <w:t>s.</w:t>
+      </w:r>
+    </w:p>
+    <w:p>
+      <w:pPr>
+        <w:spacing w:line="336" w:lineRule="auto" w:after="180"/>
+        <w:shd w:fill="F5F1FB"/>
+      </w:pPr>
+      <w:r>
+        <w:rPr>
+          <w:b w:val="0"/>
+        </w:rPr>
+        <w:t>Replace it with an instruction that another person can apply using the calendar policy, including what to do about a blank field.</w:t>
+      </w:r>
+    </w:p>
+    <w:p>
+      <w:pPr>
+        <w:pStyle w:val="Heading3"/>
+      </w:pPr>
+      <w:r>
+        <w:t>Teacher reasoning · W2</w:t>
+      </w:r>
+    </w:p>
+    <w:p>
+      <w:pPr>
+        <w:spacing w:line="336" w:lineRule="auto" w:after="180"/>
+        <w:shd w:fill="F1F6FC"/>
+      </w:pPr>
+      <w:r>
+        <w:rPr>
+          <w:b w:val="0"/>
+        </w:rPr>
+        <w:t>Looks nice has no agreed observable criterion and can invite different preferences.</w:t>
+      </w:r>
+    </w:p>
+    <w:p>
+      <w:pPr>
+        <w:spacing w:line="336" w:lineRule="auto" w:after="180"/>
+        <w:shd w:fill="F1F6FC"/>
+      </w:pPr>
+      <w:r>
+        <w:rPr>
+          <w:b w:val="0"/>
+        </w:rPr>
+        <w:t xml:space="preserve">A usable replacement checks for a known day outside whole numbers 1 to 30 or a known room other than A/B and </w:t>
+      </w:r>
+      <w:r>
+        <w:rPr>
+          <w:b/>
+        </w:rPr>
+        <w:t>label</w:t>
+      </w:r>
+      <w:r>
+        <w:rPr>
+          <w:b w:val="0"/>
+        </w:rPr>
+        <w:t xml:space="preserve">s revise; otherwise any blank or unreadable required field gives review; otherwise </w:t>
+      </w:r>
+      <w:r>
+        <w:rPr>
+          <w:b/>
+        </w:rPr>
+        <w:t>label</w:t>
+      </w:r>
+      <w:r>
+        <w:rPr>
+          <w:b w:val="0"/>
+        </w:rPr>
+        <w:t xml:space="preserve"> ready.</w:t>
+      </w:r>
+    </w:p>
+    <w:p>
+      <w:pPr>
+        <w:spacing w:line="336" w:lineRule="auto" w:after="180"/>
+        <w:shd w:fill="F1F6FC"/>
+      </w:pPr>
+      <w:r>
+        <w:rPr>
+          <w:b w:val="0"/>
+        </w:rPr>
+        <w:t>Accept equivalent wording that preserves all criteria and priority.</w:t>
+      </w:r>
+    </w:p>
+    <w:p>
+      <w:pPr>
+        <w:pStyle w:val="Heading3"/>
+      </w:pPr>
+      <w:r>
         <w:t>W3 Count and investigate disagreement</w:t>
       </w:r>
     </w:p>
     <w:p>
-      <w:r>
-        <w:t>For the same four cards, Mina records ready, revise, review, ready. Theo records ready, review, review, revise. How many positions agree? Identify the disagreements. Can you decide which annotator is correct from these label lists alone? Explain what else you need.</w:t>
-      </w:r>
-    </w:p>
-    <w:p>
-      <w:r>
-        <w:t>Positions 1 and 3 agree, so there are two agreements out of four. Positions 2 and 4 disagree. The lists alone do not show which labels are correct; inspect the corresponding card fields and the guide version, then compare each explanation with the criteria. Agreement at positions 1 and 3 does not itself prove correctness.</w:t>
-      </w:r>
-    </w:p>
-    <w:p>
       <w:pPr>
         <w:pStyle w:val="Heading3"/>
       </w:pPr>
       <w:r>
+        <w:t>Workbook question · W3</w:t>
+      </w:r>
+    </w:p>
+    <w:p>
+      <w:pPr>
+        <w:spacing w:line="336" w:lineRule="auto" w:after="180"/>
+        <w:shd w:fill="F5F1FB"/>
+      </w:pPr>
+      <w:r>
+        <w:rPr>
+          <w:b w:val="0"/>
+        </w:rPr>
+        <w:t xml:space="preserve">For the same four cards, Mina records ready, revise, review, ready. Theo records ready, review, review, revise. How many positions agree? Identify the </w:t>
+      </w:r>
+      <w:r>
+        <w:rPr>
+          <w:b/>
+        </w:rPr>
+        <w:t>disagreement</w:t>
+      </w:r>
+      <w:r>
+        <w:rPr>
+          <w:b w:val="0"/>
+        </w:rPr>
+        <w:t>s.</w:t>
+      </w:r>
+    </w:p>
+    <w:p>
+      <w:pPr>
+        <w:spacing w:line="336" w:lineRule="auto" w:after="180"/>
+        <w:shd w:fill="F5F1FB"/>
+      </w:pPr>
+      <w:r>
+        <w:rPr>
+          <w:b w:val="0"/>
+        </w:rPr>
+        <w:t xml:space="preserve">Can you decide which </w:t>
+      </w:r>
+      <w:r>
+        <w:rPr>
+          <w:b/>
+        </w:rPr>
+        <w:t>annotator</w:t>
+      </w:r>
+      <w:r>
+        <w:rPr>
+          <w:b w:val="0"/>
+        </w:rPr>
+        <w:t xml:space="preserve"> is correct from these </w:t>
+      </w:r>
+      <w:r>
+        <w:rPr>
+          <w:b/>
+        </w:rPr>
+        <w:t>label</w:t>
+      </w:r>
+      <w:r>
+        <w:rPr>
+          <w:b w:val="0"/>
+        </w:rPr>
+        <w:t xml:space="preserve"> lists alone? Explain what else you need.</w:t>
+      </w:r>
+    </w:p>
+    <w:p>
+      <w:pPr>
+        <w:pStyle w:val="Heading3"/>
+      </w:pPr>
+      <w:r>
+        <w:t>Teacher reasoning · W3</w:t>
+      </w:r>
+    </w:p>
+    <w:p>
+      <w:pPr>
+        <w:spacing w:line="336" w:lineRule="auto" w:after="180"/>
+        <w:shd w:fill="F1F6FC"/>
+      </w:pPr>
+      <w:r>
+        <w:rPr>
+          <w:b w:val="0"/>
+        </w:rPr>
+        <w:t xml:space="preserve">Positions 1 and 3 agree, so there are two </w:t>
+      </w:r>
+      <w:r>
+        <w:rPr>
+          <w:b/>
+        </w:rPr>
+        <w:t>agreement</w:t>
+      </w:r>
+      <w:r>
+        <w:rPr>
+          <w:b w:val="0"/>
+        </w:rPr>
+        <w:t>s out of four. Positions 2 and 4 disagree.</w:t>
+      </w:r>
+    </w:p>
+    <w:p>
+      <w:pPr>
+        <w:spacing w:line="336" w:lineRule="auto" w:after="180"/>
+        <w:shd w:fill="F1F6FC"/>
+      </w:pPr>
+      <w:r>
+        <w:rPr>
+          <w:b w:val="0"/>
+        </w:rPr>
+        <w:t xml:space="preserve">The lists alone do not show which </w:t>
+      </w:r>
+      <w:r>
+        <w:rPr>
+          <w:b/>
+        </w:rPr>
+        <w:t>label</w:t>
+      </w:r>
+      <w:r>
+        <w:rPr>
+          <w:b w:val="0"/>
+        </w:rPr>
+        <w:t>s are correct; inspect the corresponding card fields and the guide version, then compare each explanation with the criteria.</w:t>
+      </w:r>
+    </w:p>
+    <w:p>
+      <w:pPr>
+        <w:spacing w:line="336" w:lineRule="auto" w:after="180"/>
+        <w:shd w:fill="F1F6FC"/>
+      </w:pPr>
+      <w:r>
+        <w:rPr>
+          <w:b/>
+        </w:rPr>
+        <w:t>Agreement</w:t>
+      </w:r>
+      <w:r>
+        <w:rPr>
+          <w:b w:val="0"/>
+        </w:rPr>
+        <w:t xml:space="preserve"> at positions 1 and 3 does not itself prove correctness.</w:t>
+      </w:r>
+    </w:p>
+    <w:p>
+      <w:pPr>
+        <w:pStyle w:val="Heading3"/>
+      </w:pPr>
+      <w:r>
         <w:t>W4 Transfer the method to a new record</w:t>
       </w:r>
     </w:p>
     <w:p>
-      <w:r>
-        <w:t>A fictional equipment-request form accepts a whole-number borrowing duration of 1 through 7 days inclusive and one item code X or Y. Label revise if any known field fails; otherwise label review if a field is blank or unreadable; otherwise label ready. Classify these forms and justify each: 7 days X; 8 days Y; unreadable duration X; 8 days blank code. Explain whether ready alone grants permission to borrow.</w:t>
-      </w:r>
-    </w:p>
-    <w:p>
-      <w:r>
-        <w:t>7 days X is ready: both pass, including the endpoint. 8 days Y is revise: duration exceeds 7. Unreadable duration X is review: no known failure but duration is unknown. 8 days blank code is revise: the known duration failure has priority. Ready only means the printed fields satisfy this policy; borrowing still requires the actual availability and authorisation process.</w:t>
-      </w:r>
-    </w:p>
-    <w:p>
       <w:pPr>
         <w:pStyle w:val="Heading3"/>
       </w:pPr>
       <w:r>
+        <w:t>Workbook question · W4</w:t>
+      </w:r>
+    </w:p>
+    <w:p>
+      <w:pPr>
+        <w:spacing w:line="336" w:lineRule="auto" w:after="180"/>
+        <w:shd w:fill="F5F1FB"/>
+      </w:pPr>
+      <w:r>
+        <w:rPr>
+          <w:b w:val="0"/>
+        </w:rPr>
+        <w:t>A fictional equipment-request form accepts a whole-number borrowing duration of 1 through 7 days inclusive and one item code X or Y.</w:t>
+      </w:r>
+    </w:p>
+    <w:p>
+      <w:pPr>
+        <w:spacing w:line="336" w:lineRule="auto" w:after="180"/>
+        <w:shd w:fill="F5F1FB"/>
+      </w:pPr>
+      <w:r>
+        <w:rPr>
+          <w:b/>
+        </w:rPr>
+        <w:t>Label</w:t>
+      </w:r>
+      <w:r>
+        <w:rPr>
+          <w:b w:val="0"/>
+        </w:rPr>
+        <w:t xml:space="preserve"> revise if any known field fails; otherwise </w:t>
+      </w:r>
+      <w:r>
+        <w:rPr>
+          <w:b/>
+        </w:rPr>
+        <w:t>label</w:t>
+      </w:r>
+      <w:r>
+        <w:rPr>
+          <w:b w:val="0"/>
+        </w:rPr>
+        <w:t xml:space="preserve"> review if a field is blank or unreadable; otherwise </w:t>
+      </w:r>
+      <w:r>
+        <w:rPr>
+          <w:b/>
+        </w:rPr>
+        <w:t>label</w:t>
+      </w:r>
+      <w:r>
+        <w:rPr>
+          <w:b w:val="0"/>
+        </w:rPr>
+        <w:t xml:space="preserve"> ready. Classify these forms and justify each: 7 days X; 8 days Y; unreadable duration X; 8 days blank code.</w:t>
+      </w:r>
+    </w:p>
+    <w:p>
+      <w:pPr>
+        <w:spacing w:line="336" w:lineRule="auto" w:after="180"/>
+        <w:shd w:fill="F5F1FB"/>
+      </w:pPr>
+      <w:r>
+        <w:rPr>
+          <w:b w:val="0"/>
+        </w:rPr>
+        <w:t>Explain whether ready alone grants permission to borrow.</w:t>
+      </w:r>
+    </w:p>
+    <w:p>
+      <w:pPr>
+        <w:pStyle w:val="Heading3"/>
+      </w:pPr>
+      <w:r>
+        <w:t>Teacher reasoning · W4</w:t>
+      </w:r>
+    </w:p>
+    <w:p>
+      <w:pPr>
+        <w:spacing w:line="336" w:lineRule="auto" w:after="180"/>
+        <w:shd w:fill="F1F6FC"/>
+      </w:pPr>
+      <w:r>
+        <w:rPr>
+          <w:b w:val="0"/>
+        </w:rPr>
+        <w:t>7 days X is ready: both pass, including the endpoint. 8 days Y is revise: duration exceeds 7.</w:t>
+      </w:r>
+    </w:p>
+    <w:p>
+      <w:pPr>
+        <w:spacing w:line="336" w:lineRule="auto" w:after="180"/>
+        <w:shd w:fill="F1F6FC"/>
+      </w:pPr>
+      <w:r>
+        <w:rPr>
+          <w:b w:val="0"/>
+        </w:rPr>
+        <w:t>Unreadable duration X is review: no known failure but duration is unknown. 8 days blank code is revise: the known duration failure has priority.</w:t>
+      </w:r>
+    </w:p>
+    <w:p>
+      <w:pPr>
+        <w:spacing w:line="336" w:lineRule="auto" w:after="180"/>
+        <w:shd w:fill="F1F6FC"/>
+      </w:pPr>
+      <w:r>
+        <w:rPr>
+          <w:b w:val="0"/>
+        </w:rPr>
+        <w:t xml:space="preserve">Ready only means the printed fields satisfy this policy; borrowing still requires the actual availability and authorisation </w:t>
+      </w:r>
+      <w:r>
+        <w:rPr>
+          <w:b/>
+        </w:rPr>
+        <w:t>process</w:t>
+      </w:r>
+      <w:r>
+        <w:rPr>
+          <w:b w:val="0"/>
+        </w:rPr>
+        <w:t>.</w:t>
+      </w:r>
+    </w:p>
+    <w:p>
+      <w:pPr>
+        <w:pStyle w:val="Heading3"/>
+      </w:pPr>
+      <w:r>
         <w:t>W5 Keep a policy change visible</w:t>
       </w:r>
     </w:p>
     <w:p>
-      <w:r>
-        <w:t>Version 1 accepts calendar days 1 through 30. Version 2 accepts days 1 through 31. A card says day 31 room A. State its label under each version. Explain why mixing the two labels without recording the version could create a misleading training dataset.</w:t>
-      </w:r>
-    </w:p>
-    <w:p>
-      <w:r>
-        <w:t>Under Version 1 the card is revise; under Version 2 it is ready. Both can be correct relative to their different policies. If the version is omitted, identical printed fields appear to have conflicting targets without explanation. Record which policy produced each label and review or relabel consistently for the intended task; do not erase the history.</w:t>
-      </w:r>
-    </w:p>
-    <w:p>
       <w:pPr>
         <w:pStyle w:val="Heading3"/>
       </w:pPr>
       <w:r>
+        <w:t>Workbook question · W5</w:t>
+      </w:r>
+    </w:p>
+    <w:p>
+      <w:pPr>
+        <w:spacing w:line="336" w:lineRule="auto" w:after="180"/>
+        <w:shd w:fill="F5F1FB"/>
+      </w:pPr>
+      <w:r>
+        <w:rPr>
+          <w:b w:val="0"/>
+        </w:rPr>
+        <w:t xml:space="preserve">Version 1 accepts calendar days 1 through 30. Version 2 accepts days 1 through 31. A card says day 31 room A. State its </w:t>
+      </w:r>
+      <w:r>
+        <w:rPr>
+          <w:b/>
+        </w:rPr>
+        <w:t>label</w:t>
+      </w:r>
+      <w:r>
+        <w:rPr>
+          <w:b w:val="0"/>
+        </w:rPr>
+        <w:t xml:space="preserve"> under each version.</w:t>
+      </w:r>
+    </w:p>
+    <w:p>
+      <w:pPr>
+        <w:spacing w:line="336" w:lineRule="auto" w:after="180"/>
+        <w:shd w:fill="F5F1FB"/>
+      </w:pPr>
+      <w:r>
+        <w:rPr>
+          <w:b w:val="0"/>
+        </w:rPr>
+        <w:t xml:space="preserve">Explain why mixing the two </w:t>
+      </w:r>
+      <w:r>
+        <w:rPr>
+          <w:b/>
+        </w:rPr>
+        <w:t>label</w:t>
+      </w:r>
+      <w:r>
+        <w:rPr>
+          <w:b w:val="0"/>
+        </w:rPr>
+        <w:t xml:space="preserve">s without recording the version could create a misleading </w:t>
+      </w:r>
+      <w:r>
+        <w:rPr>
+          <w:b/>
+        </w:rPr>
+        <w:t>training</w:t>
+      </w:r>
+      <w:r>
+        <w:rPr>
+          <w:b w:val="0"/>
+        </w:rPr>
+        <w:t xml:space="preserve"> dataset.</w:t>
+      </w:r>
+    </w:p>
+    <w:p>
+      <w:pPr>
+        <w:pStyle w:val="Heading3"/>
+      </w:pPr>
+      <w:r>
+        <w:t>Teacher reasoning · W5</w:t>
+      </w:r>
+    </w:p>
+    <w:p>
+      <w:pPr>
+        <w:spacing w:line="336" w:lineRule="auto" w:after="180"/>
+        <w:shd w:fill="F1F6FC"/>
+      </w:pPr>
+      <w:r>
+        <w:rPr>
+          <w:b w:val="0"/>
+        </w:rPr>
+        <w:t>Under Version 1 the card is revise; under Version 2 it is ready. Both can be correct relative to their different policies.</w:t>
+      </w:r>
+    </w:p>
+    <w:p>
+      <w:pPr>
+        <w:spacing w:line="336" w:lineRule="auto" w:after="180"/>
+        <w:shd w:fill="F1F6FC"/>
+      </w:pPr>
+      <w:r>
+        <w:rPr>
+          <w:b w:val="0"/>
+        </w:rPr>
+        <w:t>If the version is omitted, identical printed fields appear to have conflicting targets without explanation.</w:t>
+      </w:r>
+    </w:p>
+    <w:p>
+      <w:pPr>
+        <w:spacing w:line="336" w:lineRule="auto" w:after="180"/>
+        <w:shd w:fill="F1F6FC"/>
+      </w:pPr>
+      <w:r>
+        <w:rPr>
+          <w:b w:val="0"/>
+        </w:rPr>
+        <w:t xml:space="preserve">Record which policy produced each </w:t>
+      </w:r>
+      <w:r>
+        <w:rPr>
+          <w:b/>
+        </w:rPr>
+        <w:t>label</w:t>
+      </w:r>
+      <w:r>
+        <w:rPr>
+          <w:b w:val="0"/>
+        </w:rPr>
+        <w:t xml:space="preserve"> and review or re</w:t>
+      </w:r>
+      <w:r>
+        <w:rPr>
+          <w:b/>
+        </w:rPr>
+        <w:t>label</w:t>
+      </w:r>
+      <w:r>
+        <w:rPr>
+          <w:b w:val="0"/>
+        </w:rPr>
+        <w:t xml:space="preserve"> consistently for the intended task; do not erase the history.</w:t>
+      </w:r>
+    </w:p>
+    <w:p>
+      <w:pPr>
+        <w:pStyle w:val="Heading3"/>
+      </w:pPr>
+      <w:r>
         <w:t>Assess independent transfer</w:t>
       </w:r>
     </w:p>
     <w:p>
-      <w:r>
-        <w:t>Selected case: Two labellers use book-length rules: fewer than 120 pages and at most 120 pages. Label books with 110,120,121 pages. The agreed policy is at most 120. Repair the disagreement.</w:t>
-      </w:r>
-    </w:p>
-    <w:p>
       <w:pPr>
         <w:pStyle w:val="Heading3"/>
       </w:pPr>
       <w:r>
+        <w:t>Independent question · withhold the key</w:t>
+      </w:r>
+    </w:p>
+    <w:p>
+      <w:pPr>
+        <w:spacing w:line="336" w:lineRule="auto" w:after="180"/>
+        <w:shd w:fill="F5F1FB"/>
+      </w:pPr>
+      <w:r>
+        <w:rPr>
+          <w:b w:val="0"/>
+        </w:rPr>
+        <w:t xml:space="preserve">Selected case: Two </w:t>
+      </w:r>
+      <w:r>
+        <w:rPr>
+          <w:b/>
+        </w:rPr>
+        <w:t>label</w:t>
+      </w:r>
+      <w:r>
+        <w:rPr>
+          <w:b w:val="0"/>
+        </w:rPr>
+        <w:t xml:space="preserve">lers use book-length rules: fewer than 120 pages and at most 120 pages. </w:t>
+      </w:r>
+      <w:r>
+        <w:rPr>
+          <w:b/>
+        </w:rPr>
+        <w:t>Label</w:t>
+      </w:r>
+      <w:r>
+        <w:rPr>
+          <w:b w:val="0"/>
+        </w:rPr>
+        <w:t xml:space="preserve"> books with 110,120,121 pages. The agreed policy is at most 120. Repair the </w:t>
+      </w:r>
+      <w:r>
+        <w:rPr>
+          <w:b/>
+        </w:rPr>
+        <w:t>disagreement</w:t>
+      </w:r>
+      <w:r>
+        <w:rPr>
+          <w:b w:val="0"/>
+        </w:rPr>
+        <w:t>.</w:t>
+      </w:r>
+    </w:p>
+    <w:p>
+      <w:pPr>
+        <w:pStyle w:val="Heading3"/>
+      </w:pPr>
+      <w:r>
         <w:t>Selected case answer</w:t>
       </w:r>
     </w:p>
     <w:p>
-      <w:r>
-        <w:t>Both include 110 and exclude 121; they disagree at 120. Under the supplied common policy, 120 belongs. State the inclusive boundary and check it; disagreement alone does not identify a bad labeller.</w:t>
+      <w:pPr>
+        <w:pStyle w:val="Heading3"/>
+      </w:pPr>
+      <w:r>
+        <w:t>Teacher key · Selected case answer</w:t>
+      </w:r>
+    </w:p>
+    <w:p>
+      <w:pPr>
+        <w:spacing w:line="336" w:lineRule="auto" w:after="180"/>
+        <w:shd w:fill="F1F6FC"/>
+      </w:pPr>
+      <w:r>
+        <w:rPr>
+          <w:b w:val="0"/>
+        </w:rPr>
+        <w:t xml:space="preserve">Both include 110 and exclude 121; they disagree at 120. Under the supplied common policy, 120 belongs. State the inclusive boundary and check it; </w:t>
+      </w:r>
+      <w:r>
+        <w:rPr>
+          <w:b/>
+        </w:rPr>
+        <w:t>disagreement</w:t>
+      </w:r>
+      <w:r>
+        <w:rPr>
+          <w:b w:val="0"/>
+        </w:rPr>
+        <w:t xml:space="preserve"> alone does not identify a bad </w:t>
+      </w:r>
+      <w:r>
+        <w:rPr>
+          <w:b/>
+        </w:rPr>
+        <w:t>label</w:t>
+      </w:r>
+      <w:r>
+        <w:rPr>
+          <w:b w:val="0"/>
+        </w:rPr>
+        <w:t>ler.</w:t>
       </w:r>
     </w:p>
     <w:tbl>
@@ -2701,21 +5529,77 @@
       </w:tr>
     </w:tbl>
     <w:p>
-      <w:r>
-        <w:t>Record each dimension as not yet, with support, or independent. Accept a valid alternative procedure with a defensible trace. Do not penalise an honestly recorded model failure if the learner correctly explains its evidence and limits.</w:t>
-      </w:r>
-    </w:p>
-    <w:p>
       <w:pPr>
         <w:pStyle w:val="Heading3"/>
       </w:pPr>
       <w:r>
+        <w:t>Teacher key · Selected case answer</w:t>
+      </w:r>
+    </w:p>
+    <w:p>
+      <w:pPr>
+        <w:spacing w:line="336" w:lineRule="auto" w:after="180"/>
+        <w:shd w:fill="F1F6FC"/>
+      </w:pPr>
+      <w:r>
+        <w:rPr>
+          <w:b w:val="0"/>
+        </w:rPr>
+        <w:t>Record each dimension as not yet, with support, or independent. Accept a valid alternative procedure with a defensible trace.</w:t>
+      </w:r>
+    </w:p>
+    <w:p>
+      <w:pPr>
+        <w:spacing w:line="336" w:lineRule="auto" w:after="180"/>
+        <w:shd w:fill="F1F6FC"/>
+      </w:pPr>
+      <w:r>
+        <w:rPr>
+          <w:b w:val="0"/>
+        </w:rPr>
+        <w:t xml:space="preserve">Do not penalise an honestly recorded model failure if the learner correctly explains its </w:t>
+      </w:r>
+      <w:r>
+        <w:rPr>
+          <w:b/>
+        </w:rPr>
+        <w:t>evidence</w:t>
+      </w:r>
+      <w:r>
+        <w:rPr>
+          <w:b w:val="0"/>
+        </w:rPr>
+        <w:t xml:space="preserve"> and limits.</w:t>
+      </w:r>
+    </w:p>
+    <w:p>
+      <w:pPr>
+        <w:pStyle w:val="Heading3"/>
+      </w:pPr>
+      <w:r>
         <w:t>Feedback that the learner uses</w:t>
       </w:r>
     </w:p>
     <w:p>
-      <w:r>
-        <w:t>Name the earliest unsupported step and give one action to repair it. Have the learner make that repair now and explain why. Then assess the relevant skill on a fresh, fully specified case. Confirm it was not previously practised with feedback; solve and check the new case before assigning it. A follow-up design prompt is a starting brief, not automatically an equivalent test.</w:t>
+      <w:pPr>
+        <w:spacing w:line="336" w:lineRule="auto" w:after="180"/>
+      </w:pPr>
+      <w:r>
+        <w:rPr>
+          <w:b w:val="0"/>
+        </w:rPr>
+        <w:t>Name the earliest unsupported step and give one action to repair it. Have the learner make that repair now and explain why. Then assess the relevant skill on a fresh, fully specified case.</w:t>
+      </w:r>
+    </w:p>
+    <w:p>
+      <w:pPr>
+        <w:spacing w:line="336" w:lineRule="auto" w:after="180"/>
+      </w:pPr>
+      <w:r>
+        <w:rPr>
+          <w:b w:val="0"/>
+        </w:rPr>
+        <w:t>Confirm it was not previously practised with feedback; solve and check the new case before assigning it. A follow-up design prompt is a starting brief, not automatically an equivalent test.</w:t>
       </w:r>
     </w:p>
     <w:p>
@@ -2727,11 +5611,74 @@
       </w:r>
     </w:p>
     <w:p>
+      <w:r>
+        <w:t>Connect Operational Labels to Transparent Book Recommender, adapt support and plan a later changed-case check.</w:t>
+      </w:r>
+    </w:p>
+    <w:p>
       <w:pPr>
         <w:pStyle w:val="Heading3"/>
       </w:pPr>
       <w:r>
-        <w:t>Connect and extend learning</w:t>
+        <w:t>Transparent Book Recommender</w:t>
+      </w:r>
+    </w:p>
+    <w:p>
+      <w:pPr>
+        <w:spacing w:line="336" w:lineRule="auto" w:after="180"/>
+      </w:pPr>
+      <w:r>
+        <w:rPr>
+          <w:b w:val="0"/>
+        </w:rPr>
+        <w:t xml:space="preserve">Define ‘good match’ before </w:t>
+      </w:r>
+      <w:r>
+        <w:rPr>
+          <w:b/>
+        </w:rPr>
+        <w:t>training</w:t>
+      </w:r>
+      <w:r>
+        <w:rPr>
+          <w:b w:val="0"/>
+        </w:rPr>
+        <w:t xml:space="preserve"> or evaluating the recommender.</w:t>
+      </w:r>
+    </w:p>
+    <w:p>
+      <w:pPr>
+        <w:spacing w:line="336" w:lineRule="auto" w:after="180"/>
+      </w:pPr>
+      <w:r>
+        <w:rPr>
+          <w:b w:val="0"/>
+        </w:rPr>
+        <w:t xml:space="preserve">Keep the decision, </w:t>
+      </w:r>
+      <w:r>
+        <w:rPr>
+          <w:b/>
+        </w:rPr>
+        <w:t>input</w:t>
+      </w:r>
+      <w:r>
+        <w:rPr>
+          <w:b w:val="0"/>
+        </w:rPr>
+        <w:t xml:space="preserve">, result, explanation and remaining limitation in the project </w:t>
+      </w:r>
+      <w:r>
+        <w:rPr>
+          <w:b/>
+        </w:rPr>
+        <w:t>evidence</w:t>
+      </w:r>
+      <w:r>
+        <w:rPr>
+          <w:b w:val="0"/>
+        </w:rPr>
+        <w:t xml:space="preserve"> record. Retrieve this record next week rather than restarting the project.</w:t>
       </w:r>
     </w:p>
     <w:p>
@@ -2739,17 +5686,30 @@
         <w:pStyle w:val="Heading3"/>
       </w:pPr>
       <w:r>
-        <w:t>Transparent Book Recommender</w:t>
-      </w:r>
-    </w:p>
-    <w:p>
-      <w:r>
-        <w:t>Define ‘good match’ before training or evaluating the recommender.</w:t>
-      </w:r>
-    </w:p>
-    <w:p>
-      <w:r>
-        <w:t>Keep the decision, input, result, explanation and remaining limitation in the project evidence record. Retrieve this record next week rather than restarting the project.</w:t>
+        <w:t>Support and stretch</w:t>
+      </w:r>
+    </w:p>
+    <w:p>
+      <w:pPr>
+        <w:spacing w:line="336" w:lineRule="auto" w:after="180"/>
+      </w:pPr>
+      <w:r>
+        <w:rPr>
+          <w:b w:val="0"/>
+        </w:rPr>
+        <w:t xml:space="preserve">Trace one record or condition at a time with counters and </w:t>
+      </w:r>
+      <w:r>
+        <w:rPr>
+          <w:b/>
+        </w:rPr>
+        <w:t>label</w:t>
+      </w:r>
+      <w:r>
+        <w:rPr>
+          <w:b w:val="0"/>
+        </w:rPr>
+        <w:t>led columns. Stretch: introduce a tie, boundary or missing field and declare its handling policy before rerunning.</w:t>
       </w:r>
     </w:p>
     <w:p>
@@ -2757,12 +5717,30 @@
         <w:pStyle w:val="Heading3"/>
       </w:pPr>
       <w:r>
-        <w:t>Support and stretch</w:t>
-      </w:r>
-    </w:p>
-    <w:p>
-      <w:r>
-        <w:t>Trace one record or condition at a time with counters and labelled columns. Stretch: introduce a tie, boundary or missing field and declare its handling policy before rerunning.</w:t>
+        <w:t>Exit reflection</w:t>
+      </w:r>
+    </w:p>
+    <w:p>
+      <w:pPr>
+        <w:spacing w:line="336" w:lineRule="auto" w:after="180"/>
+      </w:pPr>
+      <w:r>
+        <w:rPr>
+          <w:b w:val="0"/>
+        </w:rPr>
+        <w:t xml:space="preserve">Ask for one decision the learner can now justify and one situation requiring more </w:t>
+      </w:r>
+      <w:r>
+        <w:rPr>
+          <w:b/>
+        </w:rPr>
+        <w:t>evidence</w:t>
+      </w:r>
+      <w:r>
+        <w:rPr>
+          <w:b w:val="0"/>
+        </w:rPr>
+        <w:t xml:space="preserve"> or human review. Confidence ratings are separate from correct independent performance.</w:t>
       </w:r>
     </w:p>
     <w:p>
@@ -2770,12 +5748,30 @@
         <w:pStyle w:val="Heading3"/>
       </w:pPr>
       <w:r>
-        <w:t>Exit reflection</w:t>
-      </w:r>
-    </w:p>
-    <w:p>
-      <w:r>
-        <w:t>Ask for one decision the learner can now justify and one situation requiring more evidence or human review. Confidence ratings are separate from correct independent performance.</w:t>
+        <w:t>Bridge to the next week</w:t>
+      </w:r>
+    </w:p>
+    <w:p>
+      <w:pPr>
+        <w:spacing w:line="336" w:lineRule="auto" w:after="180"/>
+      </w:pPr>
+      <w:r>
+        <w:rPr>
+          <w:b w:val="0"/>
+        </w:rPr>
+        <w:t xml:space="preserve">Next: Week 9: Features and Distractors. Retrieve today’s </w:t>
+      </w:r>
+      <w:r>
+        <w:rPr>
+          <w:b/>
+        </w:rPr>
+        <w:t>evidence</w:t>
+      </w:r>
+      <w:r>
+        <w:rPr>
+          <w:b w:val="0"/>
+        </w:rPr>
+        <w:t xml:space="preserve"> and identify what carries forward and what is new.</w:t>
       </w:r>
     </w:p>
     <w:p>
@@ -2783,12 +5779,134 @@
         <w:pStyle w:val="Heading3"/>
       </w:pPr>
       <w:r>
-        <w:t>Bridge to the next week</w:t>
-      </w:r>
-    </w:p>
-    <w:p>
-      <w:r>
-        <w:t>Next: Week 9: Features and Distractors. Retrieve today’s evidence and identify what carries forward and what is new.</w:t>
+        <w:t>Support and fresh reassessment</w:t>
+      </w:r>
+    </w:p>
+    <w:p>
+      <w:pPr>
+        <w:spacing w:line="336" w:lineRule="auto" w:after="180"/>
+      </w:pPr>
+      <w:r>
+        <w:rPr>
+          <w:b w:val="0"/>
+        </w:rPr>
+        <w:t>Provide a three-step checklist and highlight known versus unreadable fields using words as well as colour. Let learners explain orally while pointing to the criterion.</w:t>
+      </w:r>
+    </w:p>
+    <w:p>
+      <w:pPr>
+        <w:spacing w:line="336" w:lineRule="auto" w:after="180"/>
+      </w:pPr>
+      <w:r>
+        <w:rPr>
+          <w:b w:val="0"/>
+        </w:rPr>
+        <w:t xml:space="preserve">Extension: ask how a different priority policy would </w:t>
+      </w:r>
+      <w:r>
+        <w:rPr>
+          <w:b/>
+        </w:rPr>
+        <w:t>label</w:t>
+      </w:r>
+      <w:r>
+        <w:rPr>
+          <w:b w:val="0"/>
+        </w:rPr>
+        <w:t xml:space="preserve"> mixed cases, and why that change must be documented rather than silently merged into the old </w:t>
+      </w:r>
+      <w:r>
+        <w:rPr>
+          <w:b/>
+        </w:rPr>
+        <w:t>label</w:t>
+      </w:r>
+      <w:r>
+        <w:rPr>
+          <w:b w:val="0"/>
+        </w:rPr>
+        <w:t>s.</w:t>
+      </w:r>
+    </w:p>
+    <w:p>
+      <w:pPr>
+        <w:spacing w:line="336" w:lineRule="auto" w:after="180"/>
+      </w:pPr>
+      <w:r>
+        <w:rPr>
+          <w:b w:val="0"/>
+        </w:rPr>
+        <w:t xml:space="preserve">W4 is secure when all four </w:t>
+      </w:r>
+      <w:r>
+        <w:rPr>
+          <w:b/>
+        </w:rPr>
+        <w:t>label</w:t>
+      </w:r>
+      <w:r>
+        <w:rPr>
+          <w:b w:val="0"/>
+        </w:rPr>
+        <w:t xml:space="preserve">s follow the new range and codes, the reasons cite the relevant </w:t>
+      </w:r>
+      <w:r>
+        <w:rPr>
+          <w:b/>
+        </w:rPr>
+        <w:t>evidence</w:t>
+      </w:r>
+      <w:r>
+        <w:rPr>
+          <w:b w:val="0"/>
+        </w:rPr>
+        <w:t>, the mixed failure/unknown case respects priority, and ready is not treated as authorisation.</w:t>
+      </w:r>
+    </w:p>
+    <w:p>
+      <w:pPr>
+        <w:spacing w:line="336" w:lineRule="auto" w:after="180"/>
+      </w:pPr>
+      <w:r>
+        <w:rPr>
+          <w:b w:val="0"/>
+        </w:rPr>
+        <w:t xml:space="preserve">If only the </w:t>
+      </w:r>
+      <w:r>
+        <w:rPr>
+          <w:b/>
+        </w:rPr>
+        <w:t>label</w:t>
+      </w:r>
+      <w:r>
+        <w:rPr>
+          <w:b w:val="0"/>
+        </w:rPr>
+        <w:t>s are correct, ask for the reasoning before recording mastery. After support, use new forms with a different maximum and codes for an uncoached retry.</w:t>
+      </w:r>
+    </w:p>
+    <w:p>
+      <w:pPr>
+        <w:spacing w:line="336" w:lineRule="auto" w:after="180"/>
+      </w:pPr>
+      <w:r>
+        <w:rPr>
+          <w:b w:val="0"/>
+        </w:rPr>
+        <w:t xml:space="preserve">Week 8 examines features: which recorded properties retain the distinctions a task needs, and which attractive-looking </w:t>
+      </w:r>
+      <w:r>
+        <w:rPr>
+          <w:b/>
+        </w:rPr>
+        <w:t>input</w:t>
+      </w:r>
+      <w:r>
+        <w:rPr>
+          <w:b w:val="0"/>
+        </w:rPr>
+        <w:t>s add little useful information.</w:t>
       </w:r>
     </w:p>
     <w:p>
@@ -2796,40 +5914,40 @@
         <w:pStyle w:val="Heading3"/>
       </w:pPr>
       <w:r>
-        <w:t>Support and fresh reassessment</w:t>
-      </w:r>
-    </w:p>
-    <w:p>
-      <w:r>
-        <w:t>Provide a three-step checklist and highlight known versus unreadable fields using words as well as colour. Let learners explain orally while pointing to the criterion. Extension: ask how a different priority policy would label mixed cases, and why that change must be documented rather than silently merged into the old labels.</w:t>
-      </w:r>
-    </w:p>
-    <w:p>
-      <w:r>
-        <w:t>W4 is secure when all four labels follow the new range and codes, the reasons cite the relevant evidence, the mixed failure/unknown case respects priority, and ready is not treated as authorisation. If only the labels are correct, ask for the reasoning before recording mastery. After support, use new forms with a different maximum and codes for an uncoached retry.</w:t>
-      </w:r>
-    </w:p>
-    <w:p>
-      <w:r>
-        <w:t>Week 8 examines features: which recorded properties retain the distinctions a task needs, and which attractive-looking inputs add little useful information.</w:t>
-      </w:r>
-    </w:p>
-    <w:p>
-      <w:pPr>
-        <w:pStyle w:val="Heading3"/>
-      </w:pPr>
-      <w:r>
         <w:t>Plan the delayed return</w:t>
       </w:r>
     </w:p>
     <w:p>
-      <w:r>
+      <w:pPr>
+        <w:spacing w:line="336" w:lineRule="auto" w:after="180"/>
+      </w:pPr>
+      <w:r>
+        <w:rPr>
+          <w:b w:val="0"/>
+        </w:rPr>
         <w:t>Suggested return points in this level: ai-2/9, ai-2/11, ai-2/14. Use actual classroom dates, adjusting for holidays and gaps. One, three and six teaching weeks are scheduling choices, not a claimed optimal spacing.</w:t>
       </w:r>
     </w:p>
     <w:p>
-      <w:r>
-        <w:t>At a delayed check, ask for the idea from memory and a changed application. Compare with the earlier independent response and record support used. For a new level, revisit the previous capstone before checking the new prerequisites.</w:t>
+      <w:pPr>
+        <w:spacing w:line="336" w:lineRule="auto" w:after="180"/>
+      </w:pPr>
+      <w:r>
+        <w:rPr>
+          <w:b w:val="0"/>
+        </w:rPr>
+        <w:t>At a delayed check, ask for the idea from memory and a changed application. Compare with the earlier independent response and record support used.</w:t>
+      </w:r>
+    </w:p>
+    <w:p>
+      <w:pPr>
+        <w:spacing w:line="336" w:lineRule="auto" w:after="180"/>
+      </w:pPr>
+      <w:r>
+        <w:rPr>
+          <w:b w:val="0"/>
+        </w:rPr>
+        <w:t>For a new level, revisit the previous capstone before checking the new prerequisites.</w:t>
       </w:r>
     </w:p>
     <w:tbl>
@@ -2989,8 +6107,26 @@
       </w:tr>
     </w:tbl>
     <w:p>
-      <w:r>
-        <w:t>Use the evidence to choose reteaching or the next step. A completed page, confidence rating or attractive project does not by itself demonstrate understanding.</w:t>
+      <w:pPr>
+        <w:spacing w:line="336" w:lineRule="auto" w:after="180"/>
+      </w:pPr>
+      <w:r>
+        <w:rPr>
+          <w:b w:val="0"/>
+        </w:rPr>
+        <w:t xml:space="preserve">Use the </w:t>
+      </w:r>
+      <w:r>
+        <w:rPr>
+          <w:b/>
+        </w:rPr>
+        <w:t>evidence</w:t>
+      </w:r>
+      <w:r>
+        <w:rPr>
+          <w:b w:val="0"/>
+        </w:rPr>
+        <w:t xml:space="preserve"> to choose reteaching or the next step. A completed page, confidence rating or attractive project does not by itself demonstrate understanding.</w:t>
       </w:r>
     </w:p>
     <w:p>
@@ -3002,8 +6138,26 @@
       </w:r>
     </w:p>
     <w:p>
-      <w:r>
-        <w:t>Give Transparent Book Recommender metadata labels explicit definitions and boundary examples for reviewers.</w:t>
+      <w:pPr>
+        <w:spacing w:line="336" w:lineRule="auto" w:after="180"/>
+      </w:pPr>
+      <w:r>
+        <w:rPr>
+          <w:b w:val="0"/>
+        </w:rPr>
+        <w:t xml:space="preserve">Give Transparent Book Recommender metadata </w:t>
+      </w:r>
+      <w:r>
+        <w:rPr>
+          <w:b/>
+        </w:rPr>
+        <w:t>label</w:t>
+      </w:r>
+      <w:r>
+        <w:rPr>
+          <w:b w:val="0"/>
+        </w:rPr>
+        <w:t>s explicit definitions and boundary examples for reviewers.</w:t>
       </w:r>
     </w:p>
     <w:p>
@@ -3016,12 +6170,86 @@
     </w:p>
     <w:p>
       <w:r>
-        <w:t>Teaching target: Apply a category definition using explicit evidence and boundary rules</w:t>
-      </w:r>
-    </w:p>
-    <w:p>
-      <w:r>
-        <w:t>Prepare the labelled worked-case picture, the matching workbook, fictional input cards and a place for individual responses. No paid AI account is required for the paper reasoning activities.</w:t>
+        <w:t>Use this preparation summary alongside the detailed Operational Labels lesson; it is a checklist rather than a replacement for the full sequence.</w:t>
+      </w:r>
+    </w:p>
+    <w:p>
+      <w:pPr>
+        <w:pStyle w:val="Heading3"/>
+      </w:pPr>
+      <w:r>
+        <w:t>Teaching target</w:t>
+      </w:r>
+    </w:p>
+    <w:p>
+      <w:pPr>
+        <w:spacing w:line="336" w:lineRule="auto" w:after="180"/>
+        <w:shd w:fill="EDF7F3"/>
+      </w:pPr>
+      <w:r>
+        <w:rPr>
+          <w:b w:val="0"/>
+        </w:rPr>
+        <w:t xml:space="preserve">Teaching target: Apply a </w:t>
+      </w:r>
+      <w:r>
+        <w:rPr>
+          <w:b/>
+        </w:rPr>
+        <w:t>category</w:t>
+      </w:r>
+      <w:r>
+        <w:rPr>
+          <w:b w:val="0"/>
+        </w:rPr>
+        <w:t xml:space="preserve"> definition using explicit </w:t>
+      </w:r>
+      <w:r>
+        <w:rPr>
+          <w:b/>
+        </w:rPr>
+        <w:t>evidence</w:t>
+      </w:r>
+      <w:r>
+        <w:rPr>
+          <w:b w:val="0"/>
+        </w:rPr>
+        <w:t xml:space="preserve"> and boundary rules</w:t>
+      </w:r>
+    </w:p>
+    <w:p>
+      <w:pPr>
+        <w:spacing w:line="336" w:lineRule="auto" w:after="180"/>
+      </w:pPr>
+      <w:r>
+        <w:rPr>
+          <w:b w:val="0"/>
+        </w:rPr>
+        <w:t xml:space="preserve">Prepare the </w:t>
+      </w:r>
+      <w:r>
+        <w:rPr>
+          <w:b/>
+        </w:rPr>
+        <w:t>label</w:t>
+      </w:r>
+      <w:r>
+        <w:rPr>
+          <w:b w:val="0"/>
+        </w:rPr>
+        <w:t xml:space="preserve">led worked-case picture, the matching workbook, fictional </w:t>
+      </w:r>
+      <w:r>
+        <w:rPr>
+          <w:b/>
+        </w:rPr>
+        <w:t>input</w:t>
+      </w:r>
+      <w:r>
+        <w:rPr>
+          <w:b w:val="0"/>
+        </w:rPr>
+        <w:t xml:space="preserve"> cards and a place for individual responses. No paid AI account is required for the paper reasoning activities.</w:t>
       </w:r>
     </w:p>
     <w:tbl>
@@ -3168,37 +6396,290 @@
       </w:tr>
     </w:tbl>
     <w:p>
-      <w:r>
-        <w:t>Before class, solve the supported practice: A helper says Label a card ready if it looks nice. Explain why this can lead to inconsistent labels. Replace it with an instruction that another person can apply using the calendar policy, including what to do about a blank field.</w:t>
-      </w:r>
-    </w:p>
-    <w:p>
-      <w:r>
-        <w:t>Reasoned practice answer: Looks nice has no agreed observable criterion and can invite different preferences. A usable replacement checks for a known day outside whole numbers 1 to 30 or a known room other than A/B and labels revise; otherwise any blank or unreadable required field gives review; otherwise label ready. Accept equivalent wording that preserves all criteria and priority.</w:t>
-      </w:r>
-    </w:p>
-    <w:p>
-      <w:r>
-        <w:t>Check every learner before discussion: Use the worked case for Categories and operational labels. Proposed explanation: “A blank is the same as a failing value”. Decide whether this explanation is supported. Point to the step or supplied fact that decides; explain your repair if needed.</w:t>
-      </w:r>
-    </w:p>
-    <w:p>
-      <w:r>
+      <w:pPr>
+        <w:spacing w:line="336" w:lineRule="auto" w:after="180"/>
+      </w:pPr>
+      <w:r>
+        <w:rPr>
+          <w:b w:val="0"/>
+        </w:rPr>
+        <w:t xml:space="preserve">Before class, solve the supported practice: A helper says </w:t>
+      </w:r>
+      <w:r>
+        <w:rPr>
+          <w:b/>
+        </w:rPr>
+        <w:t>Label</w:t>
+      </w:r>
+      <w:r>
+        <w:rPr>
+          <w:b w:val="0"/>
+        </w:rPr>
+        <w:t xml:space="preserve"> a card ready if it looks nice. Explain why this can lead to inconsistent </w:t>
+      </w:r>
+      <w:r>
+        <w:rPr>
+          <w:b/>
+        </w:rPr>
+        <w:t>label</w:t>
+      </w:r>
+      <w:r>
+        <w:rPr>
+          <w:b w:val="0"/>
+        </w:rPr>
+        <w:t>s.</w:t>
+      </w:r>
+    </w:p>
+    <w:p>
+      <w:pPr>
+        <w:spacing w:line="336" w:lineRule="auto" w:after="180"/>
+      </w:pPr>
+      <w:r>
+        <w:rPr>
+          <w:b w:val="0"/>
+        </w:rPr>
+        <w:t>Replace it with an instruction that another person can apply using the calendar policy, including what to do about a blank field.</w:t>
+      </w:r>
+    </w:p>
+    <w:p>
+      <w:pPr>
+        <w:pStyle w:val="Heading3"/>
+      </w:pPr>
+      <w:r>
+        <w:t>Supported practice answer</w:t>
+      </w:r>
+    </w:p>
+    <w:p>
+      <w:pPr>
+        <w:spacing w:line="336" w:lineRule="auto" w:after="180"/>
+        <w:shd w:fill="F1F6FC"/>
+      </w:pPr>
+      <w:r>
+        <w:rPr>
+          <w:b w:val="0"/>
+        </w:rPr>
+        <w:t>Reasoned practice answer: Looks nice has no agreed observable criterion and can invite different preferences.</w:t>
+      </w:r>
+    </w:p>
+    <w:p>
+      <w:pPr>
+        <w:spacing w:line="336" w:lineRule="auto" w:after="180"/>
+        <w:shd w:fill="F1F6FC"/>
+      </w:pPr>
+      <w:r>
+        <w:rPr>
+          <w:b w:val="0"/>
+        </w:rPr>
+        <w:t xml:space="preserve">A usable replacement checks for a known day outside whole numbers 1 to 30 or a known room other than A/B and </w:t>
+      </w:r>
+      <w:r>
+        <w:rPr>
+          <w:b/>
+        </w:rPr>
+        <w:t>label</w:t>
+      </w:r>
+      <w:r>
+        <w:rPr>
+          <w:b w:val="0"/>
+        </w:rPr>
+        <w:t xml:space="preserve">s revise; otherwise any blank or unreadable required field gives review; otherwise </w:t>
+      </w:r>
+      <w:r>
+        <w:rPr>
+          <w:b/>
+        </w:rPr>
+        <w:t>label</w:t>
+      </w:r>
+      <w:r>
+        <w:rPr>
+          <w:b w:val="0"/>
+        </w:rPr>
+        <w:t xml:space="preserve"> ready.</w:t>
+      </w:r>
+    </w:p>
+    <w:p>
+      <w:pPr>
+        <w:spacing w:line="336" w:lineRule="auto" w:after="180"/>
+        <w:shd w:fill="F1F6FC"/>
+      </w:pPr>
+      <w:r>
+        <w:rPr>
+          <w:b w:val="0"/>
+        </w:rPr>
+        <w:t>Accept equivalent wording that preserves all criteria and priority.</w:t>
+      </w:r>
+    </w:p>
+    <w:p>
+      <w:pPr>
+        <w:spacing w:line="336" w:lineRule="auto" w:after="180"/>
+      </w:pPr>
+      <w:r>
+        <w:rPr>
+          <w:b w:val="0"/>
+        </w:rPr>
+        <w:t xml:space="preserve">Check every learner before discussion: Use the worked case for Categories and operational </w:t>
+      </w:r>
+      <w:r>
+        <w:rPr>
+          <w:b/>
+        </w:rPr>
+        <w:t>label</w:t>
+      </w:r>
+      <w:r>
+        <w:rPr>
+          <w:b w:val="0"/>
+        </w:rPr>
+        <w:t>s. Proposed explanation: “A blank is the same as a failing value”. Decide whether this explanation is supported.</w:t>
+      </w:r>
+    </w:p>
+    <w:p>
+      <w:pPr>
+        <w:spacing w:line="336" w:lineRule="auto" w:after="180"/>
+      </w:pPr>
+      <w:r>
+        <w:rPr>
+          <w:b w:val="0"/>
+        </w:rPr>
+        <w:t>Point to the step or supplied fact that decides; explain your repair if needed.</w:t>
+      </w:r>
+    </w:p>
+    <w:p>
+      <w:pPr>
+        <w:pStyle w:val="Heading3"/>
+      </w:pPr>
+      <w:r>
+        <w:t>Repair the misconception</w:t>
+      </w:r>
+    </w:p>
+    <w:p>
+      <w:pPr>
+        <w:spacing w:line="336" w:lineRule="auto" w:after="180"/>
+        <w:shd w:fill="FFF5E6"/>
+      </w:pPr>
+      <w:r>
+        <w:rPr>
+          <w:b w:val="0"/>
+        </w:rPr>
         <w:t>Misconception repair: Contrast unreadable day with day 0. One is unknown; the other is known to violate the stated range.</w:t>
       </w:r>
     </w:p>
     <w:p>
-      <w:r>
-        <w:t>Support: read the exact case aloud, enlarge the labelled picture, supply input cards and model only the first deciding step. Accept a spoken explanation or drawing; retain the reasoning goal.</w:t>
-      </w:r>
-    </w:p>
-    <w:p>
-      <w:r>
-        <w:t>Extension: Change the documented policy to fewer than 80 instead. Require a prediction and a reason before comparing. Expected result: A’s original labels now match; B must change its equality behavior. Reason: The authoritative definition changed, not the physical books.</w:t>
-      </w:r>
-    </w:p>
-    <w:p>
-      <w:r>
+      <w:pPr>
+        <w:pStyle w:val="Heading3"/>
+      </w:pPr>
+      <w:r>
+        <w:t>Support without giving away the answer</w:t>
+      </w:r>
+    </w:p>
+    <w:p>
+      <w:pPr>
+        <w:spacing w:line="336" w:lineRule="auto" w:after="180"/>
+        <w:shd w:fill="F1F6F8"/>
+      </w:pPr>
+      <w:r>
+        <w:rPr>
+          <w:b w:val="0"/>
+        </w:rPr>
+        <w:t xml:space="preserve">Support: read the exact case aloud, enlarge the </w:t>
+      </w:r>
+      <w:r>
+        <w:rPr>
+          <w:b/>
+        </w:rPr>
+        <w:t>label</w:t>
+      </w:r>
+      <w:r>
+        <w:rPr>
+          <w:b w:val="0"/>
+        </w:rPr>
+        <w:t xml:space="preserve">led picture, supply </w:t>
+      </w:r>
+      <w:r>
+        <w:rPr>
+          <w:b/>
+        </w:rPr>
+        <w:t>input</w:t>
+      </w:r>
+      <w:r>
+        <w:rPr>
+          <w:b w:val="0"/>
+        </w:rPr>
+        <w:t xml:space="preserve"> cards and model only the first deciding step. Accept a spoken explanation or drawing; retain the reasoning goal.</w:t>
+      </w:r>
+    </w:p>
+    <w:p>
+      <w:pPr>
+        <w:pStyle w:val="Heading3"/>
+      </w:pPr>
+      <w:r>
+        <w:t>Extend the reasoning</w:t>
+      </w:r>
+    </w:p>
+    <w:p>
+      <w:pPr>
+        <w:spacing w:line="336" w:lineRule="auto" w:after="180"/>
+        <w:shd w:fill="F5F1FB"/>
+      </w:pPr>
+      <w:r>
+        <w:rPr>
+          <w:b w:val="0"/>
+        </w:rPr>
+        <w:t xml:space="preserve">Extension: Change the documented policy to fewer than 80 instead. Require a </w:t>
+      </w:r>
+      <w:r>
+        <w:rPr>
+          <w:b/>
+        </w:rPr>
+        <w:t>prediction</w:t>
+      </w:r>
+      <w:r>
+        <w:rPr>
+          <w:b w:val="0"/>
+        </w:rPr>
+        <w:t xml:space="preserve"> and a reason before comparing. Expected result: A’s original </w:t>
+      </w:r>
+      <w:r>
+        <w:rPr>
+          <w:b/>
+        </w:rPr>
+        <w:t>label</w:t>
+      </w:r>
+      <w:r>
+        <w:rPr>
+          <w:b w:val="0"/>
+        </w:rPr>
+        <w:t>s now match; B must change its equality behavior.</w:t>
+      </w:r>
+    </w:p>
+    <w:p>
+      <w:pPr>
+        <w:spacing w:line="336" w:lineRule="auto" w:after="180"/>
+        <w:shd w:fill="F5F1FB"/>
+      </w:pPr>
+      <w:r>
+        <w:rPr>
+          <w:b w:val="0"/>
+        </w:rPr>
+        <w:t>Reason: The authoritative definition changed, not the physical books.</w:t>
+      </w:r>
+    </w:p>
+    <w:p>
+      <w:pPr>
+        <w:pStyle w:val="Heading3"/>
+      </w:pPr>
+      <w:r>
+        <w:t>Protect the independent attempt</w:t>
+      </w:r>
+    </w:p>
+    <w:p>
+      <w:pPr>
+        <w:spacing w:line="336" w:lineRule="auto" w:after="180"/>
+        <w:shd w:fill="FFF5E6"/>
+      </w:pPr>
+      <w:r>
+        <w:rPr>
+          <w:b w:val="0"/>
+        </w:rPr>
         <w:t>Independent assessment: withhold the reserved answer until the learner has attempted the new case. Record support separately from correctness.</w:t>
       </w:r>
     </w:p>
@@ -3387,13 +6868,70 @@
       </w:tr>
     </w:tbl>
     <w:p>
-      <w:r>
-        <w:t>Project checkpoint: Make a transparent first version. Keep a trace of how one input becomes an output; explain the rule or learned component.</w:t>
-      </w:r>
-    </w:p>
-    <w:p>
-      <w:r>
-        <w:t>Use the weekly teacher answer for topic-specific reasoning. A saved progress tick is an activity record; judge mastery from the learner’s explanation and evidence.</w:t>
+      <w:pPr>
+        <w:pStyle w:val="Heading3"/>
+      </w:pPr>
+      <w:r>
+        <w:t>Project checkpoint</w:t>
+      </w:r>
+    </w:p>
+    <w:p>
+      <w:pPr>
+        <w:spacing w:line="336" w:lineRule="auto" w:after="180"/>
+        <w:shd w:fill="EDF7F3"/>
+      </w:pPr>
+      <w:r>
+        <w:rPr>
+          <w:b w:val="0"/>
+        </w:rPr>
+        <w:t xml:space="preserve">Project checkpoint: Make a transparent first version. Keep a trace of how one </w:t>
+      </w:r>
+      <w:r>
+        <w:rPr>
+          <w:b/>
+        </w:rPr>
+        <w:t>input</w:t>
+      </w:r>
+      <w:r>
+        <w:rPr>
+          <w:b w:val="0"/>
+        </w:rPr>
+        <w:t xml:space="preserve"> becomes an </w:t>
+      </w:r>
+      <w:r>
+        <w:rPr>
+          <w:b/>
+        </w:rPr>
+        <w:t>output</w:t>
+      </w:r>
+      <w:r>
+        <w:rPr>
+          <w:b w:val="0"/>
+        </w:rPr>
+        <w:t>; explain the rule or learned component.</w:t>
+      </w:r>
+    </w:p>
+    <w:p>
+      <w:pPr>
+        <w:spacing w:line="336" w:lineRule="auto" w:after="180"/>
+      </w:pPr>
+      <w:r>
+        <w:rPr>
+          <w:b w:val="0"/>
+        </w:rPr>
+        <w:t xml:space="preserve">Use the weekly teacher answer for topic-specific reasoning. A saved progress tick is an activity record; judge mastery from the learner’s explanation and </w:t>
+      </w:r>
+      <w:r>
+        <w:rPr>
+          <w:b/>
+        </w:rPr>
+        <w:t>evidence</w:t>
+      </w:r>
+      <w:r>
+        <w:rPr>
+          <w:b w:val="0"/>
+        </w:rPr>
+        <w:t>.</w:t>
       </w:r>
     </w:p>
     <w:p>
@@ -3406,27 +6944,1136 @@
     </w:p>
     <w:p>
       <w:r>
-        <w:t>Use the two formative questions as supported practice, not as independent mastery scores. Discuss the deciding evidence rather than accepting a guessed selection.</w:t>
-      </w:r>
-    </w:p>
-    <w:p>
-      <w:r>
+        <w:t>Use feedback, earlier review and portfolios purposefully. Apply the coding routine only when this lesson has an executable lab.</w:t>
+      </w:r>
+    </w:p>
+    <w:p>
+      <w:pPr>
+        <w:spacing w:line="336" w:lineRule="auto" w:after="180"/>
+      </w:pPr>
+      <w:r>
+        <w:rPr>
+          <w:b w:val="0"/>
+        </w:rPr>
+        <w:t xml:space="preserve">Use the two formative questions as supported practice, not as independent mastery scores. Discuss the deciding </w:t>
+      </w:r>
+      <w:r>
+        <w:rPr>
+          <w:b/>
+        </w:rPr>
+        <w:t>evidence</w:t>
+      </w:r>
+      <w:r>
+        <w:rPr>
+          <w:b w:val="0"/>
+        </w:rPr>
+        <w:t xml:space="preserve"> rather than accepting a guessed selection.</w:t>
+      </w:r>
+    </w:p>
+    <w:p>
+      <w:pPr>
+        <w:spacing w:line="336" w:lineRule="auto" w:after="180"/>
+      </w:pPr>
+      <w:r>
+        <w:rPr>
+          <w:b w:val="0"/>
+        </w:rPr>
         <w:t>The feedback comes from the reviewed public worked case. Do not reveal the separately reserved independent teacher answer until the learner has attempted that case.</w:t>
       </w:r>
     </w:p>
     <w:p>
-      <w:r>
-        <w:t>Ask students to predict before running code. Preserve errors and actual outputs; collect a changed test and an explanation. The branch-boundary and indexing lessons deliberately include failure cases.</w:t>
-      </w:r>
-    </w:p>
-    <w:p>
-      <w:r>
+      <w:pPr>
+        <w:pStyle w:val="Heading3"/>
+      </w:pPr>
+      <w:r>
+        <w:t>For later coding lessons</w:t>
+      </w:r>
+    </w:p>
+    <w:p>
+      <w:r>
+        <w:t>This week has no code block. Use this routine when a later lesson includes an executable lab.</w:t>
+      </w:r>
+    </w:p>
+    <w:p>
+      <w:pPr>
+        <w:spacing w:line="336" w:lineRule="auto" w:after="180"/>
+        <w:shd w:fill="F1F6F8"/>
+      </w:pPr>
+      <w:r>
+        <w:rPr>
+          <w:b w:val="0"/>
+        </w:rPr>
+        <w:t xml:space="preserve">Ask students to predict before running code. Preserve errors and actual </w:t>
+      </w:r>
+      <w:r>
+        <w:rPr>
+          <w:b/>
+        </w:rPr>
+        <w:t>output</w:t>
+      </w:r>
+      <w:r>
+        <w:rPr>
+          <w:b w:val="0"/>
+        </w:rPr>
+        <w:t>s; collect a changed test and an explanation. The branch-boundary and indexing lessons deliberately include failure cases.</w:t>
+      </w:r>
+    </w:p>
+    <w:p>
+      <w:pPr>
+        <w:spacing w:line="336" w:lineRule="auto" w:after="180"/>
+      </w:pPr>
+      <w:r>
+        <w:rPr>
+          <w:b w:val="0"/>
+        </w:rPr>
         <w:t>Use the earlier worked-explanation links to address a specific missing building block, then return to the current question. Adapt this suggestion after observing the learner; it is not an automatic diagnosis.</w:t>
       </w:r>
     </w:p>
     <w:p>
-      <w:r>
-        <w:t>Collect the completed-work portfolio as evidence. Record support separately from correctness, and assess explanation, trace/test and limitations. Progress ticks and quiz selections alone do not establish mastery.</w:t>
+      <w:pPr>
+        <w:spacing w:line="336" w:lineRule="auto" w:after="180"/>
+      </w:pPr>
+      <w:r>
+        <w:rPr>
+          <w:b w:val="0"/>
+        </w:rPr>
+        <w:t xml:space="preserve">Collect the completed-work portfolio as </w:t>
+      </w:r>
+      <w:r>
+        <w:rPr>
+          <w:b/>
+        </w:rPr>
+        <w:t>evidence</w:t>
+      </w:r>
+      <w:r>
+        <w:rPr>
+          <w:b w:val="0"/>
+        </w:rPr>
+        <w:t>. Record support separately from correctness, and assess explanation, trace/test and limitations. Progress ticks and quiz selections alone do not establish mastery.</w:t>
+      </w:r>
+    </w:p>
+    <w:p>
+      <w:pPr>
+        <w:pStyle w:val="Heading1"/>
+      </w:pPr>
+      <w:r>
+        <w:t>09. Visual concept journey</w:t>
+      </w:r>
+    </w:p>
+    <w:p>
+      <w:r>
+        <w:t>Show one Operational Labels graphic at a time, request a prediction and discuss its trace before the independent assessment.</w:t>
+      </w:r>
+    </w:p>
+    <w:p>
+      <w:pPr>
+        <w:spacing w:line="336" w:lineRule="auto" w:after="180"/>
+      </w:pPr>
+      <w:r>
+        <w:rPr>
+          <w:b w:val="0"/>
+        </w:rPr>
+        <w:t xml:space="preserve">Use one picture at a time. Hide a worked result before asking for a </w:t>
+      </w:r>
+      <w:r>
+        <w:rPr>
+          <w:b/>
+        </w:rPr>
+        <w:t>prediction</w:t>
+      </w:r>
+      <w:r>
+        <w:rPr>
+          <w:b w:val="0"/>
+        </w:rPr>
+        <w:t>, then reveal it for feedback. These are supported teaching cases; retain the separate independent assessment for a fresh first attempt.</w:t>
+      </w:r>
+    </w:p>
+    <w:p>
+      <w:pPr>
+        <w:pStyle w:val="Heading3"/>
+      </w:pPr>
+      <w:r>
+        <w:t>01. Operational Labels: the case</w:t>
+      </w:r>
+    </w:p>
+    <w:p>
+      <w:r>
+        <w:drawing>
+          <wp:inline xmlns:a="http://schemas.openxmlformats.org/drawingml/2006/main" xmlns:pic="http://schemas.openxmlformats.org/drawingml/2006/picture">
+            <wp:extent cx="5486400" cy="2840736"/>
+            <wp:docPr id="3" name="Picture 3" descr="Two fictional catalogue reviewers label books compact or extended. Supplied facts: Agreed policy: compact means at most 80 pages; extended means more than 80. Reviewer A uses pages&lt;80; reviewer B uses pages&lt;=80. Inspect books of 79,80,81 pages."/>
+            <wp:cNvGraphicFramePr>
+              <a:graphicFrameLocks noChangeAspect="1"/>
+            </wp:cNvGraphicFramePr>
+            <a:graphic>
+              <a:graphicData uri="http://schemas.openxmlformats.org/drawingml/2006/picture">
+                <pic:pic>
+                  <pic:nvPicPr>
+                    <pic:cNvPr id="0" name="academy-story-ai-2-8-01.png"/>
+                    <pic:cNvPicPr/>
+                  </pic:nvPicPr>
+                  <pic:blipFill>
+                    <a:blip r:embed="rId11"/>
+                    <a:stretch>
+                      <a:fillRect/>
+                    </a:stretch>
+                  </pic:blipFill>
+                  <pic:spPr>
+                    <a:xfrm>
+                      <a:off x="0" y="0"/>
+                      <a:ext cx="5486400" cy="2840736"/>
+                    </a:xfrm>
+                    <a:prstGeom prst="rect"/>
+                  </pic:spPr>
+                </pic:pic>
+              </a:graphicData>
+            </a:graphic>
+          </wp:inline>
+        </w:drawing>
+      </w:r>
+    </w:p>
+    <w:p>
+      <w:pPr>
+        <w:spacing w:line="336" w:lineRule="auto" w:after="180"/>
+      </w:pPr>
+      <w:r>
+        <w:rPr>
+          <w:b w:val="0"/>
+        </w:rPr>
+        <w:t xml:space="preserve">Two fictional catalogue reviewers </w:t>
+      </w:r>
+      <w:r>
+        <w:rPr>
+          <w:b/>
+        </w:rPr>
+        <w:t>label</w:t>
+      </w:r>
+      <w:r>
+        <w:rPr>
+          <w:b w:val="0"/>
+        </w:rPr>
+        <w:t xml:space="preserve"> books compact or extended. Supplied facts: Agreed policy: compact means at most 80 pages; extended means more than 80. Reviewer A uses pages&lt;80; reviewer B uses pages&lt;=80.</w:t>
+      </w:r>
+    </w:p>
+    <w:p>
+      <w:pPr>
+        <w:spacing w:line="336" w:lineRule="auto" w:after="180"/>
+      </w:pPr>
+      <w:r>
+        <w:rPr>
+          <w:b w:val="0"/>
+        </w:rPr>
+        <w:t>Inspect books of 79,80,81 pages.</w:t>
+      </w:r>
+    </w:p>
+    <w:p>
+      <w:pPr>
+        <w:spacing w:line="336" w:lineRule="auto" w:after="180"/>
+        <w:shd w:fill="F5F1FB"/>
+      </w:pPr>
+      <w:r>
+        <w:rPr>
+          <w:b w:val="0"/>
+        </w:rPr>
+        <w:t>Point to the given fact that matters most. Explain why it matters.</w:t>
+      </w:r>
+    </w:p>
+    <w:p>
+      <w:pPr>
+        <w:pStyle w:val="Heading3"/>
+      </w:pPr>
+      <w:r>
+        <w:t>Discuss while showing the picture</w:t>
+      </w:r>
+    </w:p>
+    <w:p>
+      <w:pPr>
+        <w:spacing w:line="336" w:lineRule="auto" w:after="180"/>
+        <w:shd w:fill="F1F6F8"/>
+      </w:pPr>
+      <w:r>
+        <w:rPr>
+          <w:b w:val="0"/>
+        </w:rPr>
+        <w:t xml:space="preserve">Teacher prompt: Point to the given fact that matters most. Explain why it matters. Ask learners to describe one </w:t>
+      </w:r>
+      <w:r>
+        <w:rPr>
+          <w:b/>
+        </w:rPr>
+        <w:t>label</w:t>
+      </w:r>
+      <w:r>
+        <w:rPr>
+          <w:b w:val="0"/>
+        </w:rPr>
+        <w:t xml:space="preserve"> or arrow in ordinary words. Use the adjacent transcript if the image is difficult to see.</w:t>
+      </w:r>
+    </w:p>
+    <w:p>
+      <w:pPr>
+        <w:pStyle w:val="Heading3"/>
+      </w:pPr>
+      <w:r>
+        <w:t>02. Follow the deciding steps</w:t>
+      </w:r>
+    </w:p>
+    <w:p>
+      <w:r>
+        <w:drawing>
+          <wp:inline xmlns:a="http://schemas.openxmlformats.org/drawingml/2006/main" xmlns:pic="http://schemas.openxmlformats.org/drawingml/2006/picture">
+            <wp:extent cx="5486400" cy="4005072"/>
+            <wp:docPr id="4" name="Picture 4" descr="Shared definition: At most 80 includes a book with exactly 80 pages. → Reviewer A: 79 compact; 80 and 81 extended. → Reviewer B: 79 and 80 compact; 81 extended. → Repair boundary: A must use &lt;=80; retain the disagreement and changed policy implementation."/>
+            <wp:cNvGraphicFramePr>
+              <a:graphicFrameLocks noChangeAspect="1"/>
+            </wp:cNvGraphicFramePr>
+            <a:graphic>
+              <a:graphicData uri="http://schemas.openxmlformats.org/drawingml/2006/picture">
+                <pic:pic>
+                  <pic:nvPicPr>
+                    <pic:cNvPr id="0" name="academy-story-ai-2-8-02.png"/>
+                    <pic:cNvPicPr/>
+                  </pic:nvPicPr>
+                  <pic:blipFill>
+                    <a:blip r:embed="rId12"/>
+                    <a:stretch>
+                      <a:fillRect/>
+                    </a:stretch>
+                  </pic:blipFill>
+                  <pic:spPr>
+                    <a:xfrm>
+                      <a:off x="0" y="0"/>
+                      <a:ext cx="5486400" cy="4005072"/>
+                    </a:xfrm>
+                    <a:prstGeom prst="rect"/>
+                  </pic:spPr>
+                </pic:pic>
+              </a:graphicData>
+            </a:graphic>
+          </wp:inline>
+        </w:drawing>
+      </w:r>
+    </w:p>
+    <w:p>
+      <w:pPr>
+        <w:spacing w:line="336" w:lineRule="auto" w:after="180"/>
+      </w:pPr>
+      <w:r>
+        <w:rPr>
+          <w:b w:val="0"/>
+        </w:rPr>
+        <w:t xml:space="preserve">Shared definition: At most 80 includes a book with exactly 80 pages. → Reviewer A: 79 compact; 80 and 81 extended. → Reviewer B: 79 and 80 compact; 81 extended. → Repair boundary: A must use &lt;=80; retain the </w:t>
+      </w:r>
+      <w:r>
+        <w:rPr>
+          <w:b/>
+        </w:rPr>
+        <w:t>disagreement</w:t>
+      </w:r>
+      <w:r>
+        <w:rPr>
+          <w:b w:val="0"/>
+        </w:rPr>
+        <w:t xml:space="preserve"> and changed policy implementation.</w:t>
+      </w:r>
+    </w:p>
+    <w:p>
+      <w:pPr>
+        <w:spacing w:line="336" w:lineRule="auto" w:after="180"/>
+        <w:shd w:fill="F5F1FB"/>
+      </w:pPr>
+      <w:r>
+        <w:rPr>
+          <w:b w:val="0"/>
+        </w:rPr>
+        <w:t xml:space="preserve">Point to each numbered stage and explain which recorded </w:t>
+      </w:r>
+      <w:r>
+        <w:rPr>
+          <w:b/>
+        </w:rPr>
+        <w:t>input</w:t>
+      </w:r>
+      <w:r>
+        <w:rPr>
+          <w:b w:val="0"/>
+        </w:rPr>
+        <w:t xml:space="preserve"> it uses.</w:t>
+      </w:r>
+    </w:p>
+    <w:p>
+      <w:pPr>
+        <w:pStyle w:val="Heading3"/>
+      </w:pPr>
+      <w:r>
+        <w:t>Discuss while showing the picture</w:t>
+      </w:r>
+    </w:p>
+    <w:p>
+      <w:pPr>
+        <w:spacing w:line="336" w:lineRule="auto" w:after="180"/>
+        <w:shd w:fill="F1F6F8"/>
+      </w:pPr>
+      <w:r>
+        <w:rPr>
+          <w:b w:val="0"/>
+        </w:rPr>
+        <w:t xml:space="preserve">Teacher prompt: Point to each numbered stage and explain which recorded </w:t>
+      </w:r>
+      <w:r>
+        <w:rPr>
+          <w:b/>
+        </w:rPr>
+        <w:t>input</w:t>
+      </w:r>
+      <w:r>
+        <w:rPr>
+          <w:b w:val="0"/>
+        </w:rPr>
+        <w:t xml:space="preserve"> it uses. Ask learners to describe one </w:t>
+      </w:r>
+      <w:r>
+        <w:rPr>
+          <w:b/>
+        </w:rPr>
+        <w:t>label</w:t>
+      </w:r>
+      <w:r>
+        <w:rPr>
+          <w:b w:val="0"/>
+        </w:rPr>
+        <w:t xml:space="preserve"> or arrow in ordinary words. Use the adjacent transcript if the image is difficult to see.</w:t>
+      </w:r>
+    </w:p>
+    <w:p>
+      <w:pPr>
+        <w:pStyle w:val="Heading3"/>
+      </w:pPr>
+      <w:r>
+        <w:t>03. Operational label boundary</w:t>
+      </w:r>
+    </w:p>
+    <w:p>
+      <w:r>
+        <w:drawing>
+          <wp:inline xmlns:a="http://schemas.openxmlformats.org/drawingml/2006/main" xmlns:pic="http://schemas.openxmlformats.org/drawingml/2006/picture">
+            <wp:extent cx="5486400" cy="3617976"/>
+            <wp:docPr id="5" name="Picture 5" descr="Operational label boundary. Book 1: Pages = 79, A labels = compact, B labels = compact. Book 2: Pages = 80, A labels = extended, B labels = compact. Book 3: Pages = 81, A labels = extended, B labels = extended."/>
+            <wp:cNvGraphicFramePr>
+              <a:graphicFrameLocks noChangeAspect="1"/>
+            </wp:cNvGraphicFramePr>
+            <a:graphic>
+              <a:graphicData uri="http://schemas.openxmlformats.org/drawingml/2006/picture">
+                <pic:pic>
+                  <pic:nvPicPr>
+                    <pic:cNvPr id="0" name="academy-story-ai-2-8-03.png"/>
+                    <pic:cNvPicPr/>
+                  </pic:nvPicPr>
+                  <pic:blipFill>
+                    <a:blip r:embed="rId13"/>
+                    <a:stretch>
+                      <a:fillRect/>
+                    </a:stretch>
+                  </pic:blipFill>
+                  <pic:spPr>
+                    <a:xfrm>
+                      <a:off x="0" y="0"/>
+                      <a:ext cx="5486400" cy="3617976"/>
+                    </a:xfrm>
+                    <a:prstGeom prst="rect"/>
+                  </pic:spPr>
+                </pic:pic>
+              </a:graphicData>
+            </a:graphic>
+          </wp:inline>
+        </w:drawing>
+      </w:r>
+    </w:p>
+    <w:p>
+      <w:pPr>
+        <w:spacing w:line="336" w:lineRule="auto" w:after="180"/>
+      </w:pPr>
+      <w:r>
+        <w:rPr>
+          <w:b w:val="0"/>
+        </w:rPr>
+        <w:t xml:space="preserve">Operational </w:t>
+      </w:r>
+      <w:r>
+        <w:rPr>
+          <w:b/>
+        </w:rPr>
+        <w:t>label</w:t>
+      </w:r>
+      <w:r>
+        <w:rPr>
+          <w:b w:val="0"/>
+        </w:rPr>
+        <w:t xml:space="preserve"> boundary. Book 1: Pages = 79, A </w:t>
+      </w:r>
+      <w:r>
+        <w:rPr>
+          <w:b/>
+        </w:rPr>
+        <w:t>label</w:t>
+      </w:r>
+      <w:r>
+        <w:rPr>
+          <w:b w:val="0"/>
+        </w:rPr>
+        <w:t xml:space="preserve">s = compact, B </w:t>
+      </w:r>
+      <w:r>
+        <w:rPr>
+          <w:b/>
+        </w:rPr>
+        <w:t>label</w:t>
+      </w:r>
+      <w:r>
+        <w:rPr>
+          <w:b w:val="0"/>
+        </w:rPr>
+        <w:t xml:space="preserve">s = compact. Book 2: Pages = 80, A </w:t>
+      </w:r>
+      <w:r>
+        <w:rPr>
+          <w:b/>
+        </w:rPr>
+        <w:t>label</w:t>
+      </w:r>
+      <w:r>
+        <w:rPr>
+          <w:b w:val="0"/>
+        </w:rPr>
+        <w:t xml:space="preserve">s = extended, B </w:t>
+      </w:r>
+      <w:r>
+        <w:rPr>
+          <w:b/>
+        </w:rPr>
+        <w:t>label</w:t>
+      </w:r>
+      <w:r>
+        <w:rPr>
+          <w:b w:val="0"/>
+        </w:rPr>
+        <w:t xml:space="preserve">s = compact. Book 3: Pages = 81, A </w:t>
+      </w:r>
+      <w:r>
+        <w:rPr>
+          <w:b/>
+        </w:rPr>
+        <w:t>label</w:t>
+      </w:r>
+      <w:r>
+        <w:rPr>
+          <w:b w:val="0"/>
+        </w:rPr>
+        <w:t xml:space="preserve">s = extended, B </w:t>
+      </w:r>
+      <w:r>
+        <w:rPr>
+          <w:b/>
+        </w:rPr>
+        <w:t>label</w:t>
+      </w:r>
+      <w:r>
+        <w:rPr>
+          <w:b w:val="0"/>
+        </w:rPr>
+        <w:t>s = extended.</w:t>
+      </w:r>
+    </w:p>
+    <w:p>
+      <w:pPr>
+        <w:spacing w:line="336" w:lineRule="auto" w:after="180"/>
+        <w:shd w:fill="F5F1FB"/>
+      </w:pPr>
+      <w:r>
+        <w:rPr>
+          <w:b w:val="0"/>
+        </w:rPr>
+        <w:t xml:space="preserve">Read the </w:t>
+      </w:r>
+      <w:r>
+        <w:rPr>
+          <w:b/>
+        </w:rPr>
+        <w:t>label</w:t>
+      </w:r>
+      <w:r>
+        <w:rPr>
+          <w:b w:val="0"/>
+        </w:rPr>
+        <w:t>s and values. Explain the relationship the model shows.</w:t>
+      </w:r>
+    </w:p>
+    <w:p>
+      <w:pPr>
+        <w:pStyle w:val="Heading3"/>
+      </w:pPr>
+      <w:r>
+        <w:t>Discuss while showing the picture</w:t>
+      </w:r>
+    </w:p>
+    <w:p>
+      <w:pPr>
+        <w:spacing w:line="336" w:lineRule="auto" w:after="180"/>
+        <w:shd w:fill="F1F6F8"/>
+      </w:pPr>
+      <w:r>
+        <w:rPr>
+          <w:b w:val="0"/>
+        </w:rPr>
+        <w:t xml:space="preserve">Teacher prompt: Read the </w:t>
+      </w:r>
+      <w:r>
+        <w:rPr>
+          <w:b/>
+        </w:rPr>
+        <w:t>label</w:t>
+      </w:r>
+      <w:r>
+        <w:rPr>
+          <w:b w:val="0"/>
+        </w:rPr>
+        <w:t xml:space="preserve">s and values. Explain the relationship the model shows. Ask learners to describe one </w:t>
+      </w:r>
+      <w:r>
+        <w:rPr>
+          <w:b/>
+        </w:rPr>
+        <w:t>label</w:t>
+      </w:r>
+      <w:r>
+        <w:rPr>
+          <w:b w:val="0"/>
+        </w:rPr>
+        <w:t xml:space="preserve"> or arrow in ordinary words. Use the adjacent transcript if the image is difficult to see.</w:t>
+      </w:r>
+    </w:p>
+    <w:p>
+      <w:pPr>
+        <w:spacing w:line="336" w:lineRule="auto" w:after="180"/>
+        <w:shd w:fill="F1F6F8"/>
+      </w:pPr>
+      <w:r>
+        <w:rPr>
+          <w:b w:val="0"/>
+        </w:rPr>
+        <w:t>Check row/column meanings, units and denominators before discussing a difference. Supplied toy values are not real class or model results.</w:t>
+      </w:r>
+    </w:p>
+    <w:p>
+      <w:pPr>
+        <w:pStyle w:val="Heading3"/>
+      </w:pPr>
+      <w:r>
+        <w:t>04. Change one thing. Trace what follows.</w:t>
+      </w:r>
+    </w:p>
+    <w:p>
+      <w:r>
+        <w:drawing>
+          <wp:inline xmlns:a="http://schemas.openxmlformats.org/drawingml/2006/main" xmlns:pic="http://schemas.openxmlformats.org/drawingml/2006/picture">
+            <wp:extent cx="5486400" cy="3026664"/>
+            <wp:docPr id="6" name="Picture 6" descr="Original case: A must use &lt;=80; retain the disagreement and changed policy implementation. Changed condition: Change the documented policy to fewer than 80 instead. Expected result: A’s original labels now match; B must change its equality behavior. Reason: The authoritative definition changed, not the physical books."/>
+            <wp:cNvGraphicFramePr>
+              <a:graphicFrameLocks noChangeAspect="1"/>
+            </wp:cNvGraphicFramePr>
+            <a:graphic>
+              <a:graphicData uri="http://schemas.openxmlformats.org/drawingml/2006/picture">
+                <pic:pic>
+                  <pic:nvPicPr>
+                    <pic:cNvPr id="0" name="academy-story-ai-2-8-04.png"/>
+                    <pic:cNvPicPr/>
+                  </pic:nvPicPr>
+                  <pic:blipFill>
+                    <a:blip r:embed="rId14"/>
+                    <a:stretch>
+                      <a:fillRect/>
+                    </a:stretch>
+                  </pic:blipFill>
+                  <pic:spPr>
+                    <a:xfrm>
+                      <a:off x="0" y="0"/>
+                      <a:ext cx="5486400" cy="3026664"/>
+                    </a:xfrm>
+                    <a:prstGeom prst="rect"/>
+                  </pic:spPr>
+                </pic:pic>
+              </a:graphicData>
+            </a:graphic>
+          </wp:inline>
+        </w:drawing>
+      </w:r>
+    </w:p>
+    <w:p>
+      <w:pPr>
+        <w:spacing w:line="336" w:lineRule="auto" w:after="180"/>
+      </w:pPr>
+      <w:r>
+        <w:rPr>
+          <w:b w:val="0"/>
+        </w:rPr>
+        <w:t xml:space="preserve">Original case: A must use &lt;=80; retain the </w:t>
+      </w:r>
+      <w:r>
+        <w:rPr>
+          <w:b/>
+        </w:rPr>
+        <w:t>disagreement</w:t>
+      </w:r>
+      <w:r>
+        <w:rPr>
+          <w:b w:val="0"/>
+        </w:rPr>
+        <w:t xml:space="preserve"> and changed policy implementation. Changed condition: Change the documented policy to fewer than 80 instead.</w:t>
+      </w:r>
+    </w:p>
+    <w:p>
+      <w:pPr>
+        <w:spacing w:line="336" w:lineRule="auto" w:after="180"/>
+      </w:pPr>
+      <w:r>
+        <w:rPr>
+          <w:b w:val="0"/>
+        </w:rPr>
+        <w:t xml:space="preserve">Expected result: A’s original </w:t>
+      </w:r>
+      <w:r>
+        <w:rPr>
+          <w:b/>
+        </w:rPr>
+        <w:t>label</w:t>
+      </w:r>
+      <w:r>
+        <w:rPr>
+          <w:b w:val="0"/>
+        </w:rPr>
+        <w:t>s now match; B must change its equality behavior. Reason: The authoritative definition changed, not the physical books.</w:t>
+      </w:r>
+    </w:p>
+    <w:p>
+      <w:pPr>
+        <w:spacing w:line="336" w:lineRule="auto" w:after="180"/>
+        <w:shd w:fill="F5F1FB"/>
+      </w:pPr>
+      <w:r>
+        <w:rPr>
+          <w:b w:val="0"/>
+        </w:rPr>
+        <w:t>Predict before checking the worked changed-case result. Name what changed and what the supplied facts allow you to conclude.</w:t>
+      </w:r>
+    </w:p>
+    <w:p>
+      <w:pPr>
+        <w:pStyle w:val="Heading3"/>
+      </w:pPr>
+      <w:r>
+        <w:t>Discuss while showing the picture</w:t>
+      </w:r>
+    </w:p>
+    <w:p>
+      <w:pPr>
+        <w:spacing w:line="336" w:lineRule="auto" w:after="180"/>
+        <w:shd w:fill="F1F6F8"/>
+      </w:pPr>
+      <w:r>
+        <w:rPr>
+          <w:b w:val="0"/>
+        </w:rPr>
+        <w:t xml:space="preserve">Teacher prompt: Predict before checking the worked changed-case result. Name what changed and what the supplied facts allow you to conclude. Ask learners to describe one </w:t>
+      </w:r>
+      <w:r>
+        <w:rPr>
+          <w:b/>
+        </w:rPr>
+        <w:t>label</w:t>
+      </w:r>
+      <w:r>
+        <w:rPr>
+          <w:b w:val="0"/>
+        </w:rPr>
+        <w:t xml:space="preserve"> or arrow in ordinary words.</w:t>
+      </w:r>
+    </w:p>
+    <w:p>
+      <w:pPr>
+        <w:spacing w:line="336" w:lineRule="auto" w:after="180"/>
+        <w:shd w:fill="F1F6F8"/>
+      </w:pPr>
+      <w:r>
+        <w:rPr>
+          <w:b w:val="0"/>
+        </w:rPr>
+        <w:t>Use the adjacent transcript if the image is difficult to see. Changed-case reasoning: The authoritative definition changed, not the physical books.</w:t>
+      </w:r>
+    </w:p>
+    <w:p>
+      <w:pPr>
+        <w:pStyle w:val="Heading3"/>
+      </w:pPr>
+      <w:r>
+        <w:t>05. Connect the explanation to its limit</w:t>
+      </w:r>
+    </w:p>
+    <w:p>
+      <w:r>
+        <w:drawing>
+          <wp:inline xmlns:a="http://schemas.openxmlformats.org/drawingml/2006/main" xmlns:pic="http://schemas.openxmlformats.org/drawingml/2006/picture">
+            <wp:extent cx="5486400" cy="2834640"/>
+            <wp:docPr id="7" name="Picture 7" descr="The reviewers agree on two of three examples, but that fraction does not decide which definition to keep. The documented policy decides the equality case. Repairing A’s implementation aligns its labels with the agreed meaning. Rechecking 79 and 81 ensures the boundary fix preserves adjacent decisions. Limit: A shared definition improves consistency but does not prove the category captures every learner’s needs."/>
+            <wp:cNvGraphicFramePr>
+              <a:graphicFrameLocks noChangeAspect="1"/>
+            </wp:cNvGraphicFramePr>
+            <a:graphic>
+              <a:graphicData uri="http://schemas.openxmlformats.org/drawingml/2006/picture">
+                <pic:pic>
+                  <pic:nvPicPr>
+                    <pic:cNvPr id="0" name="academy-story-ai-2-8-05.png"/>
+                    <pic:cNvPicPr/>
+                  </pic:nvPicPr>
+                  <pic:blipFill>
+                    <a:blip r:embed="rId15"/>
+                    <a:stretch>
+                      <a:fillRect/>
+                    </a:stretch>
+                  </pic:blipFill>
+                  <pic:spPr>
+                    <a:xfrm>
+                      <a:off x="0" y="0"/>
+                      <a:ext cx="5486400" cy="2834640"/>
+                    </a:xfrm>
+                    <a:prstGeom prst="rect"/>
+                  </pic:spPr>
+                </pic:pic>
+              </a:graphicData>
+            </a:graphic>
+          </wp:inline>
+        </w:drawing>
+      </w:r>
+    </w:p>
+    <w:p>
+      <w:pPr>
+        <w:spacing w:line="336" w:lineRule="auto" w:after="180"/>
+      </w:pPr>
+      <w:r>
+        <w:rPr>
+          <w:b w:val="0"/>
+        </w:rPr>
+        <w:t xml:space="preserve">The reviewers agree on two of three examples, but that fraction does not decide which definition to keep. The documented policy decides the equality case. Repairing A’s implementation aligns its </w:t>
+      </w:r>
+      <w:r>
+        <w:rPr>
+          <w:b/>
+        </w:rPr>
+        <w:t>label</w:t>
+      </w:r>
+      <w:r>
+        <w:rPr>
+          <w:b w:val="0"/>
+        </w:rPr>
+        <w:t>s with the agreed meaning.</w:t>
+      </w:r>
+    </w:p>
+    <w:p>
+      <w:pPr>
+        <w:spacing w:line="336" w:lineRule="auto" w:after="180"/>
+      </w:pPr>
+      <w:r>
+        <w:rPr>
+          <w:b w:val="0"/>
+        </w:rPr>
+        <w:t xml:space="preserve">Rechecking 79 and 81 ensures the boundary fix preserves adjacent decisions. Limit: A shared definition improves consistency but does not prove the </w:t>
+      </w:r>
+      <w:r>
+        <w:rPr>
+          <w:b/>
+        </w:rPr>
+        <w:t>category</w:t>
+      </w:r>
+      <w:r>
+        <w:rPr>
+          <w:b w:val="0"/>
+        </w:rPr>
+        <w:t xml:space="preserve"> captures every learner’s needs.</w:t>
+      </w:r>
+    </w:p>
+    <w:p>
+      <w:pPr>
+        <w:spacing w:line="336" w:lineRule="auto" w:after="180"/>
+        <w:shd w:fill="F5F1FB"/>
+      </w:pPr>
+      <w:r>
+        <w:rPr>
+          <w:b w:val="0"/>
+        </w:rPr>
+        <w:t>Explain the case, then point to a limit on the claim.</w:t>
+      </w:r>
+    </w:p>
+    <w:p>
+      <w:pPr>
+        <w:pStyle w:val="Heading3"/>
+      </w:pPr>
+      <w:r>
+        <w:t>Discuss while showing the picture</w:t>
+      </w:r>
+    </w:p>
+    <w:p>
+      <w:pPr>
+        <w:spacing w:line="336" w:lineRule="auto" w:after="180"/>
+        <w:shd w:fill="F1F6F8"/>
+      </w:pPr>
+      <w:r>
+        <w:rPr>
+          <w:b w:val="0"/>
+        </w:rPr>
+        <w:t xml:space="preserve">Teacher prompt: Explain the case, then point to a limit on the claim. Ask learners to describe one </w:t>
+      </w:r>
+      <w:r>
+        <w:rPr>
+          <w:b/>
+        </w:rPr>
+        <w:t>label</w:t>
+      </w:r>
+      <w:r>
+        <w:rPr>
+          <w:b w:val="0"/>
+        </w:rPr>
+        <w:t xml:space="preserve"> or arrow in ordinary words. Use the adjacent transcript if the image is difficult to see.</w:t>
+      </w:r>
+    </w:p>
+    <w:p>
+      <w:pPr>
+        <w:spacing w:line="336" w:lineRule="auto" w:after="180"/>
+        <w:shd w:fill="F1F6F8"/>
+      </w:pPr>
+      <w:r>
+        <w:rPr>
+          <w:b w:val="0"/>
+        </w:rPr>
+        <w:t xml:space="preserve">Keep the stated scope: A shared definition improves consistency but does not prove the </w:t>
+      </w:r>
+      <w:r>
+        <w:rPr>
+          <w:b/>
+        </w:rPr>
+        <w:t>category</w:t>
+      </w:r>
+      <w:r>
+        <w:rPr>
+          <w:b w:val="0"/>
+        </w:rPr>
+        <w:t xml:space="preserve"> captures every learner’s needs.</w:t>
+      </w:r>
+    </w:p>
+    <w:p>
+      <w:pPr>
+        <w:pStyle w:val="Heading3"/>
+      </w:pPr>
+      <w:r>
+        <w:t>06. Make the idea visible in your project</w:t>
+      </w:r>
+    </w:p>
+    <w:p>
+      <w:r>
+        <w:drawing>
+          <wp:inline xmlns:a="http://schemas.openxmlformats.org/drawingml/2006/main" xmlns:pic="http://schemas.openxmlformats.org/drawingml/2006/picture">
+            <wp:extent cx="5486400" cy="3380232"/>
+            <wp:docPr id="8" name="Picture 8" descr="Give Transparent Book Recommender metadata labels explicit definitions and boundary examples for reviewers. Draw your input, deciding step, result and limit. Supported question: Why can we not resolve the disagreement merely by taking a majority of reviewers?"/>
+            <wp:cNvGraphicFramePr>
+              <a:graphicFrameLocks noChangeAspect="1"/>
+            </wp:cNvGraphicFramePr>
+            <a:graphic>
+              <a:graphicData uri="http://schemas.openxmlformats.org/drawingml/2006/picture">
+                <pic:pic>
+                  <pic:nvPicPr>
+                    <pic:cNvPr id="0" name="academy-story-ai-2-8-06.png"/>
+                    <pic:cNvPicPr/>
+                  </pic:nvPicPr>
+                  <pic:blipFill>
+                    <a:blip r:embed="rId16"/>
+                    <a:stretch>
+                      <a:fillRect/>
+                    </a:stretch>
+                  </pic:blipFill>
+                  <pic:spPr>
+                    <a:xfrm>
+                      <a:off x="0" y="0"/>
+                      <a:ext cx="5486400" cy="3380232"/>
+                    </a:xfrm>
+                    <a:prstGeom prst="rect"/>
+                  </pic:spPr>
+                </pic:pic>
+              </a:graphicData>
+            </a:graphic>
+          </wp:inline>
+        </w:drawing>
+      </w:r>
+    </w:p>
+    <w:p>
+      <w:pPr>
+        <w:spacing w:line="336" w:lineRule="auto" w:after="180"/>
+        <w:shd w:fill="F5F1FB"/>
+      </w:pPr>
+      <w:r>
+        <w:rPr>
+          <w:b w:val="0"/>
+        </w:rPr>
+        <w:t xml:space="preserve">Give Transparent Book Recommender metadata </w:t>
+      </w:r>
+      <w:r>
+        <w:rPr>
+          <w:b/>
+        </w:rPr>
+        <w:t>label</w:t>
+      </w:r>
+      <w:r>
+        <w:rPr>
+          <w:b w:val="0"/>
+        </w:rPr>
+        <w:t xml:space="preserve">s explicit definitions and boundary examples for reviewers. Draw your </w:t>
+      </w:r>
+      <w:r>
+        <w:rPr>
+          <w:b/>
+        </w:rPr>
+        <w:t>input</w:t>
+      </w:r>
+      <w:r>
+        <w:rPr>
+          <w:b w:val="0"/>
+        </w:rPr>
+        <w:t>, deciding step, result and limit.</w:t>
+      </w:r>
+    </w:p>
+    <w:p>
+      <w:pPr>
+        <w:spacing w:line="336" w:lineRule="auto" w:after="180"/>
+        <w:shd w:fill="F5F1FB"/>
+      </w:pPr>
+      <w:r>
+        <w:rPr>
+          <w:b w:val="0"/>
+        </w:rPr>
+        <w:t xml:space="preserve">Supported question: Why can we not resolve the </w:t>
+      </w:r>
+      <w:r>
+        <w:rPr>
+          <w:b/>
+        </w:rPr>
+        <w:t>disagreement</w:t>
+      </w:r>
+      <w:r>
+        <w:rPr>
+          <w:b w:val="0"/>
+        </w:rPr>
+        <w:t xml:space="preserve"> merely by taking a majority of reviewers?</w:t>
+      </w:r>
+    </w:p>
+    <w:p>
+      <w:pPr>
+        <w:spacing w:line="336" w:lineRule="auto" w:after="180"/>
+        <w:shd w:fill="F5F1FB"/>
+      </w:pPr>
+      <w:r>
+        <w:rPr>
+          <w:b w:val="0"/>
+        </w:rPr>
+        <w:t xml:space="preserve">Draw your project trace and justify the deciding step using </w:t>
+      </w:r>
+      <w:r>
+        <w:rPr>
+          <w:b/>
+        </w:rPr>
+        <w:t>evidence</w:t>
+      </w:r>
+      <w:r>
+        <w:rPr>
+          <w:b w:val="0"/>
+        </w:rPr>
+        <w:t>.</w:t>
+      </w:r>
+    </w:p>
+    <w:p>
+      <w:pPr>
+        <w:pStyle w:val="Heading3"/>
+      </w:pPr>
+      <w:r>
+        <w:t>Discuss while showing the picture</w:t>
+      </w:r>
+    </w:p>
+    <w:p>
+      <w:pPr>
+        <w:spacing w:line="336" w:lineRule="auto" w:after="180"/>
+        <w:shd w:fill="F1F6F8"/>
+      </w:pPr>
+      <w:r>
+        <w:rPr>
+          <w:b w:val="0"/>
+        </w:rPr>
+        <w:t xml:space="preserve">Teacher prompt: Draw your project trace and justify the deciding step using </w:t>
+      </w:r>
+      <w:r>
+        <w:rPr>
+          <w:b/>
+        </w:rPr>
+        <w:t>evidence</w:t>
+      </w:r>
+      <w:r>
+        <w:rPr>
+          <w:b w:val="0"/>
+        </w:rPr>
+        <w:t xml:space="preserve">. Ask learners to describe one </w:t>
+      </w:r>
+      <w:r>
+        <w:rPr>
+          <w:b/>
+        </w:rPr>
+        <w:t>label</w:t>
+      </w:r>
+      <w:r>
+        <w:rPr>
+          <w:b w:val="0"/>
+        </w:rPr>
+        <w:t xml:space="preserve"> or arrow in ordinary words. Use the adjacent transcript if the image is difficult to see.</w:t>
+      </w:r>
+    </w:p>
+    <w:p>
+      <w:pPr>
+        <w:spacing w:line="336" w:lineRule="auto" w:after="180"/>
+        <w:shd w:fill="F1F6F8"/>
+      </w:pPr>
+      <w:r>
+        <w:rPr>
+          <w:b w:val="0"/>
+        </w:rPr>
+        <w:t xml:space="preserve">Supported practice key: A vote does not apply the agreed </w:t>
+      </w:r>
+      <w:r>
+        <w:rPr>
+          <w:b/>
+        </w:rPr>
+        <w:t>operational definition</w:t>
+      </w:r>
+      <w:r>
+        <w:rPr>
+          <w:b w:val="0"/>
+        </w:rPr>
+        <w:t xml:space="preserve">. The policy includes 80, so the original correct </w:t>
+      </w:r>
+      <w:r>
+        <w:rPr>
+          <w:b/>
+        </w:rPr>
+        <w:t>label</w:t>
+      </w:r>
+      <w:r>
+        <w:rPr>
+          <w:b w:val="0"/>
+        </w:rPr>
+        <w:t xml:space="preserve"> there is compact.</w:t>
       </w:r>
     </w:p>
     <w:sectPr>

--- a/downloads/teacher/ai-2-week-08.docx
+++ b/downloads/teacher/ai-2-week-08.docx
@@ -149,7 +149,7 @@
           </w:tcPr>
           <w:p>
             <w:r>
-              <w:t>Sections 1–6; record the brief recall in the workbook.</w:t>
+              <w:t>Use Your mission, Notice the evidence, See how it works, Compare the cases, Words that unlock the idea and Follow a worked example; record the brief recall in the workbook.</w:t>
             </w:r>
           </w:p>
         </w:tc>
@@ -181,7 +181,7 @@
           </w:tcPr>
           <w:p>
             <w:r>
-              <w:t>Sections 7–10; use the matching workbook W2 and misconception check.</w:t>
+              <w:t>Use Find and repair a mistake, Practise together, Run the investigation and Build your understanding; use the matching workbook W2 and misconception check.</w:t>
             </w:r>
           </w:p>
         </w:tc>
@@ -213,7 +213,7 @@
           </w:tcPr>
           <w:p>
             <w:r>
-              <w:t>Sections 9 and 11–14. Give extra time to finish the full task set; use Section 15 when the week includes a coding lab.</w:t>
+              <w:t>Use Run the investigation, Connect your project, Show what you know, Study a complete case and Try a new case independently. Allow extra time for the full task set. Use a coding lab only when this week actually provides one; Your lesson route is the planning section.</w:t>
             </w:r>
           </w:p>
         </w:tc>
@@ -6325,7 +6325,7 @@
           </w:tcPr>
           <w:p>
             <w:r>
-              <w:t>Sections 1–6; record the brief recall in the workbook.</w:t>
+              <w:t>Use Your mission, Notice the evidence, See how it works, Compare the cases, Words that unlock the idea and Follow a worked example; record the brief recall in the workbook.</w:t>
             </w:r>
           </w:p>
         </w:tc>
@@ -6357,7 +6357,7 @@
           </w:tcPr>
           <w:p>
             <w:r>
-              <w:t>Sections 7–10; use the matching workbook W2 and misconception check.</w:t>
+              <w:t>Use Find and repair a mistake, Practise together, Run the investigation and Build your understanding; use the matching workbook W2 and misconception check.</w:t>
             </w:r>
           </w:p>
         </w:tc>
@@ -6389,7 +6389,7 @@
           </w:tcPr>
           <w:p>
             <w:r>
-              <w:t>Sections 9 and 11–14. Give extra time to finish the full task set; use Section 15 when the week includes a coding lab.</w:t>
+              <w:t>Use Run the investigation, Connect your project, Show what you know, Study a complete case and Try a new case independently. Allow extra time for the full task set. Use a coding lab only when this week actually provides one; Your lesson route is the planning section.</w:t>
             </w:r>
           </w:p>
         </w:tc>

--- a/downloads/teacher/ai-2-week-08.docx
+++ b/downloads/teacher/ai-2-week-08.docx
@@ -25,20 +25,38 @@
         <w:pStyle w:val="Heading1"/>
       </w:pPr>
       <w:r>
-        <w:t>01. Operational Labels</w:t>
-      </w:r>
-    </w:p>
-    <w:p>
-      <w:r>
-        <w:t>Prepare Operational Labels: check the target, prerequisites, resources and adaptable teaching schedule.</w:t>
-      </w:r>
-    </w:p>
-    <w:p>
-      <w:pPr>
-        <w:pStyle w:val="Heading3"/>
-      </w:pPr>
-      <w:r>
-        <w:t>Teach the learning cycle</w:t>
+        <w:t>Teach reproducible labels with independent explanations.</w:t>
+      </w:r>
+    </w:p>
+    <w:p>
+      <w:r>
+        <w:t>Model the calendar guide, preserve individual label records and reserve the new page boundary for assessment.</w:t>
+      </w:r>
+    </w:p>
+    <w:p>
+      <w:r>
+        <w:t>Use the written criterion to resolve disagreements; count matches separately from correctness.</w:t>
+      </w:r>
+    </w:p>
+    <w:p>
+      <w:pPr>
+        <w:pStyle w:val="Heading1"/>
+      </w:pPr>
+      <w:r>
+        <w:t>01. Prepare this connected week</w:t>
+      </w:r>
+    </w:p>
+    <w:p>
+      <w:r>
+        <w:t>Use one main plan and keep practice separate from the independent first attempt.</w:t>
+      </w:r>
+    </w:p>
+    <w:p>
+      <w:pPr>
+        <w:pStyle w:val="Heading2"/>
+      </w:pPr>
+      <w:r>
+        <w:t>Learning goal and precision</w:t>
       </w:r>
     </w:p>
     <w:p>
@@ -74,6 +92,196 @@
           <w:b w:val="0"/>
         </w:rPr>
         <w:t xml:space="preserve"> and boundary rules</w:t>
+      </w:r>
+    </w:p>
+    <w:p>
+      <w:pPr>
+        <w:spacing w:line="336" w:lineRule="auto" w:after="180"/>
+      </w:pPr>
+      <w:r>
+        <w:rPr>
+          <w:b w:val="0"/>
+        </w:rPr>
+        <w:t xml:space="preserve">This lesson establishes </w:t>
+      </w:r>
+      <w:r>
+        <w:rPr>
+          <w:b/>
+        </w:rPr>
+        <w:t>label</w:t>
+      </w:r>
+      <w:r>
+        <w:rPr>
+          <w:b w:val="0"/>
+        </w:rPr>
+        <w:t>s as task-dependent records produced under a guide. Use fictional event and equipment forms rather than categories about classmates.</w:t>
+      </w:r>
+    </w:p>
+    <w:p>
+      <w:pPr>
+        <w:spacing w:line="336" w:lineRule="auto" w:after="180"/>
+      </w:pPr>
+      <w:r>
+        <w:rPr>
+          <w:b w:val="0"/>
+        </w:rPr>
+        <w:t xml:space="preserve">The three categories deliberately separate known failures from unknown information, with known failure taking priority. A ready </w:t>
+      </w:r>
+      <w:r>
+        <w:rPr>
+          <w:b/>
+        </w:rPr>
+        <w:t>label</w:t>
+      </w:r>
+      <w:r>
+        <w:rPr>
+          <w:b w:val="0"/>
+        </w:rPr>
+        <w:t xml:space="preserve"> checks a representation; it does not establish truth, quality, safety or permission.</w:t>
+      </w:r>
+    </w:p>
+    <w:p>
+      <w:pPr>
+        <w:spacing w:line="336" w:lineRule="auto" w:after="180"/>
+      </w:pPr>
+      <w:r>
+        <w:rPr>
+          <w:b/>
+        </w:rPr>
+        <w:t>Agreement</w:t>
+      </w:r>
+      <w:r>
+        <w:rPr>
+          <w:b w:val="0"/>
+        </w:rPr>
+        <w:t xml:space="preserve"> is useful </w:t>
+      </w:r>
+      <w:r>
+        <w:rPr>
+          <w:b/>
+        </w:rPr>
+        <w:t>evidence</w:t>
+      </w:r>
+      <w:r>
+        <w:rPr>
+          <w:b w:val="0"/>
+        </w:rPr>
+        <w:t xml:space="preserve"> about consistency, but shared mistakes can produce high </w:t>
+      </w:r>
+      <w:r>
+        <w:rPr>
+          <w:b/>
+        </w:rPr>
+        <w:t>agreement</w:t>
+      </w:r>
+      <w:r>
+        <w:rPr>
+          <w:b w:val="0"/>
+        </w:rPr>
+        <w:t>.</w:t>
+      </w:r>
+    </w:p>
+    <w:p>
+      <w:pPr>
+        <w:spacing w:line="336" w:lineRule="auto" w:after="180"/>
+      </w:pPr>
+      <w:r>
+        <w:rPr>
+          <w:b w:val="0"/>
+        </w:rPr>
+        <w:t xml:space="preserve">By the end, I can resolve </w:t>
+      </w:r>
+      <w:r>
+        <w:rPr>
+          <w:b/>
+        </w:rPr>
+        <w:t>label</w:t>
+      </w:r>
+      <w:r>
+        <w:rPr>
+          <w:b w:val="0"/>
+        </w:rPr>
+        <w:t xml:space="preserve"> </w:t>
+      </w:r>
+      <w:r>
+        <w:rPr>
+          <w:b/>
+        </w:rPr>
+        <w:t>disagreement</w:t>
+      </w:r>
+      <w:r>
+        <w:rPr>
+          <w:b w:val="0"/>
+        </w:rPr>
+        <w:t xml:space="preserve"> by checking an </w:t>
+      </w:r>
+      <w:r>
+        <w:rPr>
+          <w:b/>
+        </w:rPr>
+        <w:t>operational definition</w:t>
+      </w:r>
+      <w:r>
+        <w:rPr>
+          <w:b w:val="0"/>
+        </w:rPr>
+        <w:t xml:space="preserve"> at equality.</w:t>
+      </w:r>
+    </w:p>
+    <w:p>
+      <w:pPr>
+        <w:pStyle w:val="Heading2"/>
+      </w:pPr>
+      <w:r>
+        <w:t>What to prepare</w:t>
+      </w:r>
+    </w:p>
+    <w:p>
+      <w:pPr>
+        <w:pStyle w:val="ListBullet"/>
+      </w:pPr>
+      <w:r>
+        <w:t>Use the supplied scenario, student illustrations and blank paper. For numeric work, offer counters or a calculator after learners show the setup. Fictional records are supplied; personal data and paid accounts are unnecessary.</w:t>
+      </w:r>
+    </w:p>
+    <w:p>
+      <w:pPr>
+        <w:pStyle w:val="ListBullet"/>
+      </w:pPr>
+      <w:r>
+        <w:t>Case exposure check: this source example appears in ai-1/7, ai-2/8. Reuse a familiar case for recall or modelling; verify that the case used to assess transfer has not already received feedback.</w:t>
+      </w:r>
+    </w:p>
+    <w:p>
+      <w:pPr>
+        <w:pStyle w:val="ListBullet"/>
+      </w:pPr>
+      <w:r>
+        <w:t>Paper calendar cards with the four worked field combinations and the printed policy</w:t>
+      </w:r>
+    </w:p>
+    <w:p>
+      <w:pPr>
+        <w:pStyle w:val="ListBullet"/>
+      </w:pPr>
+      <w:r>
+        <w:t>A second set of cards labelled independently by partners before discussion</w:t>
+      </w:r>
+    </w:p>
+    <w:p>
+      <w:pPr>
+        <w:pStyle w:val="ListBullet"/>
+      </w:pPr>
+      <w:r>
+        <w:t>The equipment-request cases on a separate sheet for independent assessment; no accounts or personal data are required</w:t>
+      </w:r>
+    </w:p>
+    <w:p>
+      <w:pPr>
+        <w:pStyle w:val="Heading2"/>
+      </w:pPr>
+      <w:r>
+        <w:t>Main teaching plan</w:t>
       </w:r>
     </w:p>
     <w:tbl>
@@ -255,13 +463,140 @@
     </w:p>
     <w:p>
       <w:pPr>
+        <w:pStyle w:val="Heading2"/>
+      </w:pPr>
+      <w:r>
+        <w:t>Opening retrieval and readiness</w:t>
+      </w:r>
+    </w:p>
+    <w:p>
+      <w:pPr>
         <w:spacing w:line="336" w:lineRule="auto" w:after="180"/>
       </w:pPr>
       <w:r>
         <w:rPr>
           <w:b w:val="0"/>
         </w:rPr>
-        <w:t>Case exposure check: this source example appears in ai-1/7, ai-2/8. Reuse a familiar case for recall or modelling; verify that the case used to assess transfer has not already received feedback.</w:t>
+        <w:t>Without opening the old lesson, explain one key idea from Rows Columns and Data Types. Give an example and a mistake that the idea helps you avoid.</w:t>
+      </w:r>
+    </w:p>
+    <w:p>
+      <w:pPr>
+        <w:spacing w:line="336" w:lineRule="auto" w:after="180"/>
+      </w:pPr>
+      <w:r>
+        <w:rPr>
+          <w:b w:val="0"/>
+        </w:rPr>
+        <w:t>Look for: Specify a table schema</w:t>
+      </w:r>
+    </w:p>
+    <w:p>
+      <w:pPr>
+        <w:spacing w:line="336" w:lineRule="auto" w:after="180"/>
+      </w:pPr>
+      <w:r>
+        <w:rPr>
+          <w:b w:val="0"/>
+        </w:rPr>
+        <w:t>Reference example, not the only acceptable wording: activity: nonempty text; minutes: integer from 0 to 60 inclusive.</w:t>
+      </w:r>
+    </w:p>
+    <w:p>
+      <w:pPr>
+        <w:spacing w:line="336" w:lineRule="auto" w:after="180"/>
+      </w:pPr>
+      <w:r>
+        <w:rPr>
+          <w:b w:val="0"/>
+        </w:rPr>
+        <w:t>Without opening the old lesson, explain one key idea from Loops and Stopping. Give an example and a mistake that the idea helps you avoid.</w:t>
+      </w:r>
+    </w:p>
+    <w:p>
+      <w:pPr>
+        <w:spacing w:line="336" w:lineRule="auto" w:after="180"/>
+      </w:pPr>
+      <w:r>
+        <w:rPr>
+          <w:b w:val="0"/>
+        </w:rPr>
+        <w:t>Look for: Trace variable values before and after each loop iteration</w:t>
+      </w:r>
+    </w:p>
+    <w:p>
+      <w:pPr>
+        <w:spacing w:line="336" w:lineRule="auto" w:after="180"/>
+      </w:pPr>
+      <w:r>
+        <w:rPr>
+          <w:b w:val="0"/>
+        </w:rPr>
+        <w:t>Reference example, not the only acceptable wording: 2, 3 and 4; the stop value is excluded. The body runs three times.</w:t>
+      </w:r>
+    </w:p>
+    <w:p>
+      <w:pPr>
+        <w:spacing w:line="336" w:lineRule="auto" w:after="180"/>
+      </w:pPr>
+      <w:r>
+        <w:rPr>
+          <w:b w:val="0"/>
+        </w:rPr>
+        <w:t>Without opening the old lesson, explain one key idea from Decompose a Goal. Give an example and a mistake that the idea helps you avoid.</w:t>
+      </w:r>
+    </w:p>
+    <w:p>
+      <w:pPr>
+        <w:spacing w:line="336" w:lineRule="auto" w:after="180"/>
+      </w:pPr>
+      <w:r>
+        <w:rPr>
+          <w:b w:val="0"/>
+        </w:rPr>
+        <w:t>Look for: Distinguish a function definition from a function call</w:t>
+      </w:r>
+    </w:p>
+    <w:p>
+      <w:pPr>
+        <w:spacing w:line="336" w:lineRule="auto" w:after="180"/>
+      </w:pPr>
+      <w:r>
+        <w:rPr>
+          <w:b w:val="0"/>
+        </w:rPr>
+        <w:t>Reference example, not the only acceptable wording: Name show_remaining; parameters capacity and used. Arguments 15 and 6 match capacity = 15 and used = 6. Expected printed result 9.</w:t>
+      </w:r>
+    </w:p>
+    <w:p>
+      <w:pPr>
+        <w:spacing w:line="336" w:lineRule="auto" w:after="180"/>
+      </w:pPr>
+      <w:r>
+        <w:rPr>
+          <w:b w:val="0"/>
+        </w:rPr>
+        <w:t xml:space="preserve">The missing word is information the representation does not establish. Filling it without </w:t>
+      </w:r>
+      <w:r>
+        <w:rPr>
+          <w:b/>
+        </w:rPr>
+        <w:t>evidence</w:t>
+      </w:r>
+      <w:r>
+        <w:rPr>
+          <w:b w:val="0"/>
+        </w:rPr>
+        <w:t xml:space="preserve"> adds an assumption; a later stage should preserve the uncertainty or request a check.</w:t>
+      </w:r>
+    </w:p>
+    <w:p>
+      <w:pPr>
+        <w:pStyle w:val="Heading2"/>
+      </w:pPr>
+      <w:r>
+        <w:t>Earlier wording, alternatives and picture transcripts · reference / check after trying</w:t>
       </w:r>
     </w:p>
     <w:p>
@@ -269,6 +604,14 @@
         <w:pStyle w:val="Heading3"/>
       </w:pPr>
       <w:r>
+        <w:t>Teach the learning cycle</w:t>
+      </w:r>
+    </w:p>
+    <w:p>
+      <w:pPr>
+        <w:pStyle w:val="Heading3"/>
+      </w:pPr>
+      <w:r>
         <w:t>Retrieval answer guidance</w:t>
       </w:r>
     </w:p>
@@ -282,39 +625,6 @@
     </w:p>
     <w:p>
       <w:pPr>
-        <w:spacing w:line="336" w:lineRule="auto" w:after="180"/>
-      </w:pPr>
-      <w:r>
-        <w:rPr>
-          <w:b w:val="0"/>
-        </w:rPr>
-        <w:t>Without opening the old lesson, explain one key idea from Rows Columns and Data Types. Give an example and a mistake that the idea helps you avoid.</w:t>
-      </w:r>
-    </w:p>
-    <w:p>
-      <w:pPr>
-        <w:spacing w:line="336" w:lineRule="auto" w:after="180"/>
-      </w:pPr>
-      <w:r>
-        <w:rPr>
-          <w:b w:val="0"/>
-        </w:rPr>
-        <w:t>Look for: Specify a table schema</w:t>
-      </w:r>
-    </w:p>
-    <w:p>
-      <w:pPr>
-        <w:spacing w:line="336" w:lineRule="auto" w:after="180"/>
-      </w:pPr>
-      <w:r>
-        <w:rPr>
-          <w:b w:val="0"/>
-        </w:rPr>
-        <w:t>Reference example, not the only acceptable wording: activity: nonempty text; minutes: integer from 0 to 60 inclusive.</w:t>
-      </w:r>
-    </w:p>
-    <w:p>
-      <w:pPr>
         <w:pStyle w:val="Heading3"/>
       </w:pPr>
       <w:r>
@@ -323,76 +633,10 @@
     </w:p>
     <w:p>
       <w:pPr>
-        <w:spacing w:line="336" w:lineRule="auto" w:after="180"/>
-      </w:pPr>
-      <w:r>
-        <w:rPr>
-          <w:b w:val="0"/>
-        </w:rPr>
-        <w:t>Without opening the old lesson, explain one key idea from Loops and Stopping. Give an example and a mistake that the idea helps you avoid.</w:t>
-      </w:r>
-    </w:p>
-    <w:p>
-      <w:pPr>
-        <w:spacing w:line="336" w:lineRule="auto" w:after="180"/>
-      </w:pPr>
-      <w:r>
-        <w:rPr>
-          <w:b w:val="0"/>
-        </w:rPr>
-        <w:t>Look for: Trace variable values before and after each loop iteration</w:t>
-      </w:r>
-    </w:p>
-    <w:p>
-      <w:pPr>
-        <w:spacing w:line="336" w:lineRule="auto" w:after="180"/>
-      </w:pPr>
-      <w:r>
-        <w:rPr>
-          <w:b w:val="0"/>
-        </w:rPr>
-        <w:t>Reference example, not the only acceptable wording: 2, 3 and 4; the stop value is excluded. The body runs three times.</w:t>
-      </w:r>
-    </w:p>
-    <w:p>
-      <w:pPr>
         <w:pStyle w:val="Heading3"/>
       </w:pPr>
       <w:r>
         <w:t>Decompose a Goal</w:t>
-      </w:r>
-    </w:p>
-    <w:p>
-      <w:pPr>
-        <w:spacing w:line="336" w:lineRule="auto" w:after="180"/>
-      </w:pPr>
-      <w:r>
-        <w:rPr>
-          <w:b w:val="0"/>
-        </w:rPr>
-        <w:t>Without opening the old lesson, explain one key idea from Decompose a Goal. Give an example and a mistake that the idea helps you avoid.</w:t>
-      </w:r>
-    </w:p>
-    <w:p>
-      <w:pPr>
-        <w:spacing w:line="336" w:lineRule="auto" w:after="180"/>
-      </w:pPr>
-      <w:r>
-        <w:rPr>
-          <w:b w:val="0"/>
-        </w:rPr>
-        <w:t>Look for: Distinguish a function definition from a function call</w:t>
-      </w:r>
-    </w:p>
-    <w:p>
-      <w:pPr>
-        <w:spacing w:line="336" w:lineRule="auto" w:after="180"/>
-      </w:pPr>
-      <w:r>
-        <w:rPr>
-          <w:b w:val="0"/>
-        </w:rPr>
-        <w:t>Reference example, not the only acceptable wording: Name show_remaining; parameters capacity and used. Arguments 15 and 6 match capacity = 15 and used = 6. Expected printed result 9.</w:t>
       </w:r>
     </w:p>
     <w:p>
@@ -613,6 +857,11 @@
       </w:r>
     </w:p>
     <w:p>
+      <w:r>
+        <w:t>This compact option is not the full-week schedule. Use the main teaching cycle and allow extra sessions for the investigation, independent work and project.</w:t>
+      </w:r>
+    </w:p>
+    <w:p>
       <w:pPr>
         <w:spacing w:line="336" w:lineRule="auto" w:after="180"/>
       </w:pPr>
@@ -620,7 +869,7 @@
         <w:rPr>
           <w:b w:val="0"/>
         </w:rPr>
-        <w:t>Use the supplied scenario, student illustrations and blank paper. For numeric work, offer counters or a calculator after learners show the setup. Fictional records are supplied; personal data and paid accounts are unnecessary.</w:t>
+        <w:t>Allow 80 minutes: recall 8; explanation 12; worked demonstration 15; guided practice 20; independent assessment 15; project and reflection 10. Extend the lab into a second session when needed.</w:t>
       </w:r>
     </w:p>
     <w:p>
@@ -628,32 +877,55 @@
         <w:pStyle w:val="Heading3"/>
       </w:pPr>
       <w:r>
-        <w:t>Alternative compact allocation</w:t>
-      </w:r>
-    </w:p>
-    <w:p>
-      <w:r>
-        <w:t>This compact option is not the full-week schedule. Use the main teaching cycle and allow extra sessions for the investigation, independent work and project.</w:t>
+        <w:t>Preparation for the connected explanation</w:t>
+      </w:r>
+    </w:p>
+    <w:p>
+      <w:pPr>
+        <w:pStyle w:val="Heading3"/>
+      </w:pPr>
+      <w:r>
+        <w:t>Readiness answer</w:t>
+      </w:r>
+    </w:p>
+    <w:p>
+      <w:pPr>
+        <w:pStyle w:val="Heading3"/>
+      </w:pPr>
+      <w:r>
+        <w:t>End goal for the pictorial case</w:t>
       </w:r>
     </w:p>
     <w:p>
       <w:pPr>
         <w:spacing w:line="336" w:lineRule="auto" w:after="180"/>
-        <w:shd w:fill="F1F6F8"/>
-      </w:pPr>
-      <w:r>
-        <w:rPr>
-          <w:b w:val="0"/>
-        </w:rPr>
-        <w:t>Allow 80 minutes: recall 8; explanation 12; worked demonstration 15; guided practice 20; independent assessment 15; project and reflection 10. Extend the lab into a second session when needed.</w:t>
-      </w:r>
-    </w:p>
-    <w:p>
-      <w:pPr>
-        <w:pStyle w:val="Heading3"/>
-      </w:pPr>
-      <w:r>
-        <w:t>Preparation for the connected explanation</w:t>
+      </w:pPr>
+      <w:r>
+        <w:rPr>
+          <w:b w:val="0"/>
+        </w:rPr>
+        <w:t>This added worked case illustrates the week’s main idea. Retain all original and connected topics; schedule its practice within the teaching cycle.</w:t>
+      </w:r>
+    </w:p>
+    <w:p>
+      <w:pPr>
+        <w:pStyle w:val="Heading1"/>
+      </w:pPr>
+      <w:r>
+        <w:t>02. Teach label definitions through calendar checks and page boundaries</w:t>
+      </w:r>
+    </w:p>
+    <w:p>
+      <w:r>
+        <w:t>Keep each policy and its evidence explicit.</w:t>
+      </w:r>
+    </w:p>
+    <w:p>
+      <w:pPr>
+        <w:pStyle w:val="Heading2"/>
+      </w:pPr>
+      <w:r>
+        <w:t>Elicit competing interpretations of good</w:t>
       </w:r>
     </w:p>
     <w:p>
@@ -664,19 +936,129 @@
         <w:rPr>
           <w:b w:val="0"/>
         </w:rPr>
-        <w:t xml:space="preserve">This lesson establishes </w:t>
+        <w:t>Two students are sorting fictional event cards for a classroom calendar. Their first instruction is Put the good cards together. Mina calls a colourful card good. Theo calls a plain card good because its room is easy to read.</w:t>
+      </w:r>
+    </w:p>
+    <w:p>
+      <w:pPr>
+        <w:spacing w:line="336" w:lineRule="auto" w:after="180"/>
+      </w:pPr>
+      <w:r>
+        <w:rPr>
+          <w:b w:val="0"/>
+        </w:rPr>
+        <w:t>They disagree even though both followed a reasonable interpretation of the word good.</w:t>
+      </w:r>
+    </w:p>
+    <w:p>
+      <w:pPr>
+        <w:spacing w:line="336" w:lineRule="auto" w:after="180"/>
+      </w:pPr>
+      <w:r>
+        <w:rPr>
+          <w:b w:val="0"/>
+        </w:rPr>
+        <w:t xml:space="preserve">A </w:t>
       </w:r>
       <w:r>
         <w:rPr>
           <w:b/>
         </w:rPr>
+        <w:t>category</w:t>
+      </w:r>
+      <w:r>
+        <w:rPr>
+          <w:b w:val="0"/>
+        </w:rPr>
+        <w:t xml:space="preserve"> is useful for a task when people can tell what </w:t>
+      </w:r>
+      <w:r>
+        <w:rPr>
+          <w:b/>
+        </w:rPr>
+        <w:t>evidence</w:t>
+      </w:r>
+      <w:r>
+        <w:rPr>
+          <w:b w:val="0"/>
+        </w:rPr>
+        <w:t xml:space="preserve"> makes an example belong to it. An </w:t>
+      </w:r>
+      <w:r>
+        <w:rPr>
+          <w:b/>
+        </w:rPr>
+        <w:t>operational definition</w:t>
+      </w:r>
+      <w:r>
+        <w:rPr>
+          <w:b w:val="0"/>
+        </w:rPr>
+        <w:t xml:space="preserve"> states the </w:t>
+      </w:r>
+      <w:r>
+        <w:rPr>
+          <w:b/>
+        </w:rPr>
+        <w:t>observation</w:t>
+      </w:r>
+      <w:r>
+        <w:rPr>
+          <w:b w:val="0"/>
+        </w:rPr>
+        <w:t>s or checks to perform.</w:t>
+      </w:r>
+    </w:p>
+    <w:p>
+      <w:pPr>
+        <w:spacing w:line="336" w:lineRule="auto" w:after="180"/>
+      </w:pPr>
+      <w:r>
+        <w:rPr>
+          <w:b w:val="0"/>
+        </w:rPr>
+        <w:t>For this paper exercise, we will check two printed fields: an event day and a room code. The task is to check the record against a classroom policy, not to judge the quality of the event or the person who wrote it.</w:t>
+      </w:r>
+    </w:p>
+    <w:p>
+      <w:pPr>
+        <w:spacing w:line="336" w:lineRule="auto" w:after="180"/>
+      </w:pPr>
+      <w:r>
+        <w:rPr>
+          <w:b/>
+        </w:rPr>
+        <w:t>Label</w:t>
+      </w:r>
+      <w:r>
+        <w:rPr>
+          <w:b w:val="0"/>
+        </w:rPr>
+        <w:t xml:space="preserve">s depend on the definition in use. A model fitted to </w:t>
+      </w:r>
+      <w:r>
+        <w:rPr>
+          <w:b/>
+        </w:rPr>
         <w:t>label</w:t>
       </w:r>
       <w:r>
         <w:rPr>
           <w:b w:val="0"/>
         </w:rPr>
-        <w:t>s as task-dependent records produced under a guide. Use fictional event and equipment forms rather than categories about classmates.</w:t>
+        <w:t xml:space="preserve">s can learn the distinctions those </w:t>
+      </w:r>
+      <w:r>
+        <w:rPr>
+          <w:b/>
+        </w:rPr>
+        <w:t>label</w:t>
+      </w:r>
+      <w:r>
+        <w:rPr>
+          <w:b w:val="0"/>
+        </w:rPr>
+        <w:t>s encode, including mistakes and inconsistencies.</w:t>
       </w:r>
     </w:p>
     <w:p>
@@ -687,7 +1069,7 @@
         <w:rPr>
           <w:b w:val="0"/>
         </w:rPr>
-        <w:t xml:space="preserve">The three categories deliberately separate known failures from unknown information, with known failure taking priority. A ready </w:t>
+        <w:t xml:space="preserve">Before asking a model to copy a </w:t>
       </w:r>
       <w:r>
         <w:rPr>
@@ -699,7 +1081,15 @@
         <w:rPr>
           <w:b w:val="0"/>
         </w:rPr>
-        <w:t xml:space="preserve"> checks a representation; it does not establish truth, quality, safety or permission.</w:t>
+        <w:t>, ask whether people have a clear, useful guide for assigning it.</w:t>
+      </w:r>
+    </w:p>
+    <w:p>
+      <w:pPr>
+        <w:pStyle w:val="Heading2"/>
+      </w:pPr>
+      <w:r>
+        <w:t>State the ordered calendar policy</w:t>
       </w:r>
     </w:p>
     <w:p>
@@ -708,47 +1098,9 @@
       </w:pPr>
       <w:r>
         <w:rPr>
-          <w:b/>
-        </w:rPr>
-        <w:t>Agreement</w:t>
-      </w:r>
-      <w:r>
-        <w:rPr>
-          <w:b w:val="0"/>
-        </w:rPr>
-        <w:t xml:space="preserve"> is useful </w:t>
-      </w:r>
-      <w:r>
-        <w:rPr>
-          <w:b/>
-        </w:rPr>
-        <w:t>evidence</w:t>
-      </w:r>
-      <w:r>
-        <w:rPr>
-          <w:b w:val="0"/>
-        </w:rPr>
-        <w:t xml:space="preserve"> about consistency, but shared mistakes can produce high </w:t>
-      </w:r>
-      <w:r>
-        <w:rPr>
-          <w:b/>
-        </w:rPr>
-        <w:t>agreement</w:t>
-      </w:r>
-      <w:r>
-        <w:rPr>
-          <w:b w:val="0"/>
-        </w:rPr>
-        <w:t>.</w:t>
-      </w:r>
-    </w:p>
-    <w:p>
-      <w:pPr>
-        <w:pStyle w:val="Heading3"/>
-      </w:pPr>
-      <w:r>
-        <w:t>Readiness answer</w:t>
+          <w:b w:val="0"/>
+        </w:rPr>
+        <w:t>Our fictional calendar accepts a whole-number day from 1 through 30, including both endpoints, and exactly one room code, A or B. The month is already fixed for this exercise. A blank or unreadable field counts as unknown.</w:t>
       </w:r>
     </w:p>
     <w:p>
@@ -759,19 +1111,7 @@
         <w:rPr>
           <w:b w:val="0"/>
         </w:rPr>
-        <w:t xml:space="preserve">The missing word is information the representation does not establish. Filling it without </w:t>
-      </w:r>
-      <w:r>
-        <w:rPr>
-          <w:b/>
-        </w:rPr>
-        <w:t>evidence</w:t>
-      </w:r>
-      <w:r>
-        <w:rPr>
-          <w:b w:val="0"/>
-        </w:rPr>
-        <w:t xml:space="preserve"> adds an assumption; a later stage should preserve the uncertainty or request a check.</w:t>
+        <w:t>The categories are revise, review and ready. Use the checks in the order shown.</w:t>
       </w:r>
     </w:p>
     <w:p>
@@ -782,7 +1122,7 @@
         <w:rPr>
           <w:b w:val="0"/>
         </w:rPr>
-        <w:t>Paper calendar cards with the four worked field combinations and the printed policy</w:t>
+        <w:t>Known failure and unknown are different. Day 31 is known and outside the accepted range, so the card needs revision. An unreadable day might be valid or invalid; without another known failure, it needs review.</w:t>
       </w:r>
     </w:p>
     <w:p>
@@ -793,892 +1133,15 @@
         <w:rPr>
           <w:b w:val="0"/>
         </w:rPr>
-        <w:t xml:space="preserve">A second set of cards </w:t>
-      </w:r>
-      <w:r>
-        <w:rPr>
-          <w:b/>
-        </w:rPr>
-        <w:t>label</w:t>
-      </w:r>
-      <w:r>
-        <w:rPr>
-          <w:b w:val="0"/>
-        </w:rPr>
-        <w:t>led independently by partners before discussion</w:t>
-      </w:r>
-    </w:p>
-    <w:p>
-      <w:pPr>
-        <w:spacing w:line="336" w:lineRule="auto" w:after="180"/>
-      </w:pPr>
-      <w:r>
-        <w:rPr>
-          <w:b w:val="0"/>
-        </w:rPr>
-        <w:t>The equipment-request cases on a separate sheet for independent assessment; no accounts or personal data are required</w:t>
-      </w:r>
-    </w:p>
-    <w:p>
-      <w:pPr>
-        <w:pStyle w:val="Heading3"/>
-      </w:pPr>
-      <w:r>
-        <w:t>End goal for the pictorial case</w:t>
-      </w:r>
-    </w:p>
-    <w:p>
-      <w:pPr>
-        <w:spacing w:line="336" w:lineRule="auto" w:after="180"/>
-      </w:pPr>
-      <w:r>
-        <w:rPr>
-          <w:b w:val="0"/>
-        </w:rPr>
-        <w:t xml:space="preserve">By the end, I can resolve </w:t>
-      </w:r>
-      <w:r>
-        <w:rPr>
-          <w:b/>
-        </w:rPr>
-        <w:t>label</w:t>
-      </w:r>
-      <w:r>
-        <w:rPr>
-          <w:b w:val="0"/>
-        </w:rPr>
-        <w:t xml:space="preserve"> </w:t>
-      </w:r>
-      <w:r>
-        <w:rPr>
-          <w:b/>
-        </w:rPr>
-        <w:t>disagreement</w:t>
-      </w:r>
-      <w:r>
-        <w:rPr>
-          <w:b w:val="0"/>
-        </w:rPr>
-        <w:t xml:space="preserve"> by checking an </w:t>
-      </w:r>
-      <w:r>
-        <w:rPr>
-          <w:b/>
-        </w:rPr>
-        <w:t>operational definition</w:t>
-      </w:r>
-      <w:r>
-        <w:rPr>
-          <w:b w:val="0"/>
-        </w:rPr>
-        <w:t xml:space="preserve"> at equality.</w:t>
-      </w:r>
-    </w:p>
-    <w:p>
-      <w:pPr>
-        <w:spacing w:line="336" w:lineRule="auto" w:after="180"/>
-      </w:pPr>
-      <w:r>
-        <w:rPr>
-          <w:b w:val="0"/>
-        </w:rPr>
-        <w:t>This added worked case illustrates the week’s main idea. Retain all original and connected topics; schedule its practice within the teaching cycle.</w:t>
-      </w:r>
-    </w:p>
-    <w:p>
-      <w:pPr>
-        <w:pStyle w:val="Heading1"/>
-      </w:pPr>
-      <w:r>
-        <w:t>02. Explain the mechanism</w:t>
-      </w:r>
-    </w:p>
-    <w:p>
-      <w:r>
-        <w:t>Model Operational Labels using the supplied case, labelled mechanism and reasoning. Make the scope of each conclusion explicit.</w:t>
-      </w:r>
-    </w:p>
-    <w:p>
-      <w:pPr>
-        <w:spacing w:line="336" w:lineRule="auto" w:after="180"/>
-      </w:pPr>
-      <w:r>
-        <w:rPr>
-          <w:b/>
-        </w:rPr>
-        <w:t>Input</w:t>
-      </w:r>
-      <w:r>
-        <w:rPr>
-          <w:b w:val="0"/>
-        </w:rPr>
-        <w:t xml:space="preserve"> → </w:t>
-      </w:r>
-      <w:r>
-        <w:rPr>
-          <w:b/>
-        </w:rPr>
-        <w:t>Process</w:t>
-      </w:r>
-      <w:r>
-        <w:rPr>
-          <w:b w:val="0"/>
-        </w:rPr>
-        <w:t xml:space="preserve"> → </w:t>
-      </w:r>
-      <w:r>
-        <w:rPr>
-          <w:b/>
-        </w:rPr>
-        <w:t>Output</w:t>
-      </w:r>
-    </w:p>
-    <w:p>
-      <w:pPr>
-        <w:spacing w:line="336" w:lineRule="auto" w:after="180"/>
-      </w:pPr>
-      <w:r>
-        <w:rPr>
-          <w:b w:val="0"/>
-        </w:rPr>
-        <w:t>Trace the information. At each stage, ask what changed and how you could test it.</w:t>
-      </w:r>
-    </w:p>
-    <w:p>
-      <w:pPr>
-        <w:spacing w:line="336" w:lineRule="auto" w:after="180"/>
-      </w:pPr>
-      <w:r>
-        <w:rPr>
-          <w:b w:val="0"/>
-        </w:rPr>
-        <w:t>Which stage could fail even when the other two are correct? Explain:</w:t>
-      </w:r>
-    </w:p>
-    <w:p>
-      <w:pPr>
-        <w:spacing w:line="336" w:lineRule="auto" w:after="180"/>
-      </w:pPr>
-      <w:r>
-        <w:rPr>
-          <w:b w:val="0"/>
-        </w:rPr>
-        <w:t xml:space="preserve">Predict first. Then check each step. A correct answer without visible reasoning is incomplete </w:t>
-      </w:r>
-      <w:r>
-        <w:rPr>
-          <w:b/>
-        </w:rPr>
-        <w:t>evidence</w:t>
-      </w:r>
-      <w:r>
-        <w:rPr>
-          <w:b w:val="0"/>
-        </w:rPr>
-        <w:t>.</w:t>
-      </w:r>
-    </w:p>
-    <w:p>
-      <w:pPr>
-        <w:spacing w:line="336" w:lineRule="auto" w:after="180"/>
-        <w:shd w:fill="F4F9FC"/>
-      </w:pPr>
-      <w:r>
-        <w:rPr>
-          <w:b w:val="0"/>
-        </w:rPr>
-        <w:t xml:space="preserve">1. Weak </w:t>
-      </w:r>
-      <w:r>
-        <w:rPr>
-          <w:b/>
-        </w:rPr>
-        <w:t>label</w:t>
-      </w:r>
-      <w:r>
-        <w:rPr>
-          <w:b w:val="0"/>
-        </w:rPr>
-        <w:t>: ‘easy book.’</w:t>
-      </w:r>
-    </w:p>
-    <w:p>
-      <w:pPr>
-        <w:spacing w:line="336" w:lineRule="auto" w:after="180"/>
-        <w:shd w:fill="F4F9FC"/>
-      </w:pPr>
-      <w:r>
-        <w:rPr>
-          <w:b w:val="0"/>
-        </w:rPr>
-        <w:t>2. Operational rule: easy for this reader if difficulty level ≤ 2 and unfamiliar words per page ≤ 3.</w:t>
-      </w:r>
-    </w:p>
-    <w:p>
-      <w:pPr>
-        <w:spacing w:line="336" w:lineRule="auto" w:after="180"/>
-        <w:shd w:fill="F4F9FC"/>
-      </w:pPr>
-      <w:r>
-        <w:rPr>
-          <w:b w:val="0"/>
-        </w:rPr>
-        <w:t xml:space="preserve">3. Two </w:t>
-      </w:r>
-      <w:r>
-        <w:rPr>
-          <w:b/>
-        </w:rPr>
-        <w:t>label</w:t>
-      </w:r>
-      <w:r>
-        <w:rPr>
-          <w:b w:val="0"/>
-        </w:rPr>
-        <w:t>ers test the same 8 books.</w:t>
-      </w:r>
-    </w:p>
-    <w:p>
-      <w:pPr>
-        <w:spacing w:line="336" w:lineRule="auto" w:after="180"/>
-        <w:shd w:fill="F4F9FC"/>
-      </w:pPr>
-      <w:r>
-        <w:rPr>
-          <w:b w:val="0"/>
-        </w:rPr>
-        <w:t xml:space="preserve">4. </w:t>
-      </w:r>
-      <w:r>
-        <w:rPr>
-          <w:b/>
-        </w:rPr>
-        <w:t>Agreement</w:t>
-      </w:r>
-      <w:r>
-        <w:rPr>
-          <w:b w:val="0"/>
-        </w:rPr>
-        <w:t xml:space="preserve"> of 7/8 identifies one </w:t>
-      </w:r>
-      <w:r>
-        <w:rPr>
-          <w:b/>
-        </w:rPr>
-        <w:t>disagreement</w:t>
-      </w:r>
-      <w:r>
-        <w:rPr>
-          <w:b w:val="0"/>
-        </w:rPr>
-        <w:t xml:space="preserve"> to review. Check the source, each </w:t>
-      </w:r>
-      <w:r>
-        <w:rPr>
-          <w:b/>
-        </w:rPr>
-        <w:t>annotator</w:t>
-      </w:r>
-      <w:r>
-        <w:rPr>
-          <w:b w:val="0"/>
-        </w:rPr>
-        <w:t xml:space="preserve">’s application and the </w:t>
-      </w:r>
-      <w:r>
-        <w:rPr>
-          <w:b/>
-        </w:rPr>
-        <w:t>label</w:t>
-      </w:r>
-      <w:r>
-        <w:rPr>
-          <w:b w:val="0"/>
-        </w:rPr>
-        <w:t xml:space="preserve"> rule before choosing a repair.</w:t>
-      </w:r>
-    </w:p>
-    <w:p>
-      <w:pPr>
-        <w:spacing w:line="336" w:lineRule="auto" w:after="180"/>
-      </w:pPr>
-      <w:r>
-        <w:rPr>
-          <w:b w:val="0"/>
-        </w:rPr>
-        <w:t>Recalculate, retrace, or restate the reasoning in your own representation:</w:t>
-      </w:r>
-    </w:p>
-    <w:p>
-      <w:pPr>
-        <w:spacing w:line="336" w:lineRule="auto" w:after="180"/>
-        <w:shd w:fill="F5F1FB"/>
-      </w:pPr>
-      <w:r>
-        <w:rPr>
-          <w:b w:val="0"/>
-        </w:rPr>
-        <w:t xml:space="preserve">CHECK Did the </w:t>
-      </w:r>
-      <w:r>
-        <w:rPr>
-          <w:b/>
-        </w:rPr>
-        <w:t>evidence</w:t>
-      </w:r>
-      <w:r>
-        <w:rPr>
-          <w:b w:val="0"/>
-        </w:rPr>
-        <w:t xml:space="preserve"> answer the exact question? Did the total, path, or source record stay consistent?</w:t>
-      </w:r>
-    </w:p>
-    <w:p>
-      <w:pPr>
-        <w:pStyle w:val="Heading3"/>
-      </w:pPr>
-      <w:r>
-        <w:t>Concrete teaching case</w:t>
-      </w:r>
-    </w:p>
-    <w:p>
-      <w:pPr>
-        <w:pStyle w:val="Heading3"/>
-      </w:pPr>
-      <w:r>
-        <w:t>The teaching case</w:t>
-      </w:r>
-    </w:p>
-    <w:p>
-      <w:pPr>
-        <w:spacing w:line="336" w:lineRule="auto" w:after="180"/>
-        <w:shd w:fill="F1F6FC"/>
-      </w:pPr>
-      <w:r>
-        <w:rPr>
-          <w:b w:val="0"/>
-        </w:rPr>
-        <w:t xml:space="preserve">Short means fewer than 100 pages. Two </w:t>
-      </w:r>
-      <w:r>
-        <w:rPr>
-          <w:b/>
-        </w:rPr>
-        <w:t>annotator</w:t>
-      </w:r>
-      <w:r>
-        <w:rPr>
-          <w:b w:val="0"/>
-        </w:rPr>
-        <w:t>s disagree about a 100-page book.</w:t>
-      </w:r>
-    </w:p>
-    <w:p>
-      <w:pPr>
-        <w:pStyle w:val="Heading3"/>
-      </w:pPr>
-      <w:r>
-        <w:t>The teaching case</w:t>
-      </w:r>
-    </w:p>
-    <w:p>
-      <w:pPr>
-        <w:spacing w:line="336" w:lineRule="auto" w:after="180"/>
-        <w:shd w:fill="F1F6FC"/>
-      </w:pPr>
-      <w:r>
-        <w:rPr>
-          <w:b w:val="0"/>
-        </w:rPr>
-        <w:t xml:space="preserve">Resolve the </w:t>
-      </w:r>
-      <w:r>
-        <w:rPr>
-          <w:b/>
-        </w:rPr>
-        <w:t>label</w:t>
-      </w:r>
-      <w:r>
-        <w:rPr>
-          <w:b w:val="0"/>
-        </w:rPr>
-        <w:t>.</w:t>
-      </w:r>
-    </w:p>
-    <w:p>
-      <w:pPr>
-        <w:pStyle w:val="Heading3"/>
-      </w:pPr>
-      <w:r>
-        <w:t>Exact explanation to model</w:t>
-      </w:r>
-    </w:p>
-    <w:p>
-      <w:pPr>
-        <w:pStyle w:val="Heading3"/>
-      </w:pPr>
-      <w:r>
-        <w:t>Why the result follows</w:t>
-      </w:r>
-    </w:p>
-    <w:p>
-      <w:pPr>
-        <w:spacing w:line="336" w:lineRule="auto" w:after="180"/>
-        <w:shd w:fill="F1F6FC"/>
-      </w:pPr>
-      <w:r>
-        <w:rPr>
-          <w:b w:val="0"/>
-        </w:rPr>
-        <w:t xml:space="preserve">It is not Short under the stated definition. Agree operational boundaries before </w:t>
-      </w:r>
-      <w:r>
-        <w:rPr>
-          <w:b/>
-        </w:rPr>
-        <w:t>label</w:t>
-      </w:r>
-      <w:r>
-        <w:rPr>
-          <w:b w:val="0"/>
-        </w:rPr>
-        <w:t>ling.</w:t>
-      </w:r>
-    </w:p>
-    <w:p>
-      <w:pPr>
-        <w:pStyle w:val="Heading3"/>
-      </w:pPr>
-      <w:r>
-        <w:t>Explain the added worked example</w:t>
-      </w:r>
-    </w:p>
-    <w:p>
-      <w:pPr>
-        <w:pStyle w:val="Heading3"/>
-      </w:pPr>
-      <w:r>
-        <w:t>Explain the added worked example · 1</w:t>
-      </w:r>
-    </w:p>
-    <w:p>
-      <w:pPr>
-        <w:spacing w:line="336" w:lineRule="auto" w:after="180"/>
-      </w:pPr>
-      <w:r>
-        <w:rPr>
-          <w:b w:val="0"/>
-        </w:rPr>
-        <w:t>Two students are sorting fictional event cards for a classroom calendar. Their first instruction is Put the good cards together. Mina calls a colourful card good. Theo calls a plain card good because its room is easy to read.</w:t>
-      </w:r>
-    </w:p>
-    <w:p>
-      <w:pPr>
-        <w:spacing w:line="336" w:lineRule="auto" w:after="180"/>
-      </w:pPr>
-      <w:r>
-        <w:rPr>
-          <w:b w:val="0"/>
-        </w:rPr>
-        <w:t>They disagree even though both followed a reasonable interpretation of the word good.</w:t>
-      </w:r>
-    </w:p>
-    <w:p>
-      <w:pPr>
-        <w:pStyle w:val="Heading3"/>
-      </w:pPr>
-      <w:r>
-        <w:t>Explain the added worked example · 2</w:t>
-      </w:r>
-    </w:p>
-    <w:p>
-      <w:pPr>
-        <w:spacing w:line="336" w:lineRule="auto" w:after="180"/>
-      </w:pPr>
-      <w:r>
-        <w:rPr>
-          <w:b w:val="0"/>
-        </w:rPr>
-        <w:t xml:space="preserve">A </w:t>
-      </w:r>
-      <w:r>
-        <w:rPr>
-          <w:b/>
-        </w:rPr>
-        <w:t>category</w:t>
-      </w:r>
-      <w:r>
-        <w:rPr>
-          <w:b w:val="0"/>
-        </w:rPr>
-        <w:t xml:space="preserve"> is useful for a task when people can tell what </w:t>
-      </w:r>
-      <w:r>
-        <w:rPr>
-          <w:b/>
-        </w:rPr>
-        <w:t>evidence</w:t>
-      </w:r>
-      <w:r>
-        <w:rPr>
-          <w:b w:val="0"/>
-        </w:rPr>
-        <w:t xml:space="preserve"> makes an example belong to it. An </w:t>
-      </w:r>
-      <w:r>
-        <w:rPr>
-          <w:b/>
-        </w:rPr>
-        <w:t>operational definition</w:t>
-      </w:r>
-      <w:r>
-        <w:rPr>
-          <w:b w:val="0"/>
-        </w:rPr>
-        <w:t xml:space="preserve"> states the </w:t>
-      </w:r>
-      <w:r>
-        <w:rPr>
-          <w:b/>
-        </w:rPr>
-        <w:t>observation</w:t>
-      </w:r>
-      <w:r>
-        <w:rPr>
-          <w:b w:val="0"/>
-        </w:rPr>
-        <w:t>s or checks to perform.</w:t>
-      </w:r>
-    </w:p>
-    <w:p>
-      <w:pPr>
-        <w:spacing w:line="336" w:lineRule="auto" w:after="180"/>
-      </w:pPr>
-      <w:r>
-        <w:rPr>
-          <w:b w:val="0"/>
-        </w:rPr>
-        <w:t>For this paper exercise, we will check two printed fields: an event day and a room code. The task is to check the record against a classroom policy, not to judge the quality of the event or the person who wrote it.</w:t>
-      </w:r>
-    </w:p>
-    <w:p>
-      <w:pPr>
-        <w:spacing w:line="336" w:lineRule="auto" w:after="180"/>
-      </w:pPr>
-      <w:r>
-        <w:rPr>
-          <w:b/>
-        </w:rPr>
-        <w:t>Label</w:t>
-      </w:r>
-      <w:r>
-        <w:rPr>
-          <w:b w:val="0"/>
-        </w:rPr>
-        <w:t xml:space="preserve">s depend on the definition in use. A model fitted to </w:t>
-      </w:r>
-      <w:r>
-        <w:rPr>
-          <w:b/>
-        </w:rPr>
-        <w:t>label</w:t>
-      </w:r>
-      <w:r>
-        <w:rPr>
-          <w:b w:val="0"/>
-        </w:rPr>
-        <w:t xml:space="preserve">s can learn the distinctions those </w:t>
-      </w:r>
-      <w:r>
-        <w:rPr>
-          <w:b/>
-        </w:rPr>
-        <w:t>label</w:t>
-      </w:r>
-      <w:r>
-        <w:rPr>
-          <w:b w:val="0"/>
-        </w:rPr>
-        <w:t>s encode, including mistakes and inconsistencies.</w:t>
-      </w:r>
-    </w:p>
-    <w:p>
-      <w:pPr>
-        <w:spacing w:line="336" w:lineRule="auto" w:after="180"/>
-      </w:pPr>
-      <w:r>
-        <w:rPr>
-          <w:b w:val="0"/>
-        </w:rPr>
-        <w:t xml:space="preserve">Before asking a model to copy a </w:t>
-      </w:r>
-      <w:r>
-        <w:rPr>
-          <w:b/>
-        </w:rPr>
-        <w:t>label</w:t>
-      </w:r>
-      <w:r>
-        <w:rPr>
-          <w:b w:val="0"/>
-        </w:rPr>
-        <w:t>, ask whether people have a clear, useful guide for assigning it.</w:t>
-      </w:r>
-    </w:p>
-    <w:p>
-      <w:pPr>
-        <w:pStyle w:val="Heading3"/>
-      </w:pPr>
-      <w:r>
-        <w:t>Explain the added worked example · 3</w:t>
-      </w:r>
-    </w:p>
-    <w:p>
-      <w:pPr>
-        <w:spacing w:line="336" w:lineRule="auto" w:after="180"/>
-      </w:pPr>
-      <w:r>
-        <w:rPr>
-          <w:b w:val="0"/>
-        </w:rPr>
-        <w:t>Our fictional calendar accepts a whole-number day from 1 through 30, including both endpoints, and exactly one room code, A or B. The month is already fixed for this exercise. A blank or unreadable field counts as unknown.</w:t>
-      </w:r>
-    </w:p>
-    <w:p>
-      <w:pPr>
-        <w:spacing w:line="336" w:lineRule="auto" w:after="180"/>
-      </w:pPr>
-      <w:r>
-        <w:rPr>
-          <w:b w:val="0"/>
-        </w:rPr>
-        <w:t>The categories are revise, review and ready. Use the checks in the order shown.</w:t>
-      </w:r>
-    </w:p>
-    <w:p>
-      <w:pPr>
-        <w:pStyle w:val="Heading3"/>
-      </w:pPr>
-      <w:r>
-        <w:t>Explain the added worked example · 4</w:t>
-      </w:r>
-    </w:p>
-    <w:p>
-      <w:pPr>
-        <w:spacing w:line="336" w:lineRule="auto" w:after="180"/>
-      </w:pPr>
-      <w:r>
-        <w:rPr>
-          <w:b w:val="0"/>
-        </w:rPr>
-        <w:t>Known failure and unknown are different. Day 31 is known and outside the accepted range, so the card needs revision. An unreadable day might be valid or invalid; without another known failure, it needs review.</w:t>
-      </w:r>
-    </w:p>
-    <w:p>
-      <w:pPr>
-        <w:spacing w:line="336" w:lineRule="auto" w:after="180"/>
-      </w:pPr>
-      <w:r>
-        <w:rPr>
-          <w:b w:val="0"/>
-        </w:rPr>
         <w:t>Never silently turn a blank into zero just to make a comparison possible.</w:t>
       </w:r>
     </w:p>
     <w:p>
       <w:pPr>
-        <w:pStyle w:val="Heading3"/>
-      </w:pPr>
-      <w:r>
-        <w:t>Key terms</w:t>
-      </w:r>
-    </w:p>
-    <w:tbl>
-      <w:tblPr>
-        <w:tblStyle w:val="LightShading-Accent1"/>
-        <w:tblW w:type="auto" w:w="0"/>
-        <w:tblLook w:firstColumn="1" w:firstRow="1" w:lastColumn="0" w:lastRow="0" w:noHBand="0" w:noVBand="1" w:val="04A0"/>
-      </w:tblPr>
-      <w:tblGrid>
-        <w:gridCol w:w="5112"/>
-        <w:gridCol w:w="5112"/>
-      </w:tblGrid>
-      <w:tr>
-        <w:trPr>
-          <w:tblHeader/>
-        </w:trPr>
-        <w:tc>
-          <w:tcPr>
-            <w:tcW w:type="dxa" w:w="5112"/>
-          </w:tcPr>
-          <w:p>
-            <w:r>
-              <w:t>Term</w:t>
-            </w:r>
-          </w:p>
-        </w:tc>
-        <w:tc>
-          <w:tcPr>
-            <w:tcW w:type="dxa" w:w="5112"/>
-          </w:tcPr>
-          <w:p>
-            <w:r>
-              <w:t>Meaning</w:t>
-            </w:r>
-          </w:p>
-        </w:tc>
-      </w:tr>
-      <w:tr>
-        <w:tc>
-          <w:tcPr>
-            <w:tcW w:type="dxa" w:w="5112"/>
-          </w:tcPr>
-          <w:p>
-            <w:r>
-              <w:t>Category</w:t>
-            </w:r>
-          </w:p>
-        </w:tc>
-        <w:tc>
-          <w:tcPr>
-            <w:tcW w:type="dxa" w:w="5112"/>
-          </w:tcPr>
-          <w:p>
-            <w:r>
-              <w:t>A group defined by stated membership criteria</w:t>
-            </w:r>
-          </w:p>
-        </w:tc>
-      </w:tr>
-      <w:tr>
-        <w:tc>
-          <w:tcPr>
-            <w:tcW w:type="dxa" w:w="5112"/>
-          </w:tcPr>
-          <w:p>
-            <w:r>
-              <w:t>Operational definition</w:t>
-            </w:r>
-          </w:p>
-        </w:tc>
-        <w:tc>
-          <w:tcPr>
-            <w:tcW w:type="dxa" w:w="5112"/>
-          </w:tcPr>
-          <w:p>
-            <w:r>
-              <w:t>A definition precise enough to tell someone what to observe or do when assigning a category</w:t>
-            </w:r>
-          </w:p>
-        </w:tc>
-      </w:tr>
-      <w:tr>
-        <w:tc>
-          <w:tcPr>
-            <w:tcW w:type="dxa" w:w="5112"/>
-          </w:tcPr>
-          <w:p>
-            <w:r>
-              <w:t>Label</w:t>
-            </w:r>
-          </w:p>
-        </w:tc>
-        <w:tc>
-          <w:tcPr>
-            <w:tcW w:type="dxa" w:w="5112"/>
-          </w:tcPr>
-          <w:p>
-            <w:r>
-              <w:t>The category recorded for an example under a particular guide</w:t>
-            </w:r>
-          </w:p>
-        </w:tc>
-      </w:tr>
-      <w:tr>
-        <w:tc>
-          <w:tcPr>
-            <w:tcW w:type="dxa" w:w="5112"/>
-          </w:tcPr>
-          <w:p>
-            <w:r>
-              <w:t>Annotator</w:t>
-            </w:r>
-          </w:p>
-        </w:tc>
-        <w:tc>
-          <w:tcPr>
-            <w:tcW w:type="dxa" w:w="5112"/>
-          </w:tcPr>
-          <w:p>
-            <w:r>
-              <w:t>A person who assigns labels to examples</w:t>
-            </w:r>
-          </w:p>
-        </w:tc>
-      </w:tr>
-      <w:tr>
-        <w:tc>
-          <w:tcPr>
-            <w:tcW w:type="dxa" w:w="5112"/>
-          </w:tcPr>
-          <w:p>
-            <w:r>
-              <w:t>Disagreement</w:t>
-            </w:r>
-          </w:p>
-        </w:tc>
-        <w:tc>
-          <w:tcPr>
-            <w:tcW w:type="dxa" w:w="5112"/>
-          </w:tcPr>
-          <w:p>
-            <w:r>
-              <w:t>A case where annotators assign different labels to the same example</w:t>
-            </w:r>
-          </w:p>
-        </w:tc>
-      </w:tr>
-    </w:tbl>
-    <w:p>
-      <w:pPr>
-        <w:pStyle w:val="Heading3"/>
-      </w:pPr>
-      <w:r>
-        <w:t>Model the reasoning aloud</w:t>
-      </w:r>
-    </w:p>
-    <w:p>
-      <w:pPr>
-        <w:spacing w:line="336" w:lineRule="auto" w:after="180"/>
-      </w:pPr>
-      <w:r>
-        <w:rPr>
-          <w:b w:val="0"/>
-        </w:rPr>
-        <w:t xml:space="preserve">Use the complete worked example below before asking learners to complete W2. Reveal a small part, invite a </w:t>
-      </w:r>
-      <w:r>
-        <w:rPr>
-          <w:b/>
-        </w:rPr>
-        <w:t>prediction</w:t>
-      </w:r>
-      <w:r>
-        <w:rPr>
-          <w:b w:val="0"/>
-        </w:rPr>
-        <w:t>, then explain the deciding step.</w:t>
-      </w:r>
-    </w:p>
-    <w:p>
-      <w:pPr>
-        <w:spacing w:line="336" w:lineRule="auto" w:after="180"/>
-      </w:pPr>
-      <w:r>
-        <w:rPr>
-          <w:b w:val="0"/>
-        </w:rPr>
-        <w:t>These teacher notes contain solutions; do not reveal the independent case answer during modelling.</w:t>
+        <w:pStyle w:val="Heading2"/>
+      </w:pPr>
+      <w:r>
+        <w:t>Model the four supplied calendar records</w:t>
       </w:r>
     </w:p>
     <w:tbl>
@@ -1900,6 +1363,822 @@
         <w:t>That explanation lets another person reproduce the check and challenge it if the recorded value or policy is different.</w:t>
       </w:r>
     </w:p>
+    <w:p>
+      <w:pPr>
+        <w:pStyle w:val="Heading2"/>
+      </w:pPr>
+      <w:r>
+        <w:t>Introduce the separate compact-book policy</w:t>
+      </w:r>
+    </w:p>
+    <w:p>
+      <w:pPr>
+        <w:spacing w:line="336" w:lineRule="auto" w:after="180"/>
+      </w:pPr>
+      <w:r>
+        <w:rPr>
+          <w:b w:val="0"/>
+        </w:rPr>
+        <w:t xml:space="preserve">Two fictional catalogue reviewers </w:t>
+      </w:r>
+      <w:r>
+        <w:rPr>
+          <w:b/>
+        </w:rPr>
+        <w:t>label</w:t>
+      </w:r>
+      <w:r>
+        <w:rPr>
+          <w:b w:val="0"/>
+        </w:rPr>
+        <w:t xml:space="preserve"> books compact or extended.</w:t>
+      </w:r>
+    </w:p>
+    <w:p>
+      <w:pPr>
+        <w:spacing w:line="336" w:lineRule="auto" w:after="180"/>
+      </w:pPr>
+      <w:r>
+        <w:rPr>
+          <w:b w:val="0"/>
+        </w:rPr>
+        <w:t>Agreed policy: compact means at most 80 pages; extended means more than 80.</w:t>
+      </w:r>
+    </w:p>
+    <w:p>
+      <w:pPr>
+        <w:spacing w:line="336" w:lineRule="auto" w:after="180"/>
+      </w:pPr>
+      <w:r>
+        <w:rPr>
+          <w:b w:val="0"/>
+        </w:rPr>
+        <w:t>Reviewer A uses pages&lt;80; reviewer B uses pages&lt;=80. Inspect books of 79,80,81 pages.</w:t>
+      </w:r>
+    </w:p>
+    <w:p>
+      <w:pPr>
+        <w:pStyle w:val="Heading2"/>
+      </w:pPr>
+      <w:r>
+        <w:t>Trace equality and adjacent values</w:t>
+      </w:r>
+    </w:p>
+    <w:p>
+      <w:r>
+        <w:drawing>
+          <wp:inline xmlns:a="http://schemas.openxmlformats.org/drawingml/2006/main" xmlns:pic="http://schemas.openxmlformats.org/drawingml/2006/picture">
+            <wp:extent cx="5486400" cy="4005072"/>
+            <wp:docPr id="1" name="Picture 1" descr="Shared definition: At most 80 includes a book with exactly 80 pages. → Reviewer A: 79 compact; 80 and 81 extended. → Reviewer B: 79 and 80 compact; 81 extended. → Repair boundary: A must use &lt;=80; retain the disagreement and changed policy implementation."/>
+            <wp:cNvGraphicFramePr>
+              <a:graphicFrameLocks noChangeAspect="1"/>
+            </wp:cNvGraphicFramePr>
+            <a:graphic>
+              <a:graphicData uri="http://schemas.openxmlformats.org/drawingml/2006/picture">
+                <pic:pic>
+                  <pic:nvPicPr>
+                    <pic:cNvPr id="0" name="academy-story-ai-2-8-02.png"/>
+                    <pic:cNvPicPr/>
+                  </pic:nvPicPr>
+                  <pic:blipFill>
+                    <a:blip r:embed="rId9"/>
+                    <a:stretch>
+                      <a:fillRect/>
+                    </a:stretch>
+                  </pic:blipFill>
+                  <pic:spPr>
+                    <a:xfrm>
+                      <a:off x="0" y="0"/>
+                      <a:ext cx="5486400" cy="4005072"/>
+                    </a:xfrm>
+                    <a:prstGeom prst="rect"/>
+                  </pic:spPr>
+                </pic:pic>
+              </a:graphicData>
+            </a:graphic>
+          </wp:inline>
+        </w:drawing>
+      </w:r>
+    </w:p>
+    <w:p>
+      <w:pPr>
+        <w:spacing w:line="336" w:lineRule="auto" w:after="180"/>
+      </w:pPr>
+      <w:r>
+        <w:rPr>
+          <w:b w:val="0"/>
+        </w:rPr>
+        <w:t xml:space="preserve">The reviewers agree on two of three examples, but that fraction does not decide which definition to keep. The documented policy decides the equality case. Repairing A’s implementation aligns its </w:t>
+      </w:r>
+      <w:r>
+        <w:rPr>
+          <w:b/>
+        </w:rPr>
+        <w:t>label</w:t>
+      </w:r>
+      <w:r>
+        <w:rPr>
+          <w:b w:val="0"/>
+        </w:rPr>
+        <w:t>s with the agreed meaning.</w:t>
+      </w:r>
+    </w:p>
+    <w:p>
+      <w:pPr>
+        <w:spacing w:line="336" w:lineRule="auto" w:after="180"/>
+      </w:pPr>
+      <w:r>
+        <w:rPr>
+          <w:b w:val="0"/>
+        </w:rPr>
+        <w:t>Rechecking 79 and 81 ensures the boundary fix preserves adjacent decisions.</w:t>
+      </w:r>
+    </w:p>
+    <w:p>
+      <w:pPr>
+        <w:pStyle w:val="Heading2"/>
+      </w:pPr>
+      <w:r>
+        <w:t>Predict and reveal the changed documented policy</w:t>
+      </w:r>
+    </w:p>
+    <w:p>
+      <w:pPr>
+        <w:spacing w:line="336" w:lineRule="auto" w:after="180"/>
+      </w:pPr>
+      <w:r>
+        <w:rPr>
+          <w:b w:val="0"/>
+        </w:rPr>
+        <w:t>Change: Change the documented policy to fewer than 80 instead.</w:t>
+      </w:r>
+    </w:p>
+    <w:p>
+      <w:pPr>
+        <w:spacing w:line="336" w:lineRule="auto" w:after="180"/>
+      </w:pPr>
+      <w:r>
+        <w:rPr>
+          <w:b/>
+        </w:rPr>
+        <w:t>Prediction</w:t>
+      </w:r>
+      <w:r>
+        <w:rPr>
+          <w:b w:val="0"/>
+        </w:rPr>
+        <w:t xml:space="preserve">: A’s original </w:t>
+      </w:r>
+      <w:r>
+        <w:rPr>
+          <w:b/>
+        </w:rPr>
+        <w:t>label</w:t>
+      </w:r>
+      <w:r>
+        <w:rPr>
+          <w:b w:val="0"/>
+        </w:rPr>
+        <w:t>s now match; B must change its equality behavior.</w:t>
+      </w:r>
+    </w:p>
+    <w:p>
+      <w:pPr>
+        <w:spacing w:line="336" w:lineRule="auto" w:after="180"/>
+      </w:pPr>
+      <w:r>
+        <w:rPr>
+          <w:b w:val="0"/>
+        </w:rPr>
+        <w:t>Reason: The authoritative definition changed, not the physical books.</w:t>
+      </w:r>
+    </w:p>
+    <w:p>
+      <w:pPr>
+        <w:pStyle w:val="Heading2"/>
+      </w:pPr>
+      <w:r>
+        <w:t>Explain the category’s scope and use pictures actively</w:t>
+      </w:r>
+    </w:p>
+    <w:p>
+      <w:pPr>
+        <w:spacing w:line="336" w:lineRule="auto" w:after="180"/>
+      </w:pPr>
+      <w:r>
+        <w:rPr>
+          <w:b w:val="0"/>
+        </w:rPr>
+        <w:t xml:space="preserve">A shared definition improves consistency but does not prove the </w:t>
+      </w:r>
+      <w:r>
+        <w:rPr>
+          <w:b/>
+        </w:rPr>
+        <w:t>category</w:t>
+      </w:r>
+      <w:r>
+        <w:rPr>
+          <w:b w:val="0"/>
+        </w:rPr>
+        <w:t xml:space="preserve"> captures every learner’s needs.</w:t>
+      </w:r>
+    </w:p>
+    <w:p>
+      <w:pPr>
+        <w:spacing w:line="336" w:lineRule="auto" w:after="180"/>
+      </w:pPr>
+      <w:r>
+        <w:rPr>
+          <w:b w:val="0"/>
+        </w:rPr>
+        <w:t>Use the diagram and verbal explanation together. Ask learners to match a sentence to a specific visual step; do not assign learners fixed visual or auditory learning styles.</w:t>
+      </w:r>
+    </w:p>
+    <w:p>
+      <w:pPr>
+        <w:spacing w:line="336" w:lineRule="auto" w:after="180"/>
+      </w:pPr>
+      <w:r>
+        <w:rPr>
+          <w:b w:val="0"/>
+        </w:rPr>
+        <w:t xml:space="preserve">Cover the result. Ask learners to name the </w:t>
+      </w:r>
+      <w:r>
+        <w:rPr>
+          <w:b/>
+        </w:rPr>
+        <w:t>input</w:t>
+      </w:r>
+      <w:r>
+        <w:rPr>
+          <w:b w:val="0"/>
+        </w:rPr>
+        <w:t xml:space="preserve">s and predict the next step. Uncover one step, connect the icon to the actual procedure, and explain its </w:t>
+      </w:r>
+      <w:r>
+        <w:rPr>
+          <w:b/>
+        </w:rPr>
+        <w:t>evidence</w:t>
+      </w:r>
+      <w:r>
+        <w:rPr>
+          <w:b w:val="0"/>
+        </w:rPr>
+        <w:t>. Then change the supplied condition and compare.</w:t>
+      </w:r>
+    </w:p>
+    <w:p>
+      <w:pPr>
+        <w:spacing w:line="336" w:lineRule="auto" w:after="180"/>
+      </w:pPr>
+      <w:r>
+        <w:rPr>
+          <w:b w:val="0"/>
+        </w:rPr>
+        <w:t>The picture is a representation; it does not document execution of a real AI model.</w:t>
+      </w:r>
+    </w:p>
+    <w:p>
+      <w:pPr>
+        <w:pStyle w:val="Heading2"/>
+      </w:pPr>
+      <w:r>
+        <w:t>Earlier wording, alternatives and picture transcripts · reference / check after trying</w:t>
+      </w:r>
+    </w:p>
+    <w:p>
+      <w:pPr>
+        <w:spacing w:line="336" w:lineRule="auto" w:after="180"/>
+      </w:pPr>
+      <w:r>
+        <w:rPr>
+          <w:b w:val="0"/>
+        </w:rPr>
+        <w:t>Explain the mechanism</w:t>
+      </w:r>
+    </w:p>
+    <w:p>
+      <w:pPr>
+        <w:spacing w:line="336" w:lineRule="auto" w:after="180"/>
+      </w:pPr>
+      <w:r>
+        <w:rPr>
+          <w:b/>
+        </w:rPr>
+        <w:t>Input</w:t>
+      </w:r>
+      <w:r>
+        <w:rPr>
+          <w:b w:val="0"/>
+        </w:rPr>
+        <w:t xml:space="preserve"> → </w:t>
+      </w:r>
+      <w:r>
+        <w:rPr>
+          <w:b/>
+        </w:rPr>
+        <w:t>Process</w:t>
+      </w:r>
+      <w:r>
+        <w:rPr>
+          <w:b w:val="0"/>
+        </w:rPr>
+        <w:t xml:space="preserve"> → </w:t>
+      </w:r>
+      <w:r>
+        <w:rPr>
+          <w:b/>
+        </w:rPr>
+        <w:t>Output</w:t>
+      </w:r>
+    </w:p>
+    <w:p>
+      <w:pPr>
+        <w:spacing w:line="336" w:lineRule="auto" w:after="180"/>
+      </w:pPr>
+      <w:r>
+        <w:rPr>
+          <w:b w:val="0"/>
+        </w:rPr>
+        <w:t>Trace the information. At each stage, ask what changed and how you could test it.</w:t>
+      </w:r>
+    </w:p>
+    <w:p>
+      <w:pPr>
+        <w:spacing w:line="336" w:lineRule="auto" w:after="180"/>
+      </w:pPr>
+      <w:r>
+        <w:rPr>
+          <w:b w:val="0"/>
+        </w:rPr>
+        <w:t>Which stage could fail even when the other two are correct? Explain:</w:t>
+      </w:r>
+    </w:p>
+    <w:p>
+      <w:pPr>
+        <w:spacing w:line="336" w:lineRule="auto" w:after="180"/>
+      </w:pPr>
+      <w:r>
+        <w:rPr>
+          <w:b w:val="0"/>
+        </w:rPr>
+        <w:t xml:space="preserve">Predict first. Then check each step. A correct answer without visible reasoning is incomplete </w:t>
+      </w:r>
+      <w:r>
+        <w:rPr>
+          <w:b/>
+        </w:rPr>
+        <w:t>evidence</w:t>
+      </w:r>
+      <w:r>
+        <w:rPr>
+          <w:b w:val="0"/>
+        </w:rPr>
+        <w:t>.</w:t>
+      </w:r>
+    </w:p>
+    <w:p>
+      <w:pPr>
+        <w:spacing w:line="336" w:lineRule="auto" w:after="180"/>
+      </w:pPr>
+      <w:r>
+        <w:rPr>
+          <w:b w:val="0"/>
+        </w:rPr>
+        <w:t xml:space="preserve">1. Weak </w:t>
+      </w:r>
+      <w:r>
+        <w:rPr>
+          <w:b/>
+        </w:rPr>
+        <w:t>label</w:t>
+      </w:r>
+      <w:r>
+        <w:rPr>
+          <w:b w:val="0"/>
+        </w:rPr>
+        <w:t>: ‘easy book.’</w:t>
+      </w:r>
+    </w:p>
+    <w:p>
+      <w:pPr>
+        <w:spacing w:line="336" w:lineRule="auto" w:after="180"/>
+      </w:pPr>
+      <w:r>
+        <w:rPr>
+          <w:b w:val="0"/>
+        </w:rPr>
+        <w:t>2. Operational rule: easy for this reader if difficulty level ≤ 2 and unfamiliar words per page ≤ 3.</w:t>
+      </w:r>
+    </w:p>
+    <w:p>
+      <w:pPr>
+        <w:spacing w:line="336" w:lineRule="auto" w:after="180"/>
+      </w:pPr>
+      <w:r>
+        <w:rPr>
+          <w:b w:val="0"/>
+        </w:rPr>
+        <w:t xml:space="preserve">3. Two </w:t>
+      </w:r>
+      <w:r>
+        <w:rPr>
+          <w:b/>
+        </w:rPr>
+        <w:t>label</w:t>
+      </w:r>
+      <w:r>
+        <w:rPr>
+          <w:b w:val="0"/>
+        </w:rPr>
+        <w:t>ers test the same 8 books.</w:t>
+      </w:r>
+    </w:p>
+    <w:p>
+      <w:pPr>
+        <w:spacing w:line="336" w:lineRule="auto" w:after="180"/>
+      </w:pPr>
+      <w:r>
+        <w:rPr>
+          <w:b w:val="0"/>
+        </w:rPr>
+        <w:t xml:space="preserve">4. </w:t>
+      </w:r>
+      <w:r>
+        <w:rPr>
+          <w:b/>
+        </w:rPr>
+        <w:t>Agreement</w:t>
+      </w:r>
+      <w:r>
+        <w:rPr>
+          <w:b w:val="0"/>
+        </w:rPr>
+        <w:t xml:space="preserve"> of 7/8 identifies one </w:t>
+      </w:r>
+      <w:r>
+        <w:rPr>
+          <w:b/>
+        </w:rPr>
+        <w:t>disagreement</w:t>
+      </w:r>
+      <w:r>
+        <w:rPr>
+          <w:b w:val="0"/>
+        </w:rPr>
+        <w:t xml:space="preserve"> to review. Check the source, each </w:t>
+      </w:r>
+      <w:r>
+        <w:rPr>
+          <w:b/>
+        </w:rPr>
+        <w:t>annotator</w:t>
+      </w:r>
+      <w:r>
+        <w:rPr>
+          <w:b w:val="0"/>
+        </w:rPr>
+        <w:t xml:space="preserve">’s application and the </w:t>
+      </w:r>
+      <w:r>
+        <w:rPr>
+          <w:b/>
+        </w:rPr>
+        <w:t>label</w:t>
+      </w:r>
+      <w:r>
+        <w:rPr>
+          <w:b w:val="0"/>
+        </w:rPr>
+        <w:t xml:space="preserve"> rule before choosing a repair.</w:t>
+      </w:r>
+    </w:p>
+    <w:p>
+      <w:pPr>
+        <w:spacing w:line="336" w:lineRule="auto" w:after="180"/>
+      </w:pPr>
+      <w:r>
+        <w:rPr>
+          <w:b w:val="0"/>
+        </w:rPr>
+        <w:t>Recalculate, retrace, or restate the reasoning in your own representation:</w:t>
+      </w:r>
+    </w:p>
+    <w:p>
+      <w:pPr>
+        <w:spacing w:line="336" w:lineRule="auto" w:after="180"/>
+      </w:pPr>
+      <w:r>
+        <w:rPr>
+          <w:b w:val="0"/>
+        </w:rPr>
+        <w:t xml:space="preserve">CHECK Did the </w:t>
+      </w:r>
+      <w:r>
+        <w:rPr>
+          <w:b/>
+        </w:rPr>
+        <w:t>evidence</w:t>
+      </w:r>
+      <w:r>
+        <w:rPr>
+          <w:b w:val="0"/>
+        </w:rPr>
+        <w:t xml:space="preserve"> answer the exact question? Did the total, path, or source record stay consistent?</w:t>
+      </w:r>
+    </w:p>
+    <w:p>
+      <w:pPr>
+        <w:pStyle w:val="Heading3"/>
+      </w:pPr>
+      <w:r>
+        <w:t>Concrete teaching case</w:t>
+      </w:r>
+    </w:p>
+    <w:p>
+      <w:pPr>
+        <w:spacing w:line="336" w:lineRule="auto" w:after="180"/>
+      </w:pPr>
+      <w:r>
+        <w:rPr>
+          <w:b w:val="0"/>
+        </w:rPr>
+        <w:t xml:space="preserve">Short means fewer than 100 pages. Two </w:t>
+      </w:r>
+      <w:r>
+        <w:rPr>
+          <w:b/>
+        </w:rPr>
+        <w:t>annotator</w:t>
+      </w:r>
+      <w:r>
+        <w:rPr>
+          <w:b w:val="0"/>
+        </w:rPr>
+        <w:t>s disagree about a 100-page book.</w:t>
+      </w:r>
+    </w:p>
+    <w:p>
+      <w:pPr>
+        <w:spacing w:line="336" w:lineRule="auto" w:after="180"/>
+      </w:pPr>
+      <w:r>
+        <w:rPr>
+          <w:b w:val="0"/>
+        </w:rPr>
+        <w:t xml:space="preserve">Resolve the </w:t>
+      </w:r>
+      <w:r>
+        <w:rPr>
+          <w:b/>
+        </w:rPr>
+        <w:t>label</w:t>
+      </w:r>
+      <w:r>
+        <w:rPr>
+          <w:b w:val="0"/>
+        </w:rPr>
+        <w:t>.</w:t>
+      </w:r>
+    </w:p>
+    <w:p>
+      <w:pPr>
+        <w:pStyle w:val="Heading3"/>
+      </w:pPr>
+      <w:r>
+        <w:t>Exact explanation to model</w:t>
+      </w:r>
+    </w:p>
+    <w:p>
+      <w:pPr>
+        <w:spacing w:line="336" w:lineRule="auto" w:after="180"/>
+      </w:pPr>
+      <w:r>
+        <w:rPr>
+          <w:b w:val="0"/>
+        </w:rPr>
+        <w:t xml:space="preserve">It is not Short under the stated definition. Agree operational boundaries before </w:t>
+      </w:r>
+      <w:r>
+        <w:rPr>
+          <w:b/>
+        </w:rPr>
+        <w:t>label</w:t>
+      </w:r>
+      <w:r>
+        <w:rPr>
+          <w:b w:val="0"/>
+        </w:rPr>
+        <w:t>ling.</w:t>
+      </w:r>
+    </w:p>
+    <w:p>
+      <w:pPr>
+        <w:pStyle w:val="Heading3"/>
+      </w:pPr>
+      <w:r>
+        <w:t>Explain the added worked example</w:t>
+      </w:r>
+    </w:p>
+    <w:p>
+      <w:pPr>
+        <w:pStyle w:val="Heading3"/>
+      </w:pPr>
+      <w:r>
+        <w:t>Key terms</w:t>
+      </w:r>
+    </w:p>
+    <w:tbl>
+      <w:tblPr>
+        <w:tblStyle w:val="LightShading-Accent1"/>
+        <w:tblW w:type="auto" w:w="0"/>
+        <w:tblLook w:firstColumn="1" w:firstRow="1" w:lastColumn="0" w:lastRow="0" w:noHBand="0" w:noVBand="1" w:val="04A0"/>
+      </w:tblPr>
+      <w:tblGrid>
+        <w:gridCol w:w="5112"/>
+        <w:gridCol w:w="5112"/>
+      </w:tblGrid>
+      <w:tr>
+        <w:trPr>
+          <w:tblHeader/>
+        </w:trPr>
+        <w:tc>
+          <w:tcPr>
+            <w:tcW w:type="dxa" w:w="5112"/>
+          </w:tcPr>
+          <w:p>
+            <w:r>
+              <w:t>Term</w:t>
+            </w:r>
+          </w:p>
+        </w:tc>
+        <w:tc>
+          <w:tcPr>
+            <w:tcW w:type="dxa" w:w="5112"/>
+          </w:tcPr>
+          <w:p>
+            <w:r>
+              <w:t>Meaning</w:t>
+            </w:r>
+          </w:p>
+        </w:tc>
+      </w:tr>
+      <w:tr>
+        <w:tc>
+          <w:tcPr>
+            <w:tcW w:type="dxa" w:w="5112"/>
+          </w:tcPr>
+          <w:p>
+            <w:r>
+              <w:t>Category</w:t>
+            </w:r>
+          </w:p>
+        </w:tc>
+        <w:tc>
+          <w:tcPr>
+            <w:tcW w:type="dxa" w:w="5112"/>
+          </w:tcPr>
+          <w:p>
+            <w:r>
+              <w:t>A group defined by stated membership criteria</w:t>
+            </w:r>
+          </w:p>
+        </w:tc>
+      </w:tr>
+      <w:tr>
+        <w:tc>
+          <w:tcPr>
+            <w:tcW w:type="dxa" w:w="5112"/>
+          </w:tcPr>
+          <w:p>
+            <w:r>
+              <w:t>Operational definition</w:t>
+            </w:r>
+          </w:p>
+        </w:tc>
+        <w:tc>
+          <w:tcPr>
+            <w:tcW w:type="dxa" w:w="5112"/>
+          </w:tcPr>
+          <w:p>
+            <w:r>
+              <w:t>A definition precise enough to tell someone what to observe or do when assigning a category</w:t>
+            </w:r>
+          </w:p>
+        </w:tc>
+      </w:tr>
+      <w:tr>
+        <w:tc>
+          <w:tcPr>
+            <w:tcW w:type="dxa" w:w="5112"/>
+          </w:tcPr>
+          <w:p>
+            <w:r>
+              <w:t>Label</w:t>
+            </w:r>
+          </w:p>
+        </w:tc>
+        <w:tc>
+          <w:tcPr>
+            <w:tcW w:type="dxa" w:w="5112"/>
+          </w:tcPr>
+          <w:p>
+            <w:r>
+              <w:t>The category recorded for an example under a particular guide</w:t>
+            </w:r>
+          </w:p>
+        </w:tc>
+      </w:tr>
+      <w:tr>
+        <w:tc>
+          <w:tcPr>
+            <w:tcW w:type="dxa" w:w="5112"/>
+          </w:tcPr>
+          <w:p>
+            <w:r>
+              <w:t>Annotator</w:t>
+            </w:r>
+          </w:p>
+        </w:tc>
+        <w:tc>
+          <w:tcPr>
+            <w:tcW w:type="dxa" w:w="5112"/>
+          </w:tcPr>
+          <w:p>
+            <w:r>
+              <w:t>A person who assigns labels to examples</w:t>
+            </w:r>
+          </w:p>
+        </w:tc>
+      </w:tr>
+      <w:tr>
+        <w:tc>
+          <w:tcPr>
+            <w:tcW w:type="dxa" w:w="5112"/>
+          </w:tcPr>
+          <w:p>
+            <w:r>
+              <w:t>Disagreement</w:t>
+            </w:r>
+          </w:p>
+        </w:tc>
+        <w:tc>
+          <w:tcPr>
+            <w:tcW w:type="dxa" w:w="5112"/>
+          </w:tcPr>
+          <w:p>
+            <w:r>
+              <w:t>A case where annotators assign different labels to the same example</w:t>
+            </w:r>
+          </w:p>
+        </w:tc>
+      </w:tr>
+    </w:tbl>
+    <w:p>
+      <w:pPr>
+        <w:pStyle w:val="Heading3"/>
+      </w:pPr>
+      <w:r>
+        <w:t>Model the reasoning aloud</w:t>
+      </w:r>
+    </w:p>
+    <w:p>
+      <w:pPr>
+        <w:spacing w:line="336" w:lineRule="auto" w:after="180"/>
+      </w:pPr>
+      <w:r>
+        <w:rPr>
+          <w:b w:val="0"/>
+        </w:rPr>
+        <w:t xml:space="preserve">Use the complete worked example below before asking learners to complete W2. Reveal a small part, invite a </w:t>
+      </w:r>
+      <w:r>
+        <w:rPr>
+          <w:b/>
+        </w:rPr>
+        <w:t>prediction</w:t>
+      </w:r>
+      <w:r>
+        <w:rPr>
+          <w:b w:val="0"/>
+        </w:rPr>
+        <w:t>, then explain the deciding step.</w:t>
+      </w:r>
+    </w:p>
+    <w:p>
+      <w:pPr>
+        <w:spacing w:line="336" w:lineRule="auto" w:after="180"/>
+      </w:pPr>
+      <w:r>
+        <w:rPr>
+          <w:b w:val="0"/>
+        </w:rPr>
+        <w:t>These teacher notes contain solutions; do not reveal the independent case answer during modelling.</w:t>
+      </w:r>
+    </w:p>
     <w:tbl>
       <w:tblPr>
         <w:tblStyle w:val="LightShading-Accent1"/>
@@ -2004,17 +2283,6 @@
     </w:tbl>
     <w:p>
       <w:pPr>
-        <w:spacing w:line="336" w:lineRule="auto" w:after="180"/>
-      </w:pPr>
-      <w:r>
-        <w:rPr>
-          <w:b w:val="0"/>
-        </w:rPr>
-        <w:t>Use the diagram and verbal explanation together. Ask learners to match a sentence to a specific visual step; do not assign learners fixed visual or auditory learning styles.</w:t>
-      </w:r>
-    </w:p>
-    <w:p>
-      <w:pPr>
         <w:pStyle w:val="Heading3"/>
       </w:pPr>
       <w:r>
@@ -2023,73 +2291,10 @@
     </w:p>
     <w:p>
       <w:pPr>
-        <w:spacing w:line="336" w:lineRule="auto" w:after="180"/>
-      </w:pPr>
-      <w:r>
-        <w:rPr>
-          <w:b w:val="0"/>
-        </w:rPr>
-        <w:t xml:space="preserve">Two fictional catalogue reviewers </w:t>
-      </w:r>
-      <w:r>
-        <w:rPr>
-          <w:b/>
-        </w:rPr>
-        <w:t>label</w:t>
-      </w:r>
-      <w:r>
-        <w:rPr>
-          <w:b w:val="0"/>
-        </w:rPr>
-        <w:t xml:space="preserve"> books compact or extended.</w:t>
-      </w:r>
-    </w:p>
-    <w:p>
-      <w:pPr>
         <w:pStyle w:val="Heading3"/>
       </w:pPr>
       <w:r>
         <w:t>The facts we will use</w:t>
-      </w:r>
-    </w:p>
-    <w:p>
-      <w:pPr>
-        <w:pStyle w:val="Heading3"/>
-      </w:pPr>
-      <w:r>
-        <w:t>Supplied facts</w:t>
-      </w:r>
-    </w:p>
-    <w:p>
-      <w:pPr>
-        <w:spacing w:line="336" w:lineRule="auto" w:after="180"/>
-        <w:shd w:fill="F1F6FC"/>
-      </w:pPr>
-      <w:r>
-        <w:rPr>
-          <w:b w:val="0"/>
-        </w:rPr>
-        <w:t>Agreed policy: compact means at most 80 pages; extended means more than 80.</w:t>
-      </w:r>
-    </w:p>
-    <w:p>
-      <w:pPr>
-        <w:pStyle w:val="Heading3"/>
-      </w:pPr>
-      <w:r>
-        <w:t>Supplied facts</w:t>
-      </w:r>
-    </w:p>
-    <w:p>
-      <w:pPr>
-        <w:spacing w:line="336" w:lineRule="auto" w:after="180"/>
-        <w:shd w:fill="F1F6FC"/>
-      </w:pPr>
-      <w:r>
-        <w:rPr>
-          <w:b w:val="0"/>
-        </w:rPr>
-        <w:t>Reviewer A uses pages&lt;80; reviewer B uses pages&lt;=80. Inspect books of 79,80,81 pages.</w:t>
       </w:r>
     </w:p>
     <w:p>
@@ -2097,7 +2302,7 @@
         <w:drawing>
           <wp:inline xmlns:a="http://schemas.openxmlformats.org/drawingml/2006/main" xmlns:pic="http://schemas.openxmlformats.org/drawingml/2006/picture">
             <wp:extent cx="5486400" cy="3657600"/>
-            <wp:docPr id="1" name="Picture 1" descr="Operational label boundary"/>
+            <wp:docPr id="2" name="Picture 2" descr="Operational label boundary"/>
             <wp:cNvGraphicFramePr>
               <a:graphicFrameLocks noChangeAspect="1"/>
             </wp:cNvGraphicFramePr>
@@ -2109,7 +2314,7 @@
                     <pic:cNvPicPr/>
                   </pic:nvPicPr>
                   <pic:blipFill>
-                    <a:blip r:embed="rId9"/>
+                    <a:blip r:embed="rId10"/>
                     <a:stretch>
                       <a:fillRect/>
                     </a:stretch>
@@ -2133,7 +2338,7 @@
         <w:drawing>
           <wp:inline xmlns:a="http://schemas.openxmlformats.org/drawingml/2006/main" xmlns:pic="http://schemas.openxmlformats.org/drawingml/2006/picture">
             <wp:extent cx="5346057" cy="5943599"/>
-            <wp:docPr id="2" name="Picture 2" descr="Operational Labels. Shared definition: At most 80 includes a book with exactly 80 pages.. Reviewer A: 79 compact; 80 and 81 extended.. Reviewer B: 79 and 80 compact; 81 extended.. Repair boundary: A must use &lt;=80; retain the disagreement and changed policy implementation."/>
+            <wp:docPr id="3" name="Picture 3" descr="Operational Labels. Shared definition: At most 80 includes a book with exactly 80 pages.. Reviewer A: 79 compact; 80 and 81 extended.. Reviewer B: 79 and 80 compact; 81 extended.. Repair boundary: A must use &lt;=80; retain the disagreement and changed policy implementation."/>
             <wp:cNvGraphicFramePr>
               <a:graphicFrameLocks noChangeAspect="1"/>
             </wp:cNvGraphicFramePr>
@@ -2145,7 +2350,7 @@
                     <pic:cNvPicPr/>
                   </pic:nvPicPr>
                   <pic:blipFill>
-                    <a:blip r:embed="rId10"/>
+                    <a:blip r:embed="rId11"/>
                     <a:stretch>
                       <a:fillRect/>
                     </a:stretch>
@@ -2314,43 +2519,452 @@
         <w:pStyle w:val="Heading3"/>
       </w:pPr>
       <w:r>
-        <w:t>Why the result follows</w:t>
+        <w:t>What this example does not establish</w:t>
+      </w:r>
+    </w:p>
+    <w:p>
+      <w:pPr>
+        <w:pStyle w:val="Heading3"/>
+      </w:pPr>
+      <w:r>
+        <w:t>Change one thing in the pictured case</w:t>
+      </w:r>
+    </w:p>
+    <w:p>
+      <w:pPr>
+        <w:pStyle w:val="Heading3"/>
+      </w:pPr>
+      <w:r>
+        <w:t>Ask while showing the picture</w:t>
+      </w:r>
+    </w:p>
+    <w:p>
+      <w:pPr>
+        <w:pStyle w:val="Heading1"/>
+      </w:pPr>
+      <w:r>
+        <w:t>03. Guide calendar reasoning, then fade support</w:t>
+      </w:r>
+    </w:p>
+    <w:p>
+      <w:r>
+        <w:t>Collect explanations before showing keys.</w:t>
+      </w:r>
+    </w:p>
+    <w:p>
+      <w:pPr>
+        <w:pStyle w:val="Heading2"/>
+      </w:pPr>
+      <w:r>
+        <w:t>Model W2 with decreasing help</w:t>
       </w:r>
     </w:p>
     <w:p>
       <w:pPr>
         <w:spacing w:line="336" w:lineRule="auto" w:after="180"/>
-        <w:shd w:fill="F1F6FC"/>
-      </w:pPr>
-      <w:r>
-        <w:rPr>
-          <w:b w:val="0"/>
-        </w:rPr>
-        <w:t xml:space="preserve">The reviewers agree on two of three examples, but that fraction does not decide which definition to keep. The documented policy decides the equality case. Repairing A’s implementation aligns its </w:t>
+      </w:pPr>
+      <w:r>
+        <w:rPr>
+          <w:b w:val="0"/>
+        </w:rPr>
+        <w:t xml:space="preserve">Completion task: A helper says </w:t>
       </w:r>
       <w:r>
         <w:rPr>
           <w:b/>
         </w:rPr>
+        <w:t>Label</w:t>
+      </w:r>
+      <w:r>
+        <w:rPr>
+          <w:b w:val="0"/>
+        </w:rPr>
+        <w:t xml:space="preserve"> a card ready if it looks nice. Explain why this can lead to inconsistent </w:t>
+      </w:r>
+      <w:r>
+        <w:rPr>
+          <w:b/>
+        </w:rPr>
         <w:t>label</w:t>
       </w:r>
       <w:r>
         <w:rPr>
           <w:b w:val="0"/>
         </w:rPr>
-        <w:t>s with the agreed meaning.</w:t>
+        <w:t>s.</w:t>
       </w:r>
     </w:p>
     <w:p>
       <w:pPr>
         <w:spacing w:line="336" w:lineRule="auto" w:after="180"/>
-        <w:shd w:fill="F1F6FC"/>
-      </w:pPr>
-      <w:r>
-        <w:rPr>
-          <w:b w:val="0"/>
-        </w:rPr>
-        <w:t>Rechecking 79 and 81 ensures the boundary fix preserves adjacent decisions.</w:t>
+      </w:pPr>
+      <w:r>
+        <w:rPr>
+          <w:b w:val="0"/>
+        </w:rPr>
+        <w:t>Replace it with an instruction that another person can apply using the calendar policy, including what to do about a blank field.</w:t>
+      </w:r>
+    </w:p>
+    <w:p>
+      <w:pPr>
+        <w:spacing w:line="336" w:lineRule="auto" w:after="180"/>
+      </w:pPr>
+      <w:r>
+        <w:rPr>
+          <w:b w:val="0"/>
+        </w:rPr>
+        <w:t>Teacher check: Looks nice has no agreed observable criterion and can invite different preferences.</w:t>
+      </w:r>
+    </w:p>
+    <w:p>
+      <w:pPr>
+        <w:spacing w:line="336" w:lineRule="auto" w:after="180"/>
+      </w:pPr>
+      <w:r>
+        <w:rPr>
+          <w:b w:val="0"/>
+        </w:rPr>
+        <w:t xml:space="preserve">A usable replacement checks for a known day outside whole numbers 1 to 30 or a known room other than A/B and </w:t>
+      </w:r>
+      <w:r>
+        <w:rPr>
+          <w:b/>
+        </w:rPr>
+        <w:t>label</w:t>
+      </w:r>
+      <w:r>
+        <w:rPr>
+          <w:b w:val="0"/>
+        </w:rPr>
+        <w:t xml:space="preserve">s revise; otherwise any blank or unreadable required field gives review; otherwise </w:t>
+      </w:r>
+      <w:r>
+        <w:rPr>
+          <w:b/>
+        </w:rPr>
+        <w:t>label</w:t>
+      </w:r>
+      <w:r>
+        <w:rPr>
+          <w:b w:val="0"/>
+        </w:rPr>
+        <w:t xml:space="preserve"> ready.</w:t>
+      </w:r>
+    </w:p>
+    <w:p>
+      <w:pPr>
+        <w:spacing w:line="336" w:lineRule="auto" w:after="180"/>
+      </w:pPr>
+      <w:r>
+        <w:rPr>
+          <w:b w:val="0"/>
+        </w:rPr>
+        <w:t>Accept equivalent wording that preserves all criteria and priority.</w:t>
+      </w:r>
+    </w:p>
+    <w:p>
+      <w:pPr>
+        <w:spacing w:line="336" w:lineRule="auto" w:after="180"/>
+      </w:pPr>
+      <w:r>
+        <w:rPr>
+          <w:b w:val="0"/>
+        </w:rPr>
+        <w:t xml:space="preserve">Start by identifying the given </w:t>
+      </w:r>
+      <w:r>
+        <w:rPr>
+          <w:b/>
+        </w:rPr>
+        <w:t>input</w:t>
+      </w:r>
+      <w:r>
+        <w:rPr>
+          <w:b w:val="0"/>
+        </w:rPr>
+        <w:t>s together. Leave the intermediate steps blank. If needed, model one step, then withdraw that help on the next step. Move to a full trace only when the partial trace is understood.</w:t>
+      </w:r>
+    </w:p>
+    <w:p>
+      <w:pPr>
+        <w:spacing w:line="336" w:lineRule="auto" w:after="180"/>
+      </w:pPr>
+      <w:r>
+        <w:rPr>
+          <w:b w:val="0"/>
+        </w:rPr>
+        <w:t>For partners, alternate explainer and checker; collect a response from every learner before discussion.</w:t>
+      </w:r>
+    </w:p>
+    <w:p>
+      <w:pPr>
+        <w:pStyle w:val="Heading2"/>
+      </w:pPr>
+      <w:r>
+        <w:t>Check unknown versus known failure</w:t>
+      </w:r>
+    </w:p>
+    <w:p>
+      <w:pPr>
+        <w:spacing w:line="336" w:lineRule="auto" w:after="180"/>
+      </w:pPr>
+      <w:r>
+        <w:rPr>
+          <w:b w:val="0"/>
+        </w:rPr>
+        <w:t xml:space="preserve">Use the worked case for Categories and operational </w:t>
+      </w:r>
+      <w:r>
+        <w:rPr>
+          <w:b/>
+        </w:rPr>
+        <w:t>label</w:t>
+      </w:r>
+      <w:r>
+        <w:rPr>
+          <w:b w:val="0"/>
+        </w:rPr>
+        <w:t>s. Proposed explanation: “A blank is the same as a failing value”. Decide whether this explanation is supported.</w:t>
+      </w:r>
+    </w:p>
+    <w:p>
+      <w:pPr>
+        <w:spacing w:line="336" w:lineRule="auto" w:after="180"/>
+      </w:pPr>
+      <w:r>
+        <w:rPr>
+          <w:b w:val="0"/>
+        </w:rPr>
+        <w:t>Point to the step or supplied fact that decides; explain your repair if needed.</w:t>
+      </w:r>
+    </w:p>
+    <w:p>
+      <w:pPr>
+        <w:spacing w:line="336" w:lineRule="auto" w:after="180"/>
+      </w:pPr>
+      <w:r>
+        <w:rPr>
+          <w:b w:val="0"/>
+        </w:rPr>
+        <w:t>Expected correction: Contrast unreadable day with day 0. One is unknown; the other is known to violate the stated range.</w:t>
+      </w:r>
+    </w:p>
+    <w:p>
+      <w:pPr>
+        <w:spacing w:line="336" w:lineRule="auto" w:after="180"/>
+      </w:pPr>
+      <w:r>
+        <w:rPr>
+          <w:b w:val="0"/>
+        </w:rPr>
+        <w:t>Collect explanations, not only yes/no votes. If a misunderstanding is common, re-model the relevant step for the class.</w:t>
+      </w:r>
+    </w:p>
+    <w:p>
+      <w:pPr>
+        <w:spacing w:line="336" w:lineRule="auto" w:after="180"/>
+      </w:pPr>
+      <w:r>
+        <w:rPr>
+          <w:b w:val="0"/>
+        </w:rPr>
+        <w:t>If it affects a few learners, give a short targeted group explanation while others solve a more demanding variation.</w:t>
+      </w:r>
+    </w:p>
+    <w:p>
+      <w:pPr>
+        <w:pStyle w:val="Heading2"/>
+      </w:pPr>
+      <w:r>
+        <w:t>Use the separate book-policy question</w:t>
+      </w:r>
+    </w:p>
+    <w:p>
+      <w:pPr>
+        <w:spacing w:line="336" w:lineRule="auto" w:after="180"/>
+      </w:pPr>
+      <w:r>
+        <w:rPr>
+          <w:b w:val="0"/>
+        </w:rPr>
+        <w:t xml:space="preserve">Why can we not resolve the </w:t>
+      </w:r>
+      <w:r>
+        <w:rPr>
+          <w:b/>
+        </w:rPr>
+        <w:t>disagreement</w:t>
+      </w:r>
+      <w:r>
+        <w:rPr>
+          <w:b w:val="0"/>
+        </w:rPr>
+        <w:t xml:space="preserve"> merely by taking a majority of reviewers?</w:t>
+      </w:r>
+    </w:p>
+    <w:p>
+      <w:pPr>
+        <w:spacing w:line="336" w:lineRule="auto" w:after="180"/>
+      </w:pPr>
+      <w:r>
+        <w:rPr>
+          <w:b w:val="0"/>
+        </w:rPr>
+        <w:t xml:space="preserve">A vote does not apply the agreed </w:t>
+      </w:r>
+      <w:r>
+        <w:rPr>
+          <w:b/>
+        </w:rPr>
+        <w:t>operational definition</w:t>
+      </w:r>
+      <w:r>
+        <w:rPr>
+          <w:b w:val="0"/>
+        </w:rPr>
+        <w:t xml:space="preserve">. The policy includes 80, so the original correct </w:t>
+      </w:r>
+      <w:r>
+        <w:rPr>
+          <w:b/>
+        </w:rPr>
+        <w:t>label</w:t>
+      </w:r>
+      <w:r>
+        <w:rPr>
+          <w:b w:val="0"/>
+        </w:rPr>
+        <w:t xml:space="preserve"> there is compact.</w:t>
+      </w:r>
+    </w:p>
+    <w:p>
+      <w:pPr>
+        <w:spacing w:line="336" w:lineRule="auto" w:after="180"/>
+      </w:pPr>
+      <w:r>
+        <w:rPr>
+          <w:b w:val="0"/>
+        </w:rPr>
+        <w:t xml:space="preserve">Changed-case reasoning: A’s original </w:t>
+      </w:r>
+      <w:r>
+        <w:rPr>
+          <w:b/>
+        </w:rPr>
+        <w:t>label</w:t>
+      </w:r>
+      <w:r>
+        <w:rPr>
+          <w:b w:val="0"/>
+        </w:rPr>
+        <w:t>s now match; B must change its equality behavior. The authoritative definition changed, not the physical books.</w:t>
+      </w:r>
+    </w:p>
+    <w:p>
+      <w:pPr>
+        <w:spacing w:line="336" w:lineRule="auto" w:after="180"/>
+      </w:pPr>
+      <w:r>
+        <w:rPr>
+          <w:b w:val="0"/>
+        </w:rPr>
+        <w:t xml:space="preserve">Collect each learner’s explanation before discussion. Use the first missing connection between </w:t>
+      </w:r>
+      <w:r>
+        <w:rPr>
+          <w:b/>
+        </w:rPr>
+        <w:t>input</w:t>
+      </w:r>
+      <w:r>
+        <w:rPr>
+          <w:b w:val="0"/>
+        </w:rPr>
+        <w:t xml:space="preserve">, deciding step and result to choose support. This question is worked-case practice, not fresh mastery </w:t>
+      </w:r>
+      <w:r>
+        <w:rPr>
+          <w:b/>
+        </w:rPr>
+        <w:t>evidence</w:t>
+      </w:r>
+      <w:r>
+        <w:rPr>
+          <w:b w:val="0"/>
+        </w:rPr>
+        <w:t>.</w:t>
+      </w:r>
+    </w:p>
+    <w:p>
+      <w:pPr>
+        <w:pStyle w:val="Heading2"/>
+      </w:pPr>
+      <w:r>
+        <w:t>Hear every learner’s reasoning</w:t>
+      </w:r>
+    </w:p>
+    <w:p>
+      <w:pPr>
+        <w:spacing w:line="336" w:lineRule="auto" w:after="180"/>
+      </w:pPr>
+      <w:r>
+        <w:rPr>
+          <w:b w:val="0"/>
+        </w:rPr>
+        <w:t>Ask: Which facts are given, and which would we have to assume? Learners mark relevant details before discussing answers.</w:t>
+      </w:r>
+    </w:p>
+    <w:p>
+      <w:pPr>
+        <w:spacing w:line="336" w:lineRule="auto" w:after="180"/>
+      </w:pPr>
+      <w:r>
+        <w:rPr>
+          <w:b w:val="0"/>
+        </w:rPr>
+        <w:t>Say: Predict first. Show the rule, information path or calculation that would produce the result. A correct guess is not yet an explanation.</w:t>
+      </w:r>
+    </w:p>
+    <w:p>
+      <w:pPr>
+        <w:spacing w:line="336" w:lineRule="auto" w:after="180"/>
+      </w:pPr>
+      <w:r>
+        <w:rPr>
+          <w:b w:val="0"/>
+        </w:rPr>
+        <w:t xml:space="preserve">In pairs, one learner solves while the other checks </w:t>
+      </w:r>
+      <w:r>
+        <w:rPr>
+          <w:b/>
+        </w:rPr>
+        <w:t>evidence</w:t>
+      </w:r>
+      <w:r>
+        <w:rPr>
+          <w:b w:val="0"/>
+        </w:rPr>
+        <w:t>; exchange roles. Remove the worked answer before independent assessment.</w:t>
+      </w:r>
+    </w:p>
+    <w:p>
+      <w:pPr>
+        <w:pStyle w:val="Heading2"/>
+      </w:pPr>
+      <w:r>
+        <w:t>Earlier wording, alternatives and picture transcripts · reference / check after trying</w:t>
+      </w:r>
+    </w:p>
+    <w:p>
+      <w:pPr>
+        <w:spacing w:line="336" w:lineRule="auto" w:after="180"/>
+      </w:pPr>
+      <w:r>
+        <w:rPr>
+          <w:b w:val="0"/>
+        </w:rPr>
+        <w:t>Demonstrate and guide practice</w:t>
       </w:r>
     </w:p>
     <w:p>
@@ -2358,7 +2972,99 @@
         <w:pStyle w:val="Heading3"/>
       </w:pPr>
       <w:r>
-        <w:t>What this example does not establish</w:t>
+        <w:t>Board sequence</w:t>
+      </w:r>
+    </w:p>
+    <w:p>
+      <w:pPr>
+        <w:spacing w:line="336" w:lineRule="auto" w:after="180"/>
+      </w:pPr>
+      <w:r>
+        <w:rPr>
+          <w:b w:val="0"/>
+        </w:rPr>
+        <w:t xml:space="preserve">Write the given facts: Short means fewer than 100 pages. Two </w:t>
+      </w:r>
+      <w:r>
+        <w:rPr>
+          <w:b/>
+        </w:rPr>
+        <w:t>annotator</w:t>
+      </w:r>
+      <w:r>
+        <w:rPr>
+          <w:b w:val="0"/>
+        </w:rPr>
+        <w:t>s disagree about a 100-page book.</w:t>
+      </w:r>
+    </w:p>
+    <w:p>
+      <w:pPr>
+        <w:spacing w:line="336" w:lineRule="auto" w:after="180"/>
+      </w:pPr>
+      <w:r>
+        <w:rPr>
+          <w:b w:val="0"/>
+        </w:rPr>
+        <w:t xml:space="preserve">Write the question to explain: Resolve the </w:t>
+      </w:r>
+      <w:r>
+        <w:rPr>
+          <w:b/>
+        </w:rPr>
+        <w:t>label</w:t>
+      </w:r>
+      <w:r>
+        <w:rPr>
+          <w:b w:val="0"/>
+        </w:rPr>
+        <w:t>.</w:t>
+      </w:r>
+    </w:p>
+    <w:p>
+      <w:pPr>
+        <w:spacing w:line="336" w:lineRule="auto" w:after="180"/>
+      </w:pPr>
+      <w:r>
+        <w:rPr>
+          <w:b w:val="0"/>
+        </w:rPr>
+        <w:t xml:space="preserve">Reveal after </w:t>
+      </w:r>
+      <w:r>
+        <w:rPr>
+          <w:b/>
+        </w:rPr>
+        <w:t>prediction</w:t>
+      </w:r>
+      <w:r>
+        <w:rPr>
+          <w:b w:val="0"/>
+        </w:rPr>
+        <w:t xml:space="preserve">s: It is not Short under the stated definition. Agree operational boundaries before </w:t>
+      </w:r>
+      <w:r>
+        <w:rPr>
+          <w:b/>
+        </w:rPr>
+        <w:t>label</w:t>
+      </w:r>
+      <w:r>
+        <w:rPr>
+          <w:b w:val="0"/>
+        </w:rPr>
+        <w:t>ling.</w:t>
+      </w:r>
+    </w:p>
+    <w:p>
+      <w:pPr>
+        <w:spacing w:line="336" w:lineRule="auto" w:after="180"/>
+      </w:pPr>
+      <w:r>
+        <w:rPr>
+          <w:b w:val="0"/>
+        </w:rPr>
+        <w:t>Use the earlier changed question as optional later practice. Reserve Changed independent case for the first independent attempt before hints or feedback.</w:t>
       </w:r>
     </w:p>
     <w:p>
@@ -2366,446 +3072,18 @@
         <w:pStyle w:val="Heading3"/>
       </w:pPr>
       <w:r>
-        <w:t>Keep the stated limit</w:t>
+        <w:t>Classroom dialogue</w:t>
       </w:r>
     </w:p>
     <w:p>
       <w:pPr>
         <w:spacing w:line="336" w:lineRule="auto" w:after="180"/>
-        <w:shd w:fill="FFF5E6"/>
-      </w:pPr>
-      <w:r>
-        <w:rPr>
-          <w:b w:val="0"/>
-        </w:rPr>
-        <w:t xml:space="preserve">A shared definition improves consistency but does not prove the </w:t>
-      </w:r>
-      <w:r>
-        <w:rPr>
-          <w:b/>
-        </w:rPr>
-        <w:t>category</w:t>
-      </w:r>
-      <w:r>
-        <w:rPr>
-          <w:b w:val="0"/>
-        </w:rPr>
-        <w:t xml:space="preserve"> captures every learner’s needs.</w:t>
-      </w:r>
-    </w:p>
-    <w:p>
-      <w:pPr>
-        <w:pStyle w:val="Heading3"/>
-      </w:pPr>
-      <w:r>
-        <w:t>Change one thing in the pictured case</w:t>
-      </w:r>
-    </w:p>
-    <w:p>
-      <w:pPr>
-        <w:pStyle w:val="Heading3"/>
-      </w:pPr>
-      <w:r>
-        <w:t>Change one thing</w:t>
-      </w:r>
-    </w:p>
-    <w:p>
-      <w:pPr>
-        <w:spacing w:line="336" w:lineRule="auto" w:after="180"/>
-        <w:shd w:fill="F5F1FB"/>
-      </w:pPr>
-      <w:r>
-        <w:rPr>
-          <w:b w:val="0"/>
-        </w:rPr>
-        <w:t>Change: Change the documented policy to fewer than 80 instead.</w:t>
-      </w:r>
-    </w:p>
-    <w:p>
-      <w:pPr>
-        <w:pStyle w:val="Heading3"/>
-      </w:pPr>
-      <w:r>
-        <w:t>Predicted result</w:t>
-      </w:r>
-    </w:p>
-    <w:p>
-      <w:pPr>
-        <w:spacing w:line="336" w:lineRule="auto" w:after="180"/>
-        <w:shd w:fill="F1F6FC"/>
-      </w:pPr>
-      <w:r>
-        <w:rPr>
-          <w:b/>
-        </w:rPr>
-        <w:t>Prediction</w:t>
-      </w:r>
-      <w:r>
-        <w:rPr>
-          <w:b w:val="0"/>
-        </w:rPr>
-        <w:t xml:space="preserve">: A’s original </w:t>
-      </w:r>
-      <w:r>
-        <w:rPr>
-          <w:b/>
-        </w:rPr>
-        <w:t>label</w:t>
-      </w:r>
-      <w:r>
-        <w:rPr>
-          <w:b w:val="0"/>
-        </w:rPr>
-        <w:t>s now match; B must change its equality behavior.</w:t>
-      </w:r>
-    </w:p>
-    <w:p>
-      <w:pPr>
-        <w:pStyle w:val="Heading3"/>
-      </w:pPr>
-      <w:r>
-        <w:t>Why the result follows</w:t>
-      </w:r>
-    </w:p>
-    <w:p>
-      <w:pPr>
-        <w:spacing w:line="336" w:lineRule="auto" w:after="180"/>
-        <w:shd w:fill="F1F6FC"/>
-      </w:pPr>
-      <w:r>
-        <w:rPr>
-          <w:b w:val="0"/>
-        </w:rPr>
-        <w:t>Reason: The authoritative definition changed, not the physical books.</w:t>
-      </w:r>
-    </w:p>
-    <w:p>
-      <w:pPr>
-        <w:pStyle w:val="Heading3"/>
-      </w:pPr>
-      <w:r>
-        <w:t>Ask while showing the picture</w:t>
-      </w:r>
-    </w:p>
-    <w:p>
-      <w:pPr>
-        <w:pStyle w:val="Heading3"/>
-      </w:pPr>
-      <w:r>
-        <w:t>Ask while showing the picture · 5</w:t>
-      </w:r>
-    </w:p>
-    <w:p>
-      <w:pPr>
-        <w:spacing w:line="336" w:lineRule="auto" w:after="180"/>
-      </w:pPr>
-      <w:r>
-        <w:rPr>
-          <w:b w:val="0"/>
-        </w:rPr>
-        <w:t xml:space="preserve">Cover the result. Ask learners to name the </w:t>
-      </w:r>
-      <w:r>
-        <w:rPr>
-          <w:b/>
-        </w:rPr>
-        <w:t>input</w:t>
-      </w:r>
-      <w:r>
-        <w:rPr>
-          <w:b w:val="0"/>
-        </w:rPr>
-        <w:t xml:space="preserve">s and predict the next step. Uncover one step, connect the icon to the actual procedure, and explain its </w:t>
-      </w:r>
-      <w:r>
-        <w:rPr>
-          <w:b/>
-        </w:rPr>
-        <w:t>evidence</w:t>
-      </w:r>
-      <w:r>
-        <w:rPr>
-          <w:b w:val="0"/>
-        </w:rPr>
-        <w:t>. Then change the supplied condition and compare.</w:t>
-      </w:r>
-    </w:p>
-    <w:p>
-      <w:pPr>
-        <w:spacing w:line="336" w:lineRule="auto" w:after="180"/>
-      </w:pPr>
-      <w:r>
-        <w:rPr>
-          <w:b w:val="0"/>
-        </w:rPr>
-        <w:t>The picture is a representation; it does not document execution of a real AI model.</w:t>
-      </w:r>
-    </w:p>
-    <w:p>
-      <w:pPr>
-        <w:pStyle w:val="Heading1"/>
-      </w:pPr>
-      <w:r>
-        <w:t>03. Demonstrate and guide practice</w:t>
-      </w:r>
-    </w:p>
-    <w:p>
-      <w:r>
-        <w:t>Demonstrate Operational Labels, reduce support deliberately and check individual reasoning before discussing answers.</w:t>
-      </w:r>
-    </w:p>
-    <w:p>
-      <w:pPr>
-        <w:pStyle w:val="Heading3"/>
-      </w:pPr>
-      <w:r>
-        <w:t>Board sequence</w:t>
-      </w:r>
-    </w:p>
-    <w:p>
-      <w:pPr>
-        <w:pStyle w:val="Heading3"/>
-      </w:pPr>
-      <w:r>
-        <w:t>1. Put the facts on the board</w:t>
-      </w:r>
-    </w:p>
-    <w:p>
-      <w:pPr>
-        <w:spacing w:line="336" w:lineRule="auto" w:after="180"/>
-        <w:shd w:fill="F4F9FC"/>
-      </w:pPr>
-      <w:r>
-        <w:rPr>
-          <w:b w:val="0"/>
-        </w:rPr>
-        <w:t xml:space="preserve">Write the given facts: Short means fewer than 100 pages. Two </w:t>
-      </w:r>
-      <w:r>
-        <w:rPr>
-          <w:b/>
-        </w:rPr>
-        <w:t>annotator</w:t>
-      </w:r>
-      <w:r>
-        <w:rPr>
-          <w:b w:val="0"/>
-        </w:rPr>
-        <w:t>s disagree about a 100-page book.</w:t>
-      </w:r>
-    </w:p>
-    <w:p>
-      <w:pPr>
-        <w:pStyle w:val="Heading3"/>
-      </w:pPr>
-      <w:r>
-        <w:t>2. State the decision to explain</w:t>
-      </w:r>
-    </w:p>
-    <w:p>
-      <w:pPr>
-        <w:spacing w:line="336" w:lineRule="auto" w:after="180"/>
-        <w:shd w:fill="F4F9FC"/>
-      </w:pPr>
-      <w:r>
-        <w:rPr>
-          <w:b w:val="0"/>
-        </w:rPr>
-        <w:t xml:space="preserve">Write the question to explain: Resolve the </w:t>
-      </w:r>
-      <w:r>
-        <w:rPr>
-          <w:b/>
-        </w:rPr>
-        <w:t>label</w:t>
-      </w:r>
-      <w:r>
-        <w:rPr>
-          <w:b w:val="0"/>
-        </w:rPr>
-        <w:t>.</w:t>
-      </w:r>
-    </w:p>
-    <w:p>
-      <w:pPr>
-        <w:pStyle w:val="Heading3"/>
-      </w:pPr>
-      <w:r>
-        <w:t>3. Reveal the worked reasoning</w:t>
-      </w:r>
-    </w:p>
-    <w:p>
-      <w:pPr>
-        <w:spacing w:line="336" w:lineRule="auto" w:after="180"/>
-        <w:shd w:fill="F1F6FC"/>
-      </w:pPr>
-      <w:r>
-        <w:rPr>
-          <w:b w:val="0"/>
-        </w:rPr>
-        <w:t xml:space="preserve">Reveal after </w:t>
-      </w:r>
-      <w:r>
-        <w:rPr>
-          <w:b/>
-        </w:rPr>
-        <w:t>prediction</w:t>
-      </w:r>
-      <w:r>
-        <w:rPr>
-          <w:b w:val="0"/>
-        </w:rPr>
-        <w:t xml:space="preserve">s: It is not Short under the stated definition. Agree operational boundaries before </w:t>
-      </w:r>
-      <w:r>
-        <w:rPr>
-          <w:b/>
-        </w:rPr>
-        <w:t>label</w:t>
-      </w:r>
-      <w:r>
-        <w:rPr>
-          <w:b w:val="0"/>
-        </w:rPr>
-        <w:t>ling.</w:t>
-      </w:r>
-    </w:p>
-    <w:p>
-      <w:pPr>
-        <w:pStyle w:val="Heading3"/>
-      </w:pPr>
-      <w:r>
-        <w:t>Hold back the independent task</w:t>
-      </w:r>
-    </w:p>
-    <w:p>
-      <w:pPr>
-        <w:spacing w:line="336" w:lineRule="auto" w:after="180"/>
-        <w:shd w:fill="F5F1FB"/>
-      </w:pPr>
-      <w:r>
-        <w:rPr>
-          <w:b w:val="0"/>
-        </w:rPr>
-        <w:t xml:space="preserve">Keep for an independent attempt: Use a clear </w:t>
-      </w:r>
-      <w:r>
-        <w:rPr>
-          <w:b/>
-        </w:rPr>
-        <w:t>label</w:t>
-      </w:r>
-      <w:r>
-        <w:rPr>
-          <w:b w:val="0"/>
-        </w:rPr>
-        <w:t xml:space="preserve"> rule: short means 80 pages or fewer. Two judges </w:t>
-      </w:r>
-      <w:r>
-        <w:rPr>
-          <w:b/>
-        </w:rPr>
-        <w:t>label</w:t>
-      </w:r>
-      <w:r>
-        <w:rPr>
-          <w:b w:val="0"/>
-        </w:rPr>
-        <w:t xml:space="preserve"> an 80-page book differently. What shared instruction resolves this </w:t>
-      </w:r>
-      <w:r>
-        <w:rPr>
-          <w:b/>
-        </w:rPr>
-        <w:t>disagreement</w:t>
-      </w:r>
-      <w:r>
-        <w:rPr>
-          <w:b w:val="0"/>
-        </w:rPr>
-        <w:t>?</w:t>
-      </w:r>
-    </w:p>
-    <w:p>
-      <w:pPr>
-        <w:pStyle w:val="Heading3"/>
-      </w:pPr>
-      <w:r>
-        <w:t>Classroom dialogue</w:t>
-      </w:r>
-    </w:p>
-    <w:p>
-      <w:pPr>
-        <w:pStyle w:val="Heading3"/>
-      </w:pPr>
-      <w:r>
-        <w:t>Ask the class</w:t>
-      </w:r>
-    </w:p>
-    <w:p>
-      <w:pPr>
-        <w:spacing w:line="336" w:lineRule="auto" w:after="180"/>
-        <w:shd w:fill="F5F1FB"/>
-      </w:pPr>
-      <w:r>
-        <w:rPr>
-          <w:b w:val="0"/>
-        </w:rPr>
-        <w:t>Ask: Which facts are given, and which would we have to assume? Learners mark relevant details before discussing answers.</w:t>
-      </w:r>
-    </w:p>
-    <w:p>
-      <w:pPr>
-        <w:pStyle w:val="Heading3"/>
-      </w:pPr>
-      <w:r>
-        <w:t>Language to model</w:t>
-      </w:r>
-    </w:p>
-    <w:p>
-      <w:pPr>
-        <w:spacing w:line="336" w:lineRule="auto" w:after="180"/>
-        <w:shd w:fill="F1F6F8"/>
-      </w:pPr>
-      <w:r>
-        <w:rPr>
-          <w:b w:val="0"/>
-        </w:rPr>
-        <w:t>Say: Predict first. Show the rule, information path or calculation that would produce the result. A correct guess is not yet an explanation.</w:t>
-      </w:r>
-    </w:p>
-    <w:p>
-      <w:pPr>
-        <w:spacing w:line="336" w:lineRule="auto" w:after="180"/>
       </w:pPr>
       <w:r>
         <w:rPr>
           <w:b w:val="0"/>
         </w:rPr>
         <w:t>Reveal reasoning one step at a time. Explain why a tempting alternative fails. Write units and denominators for arithmetic, trace conditions for decisions, and identify supporting sources for claims.</w:t>
-      </w:r>
-    </w:p>
-    <w:p>
-      <w:pPr>
-        <w:spacing w:line="336" w:lineRule="auto" w:after="180"/>
-      </w:pPr>
-      <w:r>
-        <w:rPr>
-          <w:b w:val="0"/>
-        </w:rPr>
-        <w:t xml:space="preserve">In pairs, one learner solves while the other checks </w:t>
-      </w:r>
-      <w:r>
-        <w:rPr>
-          <w:b/>
-        </w:rPr>
-        <w:t>evidence</w:t>
-      </w:r>
-      <w:r>
-        <w:rPr>
-          <w:b w:val="0"/>
-        </w:rPr>
-        <w:t>; exchange roles. Remove the worked answer before independent assessment.</w:t>
       </w:r>
     </w:p>
     <w:p>
@@ -2945,7 +3223,7 @@
           </w:tcPr>
           <w:p>
             <w:r>
-              <w:t>Retrieve the missing-word example from Week 6. Ask what evidence a blank supplies and what it does not.</w:t>
+              <w:t>Retrieve the Week 7 schema audit. Ask how a missing field differs from a known value that violates its declared constraint.</w:t>
             </w:r>
           </w:p>
         </w:tc>
@@ -3118,508 +3396,103 @@
         <w:pStyle w:val="Heading3"/>
       </w:pPr>
       <w:r>
-        <w:t>Completion practice</w:t>
+        <w:t>Individual reasoning check</w:t>
+      </w:r>
+    </w:p>
+    <w:p>
+      <w:pPr>
+        <w:pStyle w:val="Heading3"/>
+      </w:pPr>
+      <w:r>
+        <w:t>Pictorial practice question</w:t>
+      </w:r>
+    </w:p>
+    <w:p>
+      <w:pPr>
+        <w:pStyle w:val="Heading3"/>
+      </w:pPr>
+      <w:r>
+        <w:t>Reasoned teacher answer</w:t>
+      </w:r>
+    </w:p>
+    <w:p>
+      <w:pPr>
+        <w:pStyle w:val="Heading1"/>
+      </w:pPr>
+      <w:r>
+        <w:t>04. Run the supplied investigation</w:t>
+      </w:r>
+    </w:p>
+    <w:p>
+      <w:r>
+        <w:t>Keep expected results, observed paper traces and remaining limits distinguishable.</w:t>
+      </w:r>
+    </w:p>
+    <w:p>
+      <w:pPr>
+        <w:pStyle w:val="Heading2"/>
+      </w:pPr>
+      <w:r>
+        <w:t>Supplied materials and answer guidance</w:t>
       </w:r>
     </w:p>
     <w:p>
       <w:pPr>
         <w:spacing w:line="336" w:lineRule="auto" w:after="180"/>
-        <w:shd w:fill="F5F1FB"/>
-      </w:pPr>
-      <w:r>
-        <w:rPr>
-          <w:b w:val="0"/>
-        </w:rPr>
-        <w:t xml:space="preserve">Completion task: A helper says </w:t>
-      </w:r>
-      <w:r>
-        <w:rPr>
-          <w:b/>
-        </w:rPr>
-        <w:t>Label</w:t>
-      </w:r>
-      <w:r>
-        <w:rPr>
-          <w:b w:val="0"/>
-        </w:rPr>
-        <w:t xml:space="preserve"> a card ready if it looks nice. Explain why this can lead to inconsistent </w:t>
-      </w:r>
-      <w:r>
-        <w:rPr>
-          <w:b/>
-        </w:rPr>
-        <w:t>label</w:t>
-      </w:r>
-      <w:r>
-        <w:rPr>
-          <w:b w:val="0"/>
-        </w:rPr>
-        <w:t>s.</w:t>
-      </w:r>
-    </w:p>
-    <w:p>
-      <w:pPr>
-        <w:spacing w:line="336" w:lineRule="auto" w:after="180"/>
-        <w:shd w:fill="F5F1FB"/>
-      </w:pPr>
-      <w:r>
-        <w:rPr>
-          <w:b w:val="0"/>
-        </w:rPr>
-        <w:t>Replace it with an instruction that another person can apply using the calendar policy, including what to do about a blank field.</w:t>
-      </w:r>
-    </w:p>
-    <w:p>
-      <w:pPr>
-        <w:pStyle w:val="Heading3"/>
-      </w:pPr>
-      <w:r>
-        <w:t>Reasoning to listen for</w:t>
-      </w:r>
-    </w:p>
-    <w:p>
-      <w:pPr>
-        <w:spacing w:line="336" w:lineRule="auto" w:after="180"/>
-        <w:shd w:fill="F1F6FC"/>
-      </w:pPr>
-      <w:r>
-        <w:rPr>
-          <w:b w:val="0"/>
-        </w:rPr>
-        <w:t>Teacher check: Looks nice has no agreed observable criterion and can invite different preferences.</w:t>
-      </w:r>
-    </w:p>
-    <w:p>
-      <w:pPr>
-        <w:spacing w:line="336" w:lineRule="auto" w:after="180"/>
-        <w:shd w:fill="F1F6FC"/>
-      </w:pPr>
-      <w:r>
-        <w:rPr>
-          <w:b w:val="0"/>
-        </w:rPr>
-        <w:t xml:space="preserve">A usable replacement checks for a known day outside whole numbers 1 to 30 or a known room other than A/B and </w:t>
-      </w:r>
-      <w:r>
-        <w:rPr>
-          <w:b/>
-        </w:rPr>
-        <w:t>label</w:t>
-      </w:r>
-      <w:r>
-        <w:rPr>
-          <w:b w:val="0"/>
-        </w:rPr>
-        <w:t xml:space="preserve">s revise; otherwise any blank or unreadable required field gives review; otherwise </w:t>
-      </w:r>
-      <w:r>
-        <w:rPr>
-          <w:b/>
-        </w:rPr>
-        <w:t>label</w:t>
-      </w:r>
-      <w:r>
-        <w:rPr>
-          <w:b w:val="0"/>
-        </w:rPr>
-        <w:t xml:space="preserve"> ready.</w:t>
-      </w:r>
-    </w:p>
-    <w:p>
-      <w:pPr>
-        <w:spacing w:line="336" w:lineRule="auto" w:after="180"/>
-        <w:shd w:fill="F1F6FC"/>
-      </w:pPr>
-      <w:r>
-        <w:rPr>
-          <w:b w:val="0"/>
-        </w:rPr>
-        <w:t>Accept equivalent wording that preserves all criteria and priority.</w:t>
-      </w:r>
-    </w:p>
-    <w:p>
-      <w:pPr>
-        <w:spacing w:line="336" w:lineRule="auto" w:after="180"/>
-      </w:pPr>
-      <w:r>
-        <w:rPr>
-          <w:b w:val="0"/>
-        </w:rPr>
-        <w:t xml:space="preserve">Start by identifying the given </w:t>
-      </w:r>
-      <w:r>
-        <w:rPr>
-          <w:b/>
-        </w:rPr>
-        <w:t>input</w:t>
-      </w:r>
-      <w:r>
-        <w:rPr>
-          <w:b w:val="0"/>
-        </w:rPr>
-        <w:t>s together. Leave the intermediate steps blank. If needed, model one step, then withdraw that help on the next step. Move to a full trace only when the partial trace is understood.</w:t>
-      </w:r>
-    </w:p>
-    <w:p>
-      <w:pPr>
-        <w:spacing w:line="336" w:lineRule="auto" w:after="180"/>
-      </w:pPr>
-      <w:r>
-        <w:rPr>
-          <w:b w:val="0"/>
-        </w:rPr>
-        <w:t>For partners, alternate explainer and checker; collect a response from every learner before discussion.</w:t>
-      </w:r>
-    </w:p>
-    <w:p>
-      <w:pPr>
-        <w:pStyle w:val="Heading3"/>
-      </w:pPr>
-      <w:r>
-        <w:t>Individual reasoning check</w:t>
-      </w:r>
-    </w:p>
-    <w:p>
-      <w:pPr>
-        <w:spacing w:line="336" w:lineRule="auto" w:after="180"/>
-      </w:pPr>
-      <w:r>
-        <w:rPr>
-          <w:b w:val="0"/>
-        </w:rPr>
-        <w:t xml:space="preserve">Use the worked case for Categories and operational </w:t>
-      </w:r>
-      <w:r>
-        <w:rPr>
-          <w:b/>
-        </w:rPr>
-        <w:t>label</w:t>
-      </w:r>
-      <w:r>
-        <w:rPr>
-          <w:b w:val="0"/>
-        </w:rPr>
-        <w:t>s. Proposed explanation: “A blank is the same as a failing value”. Decide whether this explanation is supported.</w:t>
-      </w:r>
-    </w:p>
-    <w:p>
-      <w:pPr>
-        <w:spacing w:line="336" w:lineRule="auto" w:after="180"/>
-      </w:pPr>
-      <w:r>
-        <w:rPr>
-          <w:b w:val="0"/>
-        </w:rPr>
-        <w:t>Point to the step or supplied fact that decides; explain your repair if needed.</w:t>
-      </w:r>
-    </w:p>
-    <w:p>
-      <w:pPr>
-        <w:pStyle w:val="Heading3"/>
-      </w:pPr>
-      <w:r>
-        <w:t>Expected repair</w:t>
-      </w:r>
-    </w:p>
-    <w:p>
-      <w:pPr>
-        <w:spacing w:line="336" w:lineRule="auto" w:after="180"/>
-        <w:shd w:fill="F1F6FC"/>
-      </w:pPr>
-      <w:r>
-        <w:rPr>
-          <w:b w:val="0"/>
-        </w:rPr>
-        <w:t>Expected correction: Contrast unreadable day with day 0. One is unknown; the other is known to violate the stated range.</w:t>
-      </w:r>
-    </w:p>
-    <w:p>
-      <w:pPr>
-        <w:spacing w:line="336" w:lineRule="auto" w:after="180"/>
-      </w:pPr>
-      <w:r>
-        <w:rPr>
-          <w:b w:val="0"/>
-        </w:rPr>
-        <w:t>Collect explanations, not only yes/no votes. If a misunderstanding is common, re-model the relevant step for the class.</w:t>
-      </w:r>
-    </w:p>
-    <w:p>
-      <w:pPr>
-        <w:spacing w:line="336" w:lineRule="auto" w:after="180"/>
-      </w:pPr>
-      <w:r>
-        <w:rPr>
-          <w:b w:val="0"/>
-        </w:rPr>
-        <w:t>If it affects a few learners, give a short targeted group explanation while others solve a more demanding variation.</w:t>
-      </w:r>
-    </w:p>
-    <w:p>
-      <w:pPr>
-        <w:pStyle w:val="Heading3"/>
-      </w:pPr>
-      <w:r>
-        <w:t>Pictorial practice question</w:t>
-      </w:r>
-    </w:p>
-    <w:p>
-      <w:pPr>
-        <w:spacing w:line="336" w:lineRule="auto" w:after="180"/>
-        <w:shd w:fill="F5F1FB"/>
-      </w:pPr>
-      <w:r>
-        <w:rPr>
-          <w:b w:val="0"/>
-        </w:rPr>
-        <w:t xml:space="preserve">Why can we not resolve the </w:t>
-      </w:r>
-      <w:r>
-        <w:rPr>
-          <w:b/>
-        </w:rPr>
-        <w:t>disagreement</w:t>
-      </w:r>
-      <w:r>
-        <w:rPr>
-          <w:b w:val="0"/>
-        </w:rPr>
-        <w:t xml:space="preserve"> merely by taking a majority of reviewers?</w:t>
-      </w:r>
-    </w:p>
-    <w:p>
-      <w:pPr>
-        <w:pStyle w:val="Heading3"/>
-      </w:pPr>
-      <w:r>
-        <w:t>Reasoned teacher answer</w:t>
-      </w:r>
-    </w:p>
-    <w:p>
-      <w:pPr>
-        <w:spacing w:line="336" w:lineRule="auto" w:after="180"/>
-      </w:pPr>
-      <w:r>
-        <w:rPr>
-          <w:b w:val="0"/>
-        </w:rPr>
-        <w:t xml:space="preserve">A vote does not apply the agreed </w:t>
-      </w:r>
-      <w:r>
-        <w:rPr>
-          <w:b/>
-        </w:rPr>
-        <w:t>operational definition</w:t>
-      </w:r>
-      <w:r>
-        <w:rPr>
-          <w:b w:val="0"/>
-        </w:rPr>
-        <w:t xml:space="preserve">. The policy includes 80, so the original correct </w:t>
-      </w:r>
-      <w:r>
-        <w:rPr>
-          <w:b/>
-        </w:rPr>
-        <w:t>label</w:t>
-      </w:r>
-      <w:r>
-        <w:rPr>
-          <w:b w:val="0"/>
-        </w:rPr>
-        <w:t xml:space="preserve"> there is compact.</w:t>
-      </w:r>
-    </w:p>
-    <w:p>
-      <w:pPr>
-        <w:spacing w:line="336" w:lineRule="auto" w:after="180"/>
-      </w:pPr>
-      <w:r>
-        <w:rPr>
-          <w:b w:val="0"/>
-        </w:rPr>
-        <w:t xml:space="preserve">Changed-case reasoning: A’s original </w:t>
-      </w:r>
-      <w:r>
-        <w:rPr>
-          <w:b/>
-        </w:rPr>
-        <w:t>label</w:t>
-      </w:r>
-      <w:r>
-        <w:rPr>
-          <w:b w:val="0"/>
-        </w:rPr>
-        <w:t>s now match; B must change its equality behavior. The authoritative definition changed, not the physical books.</w:t>
-      </w:r>
-    </w:p>
-    <w:p>
-      <w:pPr>
-        <w:spacing w:line="336" w:lineRule="auto" w:after="180"/>
-      </w:pPr>
-      <w:r>
-        <w:rPr>
-          <w:b w:val="0"/>
-        </w:rPr>
-        <w:t xml:space="preserve">Collect each learner’s explanation before discussion. Use the first missing connection between </w:t>
-      </w:r>
-      <w:r>
-        <w:rPr>
-          <w:b/>
-        </w:rPr>
-        <w:t>input</w:t>
-      </w:r>
-      <w:r>
-        <w:rPr>
-          <w:b w:val="0"/>
-        </w:rPr>
-        <w:t xml:space="preserve">, deciding step and result to choose support. This question is worked-case practice, not fresh mastery </w:t>
-      </w:r>
-      <w:r>
-        <w:rPr>
-          <w:b/>
-        </w:rPr>
-        <w:t>evidence</w:t>
-      </w:r>
-      <w:r>
-        <w:rPr>
-          <w:b w:val="0"/>
-        </w:rPr>
-        <w:t>.</w:t>
-      </w:r>
-    </w:p>
-    <w:p>
-      <w:pPr>
-        <w:pStyle w:val="Heading1"/>
-      </w:pPr>
-      <w:r>
-        <w:t>04. Run the weekly evidence lab</w:t>
-      </w:r>
-    </w:p>
-    <w:p>
-      <w:r>
-        <w:t>Run the Operational Labels investigation and use the first unsupported step to choose a teaching response.</w:t>
-      </w:r>
-    </w:p>
-    <w:p>
-      <w:pPr>
-        <w:spacing w:line="336" w:lineRule="auto" w:after="180"/>
-      </w:pPr>
-      <w:r>
-        <w:rPr>
-          <w:b w:val="0"/>
-        </w:rPr>
-        <w:t>Words You Can Use to Reason</w:t>
-      </w:r>
-    </w:p>
-    <w:p>
-      <w:pPr>
-        <w:spacing w:line="336" w:lineRule="auto" w:after="180"/>
-      </w:pPr>
-      <w:r>
-        <w:rPr>
-          <w:b w:val="0"/>
-        </w:rPr>
-        <w:t>A definition matters when you can recognize the idea, use it, and contrast it with a near-miss.</w:t>
-      </w:r>
-    </w:p>
-    <w:p>
-      <w:pPr>
-        <w:spacing w:line="336" w:lineRule="auto" w:after="180"/>
-      </w:pPr>
-      <w:r>
-        <w:rPr>
-          <w:b w:val="0"/>
-        </w:rPr>
+      </w:pPr>
+      <w:r>
+        <w:rPr>
+          <w:b w:val="0"/>
+        </w:rPr>
+        <w:t>For the supplied six-card lab P–U, labels are ready, ready, revise, review, revise, review. Each partner records labels independently; agreement is matches/6, with correctness checked separately against the guide. W1 labels are ready, revise, review, revise. W3 label lists match positions 1 and 3, so 2/4; inspect source cards and guide to judge accuracy. W5 day31/A changes from revise under v1 to ready under v2. The separate compact-book case uses &lt;=80 and adjacent79/81; the independent W4 uses the supplied &lt;=120 policy. Reserve its answer until after the individual attempt.</w:t>
+      </w:r>
+    </w:p>
+    <w:p>
+      <w:pPr>
+        <w:pStyle w:val="Heading2"/>
+      </w:pPr>
+      <w:r>
+        <w:t>Run and record</w:t>
+      </w:r>
+    </w:p>
+    <w:p>
+      <w:pPr>
+        <w:pStyle w:val="ListNumber"/>
+      </w:pPr>
+      <w:r>
         <w:t>Predict → Test → Record → Explain</w:t>
       </w:r>
     </w:p>
     <w:p>
       <w:pPr>
-        <w:spacing w:line="336" w:lineRule="auto" w:after="180"/>
-      </w:pPr>
-      <w:r>
-        <w:rPr>
-          <w:b w:val="0"/>
-        </w:rPr>
+        <w:pStyle w:val="ListNumber"/>
+      </w:pPr>
+      <w:r>
         <w:t>Keep expected and actual results separate. Surprises are useful data when recorded honestly.</w:t>
       </w:r>
     </w:p>
     <w:p>
       <w:pPr>
-        <w:spacing w:line="336" w:lineRule="auto" w:after="180"/>
-      </w:pPr>
-      <w:r>
-        <w:rPr>
-          <w:b w:val="0"/>
-        </w:rPr>
-        <w:t xml:space="preserve">Pairs </w:t>
-      </w:r>
-      <w:r>
-        <w:rPr>
-          <w:b/>
-        </w:rPr>
-        <w:t>label</w:t>
-      </w:r>
-      <w:r>
-        <w:rPr>
-          <w:b w:val="0"/>
-        </w:rPr>
-        <w:t xml:space="preserve"> the same cards independently, compare, calculate matches/total, discuss </w:t>
-      </w:r>
-      <w:r>
-        <w:rPr>
-          <w:b/>
-        </w:rPr>
-        <w:t>disagreement</w:t>
-      </w:r>
-      <w:r>
-        <w:rPr>
-          <w:b w:val="0"/>
-        </w:rPr>
-        <w:t>s, and revise only the unclear rule.</w:t>
-      </w:r>
-    </w:p>
-    <w:p>
-      <w:pPr>
-        <w:spacing w:line="336" w:lineRule="auto" w:after="180"/>
-        <w:shd w:fill="F5F1FB"/>
-      </w:pPr>
-      <w:r>
-        <w:rPr>
-          <w:b w:val="0"/>
-        </w:rPr>
+        <w:pStyle w:val="ListNumber"/>
+      </w:pPr>
+      <w:r>
+        <w:t>Pairs label the supplied cards independently, compare matches/total and investigate disagreements. Repair an incorrect application when the guide is clear; change an unclear or unsuitable guide explicitly with a new version and preserve the old record.</w:t>
+      </w:r>
+    </w:p>
+    <w:p>
+      <w:pPr>
+        <w:pStyle w:val="ListNumber"/>
+      </w:pPr>
+      <w:r>
         <w:t>What did the hardest test teach you that the normal test did not?</w:t>
       </w:r>
     </w:p>
     <w:p>
       <w:pPr>
-        <w:pStyle w:val="Heading3"/>
-      </w:pPr>
-      <w:r>
-        <w:t>Make the lab runnable</w:t>
-      </w:r>
-    </w:p>
-    <w:p>
-      <w:pPr>
-        <w:spacing w:line="336" w:lineRule="auto" w:after="180"/>
-      </w:pPr>
-      <w:r>
-        <w:rPr>
-          <w:b w:val="0"/>
-        </w:rPr>
-        <w:t>Use the concrete case as the shared normal case and the independent question as a second case. Each pair creates a boundary or missing-information case and predicts its result before testing.</w:t>
-      </w:r>
-    </w:p>
-    <w:p>
-      <w:pPr>
-        <w:spacing w:line="336" w:lineRule="auto" w:after="180"/>
-      </w:pPr>
-      <w:r>
-        <w:rPr>
-          <w:b w:val="0"/>
-        </w:rPr>
-        <w:t>Keep the expected result separate from an observed mistake.</w:t>
+        <w:pStyle w:val="Heading2"/>
+      </w:pPr>
+      <w:r>
+        <w:t>Keep an inspectable record</w:t>
       </w:r>
     </w:p>
     <w:tbl>
@@ -3770,10 +3643,10 @@
     </w:tbl>
     <w:p>
       <w:pPr>
-        <w:pStyle w:val="Heading3"/>
-      </w:pPr>
-      <w:r>
-        <w:t>Diagnose and reteach</w:t>
+        <w:pStyle w:val="Heading2"/>
+      </w:pPr>
+      <w:r>
+        <w:t>Diagnose the first misunderstanding</w:t>
       </w:r>
     </w:p>
     <w:p>
@@ -3784,7 +3657,7 @@
         <w:rPr>
           <w:b w:val="0"/>
         </w:rPr>
-        <w:t>For guessing, return to given facts and request a trace. For vocabulary without application, use one example and one non-example. For arithmetic errors, check the setup before the calculation.</w:t>
+        <w:t>A blank is the same as a failing value: Contrast unreadable day with day 0. One is unknown; the other is known to violate the stated range.</w:t>
       </w:r>
     </w:p>
     <w:p>
@@ -3795,15 +3668,7 @@
         <w:rPr>
           <w:b w:val="0"/>
         </w:rPr>
-        <w:t>Finish with a different uncoached case before recording mastery.</w:t>
-      </w:r>
-    </w:p>
-    <w:p>
-      <w:pPr>
-        <w:pStyle w:val="Heading3"/>
-      </w:pPr>
-      <w:r>
-        <w:t>Address these additional misconceptions</w:t>
+        <w:t>Review must win whenever any field is missing: Trace the guide in order for day 31 with a blank room. The known failure already selects revise under this policy.</w:t>
       </w:r>
     </w:p>
     <w:p>
@@ -3812,9 +3677,63 @@
       </w:pPr>
       <w:r>
         <w:rPr>
-          <w:b w:val="0"/>
-        </w:rPr>
-        <w:t>A blank is the same as a failing value: Contrast unreadable day with day 0. One is unknown; the other is known to violate the stated range.</w:t>
+          <w:b/>
+        </w:rPr>
+        <w:t>Agreement</w:t>
+      </w:r>
+      <w:r>
+        <w:rPr>
+          <w:b w:val="0"/>
+        </w:rPr>
+        <w:t xml:space="preserve"> proves the </w:t>
+      </w:r>
+      <w:r>
+        <w:rPr>
+          <w:b/>
+        </w:rPr>
+        <w:t>label</w:t>
+      </w:r>
+      <w:r>
+        <w:rPr>
+          <w:b w:val="0"/>
+        </w:rPr>
+        <w:t xml:space="preserve">s are true: Give two </w:t>
+      </w:r>
+      <w:r>
+        <w:rPr>
+          <w:b/>
+        </w:rPr>
+        <w:t>annotator</w:t>
+      </w:r>
+      <w:r>
+        <w:rPr>
+          <w:b w:val="0"/>
+        </w:rPr>
+        <w:t xml:space="preserve">s the same mistaken exclusive-boundary interpretation. Their </w:t>
+      </w:r>
+      <w:r>
+        <w:rPr>
+          <w:b/>
+        </w:rPr>
+        <w:t>agreement</w:t>
+      </w:r>
+      <w:r>
+        <w:rPr>
+          <w:b w:val="0"/>
+        </w:rPr>
+        <w:t xml:space="preserve"> can coexist with incorrect </w:t>
+      </w:r>
+      <w:r>
+        <w:rPr>
+          <w:b/>
+        </w:rPr>
+        <w:t>label</w:t>
+      </w:r>
+      <w:r>
+        <w:rPr>
+          <w:b w:val="0"/>
+        </w:rPr>
+        <w:t>s.</w:t>
       </w:r>
     </w:p>
     <w:p>
@@ -3825,88 +3744,12 @@
         <w:rPr>
           <w:b w:val="0"/>
         </w:rPr>
-        <w:t>Review must win whenever any field is missing: Trace the guide in order for day 31 with a blank room. The known failure already selects revise under this policy.</w:t>
-      </w:r>
-    </w:p>
-    <w:p>
-      <w:pPr>
-        <w:spacing w:line="336" w:lineRule="auto" w:after="180"/>
-      </w:pPr>
+        <w:t xml:space="preserve">A </w:t>
+      </w:r>
       <w:r>
         <w:rPr>
           <w:b/>
         </w:rPr>
-        <w:t>Agreement</w:t>
-      </w:r>
-      <w:r>
-        <w:rPr>
-          <w:b w:val="0"/>
-        </w:rPr>
-        <w:t xml:space="preserve"> proves the </w:t>
-      </w:r>
-      <w:r>
-        <w:rPr>
-          <w:b/>
-        </w:rPr>
-        <w:t>label</w:t>
-      </w:r>
-      <w:r>
-        <w:rPr>
-          <w:b w:val="0"/>
-        </w:rPr>
-        <w:t xml:space="preserve">s are true: Give two </w:t>
-      </w:r>
-      <w:r>
-        <w:rPr>
-          <w:b/>
-        </w:rPr>
-        <w:t>annotator</w:t>
-      </w:r>
-      <w:r>
-        <w:rPr>
-          <w:b w:val="0"/>
-        </w:rPr>
-        <w:t xml:space="preserve">s the same mistaken exclusive-boundary interpretation. Their </w:t>
-      </w:r>
-      <w:r>
-        <w:rPr>
-          <w:b/>
-        </w:rPr>
-        <w:t>agreement</w:t>
-      </w:r>
-      <w:r>
-        <w:rPr>
-          <w:b w:val="0"/>
-        </w:rPr>
-        <w:t xml:space="preserve"> can coexist with incorrect </w:t>
-      </w:r>
-      <w:r>
-        <w:rPr>
-          <w:b/>
-        </w:rPr>
-        <w:t>label</w:t>
-      </w:r>
-      <w:r>
-        <w:rPr>
-          <w:b w:val="0"/>
-        </w:rPr>
-        <w:t>s.</w:t>
-      </w:r>
-    </w:p>
-    <w:p>
-      <w:pPr>
-        <w:spacing w:line="336" w:lineRule="auto" w:after="180"/>
-      </w:pPr>
-      <w:r>
-        <w:rPr>
-          <w:b w:val="0"/>
-        </w:rPr>
-        <w:t xml:space="preserve">A </w:t>
-      </w:r>
-      <w:r>
-        <w:rPr>
-          <w:b/>
-        </w:rPr>
         <w:t>category</w:t>
       </w:r>
       <w:r>
@@ -3918,10 +3761,10 @@
     </w:p>
     <w:p>
       <w:pPr>
-        <w:pStyle w:val="Heading3"/>
-      </w:pPr>
-      <w:r>
-        <w:t>Match the support to the first error</w:t>
+        <w:pStyle w:val="Heading2"/>
+      </w:pPr>
+      <w:r>
+        <w:t>Choose support from the response</w:t>
       </w:r>
     </w:p>
     <w:tbl>
@@ -4094,15 +3937,837 @@
     </w:p>
     <w:p>
       <w:pPr>
+        <w:pStyle w:val="Heading2"/>
+      </w:pPr>
+      <w:r>
+        <w:t>Earlier wording, alternatives and picture transcripts · reference / check after trying</w:t>
+      </w:r>
+    </w:p>
+    <w:p>
+      <w:pPr>
+        <w:spacing w:line="336" w:lineRule="auto" w:after="180"/>
+      </w:pPr>
+      <w:r>
+        <w:rPr>
+          <w:b w:val="0"/>
+        </w:rPr>
+        <w:t>Run the weekly evidence lab</w:t>
+      </w:r>
+    </w:p>
+    <w:p>
+      <w:pPr>
+        <w:spacing w:line="336" w:lineRule="auto" w:after="180"/>
+      </w:pPr>
+      <w:r>
+        <w:rPr>
+          <w:b w:val="0"/>
+        </w:rPr>
+        <w:t>Words You Can Use to Reason</w:t>
+      </w:r>
+    </w:p>
+    <w:p>
+      <w:pPr>
+        <w:spacing w:line="336" w:lineRule="auto" w:after="180"/>
+      </w:pPr>
+      <w:r>
+        <w:rPr>
+          <w:b w:val="0"/>
+        </w:rPr>
+        <w:t>A definition matters when you can recognize the idea, use it, and contrast it with a near-miss.</w:t>
+      </w:r>
+    </w:p>
+    <w:p>
+      <w:pPr>
+        <w:pStyle w:val="Heading3"/>
+      </w:pPr>
+      <w:r>
+        <w:t>Make the lab runnable</w:t>
+      </w:r>
+    </w:p>
+    <w:p>
+      <w:pPr>
+        <w:spacing w:line="336" w:lineRule="auto" w:after="180"/>
+      </w:pPr>
+      <w:r>
+        <w:rPr>
+          <w:b w:val="0"/>
+        </w:rPr>
+        <w:t>Use the supplied investigation for shared practice. Keep predictions and observed paper-trace results separate. Reserve Changed independent case for the individual first attempt before feedback; do not use the reserved case as a paired lab task.</w:t>
+      </w:r>
+    </w:p>
+    <w:p>
+      <w:pPr>
+        <w:pStyle w:val="Heading3"/>
+      </w:pPr>
+      <w:r>
+        <w:t>Diagnose and reteach</w:t>
+      </w:r>
+    </w:p>
+    <w:p>
+      <w:pPr>
+        <w:spacing w:line="336" w:lineRule="auto" w:after="180"/>
+      </w:pPr>
+      <w:r>
+        <w:rPr>
+          <w:b w:val="0"/>
+        </w:rPr>
+        <w:t>For guessing, return to given facts and request a trace. For vocabulary without application, use one example and one non-example. For arithmetic errors, check the setup before the calculation.</w:t>
+      </w:r>
+    </w:p>
+    <w:p>
+      <w:pPr>
+        <w:spacing w:line="336" w:lineRule="auto" w:after="180"/>
+      </w:pPr>
+      <w:r>
+        <w:rPr>
+          <w:b w:val="0"/>
+        </w:rPr>
+        <w:t>Finish with a different uncoached case before recording mastery.</w:t>
+      </w:r>
+    </w:p>
+    <w:p>
+      <w:pPr>
+        <w:pStyle w:val="Heading3"/>
+      </w:pPr>
+      <w:r>
+        <w:t>Address these additional misconceptions</w:t>
+      </w:r>
+    </w:p>
+    <w:p>
+      <w:pPr>
+        <w:pStyle w:val="Heading3"/>
+      </w:pPr>
+      <w:r>
+        <w:t>Match the support to the first error</w:t>
+      </w:r>
+    </w:p>
+    <w:p>
+      <w:pPr>
         <w:pStyle w:val="Heading1"/>
       </w:pPr>
       <w:r>
-        <w:t>05. Assess and explain the answers</w:t>
-      </w:r>
-    </w:p>
-    <w:p>
-      <w:r>
-        <w:t>Use the Operational Labels questions, teacher keys and criteria after the relevant attempts. Previously discussed cases are practice; protect the separately selected independent task.</w:t>
+        <w:t>05. Assess the selected new case</w:t>
+      </w:r>
+    </w:p>
+    <w:p>
+      <w:r>
+        <w:t>Keep this key until after the first attempt; accept valid alternatives with defensible reasoning.</w:t>
+      </w:r>
+    </w:p>
+    <w:p>
+      <w:pPr>
+        <w:pStyle w:val="Heading2"/>
+      </w:pPr>
+      <w:r>
+        <w:t>Selected independent question and key</w:t>
+      </w:r>
+    </w:p>
+    <w:p>
+      <w:pPr>
+        <w:spacing w:line="336" w:lineRule="auto" w:after="180"/>
+      </w:pPr>
+      <w:r>
+        <w:rPr>
+          <w:b w:val="0"/>
+        </w:rPr>
+        <w:t xml:space="preserve">Selected case: Two </w:t>
+      </w:r>
+      <w:r>
+        <w:rPr>
+          <w:b/>
+        </w:rPr>
+        <w:t>label</w:t>
+      </w:r>
+      <w:r>
+        <w:rPr>
+          <w:b w:val="0"/>
+        </w:rPr>
+        <w:t xml:space="preserve">lers use book-length rules: fewer than 120 pages and at most 120 pages. </w:t>
+      </w:r>
+      <w:r>
+        <w:rPr>
+          <w:b/>
+        </w:rPr>
+        <w:t>Label</w:t>
+      </w:r>
+      <w:r>
+        <w:rPr>
+          <w:b w:val="0"/>
+        </w:rPr>
+        <w:t xml:space="preserve"> books with 110,120,121 pages. The agreed policy is at most 120. Repair the </w:t>
+      </w:r>
+      <w:r>
+        <w:rPr>
+          <w:b/>
+        </w:rPr>
+        <w:t>disagreement</w:t>
+      </w:r>
+      <w:r>
+        <w:rPr>
+          <w:b w:val="0"/>
+        </w:rPr>
+        <w:t>.</w:t>
+      </w:r>
+    </w:p>
+    <w:p>
+      <w:pPr>
+        <w:spacing w:line="336" w:lineRule="auto" w:after="180"/>
+      </w:pPr>
+      <w:r>
+        <w:rPr>
+          <w:b w:val="0"/>
+        </w:rPr>
+        <w:t xml:space="preserve">Both include 110 and exclude 121; they disagree at 120. Under the supplied common policy, 120 belongs. State the inclusive boundary and check it; </w:t>
+      </w:r>
+      <w:r>
+        <w:rPr>
+          <w:b/>
+        </w:rPr>
+        <w:t>disagreement</w:t>
+      </w:r>
+      <w:r>
+        <w:rPr>
+          <w:b w:val="0"/>
+        </w:rPr>
+        <w:t xml:space="preserve"> alone does not identify a bad </w:t>
+      </w:r>
+      <w:r>
+        <w:rPr>
+          <w:b/>
+        </w:rPr>
+        <w:t>label</w:t>
+      </w:r>
+      <w:r>
+        <w:rPr>
+          <w:b w:val="0"/>
+        </w:rPr>
+        <w:t>ler.</w:t>
+      </w:r>
+    </w:p>
+    <w:p>
+      <w:pPr>
+        <w:pStyle w:val="Heading2"/>
+      </w:pPr>
+      <w:r>
+        <w:t>Judge explanation, trace and limits</w:t>
+      </w:r>
+    </w:p>
+    <w:tbl>
+      <w:tblPr>
+        <w:tblStyle w:val="LightShading-Accent1"/>
+        <w:tblW w:type="auto" w:w="0"/>
+        <w:tblLook w:firstColumn="1" w:firstRow="1" w:lastColumn="0" w:lastRow="0" w:noHBand="0" w:noVBand="1" w:val="04A0"/>
+      </w:tblPr>
+      <w:tblGrid>
+        <w:gridCol w:w="5112"/>
+        <w:gridCol w:w="5112"/>
+      </w:tblGrid>
+      <w:tr>
+        <w:trPr>
+          <w:tblHeader/>
+        </w:trPr>
+        <w:tc>
+          <w:tcPr>
+            <w:tcW w:type="dxa" w:w="5112"/>
+          </w:tcPr>
+          <w:p>
+            <w:r>
+              <w:t>Dimension</w:t>
+            </w:r>
+          </w:p>
+        </w:tc>
+        <w:tc>
+          <w:tcPr>
+            <w:tcW w:type="dxa" w:w="5112"/>
+          </w:tcPr>
+          <w:p>
+            <w:r>
+              <w:t>Evidence required</w:t>
+            </w:r>
+          </w:p>
+        </w:tc>
+      </w:tr>
+      <w:tr>
+        <w:tc>
+          <w:tcPr>
+            <w:tcW w:type="dxa" w:w="5112"/>
+          </w:tcPr>
+          <w:p>
+            <w:r>
+              <w:t>Explanation</w:t>
+            </w:r>
+          </w:p>
+        </w:tc>
+        <w:tc>
+          <w:tcPr>
+            <w:tcW w:type="dxa" w:w="5112"/>
+          </w:tcPr>
+          <w:p>
+            <w:r>
+              <w:t>Names the applicable idea or procedure and ties it to the supplied facts.</w:t>
+            </w:r>
+          </w:p>
+        </w:tc>
+      </w:tr>
+      <w:tr>
+        <w:tc>
+          <w:tcPr>
+            <w:tcW w:type="dxa" w:w="5112"/>
+          </w:tcPr>
+          <w:p>
+            <w:r>
+              <w:t>Trace and result</w:t>
+            </w:r>
+          </w:p>
+        </w:tc>
+        <w:tc>
+          <w:tcPr>
+            <w:tcW w:type="dxa" w:w="5112"/>
+          </w:tcPr>
+          <w:p>
+            <w:r>
+              <w:t>Preserves the given inputs and shows the relevant intermediate steps; distinguishes a prediction from an observed execution.</w:t>
+            </w:r>
+          </w:p>
+        </w:tc>
+      </w:tr>
+      <w:tr>
+        <w:tc>
+          <w:tcPr>
+            <w:tcW w:type="dxa" w:w="5112"/>
+          </w:tcPr>
+          <w:p>
+            <w:r>
+              <w:t>Limits</w:t>
+            </w:r>
+          </w:p>
+        </w:tc>
+        <w:tc>
+          <w:tcPr>
+            <w:tcW w:type="dxa" w:w="5112"/>
+          </w:tcPr>
+          <w:p>
+            <w:r>
+              <w:t>States the assumptions, missing evidence or conditions under which the result would change.</w:t>
+            </w:r>
+          </w:p>
+        </w:tc>
+      </w:tr>
+    </w:tbl>
+    <w:p>
+      <w:pPr>
+        <w:spacing w:line="336" w:lineRule="auto" w:after="180"/>
+      </w:pPr>
+      <w:r>
+        <w:rPr>
+          <w:b w:val="0"/>
+        </w:rPr>
+        <w:t>Record each dimension as not yet, with support, or independent. Accept a valid alternative procedure with a defensible trace.</w:t>
+      </w:r>
+    </w:p>
+    <w:p>
+      <w:pPr>
+        <w:spacing w:line="336" w:lineRule="auto" w:after="180"/>
+      </w:pPr>
+      <w:r>
+        <w:rPr>
+          <w:b w:val="0"/>
+        </w:rPr>
+        <w:t xml:space="preserve">Do not penalise an honestly recorded model failure if the learner correctly explains its </w:t>
+      </w:r>
+      <w:r>
+        <w:rPr>
+          <w:b/>
+        </w:rPr>
+        <w:t>evidence</w:t>
+      </w:r>
+      <w:r>
+        <w:rPr>
+          <w:b w:val="0"/>
+        </w:rPr>
+        <w:t xml:space="preserve"> and limits.</w:t>
+      </w:r>
+    </w:p>
+    <w:p>
+      <w:pPr>
+        <w:pStyle w:val="Heading2"/>
+      </w:pPr>
+      <w:r>
+        <w:t>Give one usable repair action</w:t>
+      </w:r>
+    </w:p>
+    <w:p>
+      <w:pPr>
+        <w:spacing w:line="336" w:lineRule="auto" w:after="180"/>
+      </w:pPr>
+      <w:r>
+        <w:rPr>
+          <w:b w:val="0"/>
+        </w:rPr>
+        <w:t>Name the earliest unsupported step and give one action to repair it. Have the learner make that repair now and explain why. Then assess the relevant skill on a fresh, fully specified case.</w:t>
+      </w:r>
+    </w:p>
+    <w:p>
+      <w:pPr>
+        <w:spacing w:line="336" w:lineRule="auto" w:after="180"/>
+      </w:pPr>
+      <w:r>
+        <w:rPr>
+          <w:b w:val="0"/>
+        </w:rPr>
+        <w:t>Confirm it was not previously practised with feedback; solve and check the new case before assigning it. A follow-up design prompt is a starting brief, not automatically an equivalent test.</w:t>
+      </w:r>
+    </w:p>
+    <w:p>
+      <w:pPr>
+        <w:pStyle w:val="Heading2"/>
+      </w:pPr>
+      <w:r>
+        <w:t>W1 Apply the calendar guide</w:t>
+      </w:r>
+    </w:p>
+    <w:p>
+      <w:pPr>
+        <w:spacing w:line="336" w:lineRule="auto" w:after="180"/>
+      </w:pPr>
+      <w:r>
+        <w:rPr>
+          <w:b w:val="0"/>
+        </w:rPr>
+        <w:t>The calendar policy accepts whole-number days 1 through 30 inclusive and a room code A or B. Check known failures first, then unknown fields, then readiness.</w:t>
+      </w:r>
+    </w:p>
+    <w:p>
+      <w:pPr>
+        <w:spacing w:line="336" w:lineRule="auto" w:after="180"/>
+      </w:pPr>
+      <w:r>
+        <w:rPr>
+          <w:b/>
+        </w:rPr>
+        <w:t>Label</w:t>
+      </w:r>
+      <w:r>
+        <w:rPr>
+          <w:b w:val="0"/>
+        </w:rPr>
+        <w:t xml:space="preserve"> these cards and give </w:t>
+      </w:r>
+      <w:r>
+        <w:rPr>
+          <w:b/>
+        </w:rPr>
+        <w:t>evidence</w:t>
+      </w:r>
+      <w:r>
+        <w:rPr>
+          <w:b w:val="0"/>
+        </w:rPr>
+        <w:t>: day 30 room B; day 31 room A; day 14 room unreadable; day 31 room unreadable.</w:t>
+      </w:r>
+    </w:p>
+    <w:p>
+      <w:pPr>
+        <w:spacing w:line="336" w:lineRule="auto" w:after="180"/>
+      </w:pPr>
+      <w:r>
+        <w:rPr>
+          <w:b w:val="0"/>
+        </w:rPr>
+        <w:t>In order: ready because both known fields pass; revise because 31 exceeds 30; review because the known day passes but the room is unknown; revise because the known day failure has priority over the unknown room.</w:t>
+      </w:r>
+    </w:p>
+    <w:p>
+      <w:pPr>
+        <w:spacing w:line="336" w:lineRule="auto" w:after="180"/>
+      </w:pPr>
+      <w:r>
+        <w:rPr>
+          <w:b w:val="0"/>
+        </w:rPr>
+        <w:t>Equality at 30 is accepted.</w:t>
+      </w:r>
+    </w:p>
+    <w:p>
+      <w:pPr>
+        <w:pStyle w:val="Heading2"/>
+      </w:pPr>
+      <w:r>
+        <w:t>W2 Replace a vague instruction</w:t>
+      </w:r>
+    </w:p>
+    <w:p>
+      <w:pPr>
+        <w:spacing w:line="336" w:lineRule="auto" w:after="180"/>
+      </w:pPr>
+      <w:r>
+        <w:rPr>
+          <w:b w:val="0"/>
+        </w:rPr>
+        <w:t xml:space="preserve">A helper says </w:t>
+      </w:r>
+      <w:r>
+        <w:rPr>
+          <w:b/>
+        </w:rPr>
+        <w:t>Label</w:t>
+      </w:r>
+      <w:r>
+        <w:rPr>
+          <w:b w:val="0"/>
+        </w:rPr>
+        <w:t xml:space="preserve"> a card ready if it looks nice. Explain why this can lead to inconsistent </w:t>
+      </w:r>
+      <w:r>
+        <w:rPr>
+          <w:b/>
+        </w:rPr>
+        <w:t>label</w:t>
+      </w:r>
+      <w:r>
+        <w:rPr>
+          <w:b w:val="0"/>
+        </w:rPr>
+        <w:t>s.</w:t>
+      </w:r>
+    </w:p>
+    <w:p>
+      <w:pPr>
+        <w:spacing w:line="336" w:lineRule="auto" w:after="180"/>
+      </w:pPr>
+      <w:r>
+        <w:rPr>
+          <w:b w:val="0"/>
+        </w:rPr>
+        <w:t>Replace it with an instruction that another person can apply using the calendar policy, including what to do about a blank field.</w:t>
+      </w:r>
+    </w:p>
+    <w:p>
+      <w:pPr>
+        <w:spacing w:line="336" w:lineRule="auto" w:after="180"/>
+      </w:pPr>
+      <w:r>
+        <w:rPr>
+          <w:b w:val="0"/>
+        </w:rPr>
+        <w:t>Looks nice has no agreed observable criterion and can invite different preferences.</w:t>
+      </w:r>
+    </w:p>
+    <w:p>
+      <w:pPr>
+        <w:spacing w:line="336" w:lineRule="auto" w:after="180"/>
+      </w:pPr>
+      <w:r>
+        <w:rPr>
+          <w:b w:val="0"/>
+        </w:rPr>
+        <w:t xml:space="preserve">A usable replacement checks for a known day outside whole numbers 1 to 30 or a known room other than A/B and </w:t>
+      </w:r>
+      <w:r>
+        <w:rPr>
+          <w:b/>
+        </w:rPr>
+        <w:t>label</w:t>
+      </w:r>
+      <w:r>
+        <w:rPr>
+          <w:b w:val="0"/>
+        </w:rPr>
+        <w:t xml:space="preserve">s revise; otherwise any blank or unreadable required field gives review; otherwise </w:t>
+      </w:r>
+      <w:r>
+        <w:rPr>
+          <w:b/>
+        </w:rPr>
+        <w:t>label</w:t>
+      </w:r>
+      <w:r>
+        <w:rPr>
+          <w:b w:val="0"/>
+        </w:rPr>
+        <w:t xml:space="preserve"> ready.</w:t>
+      </w:r>
+    </w:p>
+    <w:p>
+      <w:pPr>
+        <w:spacing w:line="336" w:lineRule="auto" w:after="180"/>
+      </w:pPr>
+      <w:r>
+        <w:rPr>
+          <w:b w:val="0"/>
+        </w:rPr>
+        <w:t>Accept equivalent wording that preserves all criteria and priority.</w:t>
+      </w:r>
+    </w:p>
+    <w:p>
+      <w:pPr>
+        <w:pStyle w:val="Heading2"/>
+      </w:pPr>
+      <w:r>
+        <w:t>W3 Count and investigate disagreement</w:t>
+      </w:r>
+    </w:p>
+    <w:p>
+      <w:pPr>
+        <w:spacing w:line="336" w:lineRule="auto" w:after="180"/>
+      </w:pPr>
+      <w:r>
+        <w:rPr>
+          <w:b w:val="0"/>
+        </w:rPr>
+        <w:t xml:space="preserve">For the same four cards, Mina records ready, revise, review, ready. Theo records ready, review, review, revise. How many positions agree? Identify the </w:t>
+      </w:r>
+      <w:r>
+        <w:rPr>
+          <w:b/>
+        </w:rPr>
+        <w:t>disagreement</w:t>
+      </w:r>
+      <w:r>
+        <w:rPr>
+          <w:b w:val="0"/>
+        </w:rPr>
+        <w:t>s.</w:t>
+      </w:r>
+    </w:p>
+    <w:p>
+      <w:pPr>
+        <w:spacing w:line="336" w:lineRule="auto" w:after="180"/>
+      </w:pPr>
+      <w:r>
+        <w:rPr>
+          <w:b w:val="0"/>
+        </w:rPr>
+        <w:t xml:space="preserve">Can you decide which </w:t>
+      </w:r>
+      <w:r>
+        <w:rPr>
+          <w:b/>
+        </w:rPr>
+        <w:t>annotator</w:t>
+      </w:r>
+      <w:r>
+        <w:rPr>
+          <w:b w:val="0"/>
+        </w:rPr>
+        <w:t xml:space="preserve"> is correct from these </w:t>
+      </w:r>
+      <w:r>
+        <w:rPr>
+          <w:b/>
+        </w:rPr>
+        <w:t>label</w:t>
+      </w:r>
+      <w:r>
+        <w:rPr>
+          <w:b w:val="0"/>
+        </w:rPr>
+        <w:t xml:space="preserve"> lists alone? Explain what else you need.</w:t>
+      </w:r>
+    </w:p>
+    <w:p>
+      <w:pPr>
+        <w:spacing w:line="336" w:lineRule="auto" w:after="180"/>
+      </w:pPr>
+      <w:r>
+        <w:rPr>
+          <w:b w:val="0"/>
+        </w:rPr>
+        <w:t xml:space="preserve">Positions 1 and 3 agree, so there are two </w:t>
+      </w:r>
+      <w:r>
+        <w:rPr>
+          <w:b/>
+        </w:rPr>
+        <w:t>agreement</w:t>
+      </w:r>
+      <w:r>
+        <w:rPr>
+          <w:b w:val="0"/>
+        </w:rPr>
+        <w:t>s out of four. Positions 2 and 4 disagree.</w:t>
+      </w:r>
+    </w:p>
+    <w:p>
+      <w:pPr>
+        <w:spacing w:line="336" w:lineRule="auto" w:after="180"/>
+      </w:pPr>
+      <w:r>
+        <w:rPr>
+          <w:b w:val="0"/>
+        </w:rPr>
+        <w:t xml:space="preserve">The lists alone do not show which </w:t>
+      </w:r>
+      <w:r>
+        <w:rPr>
+          <w:b/>
+        </w:rPr>
+        <w:t>label</w:t>
+      </w:r>
+      <w:r>
+        <w:rPr>
+          <w:b w:val="0"/>
+        </w:rPr>
+        <w:t>s are correct; inspect the corresponding card fields and the guide version, then compare each explanation with the criteria.</w:t>
+      </w:r>
+    </w:p>
+    <w:p>
+      <w:pPr>
+        <w:spacing w:line="336" w:lineRule="auto" w:after="180"/>
+      </w:pPr>
+      <w:r>
+        <w:rPr>
+          <w:b/>
+        </w:rPr>
+        <w:t>Agreement</w:t>
+      </w:r>
+      <w:r>
+        <w:rPr>
+          <w:b w:val="0"/>
+        </w:rPr>
+        <w:t xml:space="preserve"> at positions 1 and 3 does not itself prove correctness.</w:t>
+      </w:r>
+    </w:p>
+    <w:p>
+      <w:pPr>
+        <w:pStyle w:val="Heading2"/>
+      </w:pPr>
+      <w:r>
+        <w:t>W5 Keep a policy change visible</w:t>
+      </w:r>
+    </w:p>
+    <w:p>
+      <w:pPr>
+        <w:spacing w:line="336" w:lineRule="auto" w:after="180"/>
+      </w:pPr>
+      <w:r>
+        <w:rPr>
+          <w:b w:val="0"/>
+        </w:rPr>
+        <w:t xml:space="preserve">Version 1 accepts calendar days 1 through 30. Version 2 accepts days 1 through 31. A card says day 31 room A. State its </w:t>
+      </w:r>
+      <w:r>
+        <w:rPr>
+          <w:b/>
+        </w:rPr>
+        <w:t>label</w:t>
+      </w:r>
+      <w:r>
+        <w:rPr>
+          <w:b w:val="0"/>
+        </w:rPr>
+        <w:t xml:space="preserve"> under each version.</w:t>
+      </w:r>
+    </w:p>
+    <w:p>
+      <w:pPr>
+        <w:spacing w:line="336" w:lineRule="auto" w:after="180"/>
+      </w:pPr>
+      <w:r>
+        <w:rPr>
+          <w:b w:val="0"/>
+        </w:rPr>
+        <w:t xml:space="preserve">Explain why mixing the two </w:t>
+      </w:r>
+      <w:r>
+        <w:rPr>
+          <w:b/>
+        </w:rPr>
+        <w:t>label</w:t>
+      </w:r>
+      <w:r>
+        <w:rPr>
+          <w:b w:val="0"/>
+        </w:rPr>
+        <w:t xml:space="preserve">s without recording the version could create a misleading </w:t>
+      </w:r>
+      <w:r>
+        <w:rPr>
+          <w:b/>
+        </w:rPr>
+        <w:t>training</w:t>
+      </w:r>
+      <w:r>
+        <w:rPr>
+          <w:b w:val="0"/>
+        </w:rPr>
+        <w:t xml:space="preserve"> dataset.</w:t>
+      </w:r>
+    </w:p>
+    <w:p>
+      <w:pPr>
+        <w:spacing w:line="336" w:lineRule="auto" w:after="180"/>
+      </w:pPr>
+      <w:r>
+        <w:rPr>
+          <w:b w:val="0"/>
+        </w:rPr>
+        <w:t>Under Version 1 the card is revise; under Version 2 it is ready. Both can be correct relative to their different policies.</w:t>
+      </w:r>
+    </w:p>
+    <w:p>
+      <w:pPr>
+        <w:spacing w:line="336" w:lineRule="auto" w:after="180"/>
+      </w:pPr>
+      <w:r>
+        <w:rPr>
+          <w:b w:val="0"/>
+        </w:rPr>
+        <w:t>If the version is omitted, identical printed fields appear to have conflicting targets without explanation.</w:t>
+      </w:r>
+    </w:p>
+    <w:p>
+      <w:pPr>
+        <w:spacing w:line="336" w:lineRule="auto" w:after="180"/>
+      </w:pPr>
+      <w:r>
+        <w:rPr>
+          <w:b w:val="0"/>
+        </w:rPr>
+        <w:t xml:space="preserve">Record which policy produced each </w:t>
+      </w:r>
+      <w:r>
+        <w:rPr>
+          <w:b/>
+        </w:rPr>
+        <w:t>label</w:t>
+      </w:r>
+      <w:r>
+        <w:rPr>
+          <w:b w:val="0"/>
+        </w:rPr>
+        <w:t xml:space="preserve"> and review or re</w:t>
+      </w:r>
+      <w:r>
+        <w:rPr>
+          <w:b/>
+        </w:rPr>
+        <w:t>label</w:t>
+      </w:r>
+      <w:r>
+        <w:rPr>
+          <w:b w:val="0"/>
+        </w:rPr>
+        <w:t xml:space="preserve"> consistently for the intended task; do not erase the history.</w:t>
+      </w:r>
+    </w:p>
+    <w:p>
+      <w:pPr>
+        <w:pStyle w:val="Heading2"/>
+      </w:pPr>
+      <w:r>
+        <w:t>Earlier wording, alternatives and picture transcripts · reference / check after trying</w:t>
+      </w:r>
+    </w:p>
+    <w:p>
+      <w:pPr>
+        <w:spacing w:line="336" w:lineRule="auto" w:after="180"/>
+      </w:pPr>
+      <w:r>
+        <w:rPr>
+          <w:b w:val="0"/>
+        </w:rPr>
+        <w:t>Assess and explain the answers</w:t>
       </w:r>
     </w:p>
     <w:p>
@@ -4115,22 +4780,44 @@
     </w:p>
     <w:p>
       <w:pPr>
+        <w:spacing w:line="336" w:lineRule="auto" w:after="180"/>
+      </w:pPr>
+      <w:r>
+        <w:rPr>
+          <w:b w:val="0"/>
+        </w:rPr>
+        <w:t xml:space="preserve">It is not Short under the stated definition. Agree operational boundaries before </w:t>
+      </w:r>
+      <w:r>
+        <w:rPr>
+          <w:b/>
+        </w:rPr>
+        <w:t>label</w:t>
+      </w:r>
+      <w:r>
+        <w:rPr>
+          <w:b w:val="0"/>
+        </w:rPr>
+        <w:t>ling.</w:t>
+      </w:r>
+    </w:p>
+    <w:p>
+      <w:pPr>
         <w:pStyle w:val="Heading3"/>
       </w:pPr>
       <w:r>
-        <w:t>Teacher key · Worked case answer</w:t>
+        <w:t>Additional transfer practice question</w:t>
       </w:r>
     </w:p>
     <w:p>
       <w:pPr>
         <w:spacing w:line="336" w:lineRule="auto" w:after="180"/>
-        <w:shd w:fill="F1F6FC"/>
-      </w:pPr>
-      <w:r>
-        <w:rPr>
-          <w:b w:val="0"/>
-        </w:rPr>
-        <w:t xml:space="preserve">It is not Short under the stated definition. Agree operational boundaries before </w:t>
+      </w:pPr>
+      <w:r>
+        <w:rPr>
+          <w:b w:val="0"/>
+        </w:rPr>
+        <w:t xml:space="preserve">Use a clear </w:t>
       </w:r>
       <w:r>
         <w:rPr>
@@ -4142,7 +4829,31 @@
         <w:rPr>
           <w:b w:val="0"/>
         </w:rPr>
-        <w:t>ling.</w:t>
+        <w:t xml:space="preserve"> rule: short means 80 pages or fewer. Two judges </w:t>
+      </w:r>
+      <w:r>
+        <w:rPr>
+          <w:b/>
+        </w:rPr>
+        <w:t>label</w:t>
+      </w:r>
+      <w:r>
+        <w:rPr>
+          <w:b w:val="0"/>
+        </w:rPr>
+        <w:t xml:space="preserve"> an 80-page book differently. What shared instruction resolves this </w:t>
+      </w:r>
+      <w:r>
+        <w:rPr>
+          <w:b/>
+        </w:rPr>
+        <w:t>disagreement</w:t>
+      </w:r>
+      <w:r>
+        <w:rPr>
+          <w:b w:val="0"/>
+        </w:rPr>
+        <w:t>?</w:t>
       </w:r>
     </w:p>
     <w:p>
@@ -4150,85 +4861,12 @@
         <w:pStyle w:val="Heading3"/>
       </w:pPr>
       <w:r>
-        <w:t>Independent question</w:t>
-      </w:r>
-    </w:p>
-    <w:p>
-      <w:pPr>
-        <w:pStyle w:val="Heading3"/>
-      </w:pPr>
-      <w:r>
-        <w:t>Independent question · withhold the key</w:t>
+        <w:t>Reasoned practice answer</w:t>
       </w:r>
     </w:p>
     <w:p>
       <w:pPr>
         <w:spacing w:line="336" w:lineRule="auto" w:after="180"/>
-        <w:shd w:fill="F5F1FB"/>
-      </w:pPr>
-      <w:r>
-        <w:rPr>
-          <w:b w:val="0"/>
-        </w:rPr>
-        <w:t xml:space="preserve">Use a clear </w:t>
-      </w:r>
-      <w:r>
-        <w:rPr>
-          <w:b/>
-        </w:rPr>
-        <w:t>label</w:t>
-      </w:r>
-      <w:r>
-        <w:rPr>
-          <w:b w:val="0"/>
-        </w:rPr>
-        <w:t xml:space="preserve"> rule: short means 80 pages or fewer. Two judges </w:t>
-      </w:r>
-      <w:r>
-        <w:rPr>
-          <w:b/>
-        </w:rPr>
-        <w:t>label</w:t>
-      </w:r>
-      <w:r>
-        <w:rPr>
-          <w:b w:val="0"/>
-        </w:rPr>
-        <w:t xml:space="preserve"> an 80-page book differently. What shared instruction resolves this </w:t>
-      </w:r>
-      <w:r>
-        <w:rPr>
-          <w:b/>
-        </w:rPr>
-        <w:t>disagreement</w:t>
-      </w:r>
-      <w:r>
-        <w:rPr>
-          <w:b w:val="0"/>
-        </w:rPr>
-        <w:t>?</w:t>
-      </w:r>
-    </w:p>
-    <w:p>
-      <w:pPr>
-        <w:pStyle w:val="Heading3"/>
-      </w:pPr>
-      <w:r>
-        <w:t>Expected independent answer</w:t>
-      </w:r>
-    </w:p>
-    <w:p>
-      <w:pPr>
-        <w:pStyle w:val="Heading3"/>
-      </w:pPr>
-      <w:r>
-        <w:t>Teacher key · Expected independent answer</w:t>
-      </w:r>
-    </w:p>
-    <w:p>
-      <w:pPr>
-        <w:spacing w:line="336" w:lineRule="auto" w:after="180"/>
-        <w:shd w:fill="F1F6FC"/>
       </w:pPr>
       <w:r>
         <w:rPr>
@@ -4582,208 +5220,442 @@
     </w:p>
     <w:p>
       <w:pPr>
+        <w:spacing w:line="336" w:lineRule="auto" w:after="180"/>
+      </w:pPr>
+      <w:r>
+        <w:rPr>
+          <w:b w:val="0"/>
+        </w:rPr>
+        <w:t xml:space="preserve">Choose and document one boundary, such as short means fewer than 100 pages. Review all 100-page records under that rule, preserve old </w:t>
+      </w:r>
+      <w:r>
+        <w:rPr>
+          <w:b/>
+        </w:rPr>
+        <w:t>label</w:t>
+      </w:r>
+      <w:r>
+        <w:rPr>
+          <w:b w:val="0"/>
+        </w:rPr>
+        <w:t>s and record the correction.</w:t>
+      </w:r>
+    </w:p>
+    <w:p>
+      <w:pPr>
+        <w:spacing w:line="336" w:lineRule="auto" w:after="180"/>
+      </w:pPr>
+      <w:r>
+        <w:rPr>
+          <w:b w:val="0"/>
+        </w:rPr>
+        <w:t xml:space="preserve">Do not average categorical </w:t>
+      </w:r>
+      <w:r>
+        <w:rPr>
+          <w:b/>
+        </w:rPr>
+        <w:t>label</w:t>
+      </w:r>
+      <w:r>
+        <w:rPr>
+          <w:b w:val="0"/>
+        </w:rPr>
+        <w:t xml:space="preserve">s or count the </w:t>
+      </w:r>
+      <w:r>
+        <w:rPr>
+          <w:b/>
+        </w:rPr>
+        <w:t>disagreement</w:t>
+      </w:r>
+      <w:r>
+        <w:rPr>
+          <w:b w:val="0"/>
+        </w:rPr>
+        <w:t xml:space="preserve"> as random noise before inspecting definitions.</w:t>
+      </w:r>
+    </w:p>
+    <w:p>
+      <w:pPr>
         <w:pStyle w:val="Heading3"/>
       </w:pPr>
       <w:r>
-        <w:t>Teacher key · Original transfer answer</w:t>
+        <w:t>Explanations for the additional workbook examples</w:t>
+      </w:r>
+    </w:p>
+    <w:p>
+      <w:pPr>
+        <w:pStyle w:val="Heading3"/>
+      </w:pPr>
+      <w:r>
+        <w:t>W1 Apply the calendar guide</w:t>
+      </w:r>
+    </w:p>
+    <w:p>
+      <w:pPr>
+        <w:pStyle w:val="Heading3"/>
+      </w:pPr>
+      <w:r>
+        <w:t>W2 Replace a vague instruction</w:t>
+      </w:r>
+    </w:p>
+    <w:p>
+      <w:pPr>
+        <w:pStyle w:val="Heading3"/>
+      </w:pPr>
+      <w:r>
+        <w:t>W3 Count and investigate disagreement</w:t>
+      </w:r>
+    </w:p>
+    <w:p>
+      <w:pPr>
+        <w:pStyle w:val="Heading3"/>
+      </w:pPr>
+      <w:r>
+        <w:t>W4 Transfer the method to a new record</w:t>
       </w:r>
     </w:p>
     <w:p>
       <w:pPr>
         <w:spacing w:line="336" w:lineRule="auto" w:after="180"/>
-        <w:shd w:fill="F1F6FC"/>
-      </w:pPr>
-      <w:r>
-        <w:rPr>
-          <w:b w:val="0"/>
-        </w:rPr>
-        <w:t xml:space="preserve">Choose and document one boundary, such as short means fewer than 100 pages. Review all 100-page records under that rule, preserve old </w:t>
-      </w:r>
+      </w:pPr>
+      <w:r>
+        <w:rPr>
+          <w:b w:val="0"/>
+        </w:rPr>
+        <w:t>A fictional equipment-request form accepts a whole-number borrowing duration of 1 through 7 days inclusive and one item code X or Y.</w:t>
+      </w:r>
+    </w:p>
+    <w:p>
+      <w:pPr>
+        <w:spacing w:line="336" w:lineRule="auto" w:after="180"/>
+      </w:pPr>
       <w:r>
         <w:rPr>
           <w:b/>
         </w:rPr>
+        <w:t>Label</w:t>
+      </w:r>
+      <w:r>
+        <w:rPr>
+          <w:b w:val="0"/>
+        </w:rPr>
+        <w:t xml:space="preserve"> revise if any known field fails; otherwise </w:t>
+      </w:r>
+      <w:r>
+        <w:rPr>
+          <w:b/>
+        </w:rPr>
         <w:t>label</w:t>
       </w:r>
       <w:r>
         <w:rPr>
           <w:b w:val="0"/>
         </w:rPr>
-        <w:t>s and record the correction.</w:t>
+        <w:t xml:space="preserve"> review if a field is blank or unreadable; otherwise </w:t>
+      </w:r>
+      <w:r>
+        <w:rPr>
+          <w:b/>
+        </w:rPr>
+        <w:t>label</w:t>
+      </w:r>
+      <w:r>
+        <w:rPr>
+          <w:b w:val="0"/>
+        </w:rPr>
+        <w:t xml:space="preserve"> ready. Classify these forms and justify each: 7 days X; 8 days Y; unreadable duration X; 8 days blank code.</w:t>
       </w:r>
     </w:p>
     <w:p>
       <w:pPr>
         <w:spacing w:line="336" w:lineRule="auto" w:after="180"/>
-        <w:shd w:fill="F1F6FC"/>
-      </w:pPr>
-      <w:r>
-        <w:rPr>
-          <w:b w:val="0"/>
-        </w:rPr>
-        <w:t xml:space="preserve">Do not average categorical </w:t>
+      </w:pPr>
+      <w:r>
+        <w:rPr>
+          <w:b w:val="0"/>
+        </w:rPr>
+        <w:t>Explain whether ready alone grants permission to borrow.</w:t>
+      </w:r>
+    </w:p>
+    <w:p>
+      <w:pPr>
+        <w:spacing w:line="336" w:lineRule="auto" w:after="180"/>
+      </w:pPr>
+      <w:r>
+        <w:rPr>
+          <w:b w:val="0"/>
+        </w:rPr>
+        <w:t>7 days X is ready: both pass, including the endpoint. 8 days Y is revise: duration exceeds 7.</w:t>
+      </w:r>
+    </w:p>
+    <w:p>
+      <w:pPr>
+        <w:spacing w:line="336" w:lineRule="auto" w:after="180"/>
+      </w:pPr>
+      <w:r>
+        <w:rPr>
+          <w:b w:val="0"/>
+        </w:rPr>
+        <w:t>Unreadable duration X is review: no known failure but duration is unknown. 8 days blank code is revise: the known duration failure has priority.</w:t>
+      </w:r>
+    </w:p>
+    <w:p>
+      <w:pPr>
+        <w:spacing w:line="336" w:lineRule="auto" w:after="180"/>
+      </w:pPr>
+      <w:r>
+        <w:rPr>
+          <w:b w:val="0"/>
+        </w:rPr>
+        <w:t xml:space="preserve">Ready only means the printed fields satisfy this policy; borrowing still requires the actual availability and authorisation </w:t>
       </w:r>
       <w:r>
         <w:rPr>
           <w:b/>
         </w:rPr>
+        <w:t>process</w:t>
+      </w:r>
+      <w:r>
+        <w:rPr>
+          <w:b w:val="0"/>
+        </w:rPr>
+        <w:t>.</w:t>
+      </w:r>
+    </w:p>
+    <w:p>
+      <w:pPr>
+        <w:pStyle w:val="Heading3"/>
+      </w:pPr>
+      <w:r>
+        <w:t>W5 Keep a policy change visible</w:t>
+      </w:r>
+    </w:p>
+    <w:p>
+      <w:pPr>
+        <w:pStyle w:val="Heading3"/>
+      </w:pPr>
+      <w:r>
+        <w:t>Assess independent transfer</w:t>
+      </w:r>
+    </w:p>
+    <w:p>
+      <w:pPr>
+        <w:pStyle w:val="Heading3"/>
+      </w:pPr>
+      <w:r>
+        <w:t>Selected case answer</w:t>
+      </w:r>
+    </w:p>
+    <w:p>
+      <w:pPr>
+        <w:pStyle w:val="Heading3"/>
+      </w:pPr>
+      <w:r>
+        <w:t>Feedback that the learner uses</w:t>
+      </w:r>
+    </w:p>
+    <w:p>
+      <w:pPr>
+        <w:pStyle w:val="Heading1"/>
+      </w:pPr>
+      <w:r>
+        <w:t>06. Connect, adapt and return</w:t>
+      </w:r>
+    </w:p>
+    <w:p>
+      <w:r>
+        <w:t>Retain the project evidence and revisit the reasoning on a changed case.</w:t>
+      </w:r>
+    </w:p>
+    <w:p>
+      <w:pPr>
+        <w:pStyle w:val="Heading2"/>
+      </w:pPr>
+      <w:r>
+        <w:t>Project evidence to keep</w:t>
+      </w:r>
+    </w:p>
+    <w:p>
+      <w:pPr>
+        <w:spacing w:line="336" w:lineRule="auto" w:after="180"/>
+      </w:pPr>
+      <w:r>
+        <w:rPr>
+          <w:b w:val="0"/>
+        </w:rPr>
+        <w:t xml:space="preserve">Define ‘good match’ before </w:t>
+      </w:r>
+      <w:r>
+        <w:rPr>
+          <w:b/>
+        </w:rPr>
+        <w:t>training</w:t>
+      </w:r>
+      <w:r>
+        <w:rPr>
+          <w:b w:val="0"/>
+        </w:rPr>
+        <w:t xml:space="preserve"> or evaluating the recommender.</w:t>
+      </w:r>
+    </w:p>
+    <w:p>
+      <w:pPr>
+        <w:spacing w:line="336" w:lineRule="auto" w:after="180"/>
+      </w:pPr>
+      <w:r>
+        <w:rPr>
+          <w:b w:val="0"/>
+        </w:rPr>
+        <w:t xml:space="preserve">Keep the decision, </w:t>
+      </w:r>
+      <w:r>
+        <w:rPr>
+          <w:b/>
+        </w:rPr>
+        <w:t>input</w:t>
+      </w:r>
+      <w:r>
+        <w:rPr>
+          <w:b w:val="0"/>
+        </w:rPr>
+        <w:t xml:space="preserve">, result, explanation and remaining limitation in the project </w:t>
+      </w:r>
+      <w:r>
+        <w:rPr>
+          <w:b/>
+        </w:rPr>
+        <w:t>evidence</w:t>
+      </w:r>
+      <w:r>
+        <w:rPr>
+          <w:b w:val="0"/>
+        </w:rPr>
+        <w:t xml:space="preserve"> record. Retrieve this record next week rather than restarting the project.</w:t>
+      </w:r>
+    </w:p>
+    <w:p>
+      <w:pPr>
+        <w:spacing w:line="336" w:lineRule="auto" w:after="180"/>
+      </w:pPr>
+      <w:r>
+        <w:rPr>
+          <w:b w:val="0"/>
+        </w:rPr>
+        <w:t xml:space="preserve">Give Transparent Book Recommender metadata </w:t>
+      </w:r>
+      <w:r>
+        <w:rPr>
+          <w:b/>
+        </w:rPr>
         <w:t>label</w:t>
       </w:r>
       <w:r>
         <w:rPr>
           <w:b w:val="0"/>
         </w:rPr>
-        <w:t xml:space="preserve">s or count the </w:t>
+        <w:t>s explicit definitions and boundary examples for reviewers.</w:t>
+      </w:r>
+    </w:p>
+    <w:p>
+      <w:pPr>
+        <w:pStyle w:val="Heading2"/>
+      </w:pPr>
+      <w:r>
+        <w:t>Support while preserving the reasoning goal</w:t>
+      </w:r>
+    </w:p>
+    <w:p>
+      <w:pPr>
+        <w:spacing w:line="336" w:lineRule="auto" w:after="180"/>
+      </w:pPr>
+      <w:r>
+        <w:rPr>
+          <w:b w:val="0"/>
+        </w:rPr>
+        <w:t xml:space="preserve">Trace one record or condition at a time with counters and </w:t>
       </w:r>
       <w:r>
         <w:rPr>
           <w:b/>
         </w:rPr>
-        <w:t>disagreement</w:t>
-      </w:r>
-      <w:r>
-        <w:rPr>
-          <w:b w:val="0"/>
-        </w:rPr>
-        <w:t xml:space="preserve"> as random noise before inspecting definitions.</w:t>
-      </w:r>
-    </w:p>
-    <w:p>
-      <w:pPr>
-        <w:pStyle w:val="Heading3"/>
-      </w:pPr>
-      <w:r>
-        <w:t>Explanations for the additional workbook examples</w:t>
-      </w:r>
-    </w:p>
-    <w:p>
-      <w:pPr>
-        <w:pStyle w:val="Heading3"/>
-      </w:pPr>
-      <w:r>
-        <w:t>W1 Apply the calendar guide</w:t>
-      </w:r>
-    </w:p>
-    <w:p>
-      <w:pPr>
-        <w:pStyle w:val="Heading3"/>
-      </w:pPr>
-      <w:r>
-        <w:t>Workbook question · W1</w:t>
+        <w:t>label</w:t>
+      </w:r>
+      <w:r>
+        <w:rPr>
+          <w:b w:val="0"/>
+        </w:rPr>
+        <w:t>led columns. Stretch: introduce a tie, boundary or missing field and declare its handling policy before rerunning.</w:t>
       </w:r>
     </w:p>
     <w:p>
       <w:pPr>
         <w:spacing w:line="336" w:lineRule="auto" w:after="180"/>
-        <w:shd w:fill="F5F1FB"/>
-      </w:pPr>
-      <w:r>
-        <w:rPr>
-          <w:b w:val="0"/>
-        </w:rPr>
-        <w:t>The calendar policy accepts whole-number days 1 through 30 inclusive and a room code A or B. Check known failures first, then unknown fields, then readiness.</w:t>
+      </w:pPr>
+      <w:r>
+        <w:rPr>
+          <w:b w:val="0"/>
+        </w:rPr>
+        <w:t>Provide a three-step checklist and highlight known versus unreadable fields using words as well as colour. Let learners explain orally while pointing to the criterion.</w:t>
       </w:r>
     </w:p>
     <w:p>
       <w:pPr>
         <w:spacing w:line="336" w:lineRule="auto" w:after="180"/>
-        <w:shd w:fill="F5F1FB"/>
-      </w:pPr>
+      </w:pPr>
+      <w:r>
+        <w:rPr>
+          <w:b w:val="0"/>
+        </w:rPr>
+        <w:t xml:space="preserve">Extension: ask how a different priority policy would </w:t>
+      </w:r>
       <w:r>
         <w:rPr>
           <w:b/>
         </w:rPr>
-        <w:t>Label</w:t>
-      </w:r>
-      <w:r>
-        <w:rPr>
-          <w:b w:val="0"/>
-        </w:rPr>
-        <w:t xml:space="preserve"> these cards and give </w:t>
+        <w:t>label</w:t>
+      </w:r>
+      <w:r>
+        <w:rPr>
+          <w:b w:val="0"/>
+        </w:rPr>
+        <w:t xml:space="preserve"> mixed cases, and why that change must be documented rather than silently merged into the old </w:t>
       </w:r>
       <w:r>
         <w:rPr>
           <w:b/>
         </w:rPr>
-        <w:t>evidence</w:t>
-      </w:r>
-      <w:r>
-        <w:rPr>
-          <w:b w:val="0"/>
-        </w:rPr>
-        <w:t>: day 30 room B; day 31 room A; day 14 room unreadable; day 31 room unreadable.</w:t>
-      </w:r>
-    </w:p>
-    <w:p>
-      <w:pPr>
-        <w:pStyle w:val="Heading3"/>
-      </w:pPr>
-      <w:r>
-        <w:t>Teacher reasoning · W1</w:t>
+        <w:t>label</w:t>
+      </w:r>
+      <w:r>
+        <w:rPr>
+          <w:b w:val="0"/>
+        </w:rPr>
+        <w:t>s.</w:t>
       </w:r>
     </w:p>
     <w:p>
       <w:pPr>
         <w:spacing w:line="336" w:lineRule="auto" w:after="180"/>
-        <w:shd w:fill="F1F6FC"/>
-      </w:pPr>
-      <w:r>
-        <w:rPr>
-          <w:b w:val="0"/>
-        </w:rPr>
-        <w:t>In order: ready because both known fields pass; revise because 31 exceeds 30; review because the known day passes but the room is unknown; revise because the known day failure has priority over the unknown room.</w:t>
-      </w:r>
-    </w:p>
-    <w:p>
-      <w:pPr>
-        <w:spacing w:line="336" w:lineRule="auto" w:after="180"/>
-        <w:shd w:fill="F1F6FC"/>
-      </w:pPr>
-      <w:r>
-        <w:rPr>
-          <w:b w:val="0"/>
-        </w:rPr>
-        <w:t>Equality at 30 is accepted.</w:t>
-      </w:r>
-    </w:p>
-    <w:p>
-      <w:pPr>
-        <w:pStyle w:val="Heading3"/>
-      </w:pPr>
-      <w:r>
-        <w:t>W2 Replace a vague instruction</w:t>
-      </w:r>
-    </w:p>
-    <w:p>
-      <w:pPr>
-        <w:pStyle w:val="Heading3"/>
-      </w:pPr>
-      <w:r>
-        <w:t>Workbook question · W2</w:t>
-      </w:r>
-    </w:p>
-    <w:p>
-      <w:pPr>
-        <w:spacing w:line="336" w:lineRule="auto" w:after="180"/>
-        <w:shd w:fill="F5F1FB"/>
-      </w:pPr>
-      <w:r>
-        <w:rPr>
-          <w:b w:val="0"/>
-        </w:rPr>
-        <w:t xml:space="preserve">A helper says </w:t>
+      </w:pPr>
+      <w:r>
+        <w:rPr>
+          <w:b w:val="0"/>
+        </w:rPr>
+        <w:t xml:space="preserve">For the selected W4, both </w:t>
       </w:r>
       <w:r>
         <w:rPr>
           <w:b/>
         </w:rPr>
-        <w:t>Label</w:t>
-      </w:r>
-      <w:r>
-        <w:rPr>
-          <w:b w:val="0"/>
-        </w:rPr>
-        <w:t xml:space="preserve"> a card ready if it looks nice. Explain why this can lead to inconsistent </w:t>
+        <w:t>label</w:t>
+      </w:r>
+      <w:r>
+        <w:rPr>
+          <w:b w:val="0"/>
+        </w:rPr>
+        <w:t xml:space="preserve">lers include 110 and exclude 121; they disagree at 120. The agreed at-most-120 policy includes 120. Require the criterion and a repair to the strict inequality, retaining original </w:t>
       </w:r>
       <w:r>
         <w:rPr>
@@ -4795,1126 +5667,15 @@
         <w:rPr>
           <w:b w:val="0"/>
         </w:rPr>
-        <w:t>s.</w:t>
-      </w:r>
-    </w:p>
-    <w:p>
-      <w:pPr>
-        <w:spacing w:line="336" w:lineRule="auto" w:after="180"/>
-        <w:shd w:fill="F5F1FB"/>
-      </w:pPr>
-      <w:r>
-        <w:rPr>
-          <w:b w:val="0"/>
-        </w:rPr>
-        <w:t>Replace it with an instruction that another person can apply using the calendar policy, including what to do about a blank field.</w:t>
-      </w:r>
-    </w:p>
-    <w:p>
-      <w:pPr>
-        <w:pStyle w:val="Heading3"/>
-      </w:pPr>
-      <w:r>
-        <w:t>Teacher reasoning · W2</w:t>
-      </w:r>
-    </w:p>
-    <w:p>
-      <w:pPr>
-        <w:spacing w:line="336" w:lineRule="auto" w:after="180"/>
-        <w:shd w:fill="F1F6FC"/>
-      </w:pPr>
-      <w:r>
-        <w:rPr>
-          <w:b w:val="0"/>
-        </w:rPr>
-        <w:t>Looks nice has no agreed observable criterion and can invite different preferences.</w:t>
-      </w:r>
-    </w:p>
-    <w:p>
-      <w:pPr>
-        <w:spacing w:line="336" w:lineRule="auto" w:after="180"/>
-        <w:shd w:fill="F1F6FC"/>
-      </w:pPr>
-      <w:r>
-        <w:rPr>
-          <w:b w:val="0"/>
-        </w:rPr>
-        <w:t xml:space="preserve">A usable replacement checks for a known day outside whole numbers 1 to 30 or a known room other than A/B and </w:t>
-      </w:r>
-      <w:r>
-        <w:rPr>
-          <w:b/>
-        </w:rPr>
-        <w:t>label</w:t>
-      </w:r>
-      <w:r>
-        <w:rPr>
-          <w:b w:val="0"/>
-        </w:rPr>
-        <w:t xml:space="preserve">s revise; otherwise any blank or unreadable required field gives review; otherwise </w:t>
-      </w:r>
-      <w:r>
-        <w:rPr>
-          <w:b/>
-        </w:rPr>
-        <w:t>label</w:t>
-      </w:r>
-      <w:r>
-        <w:rPr>
-          <w:b w:val="0"/>
-        </w:rPr>
-        <w:t xml:space="preserve"> ready.</w:t>
-      </w:r>
-    </w:p>
-    <w:p>
-      <w:pPr>
-        <w:spacing w:line="336" w:lineRule="auto" w:after="180"/>
-        <w:shd w:fill="F1F6FC"/>
-      </w:pPr>
-      <w:r>
-        <w:rPr>
-          <w:b w:val="0"/>
-        </w:rPr>
-        <w:t>Accept equivalent wording that preserves all criteria and priority.</w:t>
-      </w:r>
-    </w:p>
-    <w:p>
-      <w:pPr>
-        <w:pStyle w:val="Heading3"/>
-      </w:pPr>
-      <w:r>
-        <w:t>W3 Count and investigate disagreement</w:t>
-      </w:r>
-    </w:p>
-    <w:p>
-      <w:pPr>
-        <w:pStyle w:val="Heading3"/>
-      </w:pPr>
-      <w:r>
-        <w:t>Workbook question · W3</w:t>
-      </w:r>
-    </w:p>
-    <w:p>
-      <w:pPr>
-        <w:spacing w:line="336" w:lineRule="auto" w:after="180"/>
-        <w:shd w:fill="F5F1FB"/>
-      </w:pPr>
-      <w:r>
-        <w:rPr>
-          <w:b w:val="0"/>
-        </w:rPr>
-        <w:t xml:space="preserve">For the same four cards, Mina records ready, revise, review, ready. Theo records ready, review, review, revise. How many positions agree? Identify the </w:t>
-      </w:r>
-      <w:r>
-        <w:rPr>
-          <w:b/>
-        </w:rPr>
-        <w:t>disagreement</w:t>
-      </w:r>
-      <w:r>
-        <w:rPr>
-          <w:b w:val="0"/>
-        </w:rPr>
-        <w:t>s.</w:t>
-      </w:r>
-    </w:p>
-    <w:p>
-      <w:pPr>
-        <w:spacing w:line="336" w:lineRule="auto" w:after="180"/>
-        <w:shd w:fill="F5F1FB"/>
-      </w:pPr>
-      <w:r>
-        <w:rPr>
-          <w:b w:val="0"/>
-        </w:rPr>
-        <w:t xml:space="preserve">Can you decide which </w:t>
-      </w:r>
-      <w:r>
-        <w:rPr>
-          <w:b/>
-        </w:rPr>
-        <w:t>annotator</w:t>
-      </w:r>
-      <w:r>
-        <w:rPr>
-          <w:b w:val="0"/>
-        </w:rPr>
-        <w:t xml:space="preserve"> is correct from these </w:t>
-      </w:r>
-      <w:r>
-        <w:rPr>
-          <w:b/>
-        </w:rPr>
-        <w:t>label</w:t>
-      </w:r>
-      <w:r>
-        <w:rPr>
-          <w:b w:val="0"/>
-        </w:rPr>
-        <w:t xml:space="preserve"> lists alone? Explain what else you need.</w:t>
-      </w:r>
-    </w:p>
-    <w:p>
-      <w:pPr>
-        <w:pStyle w:val="Heading3"/>
-      </w:pPr>
-      <w:r>
-        <w:t>Teacher reasoning · W3</w:t>
-      </w:r>
-    </w:p>
-    <w:p>
-      <w:pPr>
-        <w:spacing w:line="336" w:lineRule="auto" w:after="180"/>
-        <w:shd w:fill="F1F6FC"/>
-      </w:pPr>
-      <w:r>
-        <w:rPr>
-          <w:b w:val="0"/>
-        </w:rPr>
-        <w:t xml:space="preserve">Positions 1 and 3 agree, so there are two </w:t>
-      </w:r>
-      <w:r>
-        <w:rPr>
-          <w:b/>
-        </w:rPr>
-        <w:t>agreement</w:t>
-      </w:r>
-      <w:r>
-        <w:rPr>
-          <w:b w:val="0"/>
-        </w:rPr>
-        <w:t>s out of four. Positions 2 and 4 disagree.</w:t>
-      </w:r>
-    </w:p>
-    <w:p>
-      <w:pPr>
-        <w:spacing w:line="336" w:lineRule="auto" w:after="180"/>
-        <w:shd w:fill="F1F6FC"/>
-      </w:pPr>
-      <w:r>
-        <w:rPr>
-          <w:b w:val="0"/>
-        </w:rPr>
-        <w:t xml:space="preserve">The lists alone do not show which </w:t>
-      </w:r>
-      <w:r>
-        <w:rPr>
-          <w:b/>
-        </w:rPr>
-        <w:t>label</w:t>
-      </w:r>
-      <w:r>
-        <w:rPr>
-          <w:b w:val="0"/>
-        </w:rPr>
-        <w:t>s are correct; inspect the corresponding card fields and the guide version, then compare each explanation with the criteria.</w:t>
-      </w:r>
-    </w:p>
-    <w:p>
-      <w:pPr>
-        <w:spacing w:line="336" w:lineRule="auto" w:after="180"/>
-        <w:shd w:fill="F1F6FC"/>
-      </w:pPr>
-      <w:r>
-        <w:rPr>
-          <w:b/>
-        </w:rPr>
-        <w:t>Agreement</w:t>
-      </w:r>
-      <w:r>
-        <w:rPr>
-          <w:b w:val="0"/>
-        </w:rPr>
-        <w:t xml:space="preserve"> at positions 1 and 3 does not itself prove correctness.</w:t>
-      </w:r>
-    </w:p>
-    <w:p>
-      <w:pPr>
-        <w:pStyle w:val="Heading3"/>
-      </w:pPr>
-      <w:r>
-        <w:t>W4 Transfer the method to a new record</w:t>
-      </w:r>
-    </w:p>
-    <w:p>
-      <w:pPr>
-        <w:pStyle w:val="Heading3"/>
-      </w:pPr>
-      <w:r>
-        <w:t>Workbook question · W4</w:t>
-      </w:r>
-    </w:p>
-    <w:p>
-      <w:pPr>
-        <w:spacing w:line="336" w:lineRule="auto" w:after="180"/>
-        <w:shd w:fill="F5F1FB"/>
-      </w:pPr>
-      <w:r>
-        <w:rPr>
-          <w:b w:val="0"/>
-        </w:rPr>
-        <w:t>A fictional equipment-request form accepts a whole-number borrowing duration of 1 through 7 days inclusive and one item code X or Y.</w:t>
-      </w:r>
-    </w:p>
-    <w:p>
-      <w:pPr>
-        <w:spacing w:line="336" w:lineRule="auto" w:after="180"/>
-        <w:shd w:fill="F5F1FB"/>
-      </w:pPr>
-      <w:r>
-        <w:rPr>
-          <w:b/>
-        </w:rPr>
-        <w:t>Label</w:t>
-      </w:r>
-      <w:r>
-        <w:rPr>
-          <w:b w:val="0"/>
-        </w:rPr>
-        <w:t xml:space="preserve"> revise if any known field fails; otherwise </w:t>
-      </w:r>
-      <w:r>
-        <w:rPr>
-          <w:b/>
-        </w:rPr>
-        <w:t>label</w:t>
-      </w:r>
-      <w:r>
-        <w:rPr>
-          <w:b w:val="0"/>
-        </w:rPr>
-        <w:t xml:space="preserve"> review if a field is blank or unreadable; otherwise </w:t>
-      </w:r>
-      <w:r>
-        <w:rPr>
-          <w:b/>
-        </w:rPr>
-        <w:t>label</w:t>
-      </w:r>
-      <w:r>
-        <w:rPr>
-          <w:b w:val="0"/>
-        </w:rPr>
-        <w:t xml:space="preserve"> ready. Classify these forms and justify each: 7 days X; 8 days Y; unreadable duration X; 8 days blank code.</w:t>
-      </w:r>
-    </w:p>
-    <w:p>
-      <w:pPr>
-        <w:spacing w:line="336" w:lineRule="auto" w:after="180"/>
-        <w:shd w:fill="F5F1FB"/>
-      </w:pPr>
-      <w:r>
-        <w:rPr>
-          <w:b w:val="0"/>
-        </w:rPr>
-        <w:t>Explain whether ready alone grants permission to borrow.</w:t>
-      </w:r>
-    </w:p>
-    <w:p>
-      <w:pPr>
-        <w:pStyle w:val="Heading3"/>
-      </w:pPr>
-      <w:r>
-        <w:t>Teacher reasoning · W4</w:t>
-      </w:r>
-    </w:p>
-    <w:p>
-      <w:pPr>
-        <w:spacing w:line="336" w:lineRule="auto" w:after="180"/>
-        <w:shd w:fill="F1F6FC"/>
-      </w:pPr>
-      <w:r>
-        <w:rPr>
-          <w:b w:val="0"/>
-        </w:rPr>
-        <w:t>7 days X is ready: both pass, including the endpoint. 8 days Y is revise: duration exceeds 7.</w:t>
-      </w:r>
-    </w:p>
-    <w:p>
-      <w:pPr>
-        <w:spacing w:line="336" w:lineRule="auto" w:after="180"/>
-        <w:shd w:fill="F1F6FC"/>
-      </w:pPr>
-      <w:r>
-        <w:rPr>
-          <w:b w:val="0"/>
-        </w:rPr>
-        <w:t>Unreadable duration X is review: no known failure but duration is unknown. 8 days blank code is revise: the known duration failure has priority.</w:t>
-      </w:r>
-    </w:p>
-    <w:p>
-      <w:pPr>
-        <w:spacing w:line="336" w:lineRule="auto" w:after="180"/>
-        <w:shd w:fill="F1F6FC"/>
-      </w:pPr>
-      <w:r>
-        <w:rPr>
-          <w:b w:val="0"/>
-        </w:rPr>
-        <w:t xml:space="preserve">Ready only means the printed fields satisfy this policy; borrowing still requires the actual availability and authorisation </w:t>
-      </w:r>
-      <w:r>
-        <w:rPr>
-          <w:b/>
-        </w:rPr>
-        <w:t>process</w:t>
-      </w:r>
-      <w:r>
-        <w:rPr>
-          <w:b w:val="0"/>
-        </w:rPr>
-        <w:t>.</w:t>
-      </w:r>
-    </w:p>
-    <w:p>
-      <w:pPr>
-        <w:pStyle w:val="Heading3"/>
-      </w:pPr>
-      <w:r>
-        <w:t>W5 Keep a policy change visible</w:t>
-      </w:r>
-    </w:p>
-    <w:p>
-      <w:pPr>
-        <w:pStyle w:val="Heading3"/>
-      </w:pPr>
-      <w:r>
-        <w:t>Workbook question · W5</w:t>
-      </w:r>
-    </w:p>
-    <w:p>
-      <w:pPr>
-        <w:spacing w:line="336" w:lineRule="auto" w:after="180"/>
-        <w:shd w:fill="F5F1FB"/>
-      </w:pPr>
-      <w:r>
-        <w:rPr>
-          <w:b w:val="0"/>
-        </w:rPr>
-        <w:t xml:space="preserve">Version 1 accepts calendar days 1 through 30. Version 2 accepts days 1 through 31. A card says day 31 room A. State its </w:t>
-      </w:r>
-      <w:r>
-        <w:rPr>
-          <w:b/>
-        </w:rPr>
-        <w:t>label</w:t>
-      </w:r>
-      <w:r>
-        <w:rPr>
-          <w:b w:val="0"/>
-        </w:rPr>
-        <w:t xml:space="preserve"> under each version.</w:t>
-      </w:r>
-    </w:p>
-    <w:p>
-      <w:pPr>
-        <w:spacing w:line="336" w:lineRule="auto" w:after="180"/>
-        <w:shd w:fill="F5F1FB"/>
-      </w:pPr>
-      <w:r>
-        <w:rPr>
-          <w:b w:val="0"/>
-        </w:rPr>
-        <w:t xml:space="preserve">Explain why mixing the two </w:t>
-      </w:r>
-      <w:r>
-        <w:rPr>
-          <w:b/>
-        </w:rPr>
-        <w:t>label</w:t>
-      </w:r>
-      <w:r>
-        <w:rPr>
-          <w:b w:val="0"/>
-        </w:rPr>
-        <w:t xml:space="preserve">s without recording the version could create a misleading </w:t>
-      </w:r>
-      <w:r>
-        <w:rPr>
-          <w:b/>
-        </w:rPr>
-        <w:t>training</w:t>
-      </w:r>
-      <w:r>
-        <w:rPr>
-          <w:b w:val="0"/>
-        </w:rPr>
-        <w:t xml:space="preserve"> dataset.</w:t>
-      </w:r>
-    </w:p>
-    <w:p>
-      <w:pPr>
-        <w:pStyle w:val="Heading3"/>
-      </w:pPr>
-      <w:r>
-        <w:t>Teacher reasoning · W5</w:t>
-      </w:r>
-    </w:p>
-    <w:p>
-      <w:pPr>
-        <w:spacing w:line="336" w:lineRule="auto" w:after="180"/>
-        <w:shd w:fill="F1F6FC"/>
-      </w:pPr>
-      <w:r>
-        <w:rPr>
-          <w:b w:val="0"/>
-        </w:rPr>
-        <w:t>Under Version 1 the card is revise; under Version 2 it is ready. Both can be correct relative to their different policies.</w:t>
-      </w:r>
-    </w:p>
-    <w:p>
-      <w:pPr>
-        <w:spacing w:line="336" w:lineRule="auto" w:after="180"/>
-        <w:shd w:fill="F1F6FC"/>
-      </w:pPr>
-      <w:r>
-        <w:rPr>
-          <w:b w:val="0"/>
-        </w:rPr>
-        <w:t>If the version is omitted, identical printed fields appear to have conflicting targets without explanation.</w:t>
-      </w:r>
-    </w:p>
-    <w:p>
-      <w:pPr>
-        <w:spacing w:line="336" w:lineRule="auto" w:after="180"/>
-        <w:shd w:fill="F1F6FC"/>
-      </w:pPr>
-      <w:r>
-        <w:rPr>
-          <w:b w:val="0"/>
-        </w:rPr>
-        <w:t xml:space="preserve">Record which policy produced each </w:t>
-      </w:r>
-      <w:r>
-        <w:rPr>
-          <w:b/>
-        </w:rPr>
-        <w:t>label</w:t>
-      </w:r>
-      <w:r>
-        <w:rPr>
-          <w:b w:val="0"/>
-        </w:rPr>
-        <w:t xml:space="preserve"> and review or re</w:t>
-      </w:r>
-      <w:r>
-        <w:rPr>
-          <w:b/>
-        </w:rPr>
-        <w:t>label</w:t>
-      </w:r>
-      <w:r>
-        <w:rPr>
-          <w:b w:val="0"/>
-        </w:rPr>
-        <w:t xml:space="preserve"> consistently for the intended task; do not erase the history.</w:t>
-      </w:r>
-    </w:p>
-    <w:p>
-      <w:pPr>
-        <w:pStyle w:val="Heading3"/>
-      </w:pPr>
-      <w:r>
-        <w:t>Assess independent transfer</w:t>
-      </w:r>
-    </w:p>
-    <w:p>
-      <w:pPr>
-        <w:pStyle w:val="Heading3"/>
-      </w:pPr>
-      <w:r>
-        <w:t>Independent question · withhold the key</w:t>
-      </w:r>
-    </w:p>
-    <w:p>
-      <w:pPr>
-        <w:spacing w:line="336" w:lineRule="auto" w:after="180"/>
-        <w:shd w:fill="F5F1FB"/>
-      </w:pPr>
-      <w:r>
-        <w:rPr>
-          <w:b w:val="0"/>
-        </w:rPr>
-        <w:t xml:space="preserve">Selected case: Two </w:t>
-      </w:r>
-      <w:r>
-        <w:rPr>
-          <w:b/>
-        </w:rPr>
-        <w:t>label</w:t>
-      </w:r>
-      <w:r>
-        <w:rPr>
-          <w:b w:val="0"/>
-        </w:rPr>
-        <w:t xml:space="preserve">lers use book-length rules: fewer than 120 pages and at most 120 pages. </w:t>
-      </w:r>
-      <w:r>
-        <w:rPr>
-          <w:b/>
-        </w:rPr>
-        <w:t>Label</w:t>
-      </w:r>
-      <w:r>
-        <w:rPr>
-          <w:b w:val="0"/>
-        </w:rPr>
-        <w:t xml:space="preserve"> books with 110,120,121 pages. The agreed policy is at most 120. Repair the </w:t>
-      </w:r>
-      <w:r>
-        <w:rPr>
-          <w:b/>
-        </w:rPr>
-        <w:t>disagreement</w:t>
-      </w:r>
-      <w:r>
-        <w:rPr>
-          <w:b w:val="0"/>
-        </w:rPr>
-        <w:t>.</w:t>
-      </w:r>
-    </w:p>
-    <w:p>
-      <w:pPr>
-        <w:pStyle w:val="Heading3"/>
-      </w:pPr>
-      <w:r>
-        <w:t>Selected case answer</w:t>
-      </w:r>
-    </w:p>
-    <w:p>
-      <w:pPr>
-        <w:pStyle w:val="Heading3"/>
-      </w:pPr>
-      <w:r>
-        <w:t>Teacher key · Selected case answer</w:t>
-      </w:r>
-    </w:p>
-    <w:p>
-      <w:pPr>
-        <w:spacing w:line="336" w:lineRule="auto" w:after="180"/>
-        <w:shd w:fill="F1F6FC"/>
-      </w:pPr>
-      <w:r>
-        <w:rPr>
-          <w:b w:val="0"/>
-        </w:rPr>
-        <w:t xml:space="preserve">Both include 110 and exclude 121; they disagree at 120. Under the supplied common policy, 120 belongs. State the inclusive boundary and check it; </w:t>
-      </w:r>
-      <w:r>
-        <w:rPr>
-          <w:b/>
-        </w:rPr>
-        <w:t>disagreement</w:t>
-      </w:r>
-      <w:r>
-        <w:rPr>
-          <w:b w:val="0"/>
-        </w:rPr>
-        <w:t xml:space="preserve"> alone does not identify a bad </w:t>
-      </w:r>
-      <w:r>
-        <w:rPr>
-          <w:b/>
-        </w:rPr>
-        <w:t>label</w:t>
-      </w:r>
-      <w:r>
-        <w:rPr>
-          <w:b w:val="0"/>
-        </w:rPr>
-        <w:t>ler.</w:t>
-      </w:r>
-    </w:p>
-    <w:tbl>
-      <w:tblPr>
-        <w:tblStyle w:val="LightShading-Accent1"/>
-        <w:tblW w:type="auto" w:w="0"/>
-        <w:tblLook w:firstColumn="1" w:firstRow="1" w:lastColumn="0" w:lastRow="0" w:noHBand="0" w:noVBand="1" w:val="04A0"/>
-      </w:tblPr>
-      <w:tblGrid>
-        <w:gridCol w:w="5112"/>
-        <w:gridCol w:w="5112"/>
-      </w:tblGrid>
-      <w:tr>
-        <w:trPr>
-          <w:tblHeader/>
-        </w:trPr>
-        <w:tc>
-          <w:tcPr>
-            <w:tcW w:type="dxa" w:w="5112"/>
-          </w:tcPr>
-          <w:p>
-            <w:r>
-              <w:t>Dimension</w:t>
-            </w:r>
-          </w:p>
-        </w:tc>
-        <w:tc>
-          <w:tcPr>
-            <w:tcW w:type="dxa" w:w="5112"/>
-          </w:tcPr>
-          <w:p>
-            <w:r>
-              <w:t>Evidence required</w:t>
-            </w:r>
-          </w:p>
-        </w:tc>
-      </w:tr>
-      <w:tr>
-        <w:tc>
-          <w:tcPr>
-            <w:tcW w:type="dxa" w:w="5112"/>
-          </w:tcPr>
-          <w:p>
-            <w:r>
-              <w:t>Explanation</w:t>
-            </w:r>
-          </w:p>
-        </w:tc>
-        <w:tc>
-          <w:tcPr>
-            <w:tcW w:type="dxa" w:w="5112"/>
-          </w:tcPr>
-          <w:p>
-            <w:r>
-              <w:t>Names the applicable idea or procedure and ties it to the supplied facts.</w:t>
-            </w:r>
-          </w:p>
-        </w:tc>
-      </w:tr>
-      <w:tr>
-        <w:tc>
-          <w:tcPr>
-            <w:tcW w:type="dxa" w:w="5112"/>
-          </w:tcPr>
-          <w:p>
-            <w:r>
-              <w:t>Trace and result</w:t>
-            </w:r>
-          </w:p>
-        </w:tc>
-        <w:tc>
-          <w:tcPr>
-            <w:tcW w:type="dxa" w:w="5112"/>
-          </w:tcPr>
-          <w:p>
-            <w:r>
-              <w:t>Preserves the given inputs and shows the relevant intermediate steps; distinguishes a prediction from an observed execution.</w:t>
-            </w:r>
-          </w:p>
-        </w:tc>
-      </w:tr>
-      <w:tr>
-        <w:tc>
-          <w:tcPr>
-            <w:tcW w:type="dxa" w:w="5112"/>
-          </w:tcPr>
-          <w:p>
-            <w:r>
-              <w:t>Limits</w:t>
-            </w:r>
-          </w:p>
-        </w:tc>
-        <w:tc>
-          <w:tcPr>
-            <w:tcW w:type="dxa" w:w="5112"/>
-          </w:tcPr>
-          <w:p>
-            <w:r>
-              <w:t>States the assumptions, missing evidence or conditions under which the result would change.</w:t>
-            </w:r>
-          </w:p>
-        </w:tc>
-      </w:tr>
-    </w:tbl>
-    <w:p>
-      <w:pPr>
-        <w:pStyle w:val="Heading3"/>
-      </w:pPr>
-      <w:r>
-        <w:t>Teacher key · Selected case answer</w:t>
-      </w:r>
-    </w:p>
-    <w:p>
-      <w:pPr>
-        <w:spacing w:line="336" w:lineRule="auto" w:after="180"/>
-        <w:shd w:fill="F1F6FC"/>
-      </w:pPr>
-      <w:r>
-        <w:rPr>
-          <w:b w:val="0"/>
-        </w:rPr>
-        <w:t>Record each dimension as not yet, with support, or independent. Accept a valid alternative procedure with a defensible trace.</w:t>
-      </w:r>
-    </w:p>
-    <w:p>
-      <w:pPr>
-        <w:spacing w:line="336" w:lineRule="auto" w:after="180"/>
-        <w:shd w:fill="F1F6FC"/>
-      </w:pPr>
-      <w:r>
-        <w:rPr>
-          <w:b w:val="0"/>
-        </w:rPr>
-        <w:t xml:space="preserve">Do not penalise an honestly recorded model failure if the learner correctly explains its </w:t>
-      </w:r>
-      <w:r>
-        <w:rPr>
-          <w:b/>
-        </w:rPr>
-        <w:t>evidence</w:t>
-      </w:r>
-      <w:r>
-        <w:rPr>
-          <w:b w:val="0"/>
-        </w:rPr>
-        <w:t xml:space="preserve"> and limits.</w:t>
-      </w:r>
-    </w:p>
-    <w:p>
-      <w:pPr>
-        <w:pStyle w:val="Heading3"/>
-      </w:pPr>
-      <w:r>
-        <w:t>Feedback that the learner uses</w:t>
-      </w:r>
-    </w:p>
-    <w:p>
-      <w:pPr>
-        <w:spacing w:line="336" w:lineRule="auto" w:after="180"/>
-      </w:pPr>
-      <w:r>
-        <w:rPr>
-          <w:b w:val="0"/>
-        </w:rPr>
-        <w:t>Name the earliest unsupported step and give one action to repair it. Have the learner make that repair now and explain why. Then assess the relevant skill on a fresh, fully specified case.</w:t>
-      </w:r>
-    </w:p>
-    <w:p>
-      <w:pPr>
-        <w:spacing w:line="336" w:lineRule="auto" w:after="180"/>
-      </w:pPr>
-      <w:r>
-        <w:rPr>
-          <w:b w:val="0"/>
-        </w:rPr>
-        <w:t>Confirm it was not previously practised with feedback; solve and check the new case before assigning it. A follow-up design prompt is a starting brief, not automatically an equivalent test.</w:t>
-      </w:r>
-    </w:p>
-    <w:p>
-      <w:pPr>
-        <w:pStyle w:val="Heading1"/>
-      </w:pPr>
-      <w:r>
-        <w:t>06. Connect and extend learning</w:t>
-      </w:r>
-    </w:p>
-    <w:p>
-      <w:r>
-        <w:t>Connect Operational Labels to Transparent Book Recommender, adapt support and plan a later changed-case check.</w:t>
-      </w:r>
-    </w:p>
-    <w:p>
-      <w:pPr>
-        <w:pStyle w:val="Heading3"/>
-      </w:pPr>
-      <w:r>
-        <w:t>Transparent Book Recommender</w:t>
-      </w:r>
-    </w:p>
-    <w:p>
-      <w:pPr>
-        <w:spacing w:line="336" w:lineRule="auto" w:after="180"/>
-      </w:pPr>
-      <w:r>
-        <w:rPr>
-          <w:b w:val="0"/>
-        </w:rPr>
-        <w:t xml:space="preserve">Define ‘good match’ before </w:t>
-      </w:r>
-      <w:r>
-        <w:rPr>
-          <w:b/>
-        </w:rPr>
-        <w:t>training</w:t>
-      </w:r>
-      <w:r>
-        <w:rPr>
-          <w:b w:val="0"/>
-        </w:rPr>
-        <w:t xml:space="preserve"> or evaluating the recommender.</w:t>
-      </w:r>
-    </w:p>
-    <w:p>
-      <w:pPr>
-        <w:spacing w:line="336" w:lineRule="auto" w:after="180"/>
-      </w:pPr>
-      <w:r>
-        <w:rPr>
-          <w:b w:val="0"/>
-        </w:rPr>
-        <w:t xml:space="preserve">Keep the decision, </w:t>
-      </w:r>
-      <w:r>
-        <w:rPr>
-          <w:b/>
-        </w:rPr>
-        <w:t>input</w:t>
-      </w:r>
-      <w:r>
-        <w:rPr>
-          <w:b w:val="0"/>
-        </w:rPr>
-        <w:t xml:space="preserve">, result, explanation and remaining limitation in the project </w:t>
-      </w:r>
-      <w:r>
-        <w:rPr>
-          <w:b/>
-        </w:rPr>
-        <w:t>evidence</w:t>
-      </w:r>
-      <w:r>
-        <w:rPr>
-          <w:b w:val="0"/>
-        </w:rPr>
-        <w:t xml:space="preserve"> record. Retrieve this record next week rather than restarting the project.</w:t>
-      </w:r>
-    </w:p>
-    <w:p>
-      <w:pPr>
-        <w:pStyle w:val="Heading3"/>
-      </w:pPr>
-      <w:r>
-        <w:t>Support and stretch</w:t>
-      </w:r>
-    </w:p>
-    <w:p>
-      <w:pPr>
-        <w:spacing w:line="336" w:lineRule="auto" w:after="180"/>
-      </w:pPr>
-      <w:r>
-        <w:rPr>
-          <w:b w:val="0"/>
-        </w:rPr>
-        <w:t xml:space="preserve">Trace one record or condition at a time with counters and </w:t>
-      </w:r>
-      <w:r>
-        <w:rPr>
-          <w:b/>
-        </w:rPr>
-        <w:t>label</w:t>
-      </w:r>
-      <w:r>
-        <w:rPr>
-          <w:b w:val="0"/>
-        </w:rPr>
-        <w:t>led columns. Stretch: introduce a tie, boundary or missing field and declare its handling policy before rerunning.</w:t>
-      </w:r>
-    </w:p>
-    <w:p>
-      <w:pPr>
-        <w:pStyle w:val="Heading3"/>
-      </w:pPr>
-      <w:r>
-        <w:t>Exit reflection</w:t>
-      </w:r>
-    </w:p>
-    <w:p>
-      <w:pPr>
-        <w:spacing w:line="336" w:lineRule="auto" w:after="180"/>
-      </w:pPr>
-      <w:r>
-        <w:rPr>
-          <w:b w:val="0"/>
-        </w:rPr>
-        <w:t xml:space="preserve">Ask for one decision the learner can now justify and one situation requiring more </w:t>
-      </w:r>
-      <w:r>
-        <w:rPr>
-          <w:b/>
-        </w:rPr>
-        <w:t>evidence</w:t>
-      </w:r>
-      <w:r>
-        <w:rPr>
-          <w:b w:val="0"/>
-        </w:rPr>
-        <w:t xml:space="preserve"> or human review. Confidence ratings are separate from correct independent performance.</w:t>
-      </w:r>
-    </w:p>
-    <w:p>
-      <w:pPr>
-        <w:pStyle w:val="Heading3"/>
-      </w:pPr>
-      <w:r>
-        <w:t>Bridge to the next week</w:t>
-      </w:r>
-    </w:p>
-    <w:p>
-      <w:pPr>
-        <w:spacing w:line="336" w:lineRule="auto" w:after="180"/>
-      </w:pPr>
-      <w:r>
-        <w:rPr>
-          <w:b w:val="0"/>
-        </w:rPr>
-        <w:t xml:space="preserve">Next: Week 9: Features and Distractors. Retrieve today’s </w:t>
-      </w:r>
-      <w:r>
-        <w:rPr>
-          <w:b/>
-        </w:rPr>
-        <w:t>evidence</w:t>
-      </w:r>
-      <w:r>
-        <w:rPr>
-          <w:b w:val="0"/>
-        </w:rPr>
-        <w:t xml:space="preserve"> and identify what carries forward and what is new.</w:t>
-      </w:r>
-    </w:p>
-    <w:p>
-      <w:pPr>
-        <w:pStyle w:val="Heading3"/>
-      </w:pPr>
-      <w:r>
-        <w:t>Support and fresh reassessment</w:t>
-      </w:r>
-    </w:p>
-    <w:p>
-      <w:pPr>
-        <w:spacing w:line="336" w:lineRule="auto" w:after="180"/>
-      </w:pPr>
-      <w:r>
-        <w:rPr>
-          <w:b w:val="0"/>
-        </w:rPr>
-        <w:t>Provide a three-step checklist and highlight known versus unreadable fields using words as well as colour. Let learners explain orally while pointing to the criterion.</w:t>
-      </w:r>
-    </w:p>
-    <w:p>
-      <w:pPr>
-        <w:spacing w:line="336" w:lineRule="auto" w:after="180"/>
-      </w:pPr>
-      <w:r>
-        <w:rPr>
-          <w:b w:val="0"/>
-        </w:rPr>
-        <w:t xml:space="preserve">Extension: ask how a different priority policy would </w:t>
-      </w:r>
-      <w:r>
-        <w:rPr>
-          <w:b/>
-        </w:rPr>
-        <w:t>label</w:t>
-      </w:r>
-      <w:r>
-        <w:rPr>
-          <w:b w:val="0"/>
-        </w:rPr>
-        <w:t xml:space="preserve"> mixed cases, and why that change must be documented rather than silently merged into the old </w:t>
-      </w:r>
-      <w:r>
-        <w:rPr>
-          <w:b/>
-        </w:rPr>
-        <w:t>label</w:t>
-      </w:r>
-      <w:r>
-        <w:rPr>
-          <w:b w:val="0"/>
-        </w:rPr>
-        <w:t>s.</w:t>
-      </w:r>
-    </w:p>
-    <w:p>
-      <w:pPr>
-        <w:spacing w:line="336" w:lineRule="auto" w:after="180"/>
-      </w:pPr>
-      <w:r>
-        <w:rPr>
-          <w:b w:val="0"/>
-        </w:rPr>
-        <w:t xml:space="preserve">W4 is secure when all four </w:t>
-      </w:r>
-      <w:r>
-        <w:rPr>
-          <w:b/>
-        </w:rPr>
-        <w:t>label</w:t>
-      </w:r>
-      <w:r>
-        <w:rPr>
-          <w:b w:val="0"/>
-        </w:rPr>
-        <w:t xml:space="preserve">s follow the new range and codes, the reasons cite the relevant </w:t>
-      </w:r>
-      <w:r>
-        <w:rPr>
-          <w:b/>
-        </w:rPr>
-        <w:t>evidence</w:t>
-      </w:r>
-      <w:r>
-        <w:rPr>
-          <w:b w:val="0"/>
-        </w:rPr>
-        <w:t>, the mixed failure/unknown case respects priority, and ready is not treated as authorisation.</w:t>
-      </w:r>
-    </w:p>
-    <w:p>
-      <w:pPr>
-        <w:spacing w:line="336" w:lineRule="auto" w:after="180"/>
-      </w:pPr>
-      <w:r>
-        <w:rPr>
-          <w:b w:val="0"/>
-        </w:rPr>
-        <w:t xml:space="preserve">If only the </w:t>
-      </w:r>
-      <w:r>
-        <w:rPr>
-          <w:b/>
-        </w:rPr>
-        <w:t>label</w:t>
-      </w:r>
-      <w:r>
-        <w:rPr>
-          <w:b w:val="0"/>
-        </w:rPr>
-        <w:t>s are correct, ask for the reasoning before recording mastery. After support, use new forms with a different maximum and codes for an uncoached retry.</w:t>
-      </w:r>
-    </w:p>
-    <w:p>
-      <w:pPr>
-        <w:spacing w:line="336" w:lineRule="auto" w:after="180"/>
-      </w:pPr>
-      <w:r>
-        <w:rPr>
-          <w:b w:val="0"/>
-        </w:rPr>
-        <w:t xml:space="preserve">Week 8 examines features: which recorded properties retain the distinctions a task needs, and which attractive-looking </w:t>
-      </w:r>
-      <w:r>
-        <w:rPr>
-          <w:b/>
-        </w:rPr>
-        <w:t>input</w:t>
-      </w:r>
-      <w:r>
-        <w:rPr>
-          <w:b w:val="0"/>
-        </w:rPr>
-        <w:t>s add little useful information.</w:t>
-      </w:r>
-    </w:p>
-    <w:p>
-      <w:pPr>
-        <w:pStyle w:val="Heading3"/>
-      </w:pPr>
-      <w:r>
-        <w:t>Plan the delayed return</w:t>
+        <w:t>s. After feedback use a changed boundary for a fresh attempt. The equipment-request forms are optional additional transfer practice, with their own key in the teacher references.</w:t>
+      </w:r>
+    </w:p>
+    <w:p>
+      <w:pPr>
+        <w:pStyle w:val="Heading2"/>
+      </w:pPr>
+      <w:r>
+        <w:t>Plan the delayed check</w:t>
       </w:r>
     </w:p>
     <w:p>
@@ -6131,60 +5892,188 @@
     </w:p>
     <w:p>
       <w:pPr>
+        <w:pStyle w:val="Heading2"/>
+      </w:pPr>
+      <w:r>
+        <w:t>Bridge to next week</w:t>
+      </w:r>
+    </w:p>
+    <w:p>
+      <w:pPr>
+        <w:spacing w:line="336" w:lineRule="auto" w:after="180"/>
+      </w:pPr>
+      <w:r>
+        <w:rPr>
+          <w:b w:val="0"/>
+        </w:rPr>
+        <w:t xml:space="preserve">Ask for one decision the learner can now justify and one situation requiring more </w:t>
+      </w:r>
+      <w:r>
+        <w:rPr>
+          <w:b/>
+        </w:rPr>
+        <w:t>evidence</w:t>
+      </w:r>
+      <w:r>
+        <w:rPr>
+          <w:b w:val="0"/>
+        </w:rPr>
+        <w:t xml:space="preserve"> or human review. Confidence ratings are separate from correct independent performance.</w:t>
+      </w:r>
+    </w:p>
+    <w:p>
+      <w:pPr>
+        <w:spacing w:line="336" w:lineRule="auto" w:after="180"/>
+      </w:pPr>
+      <w:r>
+        <w:rPr>
+          <w:b w:val="0"/>
+        </w:rPr>
+        <w:t xml:space="preserve">Next: Week 9: Features and Distractors. Retrieve today’s </w:t>
+      </w:r>
+      <w:r>
+        <w:rPr>
+          <w:b/>
+        </w:rPr>
+        <w:t>evidence</w:t>
+      </w:r>
+      <w:r>
+        <w:rPr>
+          <w:b w:val="0"/>
+        </w:rPr>
+        <w:t xml:space="preserve"> and identify what carries forward and what is new.</w:t>
+      </w:r>
+    </w:p>
+    <w:p>
+      <w:pPr>
+        <w:spacing w:line="336" w:lineRule="auto" w:after="180"/>
+      </w:pPr>
+      <w:r>
+        <w:rPr>
+          <w:b w:val="0"/>
+        </w:rPr>
+        <w:t xml:space="preserve">Week 9 examines features: which recorded properties retain the distinctions a task needs, and which attractive-looking </w:t>
+      </w:r>
+      <w:r>
+        <w:rPr>
+          <w:b/>
+        </w:rPr>
+        <w:t>input</w:t>
+      </w:r>
+      <w:r>
+        <w:rPr>
+          <w:b w:val="0"/>
+        </w:rPr>
+        <w:t>s add little useful information.</w:t>
+      </w:r>
+    </w:p>
+    <w:p>
+      <w:pPr>
+        <w:pStyle w:val="Heading2"/>
+      </w:pPr>
+      <w:r>
+        <w:t>Earlier wording, alternatives and picture transcripts · reference / check after trying</w:t>
+      </w:r>
+    </w:p>
+    <w:p>
+      <w:pPr>
+        <w:spacing w:line="336" w:lineRule="auto" w:after="180"/>
+      </w:pPr>
+      <w:r>
+        <w:rPr>
+          <w:b w:val="0"/>
+        </w:rPr>
+        <w:t>Connect and extend learning</w:t>
+      </w:r>
+    </w:p>
+    <w:p>
+      <w:pPr>
         <w:pStyle w:val="Heading3"/>
       </w:pPr>
       <w:r>
+        <w:t>Transparent Book Recommender</w:t>
+      </w:r>
+    </w:p>
+    <w:p>
+      <w:pPr>
+        <w:pStyle w:val="Heading3"/>
+      </w:pPr>
+      <w:r>
+        <w:t>Support and stretch</w:t>
+      </w:r>
+    </w:p>
+    <w:p>
+      <w:pPr>
+        <w:pStyle w:val="Heading3"/>
+      </w:pPr>
+      <w:r>
+        <w:t>Exit reflection</w:t>
+      </w:r>
+    </w:p>
+    <w:p>
+      <w:pPr>
+        <w:pStyle w:val="Heading3"/>
+      </w:pPr>
+      <w:r>
+        <w:t>Bridge to the next week</w:t>
+      </w:r>
+    </w:p>
+    <w:p>
+      <w:pPr>
+        <w:pStyle w:val="Heading3"/>
+      </w:pPr>
+      <w:r>
+        <w:t>Support and fresh reassessment</w:t>
+      </w:r>
+    </w:p>
+    <w:p>
+      <w:pPr>
+        <w:pStyle w:val="Heading3"/>
+      </w:pPr>
+      <w:r>
+        <w:t>Plan the delayed return</w:t>
+      </w:r>
+    </w:p>
+    <w:p>
+      <w:pPr>
+        <w:pStyle w:val="Heading3"/>
+      </w:pPr>
+      <w:r>
         <w:t>Project evidence from this case</w:t>
       </w:r>
     </w:p>
     <w:p>
       <w:pPr>
+        <w:pStyle w:val="Heading1"/>
+      </w:pPr>
+      <w:r>
+        <w:t>Reference bank and extra practice</w:t>
+      </w:r>
+    </w:p>
+    <w:p>
+      <w:pPr>
+        <w:pStyle w:val="Heading1"/>
+      </w:pPr>
+      <w:r>
+        <w:t>07. Reference: alternative planning checklist</w:t>
+      </w:r>
+    </w:p>
+    <w:p>
+      <w:r>
+        <w:t>Use as a reminder alongside the main route rather than teaching the cycle twice.</w:t>
+      </w:r>
+    </w:p>
+    <w:p>
+      <w:pPr>
+        <w:pStyle w:val="Heading2"/>
+      </w:pPr>
+      <w:r>
+        <w:t>Preparation and schedule</w:t>
+      </w:r>
+    </w:p>
+    <w:p>
+      <w:pPr>
         <w:spacing w:line="336" w:lineRule="auto" w:after="180"/>
-      </w:pPr>
-      <w:r>
-        <w:rPr>
-          <w:b w:val="0"/>
-        </w:rPr>
-        <w:t xml:space="preserve">Give Transparent Book Recommender metadata </w:t>
-      </w:r>
-      <w:r>
-        <w:rPr>
-          <w:b/>
-        </w:rPr>
-        <w:t>label</w:t>
-      </w:r>
-      <w:r>
-        <w:rPr>
-          <w:b w:val="0"/>
-        </w:rPr>
-        <w:t>s explicit definitions and boundary examples for reviewers.</w:t>
-      </w:r>
-    </w:p>
-    <w:p>
-      <w:pPr>
-        <w:pStyle w:val="Heading1"/>
-      </w:pPr>
-      <w:r>
-        <w:t>07. Prepare, teach and assess</w:t>
-      </w:r>
-    </w:p>
-    <w:p>
-      <w:r>
-        <w:t>Use this preparation summary alongside the detailed Operational Labels lesson; it is a checklist rather than a replacement for the full sequence.</w:t>
-      </w:r>
-    </w:p>
-    <w:p>
-      <w:pPr>
-        <w:pStyle w:val="Heading3"/>
-      </w:pPr>
-      <w:r>
-        <w:t>Teaching target</w:t>
-      </w:r>
-    </w:p>
-    <w:p>
-      <w:pPr>
-        <w:spacing w:line="336" w:lineRule="auto" w:after="180"/>
-        <w:shd w:fill="EDF7F3"/>
       </w:pPr>
       <w:r>
         <w:rPr>
@@ -6397,6 +6286,14 @@
     </w:tbl>
     <w:p>
       <w:pPr>
+        <w:pStyle w:val="Heading2"/>
+      </w:pPr>
+      <w:r>
+        <w:t>Practice and assessment reminders</w:t>
+      </w:r>
+    </w:p>
+    <w:p>
+      <w:pPr>
         <w:spacing w:line="336" w:lineRule="auto" w:after="180"/>
       </w:pPr>
       <w:r>
@@ -6443,16 +6340,7 @@
     </w:p>
     <w:p>
       <w:pPr>
-        <w:pStyle w:val="Heading3"/>
-      </w:pPr>
-      <w:r>
-        <w:t>Supported practice answer</w:t>
-      </w:r>
-    </w:p>
-    <w:p>
-      <w:pPr>
         <w:spacing w:line="336" w:lineRule="auto" w:after="180"/>
-        <w:shd w:fill="F1F6FC"/>
       </w:pPr>
       <w:r>
         <w:rPr>
@@ -6464,7 +6352,6 @@
     <w:p>
       <w:pPr>
         <w:spacing w:line="336" w:lineRule="auto" w:after="180"/>
-        <w:shd w:fill="F1F6FC"/>
       </w:pPr>
       <w:r>
         <w:rPr>
@@ -6500,7 +6387,6 @@
     <w:p>
       <w:pPr>
         <w:spacing w:line="336" w:lineRule="auto" w:after="180"/>
-        <w:shd w:fill="F1F6FC"/>
       </w:pPr>
       <w:r>
         <w:rPr>
@@ -6545,16 +6431,7 @@
     </w:p>
     <w:p>
       <w:pPr>
-        <w:pStyle w:val="Heading3"/>
-      </w:pPr>
-      <w:r>
-        <w:t>Repair the misconception</w:t>
-      </w:r>
-    </w:p>
-    <w:p>
-      <w:pPr>
         <w:spacing w:line="336" w:lineRule="auto" w:after="180"/>
-        <w:shd w:fill="FFF5E6"/>
       </w:pPr>
       <w:r>
         <w:rPr>
@@ -6565,16 +6442,7 @@
     </w:p>
     <w:p>
       <w:pPr>
-        <w:pStyle w:val="Heading3"/>
-      </w:pPr>
-      <w:r>
-        <w:t>Support without giving away the answer</w:t>
-      </w:r>
-    </w:p>
-    <w:p>
-      <w:pPr>
         <w:spacing w:line="336" w:lineRule="auto" w:after="180"/>
-        <w:shd w:fill="F1F6F8"/>
       </w:pPr>
       <w:r>
         <w:rPr>
@@ -6609,16 +6477,7 @@
     </w:p>
     <w:p>
       <w:pPr>
-        <w:pStyle w:val="Heading3"/>
-      </w:pPr>
-      <w:r>
-        <w:t>Extend the reasoning</w:t>
-      </w:r>
-    </w:p>
-    <w:p>
-      <w:pPr>
         <w:spacing w:line="336" w:lineRule="auto" w:after="180"/>
-        <w:shd w:fill="F5F1FB"/>
       </w:pPr>
       <w:r>
         <w:rPr>
@@ -6654,7 +6513,6 @@
     <w:p>
       <w:pPr>
         <w:spacing w:line="336" w:lineRule="auto" w:after="180"/>
-        <w:shd w:fill="F5F1FB"/>
       </w:pPr>
       <w:r>
         <w:rPr>
@@ -6665,16 +6523,7 @@
     </w:p>
     <w:p>
       <w:pPr>
-        <w:pStyle w:val="Heading3"/>
-      </w:pPr>
-      <w:r>
-        <w:t>Protect the independent attempt</w:t>
-      </w:r>
-    </w:p>
-    <w:p>
-      <w:pPr>
         <w:spacing w:line="336" w:lineRule="auto" w:after="180"/>
-        <w:shd w:fill="FFF5E6"/>
       </w:pPr>
       <w:r>
         <w:rPr>
@@ -6869,16 +6718,7 @@
     </w:tbl>
     <w:p>
       <w:pPr>
-        <w:pStyle w:val="Heading3"/>
-      </w:pPr>
-      <w:r>
-        <w:t>Project checkpoint</w:t>
-      </w:r>
-    </w:p>
-    <w:p>
-      <w:pPr>
         <w:spacing w:line="336" w:lineRule="auto" w:after="180"/>
-        <w:shd w:fill="EDF7F3"/>
       </w:pPr>
       <w:r>
         <w:rPr>
@@ -6939,12 +6779,20 @@
         <w:pStyle w:val="Heading1"/>
       </w:pPr>
       <w:r>
-        <w:t>08. Use feedback, labs and repair paths</w:t>
-      </w:r>
-    </w:p>
-    <w:p>
-      <w:r>
-        <w:t>Use feedback, earlier review and portfolios purposefully. Apply the coding routine only when this lesson has an executable lab.</w:t>
+        <w:t>08. Reference: feedback and records</w:t>
+      </w:r>
+    </w:p>
+    <w:p>
+      <w:r>
+        <w:t>Use digital tools where they help retain an explanation and its evidence.</w:t>
+      </w:r>
+    </w:p>
+    <w:p>
+      <w:pPr>
+        <w:pStyle w:val="Heading2"/>
+      </w:pPr>
+      <w:r>
+        <w:t>Keep practice and independent evidence separate</w:t>
       </w:r>
     </w:p>
     <w:p>
@@ -6983,10 +6831,52 @@
     </w:p>
     <w:p>
       <w:pPr>
-        <w:pStyle w:val="Heading3"/>
-      </w:pPr>
-      <w:r>
-        <w:t>For later coding lessons</w:t>
+        <w:pStyle w:val="Heading2"/>
+      </w:pPr>
+      <w:r>
+        <w:t>Repair and portfolio records</w:t>
+      </w:r>
+    </w:p>
+    <w:p>
+      <w:pPr>
+        <w:spacing w:line="336" w:lineRule="auto" w:after="180"/>
+      </w:pPr>
+      <w:r>
+        <w:rPr>
+          <w:b w:val="0"/>
+        </w:rPr>
+        <w:t>Use the earlier worked-explanation links to address a specific missing building block, then return to the current question. Adapt this suggestion after observing the learner; it is not an automatic diagnosis.</w:t>
+      </w:r>
+    </w:p>
+    <w:p>
+      <w:pPr>
+        <w:spacing w:line="336" w:lineRule="auto" w:after="180"/>
+      </w:pPr>
+      <w:r>
+        <w:rPr>
+          <w:b w:val="0"/>
+        </w:rPr>
+        <w:t xml:space="preserve">Collect the completed-work portfolio as </w:t>
+      </w:r>
+      <w:r>
+        <w:rPr>
+          <w:b/>
+        </w:rPr>
+        <w:t>evidence</w:t>
+      </w:r>
+      <w:r>
+        <w:rPr>
+          <w:b w:val="0"/>
+        </w:rPr>
+        <w:t>. Record support separately from correctness, and assess explanation, trace/test and limitations. Progress ticks and quiz selections alone do not establish mastery.</w:t>
+      </w:r>
+    </w:p>
+    <w:p>
+      <w:pPr>
+        <w:pStyle w:val="Heading2"/>
+      </w:pPr>
+      <w:r>
+        <w:t>Earlier wording, alternatives and picture transcripts · reference / check after trying</w:t>
       </w:r>
     </w:p>
     <w:p>
@@ -6997,7 +6887,6 @@
     <w:p>
       <w:pPr>
         <w:spacing w:line="336" w:lineRule="auto" w:after="180"/>
-        <w:shd w:fill="F1F6F8"/>
       </w:pPr>
       <w:r>
         <w:rPr>
@@ -7020,77 +6909,20 @@
     </w:p>
     <w:p>
       <w:pPr>
-        <w:spacing w:line="336" w:lineRule="auto" w:after="180"/>
-      </w:pPr>
-      <w:r>
-        <w:rPr>
-          <w:b w:val="0"/>
-        </w:rPr>
-        <w:t>Use the earlier worked-explanation links to address a specific missing building block, then return to the current question. Adapt this suggestion after observing the learner; it is not an automatic diagnosis.</w:t>
-      </w:r>
-    </w:p>
-    <w:p>
-      <w:pPr>
-        <w:spacing w:line="336" w:lineRule="auto" w:after="180"/>
-      </w:pPr>
-      <w:r>
-        <w:rPr>
-          <w:b w:val="0"/>
-        </w:rPr>
-        <w:t xml:space="preserve">Collect the completed-work portfolio as </w:t>
-      </w:r>
-      <w:r>
-        <w:rPr>
-          <w:b/>
-        </w:rPr>
-        <w:t>evidence</w:t>
-      </w:r>
-      <w:r>
-        <w:rPr>
-          <w:b w:val="0"/>
-        </w:rPr>
-        <w:t>. Record support separately from correctness, and assess explanation, trace/test and limitations. Progress ticks and quiz selections alone do not establish mastery.</w:t>
-      </w:r>
-    </w:p>
-    <w:p>
-      <w:pPr>
         <w:pStyle w:val="Heading1"/>
       </w:pPr>
       <w:r>
-        <w:t>09. Visual concept journey</w:t>
-      </w:r>
-    </w:p>
-    <w:p>
-      <w:r>
-        <w:t>Show one Operational Labels graphic at a time, request a prediction and discuss its trace before the independent assessment.</w:t>
-      </w:r>
-    </w:p>
-    <w:p>
-      <w:pPr>
-        <w:spacing w:line="336" w:lineRule="auto" w:after="180"/>
-      </w:pPr>
-      <w:r>
-        <w:rPr>
-          <w:b w:val="0"/>
-        </w:rPr>
-        <w:t xml:space="preserve">Use one picture at a time. Hide a worked result before asking for a </w:t>
-      </w:r>
-      <w:r>
-        <w:rPr>
-          <w:b/>
-        </w:rPr>
-        <w:t>prediction</w:t>
-      </w:r>
-      <w:r>
-        <w:rPr>
-          <w:b w:val="0"/>
-        </w:rPr>
-        <w:t>, then reveal it for feedback. These are supported teaching cases; retain the separate independent assessment for a fresh first attempt.</w:t>
-      </w:r>
-    </w:p>
-    <w:p>
-      <w:pPr>
-        <w:pStyle w:val="Heading3"/>
+        <w:t>09. Reference: teach with the six pictures</w:t>
+      </w:r>
+    </w:p>
+    <w:p>
+      <w:r>
+        <w:t>Choose the picture for the teaching move and connect it to the explanation.</w:t>
+      </w:r>
+    </w:p>
+    <w:p>
+      <w:pPr>
+        <w:pStyle w:val="Heading2"/>
       </w:pPr>
       <w:r>
         <w:t>01. Operational Labels: the case</w:t>
@@ -7101,7 +6933,7 @@
         <w:drawing>
           <wp:inline xmlns:a="http://schemas.openxmlformats.org/drawingml/2006/main" xmlns:pic="http://schemas.openxmlformats.org/drawingml/2006/picture">
             <wp:extent cx="5486400" cy="2840736"/>
-            <wp:docPr id="3" name="Picture 3" descr="Two fictional catalogue reviewers label books compact or extended. Supplied facts: Agreed policy: compact means at most 80 pages; extended means more than 80. Reviewer A uses pages&lt;80; reviewer B uses pages&lt;=80. Inspect books of 79,80,81 pages."/>
+            <wp:docPr id="4" name="Picture 4" descr="Two fictional catalogue reviewers label books compact or extended. Supplied facts: Agreed policy: compact means at most 80 pages; extended means more than 80. Reviewer A uses pages&lt;80; reviewer B uses pages&lt;=80. Inspect books of 79,80,81 pages."/>
             <wp:cNvGraphicFramePr>
               <a:graphicFrameLocks noChangeAspect="1"/>
             </wp:cNvGraphicFramePr>
@@ -7113,7 +6945,7 @@
                     <pic:cNvPicPr/>
                   </pic:nvPicPr>
                   <pic:blipFill>
-                    <a:blip r:embed="rId11"/>
+                    <a:blip r:embed="rId12"/>
                     <a:stretch>
                       <a:fillRect/>
                     </a:stretch>
@@ -7169,7 +7001,6 @@
     <w:p>
       <w:pPr>
         <w:spacing w:line="336" w:lineRule="auto" w:after="180"/>
-        <w:shd w:fill="F5F1FB"/>
       </w:pPr>
       <w:r>
         <w:rPr>
@@ -7180,16 +7011,7 @@
     </w:p>
     <w:p>
       <w:pPr>
-        <w:pStyle w:val="Heading3"/>
-      </w:pPr>
-      <w:r>
-        <w:t>Discuss while showing the picture</w:t>
-      </w:r>
-    </w:p>
-    <w:p>
-      <w:pPr>
         <w:spacing w:line="336" w:lineRule="auto" w:after="180"/>
-        <w:shd w:fill="F1F6F8"/>
       </w:pPr>
       <w:r>
         <w:rPr>
@@ -7212,7 +7034,7 @@
     </w:p>
     <w:p>
       <w:pPr>
-        <w:pStyle w:val="Heading3"/>
+        <w:pStyle w:val="Heading2"/>
       </w:pPr>
       <w:r>
         <w:t>02. Follow the deciding steps</w:t>
@@ -7223,7 +7045,7 @@
         <w:drawing>
           <wp:inline xmlns:a="http://schemas.openxmlformats.org/drawingml/2006/main" xmlns:pic="http://schemas.openxmlformats.org/drawingml/2006/picture">
             <wp:extent cx="5486400" cy="4005072"/>
-            <wp:docPr id="4" name="Picture 4" descr="Shared definition: At most 80 includes a book with exactly 80 pages. → Reviewer A: 79 compact; 80 and 81 extended. → Reviewer B: 79 and 80 compact; 81 extended. → Repair boundary: A must use &lt;=80; retain the disagreement and changed policy implementation."/>
+            <wp:docPr id="5" name="Picture 5" descr="Shared definition: At most 80 includes a book with exactly 80 pages. → Reviewer A: 79 compact; 80 and 81 extended. → Reviewer B: 79 and 80 compact; 81 extended. → Repair boundary: A must use &lt;=80; retain the disagreement and changed policy implementation."/>
             <wp:cNvGraphicFramePr>
               <a:graphicFrameLocks noChangeAspect="1"/>
             </wp:cNvGraphicFramePr>
@@ -7235,7 +7057,7 @@
                     <pic:cNvPicPr/>
                   </pic:nvPicPr>
                   <pic:blipFill>
-                    <a:blip r:embed="rId12"/>
+                    <a:blip r:embed="rId9"/>
                     <a:stretch>
                       <a:fillRect/>
                     </a:stretch>
@@ -7280,7 +7102,6 @@
     <w:p>
       <w:pPr>
         <w:spacing w:line="336" w:lineRule="auto" w:after="180"/>
-        <w:shd w:fill="F5F1FB"/>
       </w:pPr>
       <w:r>
         <w:rPr>
@@ -7303,16 +7124,7 @@
     </w:p>
     <w:p>
       <w:pPr>
-        <w:pStyle w:val="Heading3"/>
-      </w:pPr>
-      <w:r>
-        <w:t>Discuss while showing the picture</w:t>
-      </w:r>
-    </w:p>
-    <w:p>
-      <w:pPr>
         <w:spacing w:line="336" w:lineRule="auto" w:after="180"/>
-        <w:shd w:fill="F1F6F8"/>
       </w:pPr>
       <w:r>
         <w:rPr>
@@ -7347,7 +7159,7 @@
     </w:p>
     <w:p>
       <w:pPr>
-        <w:pStyle w:val="Heading3"/>
+        <w:pStyle w:val="Heading2"/>
       </w:pPr>
       <w:r>
         <w:t>03. Operational label boundary</w:t>
@@ -7358,7 +7170,7 @@
         <w:drawing>
           <wp:inline xmlns:a="http://schemas.openxmlformats.org/drawingml/2006/main" xmlns:pic="http://schemas.openxmlformats.org/drawingml/2006/picture">
             <wp:extent cx="5486400" cy="3617976"/>
-            <wp:docPr id="5" name="Picture 5" descr="Operational label boundary. Book 1: Pages = 79, A labels = compact, B labels = compact. Book 2: Pages = 80, A labels = extended, B labels = compact. Book 3: Pages = 81, A labels = extended, B labels = extended."/>
+            <wp:docPr id="6" name="Picture 6" descr="Operational label boundary. Book 1: Pages = 79, A labels = compact, B labels = compact. Book 2: Pages = 80, A labels = extended, B labels = compact. Book 3: Pages = 81, A labels = extended, B labels = extended."/>
             <wp:cNvGraphicFramePr>
               <a:graphicFrameLocks noChangeAspect="1"/>
             </wp:cNvGraphicFramePr>
@@ -7487,7 +7299,6 @@
     <w:p>
       <w:pPr>
         <w:spacing w:line="336" w:lineRule="auto" w:after="180"/>
-        <w:shd w:fill="F5F1FB"/>
       </w:pPr>
       <w:r>
         <w:rPr>
@@ -7510,16 +7321,7 @@
     </w:p>
     <w:p>
       <w:pPr>
-        <w:pStyle w:val="Heading3"/>
-      </w:pPr>
-      <w:r>
-        <w:t>Discuss while showing the picture</w:t>
-      </w:r>
-    </w:p>
-    <w:p>
-      <w:pPr>
         <w:spacing w:line="336" w:lineRule="auto" w:after="180"/>
-        <w:shd w:fill="F1F6F8"/>
       </w:pPr>
       <w:r>
         <w:rPr>
@@ -7555,7 +7357,6 @@
     <w:p>
       <w:pPr>
         <w:spacing w:line="336" w:lineRule="auto" w:after="180"/>
-        <w:shd w:fill="F1F6F8"/>
       </w:pPr>
       <w:r>
         <w:rPr>
@@ -7566,7 +7367,7 @@
     </w:p>
     <w:p>
       <w:pPr>
-        <w:pStyle w:val="Heading3"/>
+        <w:pStyle w:val="Heading2"/>
       </w:pPr>
       <w:r>
         <w:t>04. Change one thing. Trace what follows.</w:t>
@@ -7577,7 +7378,7 @@
         <w:drawing>
           <wp:inline xmlns:a="http://schemas.openxmlformats.org/drawingml/2006/main" xmlns:pic="http://schemas.openxmlformats.org/drawingml/2006/picture">
             <wp:extent cx="5486400" cy="3026664"/>
-            <wp:docPr id="6" name="Picture 6" descr="Original case: A must use &lt;=80; retain the disagreement and changed policy implementation. Changed condition: Change the documented policy to fewer than 80 instead. Expected result: A’s original labels now match; B must change its equality behavior. Reason: The authoritative definition changed, not the physical books."/>
+            <wp:docPr id="7" name="Picture 7" descr="Original case: A must use &lt;=80; retain the disagreement and changed policy implementation. Changed condition: Change the documented policy to fewer than 80 instead. Expected result: A’s original labels now match; B must change its equality behavior. Reason: The authoritative definition changed, not the physical books."/>
             <wp:cNvGraphicFramePr>
               <a:graphicFrameLocks noChangeAspect="1"/>
             </wp:cNvGraphicFramePr>
@@ -7657,7 +7458,6 @@
     <w:p>
       <w:pPr>
         <w:spacing w:line="336" w:lineRule="auto" w:after="180"/>
-        <w:shd w:fill="F5F1FB"/>
       </w:pPr>
       <w:r>
         <w:rPr>
@@ -7668,16 +7468,7 @@
     </w:p>
     <w:p>
       <w:pPr>
-        <w:pStyle w:val="Heading3"/>
-      </w:pPr>
-      <w:r>
-        <w:t>Discuss while showing the picture</w:t>
-      </w:r>
-    </w:p>
-    <w:p>
-      <w:pPr>
         <w:spacing w:line="336" w:lineRule="auto" w:after="180"/>
-        <w:shd w:fill="F1F6F8"/>
       </w:pPr>
       <w:r>
         <w:rPr>
@@ -7701,7 +7492,6 @@
     <w:p>
       <w:pPr>
         <w:spacing w:line="336" w:lineRule="auto" w:after="180"/>
-        <w:shd w:fill="F1F6F8"/>
       </w:pPr>
       <w:r>
         <w:rPr>
@@ -7712,7 +7502,7 @@
     </w:p>
     <w:p>
       <w:pPr>
-        <w:pStyle w:val="Heading3"/>
+        <w:pStyle w:val="Heading2"/>
       </w:pPr>
       <w:r>
         <w:t>05. Connect the explanation to its limit</w:t>
@@ -7723,7 +7513,7 @@
         <w:drawing>
           <wp:inline xmlns:a="http://schemas.openxmlformats.org/drawingml/2006/main" xmlns:pic="http://schemas.openxmlformats.org/drawingml/2006/picture">
             <wp:extent cx="5486400" cy="2834640"/>
-            <wp:docPr id="7" name="Picture 7" descr="The reviewers agree on two of three examples, but that fraction does not decide which definition to keep. The documented policy decides the equality case. Repairing A’s implementation aligns its labels with the agreed meaning. Rechecking 79 and 81 ensures the boundary fix preserves adjacent decisions. Limit: A shared definition improves consistency but does not prove the category captures every learner’s needs."/>
+            <wp:docPr id="8" name="Picture 8" descr="The reviewers agree on two of three examples, but that fraction does not decide which definition to keep. The documented policy decides the equality case. Repairing A’s implementation aligns its labels with the agreed meaning. Rechecking 79 and 81 ensures the boundary fix preserves adjacent decisions. Limit: A shared definition improves consistency but does not prove the category captures every learner’s needs."/>
             <wp:cNvGraphicFramePr>
               <a:graphicFrameLocks noChangeAspect="1"/>
             </wp:cNvGraphicFramePr>
@@ -7803,7 +7593,6 @@
     <w:p>
       <w:pPr>
         <w:spacing w:line="336" w:lineRule="auto" w:after="180"/>
-        <w:shd w:fill="F5F1FB"/>
       </w:pPr>
       <w:r>
         <w:rPr>
@@ -7814,16 +7603,7 @@
     </w:p>
     <w:p>
       <w:pPr>
-        <w:pStyle w:val="Heading3"/>
-      </w:pPr>
-      <w:r>
-        <w:t>Discuss while showing the picture</w:t>
-      </w:r>
-    </w:p>
-    <w:p>
-      <w:pPr>
         <w:spacing w:line="336" w:lineRule="auto" w:after="180"/>
-        <w:shd w:fill="F1F6F8"/>
       </w:pPr>
       <w:r>
         <w:rPr>
@@ -7847,7 +7627,6 @@
     <w:p>
       <w:pPr>
         <w:spacing w:line="336" w:lineRule="auto" w:after="180"/>
-        <w:shd w:fill="F1F6F8"/>
       </w:pPr>
       <w:r>
         <w:rPr>
@@ -7870,7 +7649,7 @@
     </w:p>
     <w:p>
       <w:pPr>
-        <w:pStyle w:val="Heading3"/>
+        <w:pStyle w:val="Heading2"/>
       </w:pPr>
       <w:r>
         <w:t>06. Make the idea visible in your project</w:t>
@@ -7881,7 +7660,7 @@
         <w:drawing>
           <wp:inline xmlns:a="http://schemas.openxmlformats.org/drawingml/2006/main" xmlns:pic="http://schemas.openxmlformats.org/drawingml/2006/picture">
             <wp:extent cx="5486400" cy="3380232"/>
-            <wp:docPr id="8" name="Picture 8" descr="Give Transparent Book Recommender metadata labels explicit definitions and boundary examples for reviewers. Draw your input, deciding step, result and limit. Supported question: Why can we not resolve the disagreement merely by taking a majority of reviewers?"/>
+            <wp:docPr id="9" name="Picture 9" descr="Give Transparent Book Recommender metadata labels explicit definitions and boundary examples for reviewers. Draw your input, deciding step, result and limit. Supported question: Why can we not resolve the disagreement merely by taking a majority of reviewers?"/>
             <wp:cNvGraphicFramePr>
               <a:graphicFrameLocks noChangeAspect="1"/>
             </wp:cNvGraphicFramePr>
@@ -7915,7 +7694,6 @@
     <w:p>
       <w:pPr>
         <w:spacing w:line="336" w:lineRule="auto" w:after="180"/>
-        <w:shd w:fill="F5F1FB"/>
       </w:pPr>
       <w:r>
         <w:rPr>
@@ -7951,7 +7729,6 @@
     <w:p>
       <w:pPr>
         <w:spacing w:line="336" w:lineRule="auto" w:after="180"/>
-        <w:shd w:fill="F5F1FB"/>
       </w:pPr>
       <w:r>
         <w:rPr>
@@ -7975,7 +7752,6 @@
     <w:p>
       <w:pPr>
         <w:spacing w:line="336" w:lineRule="auto" w:after="180"/>
-        <w:shd w:fill="F5F1FB"/>
       </w:pPr>
       <w:r>
         <w:rPr>
@@ -7998,82 +7774,151 @@
     </w:p>
     <w:p>
       <w:pPr>
+        <w:spacing w:line="336" w:lineRule="auto" w:after="180"/>
+      </w:pPr>
+      <w:r>
+        <w:rPr>
+          <w:b w:val="0"/>
+        </w:rPr>
+        <w:t xml:space="preserve">Teacher prompt: Draw your project trace and justify the deciding step using </w:t>
+      </w:r>
+      <w:r>
+        <w:rPr>
+          <w:b/>
+        </w:rPr>
+        <w:t>evidence</w:t>
+      </w:r>
+      <w:r>
+        <w:rPr>
+          <w:b w:val="0"/>
+        </w:rPr>
+        <w:t xml:space="preserve">. Ask learners to describe one </w:t>
+      </w:r>
+      <w:r>
+        <w:rPr>
+          <w:b/>
+        </w:rPr>
+        <w:t>label</w:t>
+      </w:r>
+      <w:r>
+        <w:rPr>
+          <w:b w:val="0"/>
+        </w:rPr>
+        <w:t xml:space="preserve"> or arrow in ordinary words. Use the adjacent transcript if the image is difficult to see.</w:t>
+      </w:r>
+    </w:p>
+    <w:p>
+      <w:pPr>
+        <w:spacing w:line="336" w:lineRule="auto" w:after="180"/>
+      </w:pPr>
+      <w:r>
+        <w:rPr>
+          <w:b w:val="0"/>
+        </w:rPr>
+        <w:t xml:space="preserve">Supported practice key: A vote does not apply the agreed </w:t>
+      </w:r>
+      <w:r>
+        <w:rPr>
+          <w:b/>
+        </w:rPr>
+        <w:t>operational definition</w:t>
+      </w:r>
+      <w:r>
+        <w:rPr>
+          <w:b w:val="0"/>
+        </w:rPr>
+        <w:t xml:space="preserve">. The policy includes 80, so the original correct </w:t>
+      </w:r>
+      <w:r>
+        <w:rPr>
+          <w:b/>
+        </w:rPr>
+        <w:t>label</w:t>
+      </w:r>
+      <w:r>
+        <w:rPr>
+          <w:b w:val="0"/>
+        </w:rPr>
+        <w:t xml:space="preserve"> there is compact.</w:t>
+      </w:r>
+    </w:p>
+    <w:p>
+      <w:pPr>
+        <w:pStyle w:val="Heading2"/>
+      </w:pPr>
+      <w:r>
+        <w:t>Earlier wording, alternatives and picture transcripts · reference / check after trying</w:t>
+      </w:r>
+    </w:p>
+    <w:p>
+      <w:pPr>
+        <w:spacing w:line="336" w:lineRule="auto" w:after="180"/>
+      </w:pPr>
+      <w:r>
+        <w:rPr>
+          <w:b w:val="0"/>
+        </w:rPr>
+        <w:t xml:space="preserve">Use one picture at a time. Hide a worked result before asking for a </w:t>
+      </w:r>
+      <w:r>
+        <w:rPr>
+          <w:b/>
+        </w:rPr>
+        <w:t>prediction</w:t>
+      </w:r>
+      <w:r>
+        <w:rPr>
+          <w:b w:val="0"/>
+        </w:rPr>
+        <w:t>, then reveal it for feedback. These are supported teaching cases; retain the separate independent assessment for a fresh first attempt.</w:t>
+      </w:r>
+    </w:p>
+    <w:p>
+      <w:pPr>
         <w:pStyle w:val="Heading3"/>
       </w:pPr>
       <w:r>
-        <w:t>Discuss while showing the picture</w:t>
-      </w:r>
-    </w:p>
-    <w:p>
-      <w:pPr>
-        <w:spacing w:line="336" w:lineRule="auto" w:after="180"/>
-        <w:shd w:fill="F1F6F8"/>
-      </w:pPr>
-      <w:r>
-        <w:rPr>
-          <w:b w:val="0"/>
-        </w:rPr>
-        <w:t xml:space="preserve">Teacher prompt: Draw your project trace and justify the deciding step using </w:t>
-      </w:r>
-      <w:r>
-        <w:rPr>
-          <w:b/>
-        </w:rPr>
-        <w:t>evidence</w:t>
-      </w:r>
-      <w:r>
-        <w:rPr>
-          <w:b w:val="0"/>
-        </w:rPr>
-        <w:t xml:space="preserve">. Ask learners to describe one </w:t>
-      </w:r>
-      <w:r>
-        <w:rPr>
-          <w:b/>
-        </w:rPr>
-        <w:t>label</w:t>
-      </w:r>
-      <w:r>
-        <w:rPr>
-          <w:b w:val="0"/>
-        </w:rPr>
-        <w:t xml:space="preserve"> or arrow in ordinary words. Use the adjacent transcript if the image is difficult to see.</w:t>
-      </w:r>
-    </w:p>
-    <w:p>
-      <w:pPr>
-        <w:spacing w:line="336" w:lineRule="auto" w:after="180"/>
-        <w:shd w:fill="F1F6F8"/>
-      </w:pPr>
-      <w:r>
-        <w:rPr>
-          <w:b w:val="0"/>
-        </w:rPr>
-        <w:t xml:space="preserve">Supported practice key: A vote does not apply the agreed </w:t>
-      </w:r>
-      <w:r>
-        <w:rPr>
-          <w:b/>
-        </w:rPr>
-        <w:t>operational definition</w:t>
-      </w:r>
-      <w:r>
-        <w:rPr>
-          <w:b w:val="0"/>
-        </w:rPr>
-        <w:t xml:space="preserve">. The policy includes 80, so the original correct </w:t>
-      </w:r>
-      <w:r>
-        <w:rPr>
-          <w:b/>
-        </w:rPr>
-        <w:t>label</w:t>
-      </w:r>
-      <w:r>
-        <w:rPr>
-          <w:b w:val="0"/>
-        </w:rPr>
-        <w:t xml:space="preserve"> there is compact.</w:t>
+        <w:t>01. Operational Labels: the case</w:t>
+      </w:r>
+    </w:p>
+    <w:p>
+      <w:pPr>
+        <w:pStyle w:val="Heading3"/>
+      </w:pPr>
+      <w:r>
+        <w:t>02. Follow the deciding steps</w:t>
+      </w:r>
+    </w:p>
+    <w:p>
+      <w:pPr>
+        <w:pStyle w:val="Heading3"/>
+      </w:pPr>
+      <w:r>
+        <w:t>03. Operational label boundary</w:t>
+      </w:r>
+    </w:p>
+    <w:p>
+      <w:pPr>
+        <w:pStyle w:val="Heading3"/>
+      </w:pPr>
+      <w:r>
+        <w:t>04. Change one thing. Trace what follows.</w:t>
+      </w:r>
+    </w:p>
+    <w:p>
+      <w:pPr>
+        <w:pStyle w:val="Heading3"/>
+      </w:pPr>
+      <w:r>
+        <w:t>05. Connect the explanation to its limit</w:t>
+      </w:r>
+    </w:p>
+    <w:p>
+      <w:pPr>
+        <w:pStyle w:val="Heading3"/>
+      </w:pPr>
+      <w:r>
+        <w:t>06. Make the idea visible in your project</w:t>
       </w:r>
     </w:p>
     <w:sectPr>
